--- a/big-data/lab04/lab04.docx
+++ b/big-data/lab04/lab04.docx
@@ -1,6 +1,6 @@
 
 <file path=word/document.xml><?xml version="1.0" encoding="utf-8"?>
-<w:document xmlns:wpc="http://schemas.microsoft.com/office/word/2010/wordprocessingCanvas" xmlns:cx="http://schemas.microsoft.com/office/drawing/2014/chartex" xmlns:cx1="http://schemas.microsoft.com/office/drawing/2015/9/8/chartex" xmlns:cx2="http://schemas.microsoft.com/office/drawing/2015/10/21/chartex" xmlns:cx3="http://schemas.microsoft.com/office/drawing/2016/5/9/chartex" xmlns:cx4="http://schemas.microsoft.com/office/drawing/2016/5/10/chartex" xmlns:cx5="http://schemas.microsoft.com/office/drawing/2016/5/11/chartex" xmlns:cx6="http://schemas.microsoft.com/office/drawing/2016/5/12/chartex" xmlns:cx7="http://schemas.microsoft.com/office/drawing/2016/5/13/chartex" xmlns:cx8="http://schemas.microsoft.com/office/drawing/2016/5/14/chartex" xmlns:mc="http://schemas.openxmlformats.org/markup-compatibility/2006" xmlns:aink="http://schemas.microsoft.com/office/drawing/2016/ink" xmlns:am3d="http://schemas.microsoft.com/office/drawing/2017/model3d" xmlns:o="urn:schemas-microsoft-com:office:office" xmlns:oel="http://schemas.microsoft.com/office/2019/extlst" xmlns:r="http://schemas.openxmlformats.org/officeDocument/2006/relationships" xmlns:m="http://schemas.openxmlformats.org/officeDocument/2006/math" xmlns:v="urn:schemas-microsoft-com:vml" xmlns:wp14="http://schemas.microsoft.com/office/word/2010/wordprocessingDrawing" xmlns:wp="http://schemas.openxmlformats.org/drawingml/2006/wordprocessingDrawing" xmlns:w10="urn:schemas-microsoft-com:office:word" xmlns:w="http://schemas.openxmlformats.org/wordprocessingml/2006/main" xmlns:w14="http://schemas.microsoft.com/office/word/2010/wordml" xmlns:w15="http://schemas.microsoft.com/office/word/2012/wordml" xmlns:w16cex="http://schemas.microsoft.com/office/word/2018/wordml/cex" xmlns:w16cid="http://schemas.microsoft.com/office/word/2016/wordml/cid" xmlns:w16="http://schemas.microsoft.com/office/word/2018/wordml" xmlns:w16du="http://schemas.microsoft.com/office/word/2023/wordml/word16du" xmlns:w16sdtdh="http://schemas.microsoft.com/office/word/2020/wordml/sdtdatahash" xmlns:w16se="http://schemas.microsoft.com/office/word/2015/wordml/symex" xmlns:wpg="http://schemas.microsoft.com/office/word/2010/wordprocessingGroup" xmlns:wpi="http://schemas.microsoft.com/office/word/2010/wordprocessingInk" xmlns:wne="http://schemas.microsoft.com/office/word/2006/wordml" xmlns:wps="http://schemas.microsoft.com/office/word/2010/wordprocessingShape" mc:Ignorable="w14 w15 w16se w16cid w16 w16cex w16sdtdh w16du wp14">
+<w:document xmlns:wpc="http://schemas.microsoft.com/office/word/2010/wordprocessingCanvas" xmlns:cx="http://schemas.microsoft.com/office/drawing/2014/chartex" xmlns:cx1="http://schemas.microsoft.com/office/drawing/2015/9/8/chartex" xmlns:cx2="http://schemas.microsoft.com/office/drawing/2015/10/21/chartex" xmlns:cx3="http://schemas.microsoft.com/office/drawing/2016/5/9/chartex" xmlns:cx4="http://schemas.microsoft.com/office/drawing/2016/5/10/chartex" xmlns:cx5="http://schemas.microsoft.com/office/drawing/2016/5/11/chartex" xmlns:cx6="http://schemas.microsoft.com/office/drawing/2016/5/12/chartex" xmlns:cx7="http://schemas.microsoft.com/office/drawing/2016/5/13/chartex" xmlns:cx8="http://schemas.microsoft.com/office/drawing/2016/5/14/chartex" xmlns:mc="http://schemas.openxmlformats.org/markup-compatibility/2006" xmlns:aink="http://schemas.microsoft.com/office/drawing/2016/ink" xmlns:am3d="http://schemas.microsoft.com/office/drawing/2017/model3d" xmlns:o="urn:schemas-microsoft-com:office:office" xmlns:r="http://schemas.openxmlformats.org/officeDocument/2006/relationships" xmlns:m="http://schemas.openxmlformats.org/officeDocument/2006/math" xmlns:v="urn:schemas-microsoft-com:vml" xmlns:wp14="http://schemas.microsoft.com/office/word/2010/wordprocessingDrawing" xmlns:wp="http://schemas.openxmlformats.org/drawingml/2006/wordprocessingDrawing" xmlns:w10="urn:schemas-microsoft-com:office:word" xmlns:w="http://schemas.openxmlformats.org/wordprocessingml/2006/main" xmlns:w14="http://schemas.microsoft.com/office/word/2010/wordml" xmlns:w15="http://schemas.microsoft.com/office/word/2012/wordml" xmlns:w16cex="http://schemas.microsoft.com/office/word/2018/wordml/cex" xmlns:w16cid="http://schemas.microsoft.com/office/word/2016/wordml/cid" xmlns:w16="http://schemas.microsoft.com/office/word/2018/wordml" xmlns:w16sdtdh="http://schemas.microsoft.com/office/word/2020/wordml/sdtdatahash" xmlns:w16se="http://schemas.microsoft.com/office/word/2015/wordml/symex" xmlns:wpg="http://schemas.microsoft.com/office/word/2010/wordprocessingGroup" xmlns:wpi="http://schemas.microsoft.com/office/word/2010/wordprocessingInk" xmlns:wne="http://schemas.microsoft.com/office/word/2006/wordml" xmlns:wps="http://schemas.microsoft.com/office/word/2010/wordprocessingShape" mc:Ignorable="w14 w15 w16se w16cid w16 w16cex w16sdtdh wp14">
   <w:body>
     <w:p>
       <w:pPr>
@@ -104,53 +104,21 @@
             <w:r>
               <w:t>д</w:t>
             </w:r>
-            <w:proofErr w:type="spellStart"/>
             <w:r>
               <w:rPr>
                 <w:lang w:val="en-US"/>
               </w:rPr>
               <w:t>оцент</w:t>
             </w:r>
-            <w:proofErr w:type="spellEnd"/>
             <w:r>
               <w:t xml:space="preserve">, </w:t>
             </w:r>
-            <w:proofErr w:type="spellStart"/>
             <w:r>
               <w:rPr>
                 <w:lang w:val="en-US"/>
               </w:rPr>
-              <w:t>канд</w:t>
+              <w:t>канд. техн. наук</w:t>
             </w:r>
-            <w:proofErr w:type="spellEnd"/>
-            <w:r>
-              <w:rPr>
-                <w:lang w:val="en-US"/>
-              </w:rPr>
-              <w:t xml:space="preserve">. </w:t>
-            </w:r>
-            <w:proofErr w:type="spellStart"/>
-            <w:r>
-              <w:rPr>
-                <w:lang w:val="en-US"/>
-              </w:rPr>
-              <w:t>техн</w:t>
-            </w:r>
-            <w:proofErr w:type="spellEnd"/>
-            <w:r>
-              <w:rPr>
-                <w:lang w:val="en-US"/>
-              </w:rPr>
-              <w:t xml:space="preserve">. </w:t>
-            </w:r>
-            <w:proofErr w:type="spellStart"/>
-            <w:r>
-              <w:rPr>
-                <w:lang w:val="en-US"/>
-              </w:rPr>
-              <w:t>наук</w:t>
-            </w:r>
-            <w:proofErr w:type="spellEnd"/>
           </w:p>
         </w:tc>
         <w:tc>
@@ -244,14 +212,12 @@
             <w:r>
               <w:t xml:space="preserve">Н. В. </w:t>
             </w:r>
-            <w:proofErr w:type="spellStart"/>
             <w:r>
               <w:rPr>
                 <w:lang w:val="en-US"/>
               </w:rPr>
               <w:t>Богословская</w:t>
             </w:r>
-            <w:proofErr w:type="spellEnd"/>
           </w:p>
         </w:tc>
       </w:tr>
@@ -412,7 +378,7 @@
     </w:tbl>
     <w:p>
       <w:pPr>
-        <w:pStyle w:val="BodyText"/>
+        <w:pStyle w:val="a5"/>
         <w:spacing w:before="0"/>
       </w:pPr>
     </w:p>
@@ -438,7 +404,7 @@
           </w:tcPr>
           <w:p>
             <w:pPr>
-              <w:pStyle w:val="BodyText"/>
+              <w:pStyle w:val="a5"/>
               <w:spacing w:before="960"/>
               <w:rPr>
                 <w:lang w:val="en-US"/>
@@ -451,10 +417,7 @@
               <w:t xml:space="preserve"> № </w:t>
             </w:r>
             <w:r>
-              <w:rPr>
-                <w:lang w:val="en-US"/>
-              </w:rPr>
-              <w:t>3</w:t>
+              <w:t>4</w:t>
             </w:r>
           </w:p>
         </w:tc>
@@ -472,7 +435,7 @@
           </w:tcPr>
           <w:p>
             <w:pPr>
-              <w:pStyle w:val="Heading1"/>
+              <w:pStyle w:val="1"/>
               <w:keepNext w:val="0"/>
               <w:spacing w:before="720" w:after="720"/>
               <w:rPr>
@@ -485,7 +448,7 @@
                 <w:b w:val="0"/>
                 <w:szCs w:val="32"/>
               </w:rPr>
-              <w:t>ПОДГОТОВКА ПРИЗНАКОВ</w:t>
+              <w:t>КЛАСТЕРИЗАЦИЯ</w:t>
             </w:r>
           </w:p>
         </w:tc>
@@ -503,7 +466,7 @@
           </w:tcPr>
           <w:p>
             <w:pPr>
-              <w:pStyle w:val="Heading3"/>
+              <w:pStyle w:val="3"/>
               <w:keepNext w:val="0"/>
               <w:spacing w:before="120"/>
               <w:rPr>
@@ -535,7 +498,7 @@
           </w:tcPr>
           <w:p>
             <w:pPr>
-              <w:pStyle w:val="Heading3"/>
+              <w:pStyle w:val="3"/>
               <w:keepNext w:val="0"/>
               <w:spacing w:before="240"/>
               <w:rPr>
@@ -990,24 +953,10 @@
         <w:t xml:space="preserve"> </w:t>
       </w:r>
       <w:r>
-        <w:t xml:space="preserve">изучить методы подготовки признаков для анализа больших данных и освоить их реализацию в платформе </w:t>
-      </w:r>
-      <w:proofErr w:type="spellStart"/>
-      <w:r>
-        <w:rPr>
-          <w:lang w:val="en-US"/>
-        </w:rPr>
-        <w:t>Loginom</w:t>
-      </w:r>
-      <w:proofErr w:type="spellEnd"/>
-      <w:r>
-        <w:t xml:space="preserve"> с использованием визуальных компонентов и узла </w:t>
-      </w:r>
-      <w:r>
-        <w:rPr>
-          <w:lang w:val="en-US"/>
-        </w:rPr>
-        <w:t>Python</w:t>
+        <w:t>о</w:t>
+      </w:r>
+      <w:r>
+        <w:t>своение методов кластерного анализа данных в аналитической платформе Loginom. В рамках работы необходимо изучить и практически применить алгоритмы кластеризации (EM, k-means, g-means, CLOPE), провести оценку качества полученных моделей, а также выполнить содержательную интерпретацию сформированных кластеров</w:t>
       </w:r>
       <w:r>
         <w:t>.</w:t>
@@ -1040,13 +989,7 @@
         <w:pStyle w:val="LIST1"/>
       </w:pPr>
       <w:r>
-        <w:t>Удаление</w:t>
-      </w:r>
-      <w:r>
-        <w:t xml:space="preserve"> и заполнение</w:t>
-      </w:r>
-      <w:r>
-        <w:t xml:space="preserve"> пропущенных значений</w:t>
+        <w:t>Для двух наборов данных «Высшее образование.xlsx» и «Здравоохранение.xlsx» - реализовать кластеризацию алгоритмами EM, k-means и g-means.</w:t>
       </w:r>
     </w:p>
     <w:p>
@@ -1054,7 +997,7 @@
         <w:pStyle w:val="LIST1"/>
       </w:pPr>
       <w:r>
-        <w:t>Обнаружение и обработка выбросов</w:t>
+        <w:t>Для набора «transactions_diy.lgd» реализовать кластеризацию транзакций с помощью алгоритма CLOPE.</w:t>
       </w:r>
     </w:p>
     <w:p>
@@ -1062,7 +1005,7 @@
         <w:pStyle w:val="LIST1"/>
       </w:pPr>
       <w:r>
-        <w:t>Масштабирование признаков (нормализация и стандартизация)</w:t>
+        <w:t>Выполнить оценку качества всех полученных моделей с использованием компонента meta-silhouettes из библиотеки loginom_sklearn_meta.</w:t>
       </w:r>
     </w:p>
     <w:p>
@@ -1070,26 +1013,15 @@
         <w:pStyle w:val="LIST1"/>
       </w:pPr>
       <w:r>
-        <w:t>Отбор признаков на основе корреляционного анализа</w:t>
+        <w:t>Предложить интерпретацию полученных кластеров.</w:t>
       </w:r>
     </w:p>
     <w:p>
       <w:pPr>
-        <w:pStyle w:val="MAINTEXT1"/>
-      </w:pPr>
-      <w:r>
-        <w:t xml:space="preserve">Методы подготовки признаков реализовать с использованием Python и встроенных инструментов </w:t>
-      </w:r>
-      <w:proofErr w:type="spellStart"/>
-      <w:r>
-        <w:t>Loginom</w:t>
-      </w:r>
-      <w:proofErr w:type="spellEnd"/>
-      <w:r>
-        <w:t>. Сравнить подходы обработки данных и сформулировать выводы о преимуществах различных методов</w:t>
-      </w:r>
-      <w:r>
-        <w:t>.</w:t>
+        <w:pStyle w:val="LIST1"/>
+      </w:pPr>
+      <w:r>
+        <w:t>Разработать визуальные отчёты для изучения полученных кластеров.</w:t>
       </w:r>
     </w:p>
     <w:p>
@@ -1113,6 +1045,7 @@
         <w:pStyle w:val="PICTURE"/>
       </w:pPr>
       <w:r>
+        <w:lastRenderedPageBreak/>
         <w:drawing>
           <wp:inline distT="0" distB="0" distL="0" distR="0" wp14:anchorId="57642CB8" wp14:editId="545AFF00">
             <wp:extent cx="5059908" cy="4259580"/>
@@ -1157,14 +1090,27 @@
       <w:r>
         <w:t xml:space="preserve">Рисунок </w:t>
       </w:r>
-      <w:fldSimple w:instr=" SEQ Рисунок \* ARABIC ">
-        <w:r>
-          <w:rPr>
-            <w:noProof/>
-          </w:rPr>
-          <w:t>1</w:t>
-        </w:r>
-      </w:fldSimple>
+      <w:r>
+        <w:fldChar w:fldCharType="begin"/>
+      </w:r>
+      <w:r>
+        <w:instrText xml:space="preserve"> SEQ Рисунок \* ARABIC </w:instrText>
+      </w:r>
+      <w:r>
+        <w:fldChar w:fldCharType="separate"/>
+      </w:r>
+      <w:r>
+        <w:rPr>
+          <w:noProof/>
+        </w:rPr>
+        <w:t>1</w:t>
+      </w:r>
+      <w:r>
+        <w:rPr>
+          <w:noProof/>
+        </w:rPr>
+        <w:fldChar w:fldCharType="end"/>
+      </w:r>
       <w:r>
         <w:t xml:space="preserve"> </w:t>
       </w:r>
@@ -1183,7 +1129,6 @@
         <w:pStyle w:val="MAINTEXT1"/>
       </w:pPr>
       <w:r>
-        <w:lastRenderedPageBreak/>
         <w:t xml:space="preserve">На рисунках </w:t>
       </w:r>
       <w:r>
@@ -1254,14 +1199,27 @@
       <w:r>
         <w:t xml:space="preserve">Рисунок </w:t>
       </w:r>
-      <w:fldSimple w:instr=" SEQ Рисунок \* ARABIC ">
-        <w:r>
-          <w:rPr>
-            <w:noProof/>
-          </w:rPr>
-          <w:t>2</w:t>
-        </w:r>
-      </w:fldSimple>
+      <w:r>
+        <w:fldChar w:fldCharType="begin"/>
+      </w:r>
+      <w:r>
+        <w:instrText xml:space="preserve"> SEQ Рисунок \* ARABIC </w:instrText>
+      </w:r>
+      <w:r>
+        <w:fldChar w:fldCharType="separate"/>
+      </w:r>
+      <w:r>
+        <w:rPr>
+          <w:noProof/>
+        </w:rPr>
+        <w:t>2</w:t>
+      </w:r>
+      <w:r>
+        <w:rPr>
+          <w:noProof/>
+        </w:rPr>
+        <w:fldChar w:fldCharType="end"/>
+      </w:r>
       <w:r>
         <w:t xml:space="preserve"> </w:t>
       </w:r>
@@ -1280,6 +1238,7 @@
         <w:pStyle w:val="PICTURE"/>
       </w:pPr>
       <w:r>
+        <w:lastRenderedPageBreak/>
         <w:drawing>
           <wp:inline distT="0" distB="0" distL="0" distR="0" wp14:anchorId="0C296795" wp14:editId="3C017B74">
             <wp:extent cx="5245599" cy="3819846"/>
@@ -1327,14 +1286,27 @@
       <w:r>
         <w:t xml:space="preserve">Рисунок </w:t>
       </w:r>
-      <w:fldSimple w:instr=" SEQ Рисунок \* ARABIC ">
-        <w:r>
-          <w:rPr>
-            <w:noProof/>
-          </w:rPr>
-          <w:t>3</w:t>
-        </w:r>
-      </w:fldSimple>
+      <w:r>
+        <w:fldChar w:fldCharType="begin"/>
+      </w:r>
+      <w:r>
+        <w:instrText xml:space="preserve"> SEQ Рисунок \* ARABIC </w:instrText>
+      </w:r>
+      <w:r>
+        <w:fldChar w:fldCharType="separate"/>
+      </w:r>
+      <w:r>
+        <w:rPr>
+          <w:noProof/>
+        </w:rPr>
+        <w:t>3</w:t>
+      </w:r>
+      <w:r>
+        <w:rPr>
+          <w:noProof/>
+        </w:rPr>
+        <w:fldChar w:fldCharType="end"/>
+      </w:r>
       <w:r>
         <w:t xml:space="preserve"> </w:t>
       </w:r>
@@ -1353,7 +1325,6 @@
         <w:pStyle w:val="PICTURE"/>
       </w:pPr>
       <w:r>
-        <w:lastRenderedPageBreak/>
         <w:drawing>
           <wp:inline distT="0" distB="0" distL="0" distR="0" wp14:anchorId="3F2E17FC" wp14:editId="74794E1F">
             <wp:extent cx="5245599" cy="3416294"/>
@@ -1401,14 +1372,27 @@
       <w:r>
         <w:t xml:space="preserve">Рисунок </w:t>
       </w:r>
-      <w:fldSimple w:instr=" SEQ Рисунок \* ARABIC ">
-        <w:r>
-          <w:rPr>
-            <w:noProof/>
-          </w:rPr>
-          <w:t>4</w:t>
-        </w:r>
-      </w:fldSimple>
+      <w:r>
+        <w:fldChar w:fldCharType="begin"/>
+      </w:r>
+      <w:r>
+        <w:instrText xml:space="preserve"> SEQ Рисунок \* ARABIC </w:instrText>
+      </w:r>
+      <w:r>
+        <w:fldChar w:fldCharType="separate"/>
+      </w:r>
+      <w:r>
+        <w:rPr>
+          <w:noProof/>
+        </w:rPr>
+        <w:t>4</w:t>
+      </w:r>
+      <w:r>
+        <w:rPr>
+          <w:noProof/>
+        </w:rPr>
+        <w:fldChar w:fldCharType="end"/>
+      </w:r>
       <w:r>
         <w:t xml:space="preserve"> </w:t>
       </w:r>
@@ -1427,6 +1411,7 @@
         <w:pStyle w:val="PICTURE"/>
       </w:pPr>
       <w:r>
+        <w:lastRenderedPageBreak/>
         <w:drawing>
           <wp:inline distT="0" distB="0" distL="0" distR="0" wp14:anchorId="7351D120" wp14:editId="22A39310">
             <wp:extent cx="5245599" cy="2619454"/>
@@ -1474,14 +1459,27 @@
       <w:r>
         <w:t xml:space="preserve">Рисунок </w:t>
       </w:r>
-      <w:fldSimple w:instr=" SEQ Рисунок \* ARABIC ">
-        <w:r>
-          <w:rPr>
-            <w:noProof/>
-          </w:rPr>
-          <w:t>5</w:t>
-        </w:r>
-      </w:fldSimple>
+      <w:r>
+        <w:fldChar w:fldCharType="begin"/>
+      </w:r>
+      <w:r>
+        <w:instrText xml:space="preserve"> SEQ Рисунок \* ARABIC </w:instrText>
+      </w:r>
+      <w:r>
+        <w:fldChar w:fldCharType="separate"/>
+      </w:r>
+      <w:r>
+        <w:rPr>
+          <w:noProof/>
+        </w:rPr>
+        <w:t>5</w:t>
+      </w:r>
+      <w:r>
+        <w:rPr>
+          <w:noProof/>
+        </w:rPr>
+        <w:fldChar w:fldCharType="end"/>
+      </w:r>
       <w:r>
         <w:t xml:space="preserve"> </w:t>
       </w:r>
@@ -1500,7 +1498,6 @@
         <w:pStyle w:val="PICTURE"/>
       </w:pPr>
       <w:r>
-        <w:lastRenderedPageBreak/>
         <w:drawing>
           <wp:inline distT="0" distB="0" distL="0" distR="0" wp14:anchorId="32298BD8" wp14:editId="05281A35">
             <wp:extent cx="5245599" cy="2447723"/>
@@ -1548,14 +1545,27 @@
       <w:r>
         <w:t xml:space="preserve">Рисунок </w:t>
       </w:r>
-      <w:fldSimple w:instr=" SEQ Рисунок \* ARABIC ">
-        <w:r>
-          <w:rPr>
-            <w:noProof/>
-          </w:rPr>
-          <w:t>6</w:t>
-        </w:r>
-      </w:fldSimple>
+      <w:r>
+        <w:fldChar w:fldCharType="begin"/>
+      </w:r>
+      <w:r>
+        <w:instrText xml:space="preserve"> SEQ Рисунок \* ARABIC </w:instrText>
+      </w:r>
+      <w:r>
+        <w:fldChar w:fldCharType="separate"/>
+      </w:r>
+      <w:r>
+        <w:rPr>
+          <w:noProof/>
+        </w:rPr>
+        <w:t>6</w:t>
+      </w:r>
+      <w:r>
+        <w:rPr>
+          <w:noProof/>
+        </w:rPr>
+        <w:fldChar w:fldCharType="end"/>
+      </w:r>
       <w:r>
         <w:t xml:space="preserve"> </w:t>
       </w:r>
@@ -1621,14 +1631,27 @@
       <w:r>
         <w:t xml:space="preserve">Рисунок </w:t>
       </w:r>
-      <w:fldSimple w:instr=" SEQ Рисунок \* ARABIC ">
-        <w:r>
-          <w:rPr>
-            <w:noProof/>
-          </w:rPr>
-          <w:t>7</w:t>
-        </w:r>
-      </w:fldSimple>
+      <w:r>
+        <w:fldChar w:fldCharType="begin"/>
+      </w:r>
+      <w:r>
+        <w:instrText xml:space="preserve"> SEQ Рисунок \* ARABIC </w:instrText>
+      </w:r>
+      <w:r>
+        <w:fldChar w:fldCharType="separate"/>
+      </w:r>
+      <w:r>
+        <w:rPr>
+          <w:noProof/>
+        </w:rPr>
+        <w:t>7</w:t>
+      </w:r>
+      <w:r>
+        <w:rPr>
+          <w:noProof/>
+        </w:rPr>
+        <w:fldChar w:fldCharType="end"/>
+      </w:r>
       <w:r>
         <w:t xml:space="preserve"> </w:t>
       </w:r>
@@ -1647,6 +1670,7 @@
         <w:pStyle w:val="PICTURE"/>
       </w:pPr>
       <w:r>
+        <w:lastRenderedPageBreak/>
         <w:drawing>
           <wp:inline distT="0" distB="0" distL="0" distR="0" wp14:anchorId="1ED63F16" wp14:editId="6AC2A869">
             <wp:extent cx="4073087" cy="2619454"/>
@@ -1694,14 +1718,27 @@
       <w:r>
         <w:t xml:space="preserve">Рисунок </w:t>
       </w:r>
-      <w:fldSimple w:instr=" SEQ Рисунок \* ARABIC ">
-        <w:r>
-          <w:rPr>
-            <w:noProof/>
-          </w:rPr>
-          <w:t>8</w:t>
-        </w:r>
-      </w:fldSimple>
+      <w:r>
+        <w:fldChar w:fldCharType="begin"/>
+      </w:r>
+      <w:r>
+        <w:instrText xml:space="preserve"> SEQ Рисунок \* ARABIC </w:instrText>
+      </w:r>
+      <w:r>
+        <w:fldChar w:fldCharType="separate"/>
+      </w:r>
+      <w:r>
+        <w:rPr>
+          <w:noProof/>
+        </w:rPr>
+        <w:t>8</w:t>
+      </w:r>
+      <w:r>
+        <w:rPr>
+          <w:noProof/>
+        </w:rPr>
+        <w:fldChar w:fldCharType="end"/>
+      </w:r>
       <w:r>
         <w:t xml:space="preserve"> </w:t>
       </w:r>
@@ -1720,7 +1757,6 @@
         <w:pStyle w:val="PICTURE"/>
       </w:pPr>
       <w:r>
-        <w:lastRenderedPageBreak/>
         <w:drawing>
           <wp:inline distT="0" distB="0" distL="0" distR="0" wp14:anchorId="35FBFDDD" wp14:editId="18AF6340">
             <wp:extent cx="4784951" cy="2619454"/>
@@ -1768,14 +1804,27 @@
       <w:r>
         <w:t xml:space="preserve">Рисунок </w:t>
       </w:r>
-      <w:fldSimple w:instr=" SEQ Рисунок \* ARABIC ">
-        <w:r>
-          <w:rPr>
-            <w:noProof/>
-          </w:rPr>
-          <w:t>9</w:t>
-        </w:r>
-      </w:fldSimple>
+      <w:r>
+        <w:fldChar w:fldCharType="begin"/>
+      </w:r>
+      <w:r>
+        <w:instrText xml:space="preserve"> SEQ Рисунок \* ARABIC </w:instrText>
+      </w:r>
+      <w:r>
+        <w:fldChar w:fldCharType="separate"/>
+      </w:r>
+      <w:r>
+        <w:rPr>
+          <w:noProof/>
+        </w:rPr>
+        <w:t>9</w:t>
+      </w:r>
+      <w:r>
+        <w:rPr>
+          <w:noProof/>
+        </w:rPr>
+        <w:fldChar w:fldCharType="end"/>
+      </w:r>
       <w:r>
         <w:t xml:space="preserve"> </w:t>
       </w:r>
@@ -1841,14 +1890,27 @@
       <w:r>
         <w:t xml:space="preserve">Рисунок </w:t>
       </w:r>
-      <w:fldSimple w:instr=" SEQ Рисунок \* ARABIC ">
-        <w:r>
-          <w:rPr>
-            <w:noProof/>
-          </w:rPr>
-          <w:t>10</w:t>
-        </w:r>
-      </w:fldSimple>
+      <w:r>
+        <w:fldChar w:fldCharType="begin"/>
+      </w:r>
+      <w:r>
+        <w:instrText xml:space="preserve"> SEQ Рисунок \* ARABIC </w:instrText>
+      </w:r>
+      <w:r>
+        <w:fldChar w:fldCharType="separate"/>
+      </w:r>
+      <w:r>
+        <w:rPr>
+          <w:noProof/>
+        </w:rPr>
+        <w:t>10</w:t>
+      </w:r>
+      <w:r>
+        <w:rPr>
+          <w:noProof/>
+        </w:rPr>
+        <w:fldChar w:fldCharType="end"/>
+      </w:r>
       <w:r>
         <w:t xml:space="preserve"> </w:t>
       </w:r>
@@ -1915,14 +1977,27 @@
       <w:r>
         <w:t xml:space="preserve">Рисунок </w:t>
       </w:r>
-      <w:fldSimple w:instr=" SEQ Рисунок \* ARABIC ">
-        <w:r>
-          <w:rPr>
-            <w:noProof/>
-          </w:rPr>
-          <w:t>11</w:t>
-        </w:r>
-      </w:fldSimple>
+      <w:r>
+        <w:fldChar w:fldCharType="begin"/>
+      </w:r>
+      <w:r>
+        <w:instrText xml:space="preserve"> SEQ Рисунок \* ARABIC </w:instrText>
+      </w:r>
+      <w:r>
+        <w:fldChar w:fldCharType="separate"/>
+      </w:r>
+      <w:r>
+        <w:rPr>
+          <w:noProof/>
+        </w:rPr>
+        <w:t>11</w:t>
+      </w:r>
+      <w:r>
+        <w:rPr>
+          <w:noProof/>
+        </w:rPr>
+        <w:fldChar w:fldCharType="end"/>
+      </w:r>
       <w:r>
         <w:t xml:space="preserve"> </w:t>
       </w:r>
@@ -1962,15 +2037,7 @@
         <w:pStyle w:val="MAINTEXT1"/>
       </w:pPr>
       <w:r>
-        <w:t xml:space="preserve">Практическая часть показала, что платформа </w:t>
-      </w:r>
-      <w:proofErr w:type="spellStart"/>
-      <w:r>
-        <w:t>Loginom</w:t>
-      </w:r>
-      <w:proofErr w:type="spellEnd"/>
-      <w:r>
-        <w:t xml:space="preserve"> предоставляет удобные визуальные инструменты для выполнения основных операций предобработки данных. Использование встроенных компонентов позволяет быстро реализовывать типовые этапы подготовки данных без необходимости написания кода, что упрощает разработку и ускоряет создание аналитических сценариев.</w:t>
+        <w:t>Практическая часть показала, что платформа Loginom предоставляет удобные визуальные инструменты для выполнения основных операций предобработки данных. Использование встроенных компонентов позволяет быстро реализовывать типовые этапы подготовки данных без необходимости написания кода, что упрощает разработку и ускоряет создание аналитических сценариев.</w:t>
       </w:r>
     </w:p>
     <w:p>
@@ -2005,7 +2072,7 @@
 </file>
 
 <file path=word/endnotes.xml><?xml version="1.0" encoding="utf-8"?>
-<w:endnotes xmlns:wpc="http://schemas.microsoft.com/office/word/2010/wordprocessingCanvas" xmlns:cx="http://schemas.microsoft.com/office/drawing/2014/chartex" xmlns:cx1="http://schemas.microsoft.com/office/drawing/2015/9/8/chartex" xmlns:cx2="http://schemas.microsoft.com/office/drawing/2015/10/21/chartex" xmlns:cx3="http://schemas.microsoft.com/office/drawing/2016/5/9/chartex" xmlns:cx4="http://schemas.microsoft.com/office/drawing/2016/5/10/chartex" xmlns:cx5="http://schemas.microsoft.com/office/drawing/2016/5/11/chartex" xmlns:cx6="http://schemas.microsoft.com/office/drawing/2016/5/12/chartex" xmlns:cx7="http://schemas.microsoft.com/office/drawing/2016/5/13/chartex" xmlns:cx8="http://schemas.microsoft.com/office/drawing/2016/5/14/chartex" xmlns:mc="http://schemas.openxmlformats.org/markup-compatibility/2006" xmlns:aink="http://schemas.microsoft.com/office/drawing/2016/ink" xmlns:am3d="http://schemas.microsoft.com/office/drawing/2017/model3d" xmlns:o="urn:schemas-microsoft-com:office:office" xmlns:oel="http://schemas.microsoft.com/office/2019/extlst" xmlns:r="http://schemas.openxmlformats.org/officeDocument/2006/relationships" xmlns:m="http://schemas.openxmlformats.org/officeDocument/2006/math" xmlns:v="urn:schemas-microsoft-com:vml" xmlns:wp14="http://schemas.microsoft.com/office/word/2010/wordprocessingDrawing" xmlns:wp="http://schemas.openxmlformats.org/drawingml/2006/wordprocessingDrawing" xmlns:w10="urn:schemas-microsoft-com:office:word" xmlns:w="http://schemas.openxmlformats.org/wordprocessingml/2006/main" xmlns:w14="http://schemas.microsoft.com/office/word/2010/wordml" xmlns:w15="http://schemas.microsoft.com/office/word/2012/wordml" xmlns:w16cex="http://schemas.microsoft.com/office/word/2018/wordml/cex" xmlns:w16cid="http://schemas.microsoft.com/office/word/2016/wordml/cid" xmlns:w16="http://schemas.microsoft.com/office/word/2018/wordml" xmlns:w16du="http://schemas.microsoft.com/office/word/2023/wordml/word16du" xmlns:w16sdtdh="http://schemas.microsoft.com/office/word/2020/wordml/sdtdatahash" xmlns:w16se="http://schemas.microsoft.com/office/word/2015/wordml/symex" xmlns:wpg="http://schemas.microsoft.com/office/word/2010/wordprocessingGroup" xmlns:wpi="http://schemas.microsoft.com/office/word/2010/wordprocessingInk" xmlns:wne="http://schemas.microsoft.com/office/word/2006/wordml" xmlns:wps="http://schemas.microsoft.com/office/word/2010/wordprocessingShape" mc:Ignorable="w14 w15 w16se w16cid w16 w16cex w16sdtdh w16du wp14">
+<w:endnotes xmlns:wpc="http://schemas.microsoft.com/office/word/2010/wordprocessingCanvas" xmlns:cx="http://schemas.microsoft.com/office/drawing/2014/chartex" xmlns:cx1="http://schemas.microsoft.com/office/drawing/2015/9/8/chartex" xmlns:cx2="http://schemas.microsoft.com/office/drawing/2015/10/21/chartex" xmlns:cx3="http://schemas.microsoft.com/office/drawing/2016/5/9/chartex" xmlns:cx4="http://schemas.microsoft.com/office/drawing/2016/5/10/chartex" xmlns:cx5="http://schemas.microsoft.com/office/drawing/2016/5/11/chartex" xmlns:cx6="http://schemas.microsoft.com/office/drawing/2016/5/12/chartex" xmlns:cx7="http://schemas.microsoft.com/office/drawing/2016/5/13/chartex" xmlns:cx8="http://schemas.microsoft.com/office/drawing/2016/5/14/chartex" xmlns:mc="http://schemas.openxmlformats.org/markup-compatibility/2006" xmlns:aink="http://schemas.microsoft.com/office/drawing/2016/ink" xmlns:am3d="http://schemas.microsoft.com/office/drawing/2017/model3d" xmlns:o="urn:schemas-microsoft-com:office:office" xmlns:r="http://schemas.openxmlformats.org/officeDocument/2006/relationships" xmlns:m="http://schemas.openxmlformats.org/officeDocument/2006/math" xmlns:v="urn:schemas-microsoft-com:vml" xmlns:wp14="http://schemas.microsoft.com/office/word/2010/wordprocessingDrawing" xmlns:wp="http://schemas.openxmlformats.org/drawingml/2006/wordprocessingDrawing" xmlns:w10="urn:schemas-microsoft-com:office:word" xmlns:w="http://schemas.openxmlformats.org/wordprocessingml/2006/main" xmlns:w14="http://schemas.microsoft.com/office/word/2010/wordml" xmlns:w15="http://schemas.microsoft.com/office/word/2012/wordml" xmlns:w16cex="http://schemas.microsoft.com/office/word/2018/wordml/cex" xmlns:w16cid="http://schemas.microsoft.com/office/word/2016/wordml/cid" xmlns:w16="http://schemas.microsoft.com/office/word/2018/wordml" xmlns:w16sdtdh="http://schemas.microsoft.com/office/word/2020/wordml/sdtdatahash" xmlns:w16se="http://schemas.microsoft.com/office/word/2015/wordml/symex" xmlns:wpg="http://schemas.microsoft.com/office/word/2010/wordprocessingGroup" xmlns:wpi="http://schemas.microsoft.com/office/word/2010/wordprocessingInk" xmlns:wne="http://schemas.microsoft.com/office/word/2006/wordml" xmlns:wps="http://schemas.microsoft.com/office/word/2010/wordprocessingShape" mc:Ignorable="w14 w15 w16se w16cid w16 w16cex w16sdtdh wp14">
   <w:endnote w:type="separator" w:id="-1">
     <w:p>
       <w:r>
@@ -2024,7 +2091,7 @@
 </file>
 
 <file path=word/footer1.xml><?xml version="1.0" encoding="utf-8"?>
-<w:ftr xmlns:wpc="http://schemas.microsoft.com/office/word/2010/wordprocessingCanvas" xmlns:cx="http://schemas.microsoft.com/office/drawing/2014/chartex" xmlns:cx1="http://schemas.microsoft.com/office/drawing/2015/9/8/chartex" xmlns:cx2="http://schemas.microsoft.com/office/drawing/2015/10/21/chartex" xmlns:cx3="http://schemas.microsoft.com/office/drawing/2016/5/9/chartex" xmlns:cx4="http://schemas.microsoft.com/office/drawing/2016/5/10/chartex" xmlns:cx5="http://schemas.microsoft.com/office/drawing/2016/5/11/chartex" xmlns:cx6="http://schemas.microsoft.com/office/drawing/2016/5/12/chartex" xmlns:cx7="http://schemas.microsoft.com/office/drawing/2016/5/13/chartex" xmlns:cx8="http://schemas.microsoft.com/office/drawing/2016/5/14/chartex" xmlns:mc="http://schemas.openxmlformats.org/markup-compatibility/2006" xmlns:aink="http://schemas.microsoft.com/office/drawing/2016/ink" xmlns:am3d="http://schemas.microsoft.com/office/drawing/2017/model3d" xmlns:o="urn:schemas-microsoft-com:office:office" xmlns:oel="http://schemas.microsoft.com/office/2019/extlst" xmlns:r="http://schemas.openxmlformats.org/officeDocument/2006/relationships" xmlns:m="http://schemas.openxmlformats.org/officeDocument/2006/math" xmlns:v="urn:schemas-microsoft-com:vml" xmlns:wp14="http://schemas.microsoft.com/office/word/2010/wordprocessingDrawing" xmlns:wp="http://schemas.openxmlformats.org/drawingml/2006/wordprocessingDrawing" xmlns:w10="urn:schemas-microsoft-com:office:word" xmlns:w="http://schemas.openxmlformats.org/wordprocessingml/2006/main" xmlns:w14="http://schemas.microsoft.com/office/word/2010/wordml" xmlns:w15="http://schemas.microsoft.com/office/word/2012/wordml" xmlns:w16cex="http://schemas.microsoft.com/office/word/2018/wordml/cex" xmlns:w16cid="http://schemas.microsoft.com/office/word/2016/wordml/cid" xmlns:w16="http://schemas.microsoft.com/office/word/2018/wordml" xmlns:w16du="http://schemas.microsoft.com/office/word/2023/wordml/word16du" xmlns:w16sdtdh="http://schemas.microsoft.com/office/word/2020/wordml/sdtdatahash" xmlns:w16se="http://schemas.microsoft.com/office/word/2015/wordml/symex" xmlns:wpg="http://schemas.microsoft.com/office/word/2010/wordprocessingGroup" xmlns:wpi="http://schemas.microsoft.com/office/word/2010/wordprocessingInk" xmlns:wne="http://schemas.microsoft.com/office/word/2006/wordml" xmlns:wps="http://schemas.microsoft.com/office/word/2010/wordprocessingShape" mc:Ignorable="w14 w15 w16se w16cid w16 w16cex w16sdtdh w16du wp14">
+<w:ftr xmlns:wpc="http://schemas.microsoft.com/office/word/2010/wordprocessingCanvas" xmlns:cx="http://schemas.microsoft.com/office/drawing/2014/chartex" xmlns:cx1="http://schemas.microsoft.com/office/drawing/2015/9/8/chartex" xmlns:cx2="http://schemas.microsoft.com/office/drawing/2015/10/21/chartex" xmlns:cx3="http://schemas.microsoft.com/office/drawing/2016/5/9/chartex" xmlns:cx4="http://schemas.microsoft.com/office/drawing/2016/5/10/chartex" xmlns:cx5="http://schemas.microsoft.com/office/drawing/2016/5/11/chartex" xmlns:cx6="http://schemas.microsoft.com/office/drawing/2016/5/12/chartex" xmlns:cx7="http://schemas.microsoft.com/office/drawing/2016/5/13/chartex" xmlns:cx8="http://schemas.microsoft.com/office/drawing/2016/5/14/chartex" xmlns:mc="http://schemas.openxmlformats.org/markup-compatibility/2006" xmlns:aink="http://schemas.microsoft.com/office/drawing/2016/ink" xmlns:am3d="http://schemas.microsoft.com/office/drawing/2017/model3d" xmlns:o="urn:schemas-microsoft-com:office:office" xmlns:r="http://schemas.openxmlformats.org/officeDocument/2006/relationships" xmlns:m="http://schemas.openxmlformats.org/officeDocument/2006/math" xmlns:v="urn:schemas-microsoft-com:vml" xmlns:wp14="http://schemas.microsoft.com/office/word/2010/wordprocessingDrawing" xmlns:wp="http://schemas.openxmlformats.org/drawingml/2006/wordprocessingDrawing" xmlns:w10="urn:schemas-microsoft-com:office:word" xmlns:w="http://schemas.openxmlformats.org/wordprocessingml/2006/main" xmlns:w14="http://schemas.microsoft.com/office/word/2010/wordml" xmlns:w15="http://schemas.microsoft.com/office/word/2012/wordml" xmlns:w16cex="http://schemas.microsoft.com/office/word/2018/wordml/cex" xmlns:w16cid="http://schemas.microsoft.com/office/word/2016/wordml/cid" xmlns:w16="http://schemas.microsoft.com/office/word/2018/wordml" xmlns:w16sdtdh="http://schemas.microsoft.com/office/word/2020/wordml/sdtdatahash" xmlns:w16se="http://schemas.microsoft.com/office/word/2015/wordml/symex" xmlns:wpg="http://schemas.microsoft.com/office/word/2010/wordprocessingGroup" xmlns:wpi="http://schemas.microsoft.com/office/word/2010/wordprocessingInk" xmlns:wne="http://schemas.microsoft.com/office/word/2006/wordml" xmlns:wps="http://schemas.microsoft.com/office/word/2010/wordprocessingShape" mc:Ignorable="w14 w15 w16se w16cid w16 w16cex w16sdtdh wp14">
   <w:sdt>
     <w:sdtPr>
       <w:id w:val="-1419641891"/>
@@ -2042,7 +2109,7 @@
     <w:sdtContent>
       <w:p>
         <w:pPr>
-          <w:pStyle w:val="Footer"/>
+          <w:pStyle w:val="a9"/>
           <w:widowControl w:val="0"/>
           <w:jc w:val="center"/>
           <w:rPr>
@@ -2092,7 +2159,7 @@
 </file>
 
 <file path=word/footnotes.xml><?xml version="1.0" encoding="utf-8"?>
-<w:footnotes xmlns:wpc="http://schemas.microsoft.com/office/word/2010/wordprocessingCanvas" xmlns:cx="http://schemas.microsoft.com/office/drawing/2014/chartex" xmlns:cx1="http://schemas.microsoft.com/office/drawing/2015/9/8/chartex" xmlns:cx2="http://schemas.microsoft.com/office/drawing/2015/10/21/chartex" xmlns:cx3="http://schemas.microsoft.com/office/drawing/2016/5/9/chartex" xmlns:cx4="http://schemas.microsoft.com/office/drawing/2016/5/10/chartex" xmlns:cx5="http://schemas.microsoft.com/office/drawing/2016/5/11/chartex" xmlns:cx6="http://schemas.microsoft.com/office/drawing/2016/5/12/chartex" xmlns:cx7="http://schemas.microsoft.com/office/drawing/2016/5/13/chartex" xmlns:cx8="http://schemas.microsoft.com/office/drawing/2016/5/14/chartex" xmlns:mc="http://schemas.openxmlformats.org/markup-compatibility/2006" xmlns:aink="http://schemas.microsoft.com/office/drawing/2016/ink" xmlns:am3d="http://schemas.microsoft.com/office/drawing/2017/model3d" xmlns:o="urn:schemas-microsoft-com:office:office" xmlns:oel="http://schemas.microsoft.com/office/2019/extlst" xmlns:r="http://schemas.openxmlformats.org/officeDocument/2006/relationships" xmlns:m="http://schemas.openxmlformats.org/officeDocument/2006/math" xmlns:v="urn:schemas-microsoft-com:vml" xmlns:wp14="http://schemas.microsoft.com/office/word/2010/wordprocessingDrawing" xmlns:wp="http://schemas.openxmlformats.org/drawingml/2006/wordprocessingDrawing" xmlns:w10="urn:schemas-microsoft-com:office:word" xmlns:w="http://schemas.openxmlformats.org/wordprocessingml/2006/main" xmlns:w14="http://schemas.microsoft.com/office/word/2010/wordml" xmlns:w15="http://schemas.microsoft.com/office/word/2012/wordml" xmlns:w16cex="http://schemas.microsoft.com/office/word/2018/wordml/cex" xmlns:w16cid="http://schemas.microsoft.com/office/word/2016/wordml/cid" xmlns:w16="http://schemas.microsoft.com/office/word/2018/wordml" xmlns:w16du="http://schemas.microsoft.com/office/word/2023/wordml/word16du" xmlns:w16sdtdh="http://schemas.microsoft.com/office/word/2020/wordml/sdtdatahash" xmlns:w16se="http://schemas.microsoft.com/office/word/2015/wordml/symex" xmlns:wpg="http://schemas.microsoft.com/office/word/2010/wordprocessingGroup" xmlns:wpi="http://schemas.microsoft.com/office/word/2010/wordprocessingInk" xmlns:wne="http://schemas.microsoft.com/office/word/2006/wordml" xmlns:wps="http://schemas.microsoft.com/office/word/2010/wordprocessingShape" mc:Ignorable="w14 w15 w16se w16cid w16 w16cex w16sdtdh w16du wp14">
+<w:footnotes xmlns:wpc="http://schemas.microsoft.com/office/word/2010/wordprocessingCanvas" xmlns:cx="http://schemas.microsoft.com/office/drawing/2014/chartex" xmlns:cx1="http://schemas.microsoft.com/office/drawing/2015/9/8/chartex" xmlns:cx2="http://schemas.microsoft.com/office/drawing/2015/10/21/chartex" xmlns:cx3="http://schemas.microsoft.com/office/drawing/2016/5/9/chartex" xmlns:cx4="http://schemas.microsoft.com/office/drawing/2016/5/10/chartex" xmlns:cx5="http://schemas.microsoft.com/office/drawing/2016/5/11/chartex" xmlns:cx6="http://schemas.microsoft.com/office/drawing/2016/5/12/chartex" xmlns:cx7="http://schemas.microsoft.com/office/drawing/2016/5/13/chartex" xmlns:cx8="http://schemas.microsoft.com/office/drawing/2016/5/14/chartex" xmlns:mc="http://schemas.openxmlformats.org/markup-compatibility/2006" xmlns:aink="http://schemas.microsoft.com/office/drawing/2016/ink" xmlns:am3d="http://schemas.microsoft.com/office/drawing/2017/model3d" xmlns:o="urn:schemas-microsoft-com:office:office" xmlns:r="http://schemas.openxmlformats.org/officeDocument/2006/relationships" xmlns:m="http://schemas.openxmlformats.org/officeDocument/2006/math" xmlns:v="urn:schemas-microsoft-com:vml" xmlns:wp14="http://schemas.microsoft.com/office/word/2010/wordprocessingDrawing" xmlns:wp="http://schemas.openxmlformats.org/drawingml/2006/wordprocessingDrawing" xmlns:w10="urn:schemas-microsoft-com:office:word" xmlns:w="http://schemas.openxmlformats.org/wordprocessingml/2006/main" xmlns:w14="http://schemas.microsoft.com/office/word/2010/wordml" xmlns:w15="http://schemas.microsoft.com/office/word/2012/wordml" xmlns:w16cex="http://schemas.microsoft.com/office/word/2018/wordml/cex" xmlns:w16cid="http://schemas.microsoft.com/office/word/2016/wordml/cid" xmlns:w16="http://schemas.microsoft.com/office/word/2018/wordml" xmlns:w16sdtdh="http://schemas.microsoft.com/office/word/2020/wordml/sdtdatahash" xmlns:w16se="http://schemas.microsoft.com/office/word/2015/wordml/symex" xmlns:wpg="http://schemas.microsoft.com/office/word/2010/wordprocessingGroup" xmlns:wpi="http://schemas.microsoft.com/office/word/2010/wordprocessingInk" xmlns:wne="http://schemas.microsoft.com/office/word/2006/wordml" xmlns:wps="http://schemas.microsoft.com/office/word/2010/wordprocessingShape" mc:Ignorable="w14 w15 w16se w16cid w16 w16cex w16sdtdh wp14">
   <w:footnote w:type="separator" w:id="-1">
     <w:p>
       <w:r>
@@ -2111,7 +2178,7 @@
 </file>
 
 <file path=word/numbering.xml><?xml version="1.0" encoding="utf-8"?>
-<w:numbering xmlns:wpc="http://schemas.microsoft.com/office/word/2010/wordprocessingCanvas" xmlns:cx="http://schemas.microsoft.com/office/drawing/2014/chartex" xmlns:cx1="http://schemas.microsoft.com/office/drawing/2015/9/8/chartex" xmlns:cx2="http://schemas.microsoft.com/office/drawing/2015/10/21/chartex" xmlns:cx3="http://schemas.microsoft.com/office/drawing/2016/5/9/chartex" xmlns:cx4="http://schemas.microsoft.com/office/drawing/2016/5/10/chartex" xmlns:cx5="http://schemas.microsoft.com/office/drawing/2016/5/11/chartex" xmlns:cx6="http://schemas.microsoft.com/office/drawing/2016/5/12/chartex" xmlns:cx7="http://schemas.microsoft.com/office/drawing/2016/5/13/chartex" xmlns:cx8="http://schemas.microsoft.com/office/drawing/2016/5/14/chartex" xmlns:mc="http://schemas.openxmlformats.org/markup-compatibility/2006" xmlns:aink="http://schemas.microsoft.com/office/drawing/2016/ink" xmlns:am3d="http://schemas.microsoft.com/office/drawing/2017/model3d" xmlns:o="urn:schemas-microsoft-com:office:office" xmlns:oel="http://schemas.microsoft.com/office/2019/extlst" xmlns:r="http://schemas.openxmlformats.org/officeDocument/2006/relationships" xmlns:m="http://schemas.openxmlformats.org/officeDocument/2006/math" xmlns:v="urn:schemas-microsoft-com:vml" xmlns:wp14="http://schemas.microsoft.com/office/word/2010/wordprocessingDrawing" xmlns:wp="http://schemas.openxmlformats.org/drawingml/2006/wordprocessingDrawing" xmlns:w10="urn:schemas-microsoft-com:office:word" xmlns:w="http://schemas.openxmlformats.org/wordprocessingml/2006/main" xmlns:w14="http://schemas.microsoft.com/office/word/2010/wordml" xmlns:w15="http://schemas.microsoft.com/office/word/2012/wordml" xmlns:w16cex="http://schemas.microsoft.com/office/word/2018/wordml/cex" xmlns:w16cid="http://schemas.microsoft.com/office/word/2016/wordml/cid" xmlns:w16="http://schemas.microsoft.com/office/word/2018/wordml" xmlns:w16du="http://schemas.microsoft.com/office/word/2023/wordml/word16du" xmlns:w16sdtdh="http://schemas.microsoft.com/office/word/2020/wordml/sdtdatahash" xmlns:w16se="http://schemas.microsoft.com/office/word/2015/wordml/symex" xmlns:wpg="http://schemas.microsoft.com/office/word/2010/wordprocessingGroup" xmlns:wpi="http://schemas.microsoft.com/office/word/2010/wordprocessingInk" xmlns:wne="http://schemas.microsoft.com/office/word/2006/wordml" xmlns:wps="http://schemas.microsoft.com/office/word/2010/wordprocessingShape" mc:Ignorable="w14 w15 w16se w16cid w16 w16cex w16sdtdh w16du wp14">
+<w:numbering xmlns:wpc="http://schemas.microsoft.com/office/word/2010/wordprocessingCanvas" xmlns:cx="http://schemas.microsoft.com/office/drawing/2014/chartex" xmlns:cx1="http://schemas.microsoft.com/office/drawing/2015/9/8/chartex" xmlns:cx2="http://schemas.microsoft.com/office/drawing/2015/10/21/chartex" xmlns:cx3="http://schemas.microsoft.com/office/drawing/2016/5/9/chartex" xmlns:cx4="http://schemas.microsoft.com/office/drawing/2016/5/10/chartex" xmlns:cx5="http://schemas.microsoft.com/office/drawing/2016/5/11/chartex" xmlns:cx6="http://schemas.microsoft.com/office/drawing/2016/5/12/chartex" xmlns:cx7="http://schemas.microsoft.com/office/drawing/2016/5/13/chartex" xmlns:cx8="http://schemas.microsoft.com/office/drawing/2016/5/14/chartex" xmlns:mc="http://schemas.openxmlformats.org/markup-compatibility/2006" xmlns:aink="http://schemas.microsoft.com/office/drawing/2016/ink" xmlns:am3d="http://schemas.microsoft.com/office/drawing/2017/model3d" xmlns:o="urn:schemas-microsoft-com:office:office" xmlns:r="http://schemas.openxmlformats.org/officeDocument/2006/relationships" xmlns:m="http://schemas.openxmlformats.org/officeDocument/2006/math" xmlns:v="urn:schemas-microsoft-com:vml" xmlns:wp14="http://schemas.microsoft.com/office/word/2010/wordprocessingDrawing" xmlns:wp="http://schemas.openxmlformats.org/drawingml/2006/wordprocessingDrawing" xmlns:w10="urn:schemas-microsoft-com:office:word" xmlns:w="http://schemas.openxmlformats.org/wordprocessingml/2006/main" xmlns:w14="http://schemas.microsoft.com/office/word/2010/wordml" xmlns:w15="http://schemas.microsoft.com/office/word/2012/wordml" xmlns:w16cex="http://schemas.microsoft.com/office/word/2018/wordml/cex" xmlns:w16cid="http://schemas.microsoft.com/office/word/2016/wordml/cid" xmlns:w16="http://schemas.microsoft.com/office/word/2018/wordml" xmlns:w16sdtdh="http://schemas.microsoft.com/office/word/2020/wordml/sdtdatahash" xmlns:w16se="http://schemas.microsoft.com/office/word/2015/wordml/symex" xmlns:wpg="http://schemas.microsoft.com/office/word/2010/wordprocessingGroup" xmlns:wpi="http://schemas.microsoft.com/office/word/2010/wordprocessingInk" xmlns:wne="http://schemas.microsoft.com/office/word/2006/wordml" xmlns:wps="http://schemas.microsoft.com/office/word/2010/wordprocessingShape" mc:Ignorable="w14 w15 w16se w16cid w16 w16cex w16sdtdh wp14">
   <w:abstractNum w:abstractNumId="0" w15:restartNumberingAfterBreak="0">
     <w:nsid w:val="0421186D"/>
     <w:multiLevelType w:val="multilevel"/>
@@ -7412,142 +7479,142 @@
       </w:rPr>
     </w:lvl>
   </w:abstractNum>
-  <w:num w:numId="1" w16cid:durableId="448933800">
+  <w:num w:numId="1">
     <w:abstractNumId w:val="3"/>
   </w:num>
-  <w:num w:numId="2" w16cid:durableId="2141803279">
+  <w:num w:numId="2">
     <w:abstractNumId w:val="20"/>
   </w:num>
-  <w:num w:numId="3" w16cid:durableId="1981228257">
+  <w:num w:numId="3">
     <w:abstractNumId w:val="18"/>
   </w:num>
-  <w:num w:numId="4" w16cid:durableId="301664362">
+  <w:num w:numId="4">
     <w:abstractNumId w:val="17"/>
   </w:num>
-  <w:num w:numId="5" w16cid:durableId="722950859">
+  <w:num w:numId="5">
     <w:abstractNumId w:val="5"/>
   </w:num>
-  <w:num w:numId="6" w16cid:durableId="822620693">
+  <w:num w:numId="6">
     <w:abstractNumId w:val="22"/>
   </w:num>
-  <w:num w:numId="7" w16cid:durableId="1442129">
+  <w:num w:numId="7">
     <w:abstractNumId w:val="26"/>
   </w:num>
-  <w:num w:numId="8" w16cid:durableId="2063089445">
+  <w:num w:numId="8">
     <w:abstractNumId w:val="35"/>
   </w:num>
-  <w:num w:numId="9" w16cid:durableId="340745952">
+  <w:num w:numId="9">
     <w:abstractNumId w:val="8"/>
   </w:num>
-  <w:num w:numId="10" w16cid:durableId="967199135">
+  <w:num w:numId="10">
     <w:abstractNumId w:val="33"/>
   </w:num>
-  <w:num w:numId="11" w16cid:durableId="1187600318">
+  <w:num w:numId="11">
     <w:abstractNumId w:val="13"/>
   </w:num>
-  <w:num w:numId="12" w16cid:durableId="98112723">
+  <w:num w:numId="12">
     <w:abstractNumId w:val="12"/>
   </w:num>
-  <w:num w:numId="13" w16cid:durableId="1998024454">
+  <w:num w:numId="13">
     <w:abstractNumId w:val="4"/>
   </w:num>
-  <w:num w:numId="14" w16cid:durableId="1715038672">
+  <w:num w:numId="14">
     <w:abstractNumId w:val="44"/>
   </w:num>
-  <w:num w:numId="15" w16cid:durableId="378552167">
+  <w:num w:numId="15">
     <w:abstractNumId w:val="19"/>
   </w:num>
-  <w:num w:numId="16" w16cid:durableId="71581994">
+  <w:num w:numId="16">
     <w:abstractNumId w:val="6"/>
   </w:num>
-  <w:num w:numId="17" w16cid:durableId="633296334">
+  <w:num w:numId="17">
     <w:abstractNumId w:val="16"/>
   </w:num>
-  <w:num w:numId="18" w16cid:durableId="841699626">
+  <w:num w:numId="18">
     <w:abstractNumId w:val="31"/>
   </w:num>
-  <w:num w:numId="19" w16cid:durableId="1685093385">
+  <w:num w:numId="19">
     <w:abstractNumId w:val="25"/>
   </w:num>
-  <w:num w:numId="20" w16cid:durableId="656110652">
+  <w:num w:numId="20">
     <w:abstractNumId w:val="21"/>
   </w:num>
-  <w:num w:numId="21" w16cid:durableId="310445357">
+  <w:num w:numId="21">
     <w:abstractNumId w:val="38"/>
   </w:num>
-  <w:num w:numId="22" w16cid:durableId="890070687">
+  <w:num w:numId="22">
     <w:abstractNumId w:val="40"/>
   </w:num>
-  <w:num w:numId="23" w16cid:durableId="441925482">
+  <w:num w:numId="23">
     <w:abstractNumId w:val="10"/>
   </w:num>
-  <w:num w:numId="24" w16cid:durableId="1747144355">
+  <w:num w:numId="24">
     <w:abstractNumId w:val="36"/>
   </w:num>
-  <w:num w:numId="25" w16cid:durableId="795103168">
+  <w:num w:numId="25">
     <w:abstractNumId w:val="30"/>
   </w:num>
-  <w:num w:numId="26" w16cid:durableId="1950236477">
+  <w:num w:numId="26">
     <w:abstractNumId w:val="0"/>
   </w:num>
-  <w:num w:numId="27" w16cid:durableId="872618188">
+  <w:num w:numId="27">
     <w:abstractNumId w:val="23"/>
   </w:num>
-  <w:num w:numId="28" w16cid:durableId="1709376716">
+  <w:num w:numId="28">
     <w:abstractNumId w:val="27"/>
   </w:num>
-  <w:num w:numId="29" w16cid:durableId="558634088">
+  <w:num w:numId="29">
     <w:abstractNumId w:val="29"/>
   </w:num>
-  <w:num w:numId="30" w16cid:durableId="1061100333">
+  <w:num w:numId="30">
     <w:abstractNumId w:val="28"/>
   </w:num>
-  <w:num w:numId="31" w16cid:durableId="1669946074">
+  <w:num w:numId="31">
     <w:abstractNumId w:val="42"/>
   </w:num>
-  <w:num w:numId="32" w16cid:durableId="89587902">
+  <w:num w:numId="32">
     <w:abstractNumId w:val="9"/>
   </w:num>
-  <w:num w:numId="33" w16cid:durableId="1131292229">
+  <w:num w:numId="33">
     <w:abstractNumId w:val="15"/>
   </w:num>
-  <w:num w:numId="34" w16cid:durableId="2143501536">
+  <w:num w:numId="34">
     <w:abstractNumId w:val="7"/>
   </w:num>
-  <w:num w:numId="35" w16cid:durableId="817572747">
+  <w:num w:numId="35">
     <w:abstractNumId w:val="34"/>
   </w:num>
-  <w:num w:numId="36" w16cid:durableId="1116681974">
+  <w:num w:numId="36">
     <w:abstractNumId w:val="45"/>
   </w:num>
-  <w:num w:numId="37" w16cid:durableId="638649352">
+  <w:num w:numId="37">
     <w:abstractNumId w:val="43"/>
   </w:num>
-  <w:num w:numId="38" w16cid:durableId="399257334">
+  <w:num w:numId="38">
     <w:abstractNumId w:val="2"/>
   </w:num>
-  <w:num w:numId="39" w16cid:durableId="355616024">
+  <w:num w:numId="39">
     <w:abstractNumId w:val="41"/>
   </w:num>
-  <w:num w:numId="40" w16cid:durableId="1436099723">
+  <w:num w:numId="40">
     <w:abstractNumId w:val="1"/>
   </w:num>
-  <w:num w:numId="41" w16cid:durableId="1712614653">
+  <w:num w:numId="41">
     <w:abstractNumId w:val="37"/>
   </w:num>
-  <w:num w:numId="42" w16cid:durableId="821460107">
+  <w:num w:numId="42">
     <w:abstractNumId w:val="32"/>
   </w:num>
-  <w:num w:numId="43" w16cid:durableId="71851752">
+  <w:num w:numId="43">
     <w:abstractNumId w:val="39"/>
   </w:num>
-  <w:num w:numId="44" w16cid:durableId="508838298">
+  <w:num w:numId="44">
     <w:abstractNumId w:val="24"/>
   </w:num>
-  <w:num w:numId="45" w16cid:durableId="10300482">
+  <w:num w:numId="45">
     <w:abstractNumId w:val="11"/>
   </w:num>
-  <w:num w:numId="46" w16cid:durableId="1797404298">
+  <w:num w:numId="46">
     <w:abstractNumId w:val="14"/>
   </w:num>
   <w:numIdMacAtCleanup w:val="46"/>
@@ -7555,7 +7622,7 @@
 </file>
 
 <file path=word/styles.xml><?xml version="1.0" encoding="utf-8"?>
-<w:styles xmlns:mc="http://schemas.openxmlformats.org/markup-compatibility/2006" xmlns:r="http://schemas.openxmlformats.org/officeDocument/2006/relationships" xmlns:w="http://schemas.openxmlformats.org/wordprocessingml/2006/main" xmlns:w14="http://schemas.microsoft.com/office/word/2010/wordml" xmlns:w15="http://schemas.microsoft.com/office/word/2012/wordml" xmlns:w16cex="http://schemas.microsoft.com/office/word/2018/wordml/cex" xmlns:w16cid="http://schemas.microsoft.com/office/word/2016/wordml/cid" xmlns:w16="http://schemas.microsoft.com/office/word/2018/wordml" xmlns:w16du="http://schemas.microsoft.com/office/word/2023/wordml/word16du" xmlns:w16sdtdh="http://schemas.microsoft.com/office/word/2020/wordml/sdtdatahash" xmlns:w16se="http://schemas.microsoft.com/office/word/2015/wordml/symex" mc:Ignorable="w14 w15 w16se w16cid w16 w16cex w16sdtdh w16du">
+<w:styles xmlns:mc="http://schemas.openxmlformats.org/markup-compatibility/2006" xmlns:r="http://schemas.openxmlformats.org/officeDocument/2006/relationships" xmlns:w="http://schemas.openxmlformats.org/wordprocessingml/2006/main" xmlns:w14="http://schemas.microsoft.com/office/word/2010/wordml" xmlns:w15="http://schemas.microsoft.com/office/word/2012/wordml" xmlns:w16cex="http://schemas.microsoft.com/office/word/2018/wordml/cex" xmlns:w16cid="http://schemas.microsoft.com/office/word/2016/wordml/cid" xmlns:w16="http://schemas.microsoft.com/office/word/2018/wordml" xmlns:w16sdtdh="http://schemas.microsoft.com/office/word/2020/wordml/sdtdatahash" xmlns:w16se="http://schemas.microsoft.com/office/word/2015/wordml/symex" mc:Ignorable="w14 w15 w16se w16cid w16 w16cex w16sdtdh">
   <w:docDefaults>
     <w:rPrDefault>
       <w:rPr>
@@ -7949,7 +8016,7 @@
     <w:lsdException w:name="Unresolved Mention" w:semiHidden="1" w:unhideWhenUsed="1"/>
     <w:lsdException w:name="Smart Link" w:semiHidden="1" w:unhideWhenUsed="1"/>
   </w:latentStyles>
-  <w:style w:type="paragraph" w:default="1" w:styleId="Normal">
+  <w:style w:type="paragraph" w:default="1" w:styleId="a">
     <w:name w:val="Normal"/>
     <w:qFormat/>
     <w:rsid w:val="005A2A15"/>
@@ -7961,11 +8028,11 @@
       <w:szCs w:val="24"/>
     </w:rPr>
   </w:style>
-  <w:style w:type="paragraph" w:styleId="Heading1">
+  <w:style w:type="paragraph" w:styleId="1">
     <w:name w:val="heading 1"/>
-    <w:basedOn w:val="Normal"/>
-    <w:next w:val="Normal"/>
-    <w:link w:val="Heading1Char"/>
+    <w:basedOn w:val="a"/>
+    <w:next w:val="a"/>
+    <w:link w:val="10"/>
     <w:uiPriority w:val="99"/>
     <w:qFormat/>
     <w:rsid w:val="005A2A15"/>
@@ -7985,11 +8052,11 @@
       <w:szCs w:val="28"/>
     </w:rPr>
   </w:style>
-  <w:style w:type="paragraph" w:styleId="Heading2">
+  <w:style w:type="paragraph" w:styleId="2">
     <w:name w:val="heading 2"/>
-    <w:basedOn w:val="Normal"/>
-    <w:next w:val="Normal"/>
-    <w:link w:val="Heading2Char"/>
+    <w:basedOn w:val="a"/>
+    <w:next w:val="a"/>
+    <w:link w:val="20"/>
     <w:uiPriority w:val="99"/>
     <w:qFormat/>
     <w:rsid w:val="005A2A15"/>
@@ -8009,11 +8076,11 @@
       <w:szCs w:val="20"/>
     </w:rPr>
   </w:style>
-  <w:style w:type="paragraph" w:styleId="Heading3">
+  <w:style w:type="paragraph" w:styleId="3">
     <w:name w:val="heading 3"/>
-    <w:basedOn w:val="Normal"/>
-    <w:next w:val="Normal"/>
-    <w:link w:val="Heading3Char"/>
+    <w:basedOn w:val="a"/>
+    <w:next w:val="a"/>
+    <w:link w:val="30"/>
     <w:uiPriority w:val="99"/>
     <w:qFormat/>
     <w:rsid w:val="005A2A15"/>
@@ -8033,11 +8100,11 @@
       <w:lang w:val="en-US"/>
     </w:rPr>
   </w:style>
-  <w:style w:type="paragraph" w:styleId="Heading4">
+  <w:style w:type="paragraph" w:styleId="4">
     <w:name w:val="heading 4"/>
-    <w:basedOn w:val="Normal"/>
-    <w:next w:val="Normal"/>
-    <w:link w:val="Heading4Char"/>
+    <w:basedOn w:val="a"/>
+    <w:next w:val="a"/>
+    <w:link w:val="40"/>
     <w:uiPriority w:val="99"/>
     <w:qFormat/>
     <w:rsid w:val="005A2A15"/>
@@ -8057,13 +8124,13 @@
       <w:szCs w:val="32"/>
     </w:rPr>
   </w:style>
-  <w:style w:type="character" w:default="1" w:styleId="DefaultParagraphFont">
+  <w:style w:type="character" w:default="1" w:styleId="a0">
     <w:name w:val="Default Paragraph Font"/>
     <w:uiPriority w:val="1"/>
     <w:semiHidden/>
     <w:unhideWhenUsed/>
   </w:style>
-  <w:style w:type="table" w:default="1" w:styleId="TableNormal">
+  <w:style w:type="table" w:default="1" w:styleId="a1">
     <w:name w:val="Normal Table"/>
     <w:uiPriority w:val="99"/>
     <w:semiHidden/>
@@ -8078,16 +8145,16 @@
       </w:tblCellMar>
     </w:tblPr>
   </w:style>
-  <w:style w:type="numbering" w:default="1" w:styleId="NoList">
+  <w:style w:type="numbering" w:default="1" w:styleId="a2">
     <w:name w:val="No List"/>
     <w:uiPriority w:val="99"/>
     <w:semiHidden/>
     <w:unhideWhenUsed/>
   </w:style>
-  <w:style w:type="character" w:customStyle="1" w:styleId="Heading1Char">
-    <w:name w:val="Heading 1 Char"/>
-    <w:basedOn w:val="DefaultParagraphFont"/>
-    <w:link w:val="Heading1"/>
+  <w:style w:type="character" w:customStyle="1" w:styleId="10">
+    <w:name w:val="Заголовок 1 Знак"/>
+    <w:basedOn w:val="a0"/>
+    <w:link w:val="1"/>
     <w:uiPriority w:val="99"/>
     <w:locked/>
     <w:rsid w:val="005A2A15"/>
@@ -8100,10 +8167,10 @@
       <w:szCs w:val="32"/>
     </w:rPr>
   </w:style>
-  <w:style w:type="character" w:customStyle="1" w:styleId="Heading2Char">
-    <w:name w:val="Heading 2 Char"/>
-    <w:basedOn w:val="DefaultParagraphFont"/>
-    <w:link w:val="Heading2"/>
+  <w:style w:type="character" w:customStyle="1" w:styleId="20">
+    <w:name w:val="Заголовок 2 Знак"/>
+    <w:basedOn w:val="a0"/>
+    <w:link w:val="2"/>
     <w:uiPriority w:val="99"/>
     <w:semiHidden/>
     <w:locked/>
@@ -8118,10 +8185,10 @@
       <w:szCs w:val="28"/>
     </w:rPr>
   </w:style>
-  <w:style w:type="character" w:customStyle="1" w:styleId="Heading3Char">
-    <w:name w:val="Heading 3 Char"/>
-    <w:basedOn w:val="DefaultParagraphFont"/>
-    <w:link w:val="Heading3"/>
+  <w:style w:type="character" w:customStyle="1" w:styleId="30">
+    <w:name w:val="Заголовок 3 Знак"/>
+    <w:basedOn w:val="a0"/>
+    <w:link w:val="3"/>
     <w:uiPriority w:val="99"/>
     <w:semiHidden/>
     <w:locked/>
@@ -8134,10 +8201,10 @@
       <w:szCs w:val="26"/>
     </w:rPr>
   </w:style>
-  <w:style w:type="character" w:customStyle="1" w:styleId="Heading4Char">
-    <w:name w:val="Heading 4 Char"/>
-    <w:basedOn w:val="DefaultParagraphFont"/>
-    <w:link w:val="Heading4"/>
+  <w:style w:type="character" w:customStyle="1" w:styleId="40">
+    <w:name w:val="Заголовок 4 Знак"/>
+    <w:basedOn w:val="a0"/>
+    <w:link w:val="4"/>
     <w:uiPriority w:val="99"/>
     <w:semiHidden/>
     <w:locked/>
@@ -8150,10 +8217,10 @@
       <w:szCs w:val="28"/>
     </w:rPr>
   </w:style>
-  <w:style w:type="paragraph" w:styleId="Title">
+  <w:style w:type="paragraph" w:styleId="a3">
     <w:name w:val="Title"/>
-    <w:basedOn w:val="Normal"/>
-    <w:link w:val="TitleChar"/>
+    <w:basedOn w:val="a"/>
+    <w:link w:val="a4"/>
     <w:uiPriority w:val="99"/>
     <w:qFormat/>
     <w:rsid w:val="005A2A15"/>
@@ -8171,10 +8238,10 @@
       <w:szCs w:val="20"/>
     </w:rPr>
   </w:style>
-  <w:style w:type="character" w:customStyle="1" w:styleId="TitleChar">
-    <w:name w:val="Title Char"/>
-    <w:basedOn w:val="DefaultParagraphFont"/>
-    <w:link w:val="Title"/>
+  <w:style w:type="character" w:customStyle="1" w:styleId="a4">
+    <w:name w:val="Заголовок Знак"/>
+    <w:basedOn w:val="a0"/>
+    <w:link w:val="a3"/>
     <w:uiPriority w:val="99"/>
     <w:locked/>
     <w:rsid w:val="005A2A15"/>
@@ -8187,10 +8254,10 @@
       <w:szCs w:val="32"/>
     </w:rPr>
   </w:style>
-  <w:style w:type="paragraph" w:styleId="BodyText">
+  <w:style w:type="paragraph" w:styleId="a5">
     <w:name w:val="Body Text"/>
-    <w:basedOn w:val="Normal"/>
-    <w:link w:val="BodyTextChar"/>
+    <w:basedOn w:val="a"/>
+    <w:link w:val="a6"/>
     <w:uiPriority w:val="99"/>
     <w:rsid w:val="005A2A15"/>
     <w:pPr>
@@ -8206,10 +8273,10 @@
       <w:szCs w:val="28"/>
     </w:rPr>
   </w:style>
-  <w:style w:type="character" w:customStyle="1" w:styleId="BodyTextChar">
-    <w:name w:val="Body Text Char"/>
-    <w:basedOn w:val="DefaultParagraphFont"/>
-    <w:link w:val="BodyText"/>
+  <w:style w:type="character" w:customStyle="1" w:styleId="a6">
+    <w:name w:val="Основной текст Знак"/>
+    <w:basedOn w:val="a0"/>
+    <w:link w:val="a5"/>
     <w:uiPriority w:val="99"/>
     <w:semiHidden/>
     <w:locked/>
@@ -8222,7 +8289,7 @@
   </w:style>
   <w:style w:type="paragraph" w:customStyle="1" w:styleId="H1">
     <w:name w:val="H1"/>
-    <w:basedOn w:val="Normal"/>
+    <w:basedOn w:val="a"/>
     <w:next w:val="MAINTEXT1"/>
     <w:link w:val="H10"/>
     <w:qFormat/>
@@ -8261,7 +8328,7 @@
   </w:style>
   <w:style w:type="character" w:customStyle="1" w:styleId="H10">
     <w:name w:val="H1 Знак"/>
-    <w:basedOn w:val="DefaultParagraphFont"/>
+    <w:basedOn w:val="a0"/>
     <w:link w:val="H1"/>
     <w:rsid w:val="00F26346"/>
     <w:rPr>
@@ -8283,10 +8350,10 @@
       <w:szCs w:val="28"/>
     </w:rPr>
   </w:style>
-  <w:style w:type="paragraph" w:styleId="Header">
+  <w:style w:type="paragraph" w:styleId="a7">
     <w:name w:val="header"/>
-    <w:basedOn w:val="Normal"/>
-    <w:link w:val="HeaderChar"/>
+    <w:basedOn w:val="a"/>
+    <w:link w:val="a8"/>
     <w:uiPriority w:val="99"/>
     <w:unhideWhenUsed/>
     <w:rsid w:val="0002180F"/>
@@ -8297,10 +8364,10 @@
       </w:tabs>
     </w:pPr>
   </w:style>
-  <w:style w:type="character" w:customStyle="1" w:styleId="HeaderChar">
-    <w:name w:val="Header Char"/>
-    <w:basedOn w:val="DefaultParagraphFont"/>
-    <w:link w:val="Header"/>
+  <w:style w:type="character" w:customStyle="1" w:styleId="a8">
+    <w:name w:val="Верхний колонтитул Знак"/>
+    <w:basedOn w:val="a0"/>
+    <w:link w:val="a7"/>
     <w:uiPriority w:val="99"/>
     <w:rsid w:val="0002180F"/>
     <w:rPr>
@@ -8308,10 +8375,10 @@
       <w:szCs w:val="24"/>
     </w:rPr>
   </w:style>
-  <w:style w:type="paragraph" w:styleId="Footer">
+  <w:style w:type="paragraph" w:styleId="a9">
     <w:name w:val="footer"/>
-    <w:basedOn w:val="Normal"/>
-    <w:link w:val="FooterChar"/>
+    <w:basedOn w:val="a"/>
+    <w:link w:val="aa"/>
     <w:uiPriority w:val="99"/>
     <w:unhideWhenUsed/>
     <w:rsid w:val="0002180F"/>
@@ -8322,10 +8389,10 @@
       </w:tabs>
     </w:pPr>
   </w:style>
-  <w:style w:type="character" w:customStyle="1" w:styleId="FooterChar">
-    <w:name w:val="Footer Char"/>
-    <w:basedOn w:val="DefaultParagraphFont"/>
-    <w:link w:val="Footer"/>
+  <w:style w:type="character" w:customStyle="1" w:styleId="aa">
+    <w:name w:val="Нижний колонтитул Знак"/>
+    <w:basedOn w:val="a0"/>
+    <w:link w:val="a9"/>
     <w:uiPriority w:val="99"/>
     <w:rsid w:val="0002180F"/>
     <w:rPr>
@@ -8335,7 +8402,7 @@
   </w:style>
   <w:style w:type="paragraph" w:customStyle="1" w:styleId="DIV1">
     <w:name w:val="DIV1"/>
-    <w:basedOn w:val="ListParagraph"/>
+    <w:basedOn w:val="ab"/>
     <w:next w:val="MAINTEXT1"/>
     <w:qFormat/>
     <w:rsid w:val="00C72183"/>
@@ -8353,9 +8420,9 @@
       <w:sz w:val="28"/>
     </w:rPr>
   </w:style>
-  <w:style w:type="paragraph" w:styleId="ListParagraph">
+  <w:style w:type="paragraph" w:styleId="ab">
     <w:name w:val="List Paragraph"/>
-    <w:basedOn w:val="Normal"/>
+    <w:basedOn w:val="a"/>
     <w:uiPriority w:val="34"/>
     <w:qFormat/>
     <w:rsid w:val="008331DB"/>
@@ -8364,17 +8431,17 @@
       <w:contextualSpacing/>
     </w:pPr>
   </w:style>
-  <w:style w:type="paragraph" w:styleId="Bibliography">
+  <w:style w:type="paragraph" w:styleId="ac">
     <w:name w:val="Bibliography"/>
-    <w:basedOn w:val="Normal"/>
-    <w:next w:val="Normal"/>
+    <w:basedOn w:val="a"/>
+    <w:next w:val="a"/>
     <w:uiPriority w:val="37"/>
     <w:unhideWhenUsed/>
     <w:rsid w:val="00EE1F7E"/>
   </w:style>
   <w:style w:type="paragraph" w:customStyle="1" w:styleId="DIV2">
     <w:name w:val="DIV2"/>
-    <w:basedOn w:val="ListParagraph"/>
+    <w:basedOn w:val="ab"/>
     <w:next w:val="MAINTEXT2"/>
     <w:qFormat/>
     <w:rsid w:val="00C72183"/>
@@ -8393,10 +8460,10 @@
       <w:sz w:val="28"/>
     </w:rPr>
   </w:style>
-  <w:style w:type="paragraph" w:styleId="TOC3">
+  <w:style w:type="paragraph" w:styleId="31">
     <w:name w:val="toc 3"/>
-    <w:basedOn w:val="Normal"/>
-    <w:next w:val="Normal"/>
+    <w:basedOn w:val="a"/>
+    <w:next w:val="a"/>
     <w:autoRedefine/>
     <w:uiPriority w:val="39"/>
     <w:locked/>
@@ -8409,10 +8476,10 @@
       <w:sz w:val="28"/>
     </w:rPr>
   </w:style>
-  <w:style w:type="paragraph" w:styleId="TOC1">
+  <w:style w:type="paragraph" w:styleId="11">
     <w:name w:val="toc 1"/>
-    <w:basedOn w:val="Normal"/>
-    <w:next w:val="Normal"/>
+    <w:basedOn w:val="a"/>
+    <w:next w:val="a"/>
     <w:autoRedefine/>
     <w:uiPriority w:val="39"/>
     <w:locked/>
@@ -8428,10 +8495,10 @@
       <w:sz w:val="28"/>
     </w:rPr>
   </w:style>
-  <w:style w:type="paragraph" w:styleId="TOC2">
+  <w:style w:type="paragraph" w:styleId="21">
     <w:name w:val="toc 2"/>
-    <w:basedOn w:val="Normal"/>
-    <w:next w:val="Normal"/>
+    <w:basedOn w:val="a"/>
+    <w:next w:val="a"/>
     <w:autoRedefine/>
     <w:uiPriority w:val="39"/>
     <w:locked/>
@@ -8450,9 +8517,9 @@
       <w:szCs w:val="28"/>
     </w:rPr>
   </w:style>
-  <w:style w:type="character" w:styleId="Hyperlink">
+  <w:style w:type="character" w:styleId="ad">
     <w:name w:val="Hyperlink"/>
-    <w:basedOn w:val="DefaultParagraphFont"/>
+    <w:basedOn w:val="a0"/>
     <w:uiPriority w:val="99"/>
     <w:unhideWhenUsed/>
     <w:rsid w:val="00C03BE7"/>
@@ -8471,9 +8538,9 @@
       <w:outlineLvl w:val="9"/>
     </w:pPr>
   </w:style>
-  <w:style w:type="character" w:styleId="PlaceholderText">
+  <w:style w:type="character" w:styleId="ae">
     <w:name w:val="Placeholder Text"/>
-    <w:basedOn w:val="DefaultParagraphFont"/>
+    <w:basedOn w:val="a0"/>
     <w:uiPriority w:val="99"/>
     <w:semiHidden/>
     <w:rsid w:val="00ED438A"/>
@@ -8481,9 +8548,9 @@
       <w:color w:val="808080"/>
     </w:rPr>
   </w:style>
-  <w:style w:type="table" w:styleId="TableGrid">
+  <w:style w:type="table" w:styleId="af">
     <w:name w:val="Table Grid"/>
-    <w:basedOn w:val="TableNormal"/>
+    <w:basedOn w:val="a1"/>
     <w:locked/>
     <w:rsid w:val="007151DF"/>
     <w:pPr>
@@ -8500,10 +8567,10 @@
       </w:tblBorders>
     </w:tblPr>
   </w:style>
-  <w:style w:type="paragraph" w:styleId="Caption">
+  <w:style w:type="paragraph" w:styleId="af0">
     <w:name w:val="caption"/>
-    <w:basedOn w:val="Normal"/>
-    <w:next w:val="Normal"/>
+    <w:basedOn w:val="a"/>
+    <w:next w:val="a"/>
     <w:unhideWhenUsed/>
     <w:locked/>
     <w:rsid w:val="000214A2"/>
@@ -8519,10 +8586,10 @@
       <w:szCs w:val="28"/>
     </w:rPr>
   </w:style>
-  <w:style w:type="paragraph" w:styleId="TOC4">
+  <w:style w:type="paragraph" w:styleId="41">
     <w:name w:val="toc 4"/>
-    <w:basedOn w:val="Normal"/>
-    <w:next w:val="Normal"/>
+    <w:basedOn w:val="a"/>
+    <w:next w:val="a"/>
     <w:autoRedefine/>
     <w:locked/>
     <w:rsid w:val="00CA1852"/>
@@ -8595,7 +8662,7 @@
   </w:style>
   <w:style w:type="paragraph" w:customStyle="1" w:styleId="TABLECAPTION">
     <w:name w:val="TABLE CAPTION"/>
-    <w:basedOn w:val="Caption"/>
+    <w:basedOn w:val="af0"/>
     <w:qFormat/>
     <w:rsid w:val="00C72183"/>
     <w:pPr>
@@ -8637,7 +8704,7 @@
   </w:style>
   <w:style w:type="paragraph" w:customStyle="1" w:styleId="PICTURECAPTION">
     <w:name w:val="PICTURE CAPTION"/>
-    <w:basedOn w:val="Caption"/>
+    <w:basedOn w:val="af0"/>
     <w:qFormat/>
     <w:rsid w:val="00C72183"/>
     <w:pPr>
@@ -9064,9 +9131,9 @@
       <w:jc w:val="left"/>
     </w:pPr>
   </w:style>
-  <w:style w:type="paragraph" w:styleId="NormalWeb">
+  <w:style w:type="paragraph" w:styleId="af1">
     <w:name w:val="Normal (Web)"/>
-    <w:basedOn w:val="Normal"/>
+    <w:basedOn w:val="a"/>
     <w:uiPriority w:val="99"/>
     <w:semiHidden/>
     <w:unhideWhenUsed/>

--- a/big-data/lab04/lab04.docx
+++ b/big-data/lab04/lab04.docx
@@ -1,6 +1,6 @@
 
 <file path=word/document.xml><?xml version="1.0" encoding="utf-8"?>
-<w:document xmlns:wpc="http://schemas.microsoft.com/office/word/2010/wordprocessingCanvas" xmlns:cx="http://schemas.microsoft.com/office/drawing/2014/chartex" xmlns:cx1="http://schemas.microsoft.com/office/drawing/2015/9/8/chartex" xmlns:cx2="http://schemas.microsoft.com/office/drawing/2015/10/21/chartex" xmlns:cx3="http://schemas.microsoft.com/office/drawing/2016/5/9/chartex" xmlns:cx4="http://schemas.microsoft.com/office/drawing/2016/5/10/chartex" xmlns:cx5="http://schemas.microsoft.com/office/drawing/2016/5/11/chartex" xmlns:cx6="http://schemas.microsoft.com/office/drawing/2016/5/12/chartex" xmlns:cx7="http://schemas.microsoft.com/office/drawing/2016/5/13/chartex" xmlns:cx8="http://schemas.microsoft.com/office/drawing/2016/5/14/chartex" xmlns:mc="http://schemas.openxmlformats.org/markup-compatibility/2006" xmlns:aink="http://schemas.microsoft.com/office/drawing/2016/ink" xmlns:am3d="http://schemas.microsoft.com/office/drawing/2017/model3d" xmlns:o="urn:schemas-microsoft-com:office:office" xmlns:r="http://schemas.openxmlformats.org/officeDocument/2006/relationships" xmlns:m="http://schemas.openxmlformats.org/officeDocument/2006/math" xmlns:v="urn:schemas-microsoft-com:vml" xmlns:wp14="http://schemas.microsoft.com/office/word/2010/wordprocessingDrawing" xmlns:wp="http://schemas.openxmlformats.org/drawingml/2006/wordprocessingDrawing" xmlns:w10="urn:schemas-microsoft-com:office:word" xmlns:w="http://schemas.openxmlformats.org/wordprocessingml/2006/main" xmlns:w14="http://schemas.microsoft.com/office/word/2010/wordml" xmlns:w15="http://schemas.microsoft.com/office/word/2012/wordml" xmlns:w16cex="http://schemas.microsoft.com/office/word/2018/wordml/cex" xmlns:w16cid="http://schemas.microsoft.com/office/word/2016/wordml/cid" xmlns:w16="http://schemas.microsoft.com/office/word/2018/wordml" xmlns:w16sdtdh="http://schemas.microsoft.com/office/word/2020/wordml/sdtdatahash" xmlns:w16se="http://schemas.microsoft.com/office/word/2015/wordml/symex" xmlns:wpg="http://schemas.microsoft.com/office/word/2010/wordprocessingGroup" xmlns:wpi="http://schemas.microsoft.com/office/word/2010/wordprocessingInk" xmlns:wne="http://schemas.microsoft.com/office/word/2006/wordml" xmlns:wps="http://schemas.microsoft.com/office/word/2010/wordprocessingShape" mc:Ignorable="w14 w15 w16se w16cid w16 w16cex w16sdtdh wp14">
+<w:document xmlns:wpc="http://schemas.microsoft.com/office/word/2010/wordprocessingCanvas" xmlns:cx="http://schemas.microsoft.com/office/drawing/2014/chartex" xmlns:cx1="http://schemas.microsoft.com/office/drawing/2015/9/8/chartex" xmlns:cx2="http://schemas.microsoft.com/office/drawing/2015/10/21/chartex" xmlns:cx3="http://schemas.microsoft.com/office/drawing/2016/5/9/chartex" xmlns:cx4="http://schemas.microsoft.com/office/drawing/2016/5/10/chartex" xmlns:cx5="http://schemas.microsoft.com/office/drawing/2016/5/11/chartex" xmlns:cx6="http://schemas.microsoft.com/office/drawing/2016/5/12/chartex" xmlns:cx7="http://schemas.microsoft.com/office/drawing/2016/5/13/chartex" xmlns:cx8="http://schemas.microsoft.com/office/drawing/2016/5/14/chartex" xmlns:mc="http://schemas.openxmlformats.org/markup-compatibility/2006" xmlns:aink="http://schemas.microsoft.com/office/drawing/2016/ink" xmlns:am3d="http://schemas.microsoft.com/office/drawing/2017/model3d" xmlns:o="urn:schemas-microsoft-com:office:office" xmlns:oel="http://schemas.microsoft.com/office/2019/extlst" xmlns:r="http://schemas.openxmlformats.org/officeDocument/2006/relationships" xmlns:m="http://schemas.openxmlformats.org/officeDocument/2006/math" xmlns:v="urn:schemas-microsoft-com:vml" xmlns:wp14="http://schemas.microsoft.com/office/word/2010/wordprocessingDrawing" xmlns:wp="http://schemas.openxmlformats.org/drawingml/2006/wordprocessingDrawing" xmlns:w10="urn:schemas-microsoft-com:office:word" xmlns:w="http://schemas.openxmlformats.org/wordprocessingml/2006/main" xmlns:w14="http://schemas.microsoft.com/office/word/2010/wordml" xmlns:w15="http://schemas.microsoft.com/office/word/2012/wordml" xmlns:w16cex="http://schemas.microsoft.com/office/word/2018/wordml/cex" xmlns:w16cid="http://schemas.microsoft.com/office/word/2016/wordml/cid" xmlns:w16="http://schemas.microsoft.com/office/word/2018/wordml" xmlns:w16du="http://schemas.microsoft.com/office/word/2023/wordml/word16du" xmlns:w16sdtdh="http://schemas.microsoft.com/office/word/2020/wordml/sdtdatahash" xmlns:w16se="http://schemas.microsoft.com/office/word/2015/wordml/symex" xmlns:wpg="http://schemas.microsoft.com/office/word/2010/wordprocessingGroup" xmlns:wpi="http://schemas.microsoft.com/office/word/2010/wordprocessingInk" xmlns:wne="http://schemas.microsoft.com/office/word/2006/wordml" xmlns:wps="http://schemas.microsoft.com/office/word/2010/wordprocessingShape" mc:Ignorable="w14 w15 w16se w16cid w16 w16cex w16sdtdh w16du wp14">
   <w:body>
     <w:p>
       <w:pPr>
@@ -104,21 +104,53 @@
             <w:r>
               <w:t>д</w:t>
             </w:r>
+            <w:proofErr w:type="spellStart"/>
             <w:r>
               <w:rPr>
                 <w:lang w:val="en-US"/>
               </w:rPr>
               <w:t>оцент</w:t>
             </w:r>
+            <w:proofErr w:type="spellEnd"/>
             <w:r>
               <w:t xml:space="preserve">, </w:t>
             </w:r>
+            <w:proofErr w:type="spellStart"/>
             <w:r>
               <w:rPr>
                 <w:lang w:val="en-US"/>
               </w:rPr>
-              <w:t>канд. техн. наук</w:t>
+              <w:t>канд</w:t>
             </w:r>
+            <w:proofErr w:type="spellEnd"/>
+            <w:r>
+              <w:rPr>
+                <w:lang w:val="en-US"/>
+              </w:rPr>
+              <w:t xml:space="preserve">. </w:t>
+            </w:r>
+            <w:proofErr w:type="spellStart"/>
+            <w:r>
+              <w:rPr>
+                <w:lang w:val="en-US"/>
+              </w:rPr>
+              <w:t>техн</w:t>
+            </w:r>
+            <w:proofErr w:type="spellEnd"/>
+            <w:r>
+              <w:rPr>
+                <w:lang w:val="en-US"/>
+              </w:rPr>
+              <w:t xml:space="preserve">. </w:t>
+            </w:r>
+            <w:proofErr w:type="spellStart"/>
+            <w:r>
+              <w:rPr>
+                <w:lang w:val="en-US"/>
+              </w:rPr>
+              <w:t>наук</w:t>
+            </w:r>
+            <w:proofErr w:type="spellEnd"/>
           </w:p>
         </w:tc>
         <w:tc>
@@ -212,12 +244,14 @@
             <w:r>
               <w:t xml:space="preserve">Н. В. </w:t>
             </w:r>
+            <w:proofErr w:type="spellStart"/>
             <w:r>
               <w:rPr>
                 <w:lang w:val="en-US"/>
               </w:rPr>
               <w:t>Богословская</w:t>
             </w:r>
+            <w:proofErr w:type="spellEnd"/>
           </w:p>
         </w:tc>
       </w:tr>
@@ -378,7 +412,7 @@
     </w:tbl>
     <w:p>
       <w:pPr>
-        <w:pStyle w:val="a5"/>
+        <w:pStyle w:val="BodyText"/>
         <w:spacing w:before="0"/>
       </w:pPr>
     </w:p>
@@ -404,7 +438,7 @@
           </w:tcPr>
           <w:p>
             <w:pPr>
-              <w:pStyle w:val="a5"/>
+              <w:pStyle w:val="BodyText"/>
               <w:spacing w:before="960"/>
               <w:rPr>
                 <w:lang w:val="en-US"/>
@@ -435,7 +469,7 @@
           </w:tcPr>
           <w:p>
             <w:pPr>
-              <w:pStyle w:val="1"/>
+              <w:pStyle w:val="Heading1"/>
               <w:keepNext w:val="0"/>
               <w:spacing w:before="720" w:after="720"/>
               <w:rPr>
@@ -466,7 +500,7 @@
           </w:tcPr>
           <w:p>
             <w:pPr>
-              <w:pStyle w:val="3"/>
+              <w:pStyle w:val="Heading3"/>
               <w:keepNext w:val="0"/>
               <w:spacing w:before="120"/>
               <w:rPr>
@@ -498,7 +532,7 @@
           </w:tcPr>
           <w:p>
             <w:pPr>
-              <w:pStyle w:val="3"/>
+              <w:pStyle w:val="Heading3"/>
               <w:keepNext w:val="0"/>
               <w:spacing w:before="240"/>
               <w:rPr>
@@ -956,7 +990,31 @@
         <w:t>о</w:t>
       </w:r>
       <w:r>
-        <w:t>своение методов кластерного анализа данных в аналитической платформе Loginom. В рамках работы необходимо изучить и практически применить алгоритмы кластеризации (EM, k-means, g-means, CLOPE), провести оценку качества полученных моделей, а также выполнить содержательную интерпретацию сформированных кластеров</w:t>
+        <w:t xml:space="preserve">своение методов кластерного анализа данных в аналитической платформе </w:t>
+      </w:r>
+      <w:proofErr w:type="spellStart"/>
+      <w:r>
+        <w:t>Loginom</w:t>
+      </w:r>
+      <w:proofErr w:type="spellEnd"/>
+      <w:r>
+        <w:t>. В рамках работы необходимо изучить и практически применить алгоритмы кластеризации (EM, k-</w:t>
+      </w:r>
+      <w:proofErr w:type="spellStart"/>
+      <w:r>
+        <w:t>means</w:t>
+      </w:r>
+      <w:proofErr w:type="spellEnd"/>
+      <w:r>
+        <w:t>, g-</w:t>
+      </w:r>
+      <w:proofErr w:type="spellStart"/>
+      <w:r>
+        <w:t>means</w:t>
+      </w:r>
+      <w:proofErr w:type="spellEnd"/>
+      <w:r>
+        <w:t>, CLOPE), провести оценку качества полученных моделей, а также выполнить содержательную интерпретацию сформированных кластеров</w:t>
       </w:r>
       <w:r>
         <w:t>.</w:t>
@@ -989,7 +1047,23 @@
         <w:pStyle w:val="LIST1"/>
       </w:pPr>
       <w:r>
-        <w:t>Для двух наборов данных «Высшее образование.xlsx» и «Здравоохранение.xlsx» - реализовать кластеризацию алгоритмами EM, k-means и g-means.</w:t>
+        <w:t>Для двух наборов данных «Высшее образование.xlsx» и «Здравоохранение.xlsx» - реализовать кластеризацию алгоритмами EM, k-</w:t>
+      </w:r>
+      <w:proofErr w:type="spellStart"/>
+      <w:r>
+        <w:t>means</w:t>
+      </w:r>
+      <w:proofErr w:type="spellEnd"/>
+      <w:r>
+        <w:t xml:space="preserve"> и g-</w:t>
+      </w:r>
+      <w:proofErr w:type="spellStart"/>
+      <w:r>
+        <w:t>means</w:t>
+      </w:r>
+      <w:proofErr w:type="spellEnd"/>
+      <w:r>
+        <w:t>.</w:t>
       </w:r>
     </w:p>
     <w:p>
@@ -997,7 +1071,15 @@
         <w:pStyle w:val="LIST1"/>
       </w:pPr>
       <w:r>
-        <w:t>Для набора «transactions_diy.lgd» реализовать кластеризацию транзакций с помощью алгоритма CLOPE.</w:t>
+        <w:t>Для набора «</w:t>
+      </w:r>
+      <w:proofErr w:type="spellStart"/>
+      <w:r>
+        <w:t>transactions_diy.lgd</w:t>
+      </w:r>
+      <w:proofErr w:type="spellEnd"/>
+      <w:r>
+        <w:t>» реализовать кластеризацию транзакций с помощью алгоритма CLOPE.</w:t>
       </w:r>
     </w:p>
     <w:p>
@@ -1005,7 +1087,23 @@
         <w:pStyle w:val="LIST1"/>
       </w:pPr>
       <w:r>
-        <w:t>Выполнить оценку качества всех полученных моделей с использованием компонента meta-silhouettes из библиотеки loginom_sklearn_meta.</w:t>
+        <w:t xml:space="preserve">Выполнить оценку качества всех полученных моделей с использованием компонента </w:t>
+      </w:r>
+      <w:proofErr w:type="spellStart"/>
+      <w:r>
+        <w:t>meta-silhouettes</w:t>
+      </w:r>
+      <w:proofErr w:type="spellEnd"/>
+      <w:r>
+        <w:t xml:space="preserve"> из библиотеки </w:t>
+      </w:r>
+      <w:proofErr w:type="spellStart"/>
+      <w:r>
+        <w:t>loginom_sklearn_meta</w:t>
+      </w:r>
+      <w:proofErr w:type="spellEnd"/>
+      <w:r>
+        <w:t>.</w:t>
       </w:r>
     </w:p>
     <w:p>
@@ -1027,6 +1125,9 @@
     <w:p>
       <w:pPr>
         <w:pStyle w:val="DIV1"/>
+        <w:rPr>
+          <w:lang w:val="en-US"/>
+        </w:rPr>
       </w:pPr>
       <w:r>
         <w:t>Ход выполнения</w:t>
@@ -1034,23 +1135,174 @@
     </w:p>
     <w:p>
       <w:pPr>
-        <w:pStyle w:val="MAINTEXT1"/>
-      </w:pPr>
-      <w:r>
-        <w:t>Аналитический сценарий проекта представлен на рисунке 1</w:t>
+        <w:pStyle w:val="DIV2"/>
+        <w:rPr>
+          <w:lang w:val="en-US"/>
+        </w:rPr>
+      </w:pPr>
+      <w:r>
+        <w:t>Подготовка данных</w:t>
       </w:r>
     </w:p>
     <w:p>
       <w:pPr>
+        <w:pStyle w:val="MAINTEXT2"/>
+        <w:ind w:left="401"/>
+      </w:pPr>
+      <w:r>
+        <w:t>На начальном этапе лабораторной работы были загружены три набора исходных данных: «Высшее образование.</w:t>
+      </w:r>
+      <w:r>
+        <w:rPr>
+          <w:lang w:val="en-US"/>
+        </w:rPr>
+        <w:t>xlsx</w:t>
+      </w:r>
+      <w:r>
+        <w:t>», «Здравоохранение.</w:t>
+      </w:r>
+      <w:r>
+        <w:rPr>
+          <w:lang w:val="en-US"/>
+        </w:rPr>
+        <w:t>xlsx</w:t>
+      </w:r>
+      <w:r>
+        <w:t>» и «</w:t>
+      </w:r>
+      <w:r>
+        <w:rPr>
+          <w:lang w:val="en-US"/>
+        </w:rPr>
+        <w:t>transactions</w:t>
+      </w:r>
+      <w:r>
+        <w:t>_</w:t>
+      </w:r>
+      <w:proofErr w:type="spellStart"/>
+      <w:r>
+        <w:rPr>
+          <w:lang w:val="en-US"/>
+        </w:rPr>
+        <w:t>diy</w:t>
+      </w:r>
+      <w:proofErr w:type="spellEnd"/>
+      <w:r>
+        <w:t>.</w:t>
+      </w:r>
+      <w:proofErr w:type="spellStart"/>
+      <w:r>
+        <w:rPr>
+          <w:lang w:val="en-US"/>
+        </w:rPr>
+        <w:t>lgd</w:t>
+      </w:r>
+      <w:proofErr w:type="spellEnd"/>
+      <w:r>
+        <w:t>». Общая структура разработанного сценария представлена на рисунке 1.</w:t>
+      </w:r>
+    </w:p>
+    <w:p>
+      <w:pPr>
+        <w:pStyle w:val="MAINTEXT2"/>
+        <w:ind w:left="401"/>
+      </w:pPr>
+      <w:r>
+        <w:t xml:space="preserve">Перед выполнением кластерного анализа данные из файлов формата </w:t>
+      </w:r>
+      <w:r>
+        <w:rPr>
+          <w:lang w:val="en-US"/>
+        </w:rPr>
+        <w:t>XLSX</w:t>
+      </w:r>
+      <w:r>
+        <w:t xml:space="preserve"> были предварительно обработаны. Из таблиц были исключены записи, содержащие нечисловые значения в полях, используемых при кластеризации. Такая подготовка необходима, поскольку рассматриваемые алгоритмы работают с числовыми признаками и используют расстояние между объектами для определения степени их сходства.</w:t>
+      </w:r>
+    </w:p>
+    <w:p>
+      <w:pPr>
+        <w:pStyle w:val="MAINTEXT2"/>
+        <w:ind w:left="401"/>
+      </w:pPr>
+      <w:r>
+        <w:lastRenderedPageBreak/>
+        <w:t xml:space="preserve">После очистки данные передавались в узел </w:t>
+      </w:r>
+      <w:r>
+        <w:rPr>
+          <w:lang w:val="en-US"/>
+        </w:rPr>
+        <w:t>Python</w:t>
+      </w:r>
+      <w:r>
+        <w:t xml:space="preserve">, в котором выполнялась нормализация числовых признаков методом </w:t>
+      </w:r>
+      <w:r>
+        <w:rPr>
+          <w:lang w:val="en-US"/>
+        </w:rPr>
+        <w:t>Min</w:t>
+      </w:r>
+      <w:r>
+        <w:t>-</w:t>
+      </w:r>
+      <w:r>
+        <w:rPr>
+          <w:lang w:val="en-US"/>
+        </w:rPr>
+        <w:t>Max</w:t>
+      </w:r>
+      <w:r>
+        <w:t>. Нормализация позволяет привести значения различных характеристик к единому масштабу и тем самым исключить чрезмерное влияние признаков с большими абсолютными значениями на результат кластеризации.</w:t>
+      </w:r>
+    </w:p>
+    <w:p>
+      <w:pPr>
+        <w:pStyle w:val="MAINTEXT2"/>
+        <w:ind w:left="401"/>
+      </w:pPr>
+      <w:r>
+        <w:t xml:space="preserve">В </w:t>
+      </w:r>
+      <w:r>
+        <w:rPr>
+          <w:lang w:val="en-US"/>
+        </w:rPr>
+        <w:t>Python</w:t>
+      </w:r>
+      <w:r>
+        <w:t>-узле автоматически определялись числовые поля набора данных. Служебные столбцы, используемые в качестве идентификаторов или счетчиков, например «#», «</w:t>
+      </w:r>
+      <w:r>
+        <w:rPr>
+          <w:lang w:val="en-US"/>
+        </w:rPr>
+        <w:t>id</w:t>
+      </w:r>
+      <w:r>
+        <w:t>», «</w:t>
+      </w:r>
+      <w:r>
+        <w:rPr>
+          <w:lang w:val="en-US"/>
+        </w:rPr>
+        <w:t>ID</w:t>
+      </w:r>
+      <w:r>
+        <w:t>» и «№», исключались из обработки. При необходимости значения преобразовывались в числовой формат, после чего для каждого признака выполнялось масштабирование. Для контроля корректности обработки в консоль выводились минимальные и максимальные значения соответствующих столбцов до выполнения нормализации.</w:t>
+      </w:r>
+    </w:p>
+    <w:p>
+      <w:pPr>
         <w:pStyle w:val="PICTURE"/>
       </w:pPr>
       <w:r>
-        <w:lastRenderedPageBreak/>
         <w:drawing>
-          <wp:inline distT="0" distB="0" distL="0" distR="0" wp14:anchorId="57642CB8" wp14:editId="545AFF00">
+          <wp:inline distT="0" distB="0" distL="0" distR="0" wp14:anchorId="032F4C69" wp14:editId="4A689900">
             <wp:extent cx="5059908" cy="4259580"/>
             <wp:effectExtent l="0" t="0" r="7620" b="7620"/>
-            <wp:docPr id="2" name="Graphic 1"/>
+            <wp:docPr id="2" name="Graphic 1" descr="A screenshot of a computer&#10;&#10;Description automatically generated"/>
             <wp:cNvGraphicFramePr>
               <a:graphicFrameLocks xmlns:a="http://schemas.openxmlformats.org/drawingml/2006/main" noChangeAspect="1"/>
             </wp:cNvGraphicFramePr>
@@ -1058,7 +1310,7 @@
               <a:graphicData uri="http://schemas.openxmlformats.org/drawingml/2006/picture">
                 <pic:pic xmlns:pic="http://schemas.openxmlformats.org/drawingml/2006/picture">
                   <pic:nvPicPr>
-                    <pic:cNvPr id="2" name="Graphic 1"/>
+                    <pic:cNvPr id="2" name="Graphic 1" descr="A screenshot of a computer&#10;&#10;Description automatically generated"/>
                     <pic:cNvPicPr/>
                   </pic:nvPicPr>
                   <pic:blipFill>
@@ -1126,37 +1378,198 @@
     </w:p>
     <w:p>
       <w:pPr>
-        <w:pStyle w:val="MAINTEXT1"/>
-      </w:pPr>
-      <w:r>
-        <w:t xml:space="preserve">На рисунках </w:t>
-      </w:r>
-      <w:r>
-        <w:t>2</w:t>
-      </w:r>
-      <w:r>
-        <w:t>–11 представлены</w:t>
-      </w:r>
-      <w:r>
-        <w:t xml:space="preserve"> код, настройки узлов и результаты выполнения </w:t>
-      </w:r>
-      <w:r>
-        <w:t>основных компонентов</w:t>
-      </w:r>
-      <w:r>
-        <w:t xml:space="preserve"> анализа.</w:t>
+        <w:pStyle w:val="DIV2"/>
+      </w:pPr>
+      <w:r>
+        <w:t>Определение оптимального числа кластеров методом «локтя»</w:t>
       </w:r>
     </w:p>
     <w:p>
       <w:pPr>
+        <w:pStyle w:val="MAINTEXT2"/>
+        <w:ind w:left="401"/>
+      </w:pPr>
+      <w:r>
+        <w:t xml:space="preserve">Для выбора подходящего количества кластеров был применен метод </w:t>
+      </w:r>
+      <w:r>
+        <w:lastRenderedPageBreak/>
+        <w:t>«локтя» (</w:t>
+      </w:r>
+      <w:r>
+        <w:rPr>
+          <w:lang w:val="en-US"/>
+        </w:rPr>
+        <w:t>Elbow</w:t>
+      </w:r>
+      <w:r>
+        <w:t xml:space="preserve"> </w:t>
+      </w:r>
+      <w:r>
+        <w:rPr>
+          <w:lang w:val="en-US"/>
+        </w:rPr>
+        <w:t>Method</w:t>
+      </w:r>
+      <w:r>
+        <w:t xml:space="preserve">). Он основан на последовательном выполнении кластеризации при различных значениях количества кластеров </w:t>
+      </w:r>
+      <w:r>
+        <w:rPr>
+          <w:lang w:val="en-US"/>
+        </w:rPr>
+        <w:t>k</w:t>
+      </w:r>
+      <w:r>
+        <w:t xml:space="preserve"> и последующем анализе </w:t>
+      </w:r>
+      <w:proofErr w:type="spellStart"/>
+      <w:r>
+        <w:t>внутрикластерной</w:t>
+      </w:r>
+      <w:proofErr w:type="spellEnd"/>
+      <w:r>
+        <w:t xml:space="preserve"> суммы квадратов отклонений </w:t>
+      </w:r>
+      <w:r>
+        <w:rPr>
+          <w:lang w:val="en-US"/>
+        </w:rPr>
+        <w:t>WCSS</w:t>
+      </w:r>
+      <w:r>
+        <w:t>.</w:t>
+      </w:r>
+    </w:p>
+    <w:p>
+      <w:pPr>
+        <w:pStyle w:val="MAINTEXT2"/>
+        <w:ind w:left="401"/>
+      </w:pPr>
+      <w:r>
+        <w:t xml:space="preserve">При увеличении количества кластеров значение </w:t>
+      </w:r>
+      <w:r>
+        <w:rPr>
+          <w:lang w:val="en-US"/>
+        </w:rPr>
+        <w:t>WCSS</w:t>
+      </w:r>
+      <w:r>
+        <w:t xml:space="preserve"> постепенно уменьшается, поскольку объекты внутри каждого кластера располагаются ближе к его центру. Однако после определенного значения </w:t>
+      </w:r>
+      <w:r>
+        <w:rPr>
+          <w:lang w:val="en-US"/>
+        </w:rPr>
+        <w:t>k</w:t>
+      </w:r>
+      <w:r>
+        <w:t xml:space="preserve"> дальнейшее увеличение числа кластеров приводит лишь к незначительному улучшению результата. На графике зависимости </w:t>
+      </w:r>
+      <w:r>
+        <w:rPr>
+          <w:lang w:val="en-US"/>
+        </w:rPr>
+        <w:t>WCSS</w:t>
+      </w:r>
+      <w:r>
+        <w:t xml:space="preserve"> от </w:t>
+      </w:r>
+      <w:r>
+        <w:rPr>
+          <w:lang w:val="en-US"/>
+        </w:rPr>
+        <w:t>k</w:t>
+      </w:r>
+      <w:r>
+        <w:t xml:space="preserve"> эта область проявляется в виде характерного перегиба, называемого «локтем».</w:t>
+      </w:r>
+    </w:p>
+    <w:p>
+      <w:pPr>
+        <w:pStyle w:val="MAINTEXT2"/>
+        <w:ind w:left="401"/>
+      </w:pPr>
+      <w:r>
+        <w:t xml:space="preserve">Для автоматизации данного процесса в </w:t>
+      </w:r>
+      <w:proofErr w:type="spellStart"/>
+      <w:r>
+        <w:rPr>
+          <w:lang w:val="en-US"/>
+        </w:rPr>
+        <w:t>Loginom</w:t>
+      </w:r>
+      <w:proofErr w:type="spellEnd"/>
+      <w:r>
+        <w:t xml:space="preserve"> была создана отдельная подмодель, содержащая кластеризацию с изменяемым количеством кластеров. В ней были определены переменные, необходимые для выполнения итераций. Далее с помощью узла «Цикл» было выполнено 20 последовательных итераций. На каждой итерации количество кластеров увеличивалось, после чего сохранялось соответствующее значение </w:t>
+      </w:r>
+      <w:r>
+        <w:rPr>
+          <w:lang w:val="en-US"/>
+        </w:rPr>
+        <w:t>WCSS</w:t>
+      </w:r>
+      <w:r>
+        <w:t>. Полученные результаты представлены на рисунке 2.</w:t>
+      </w:r>
+    </w:p>
+    <w:p>
+      <w:pPr>
+        <w:pStyle w:val="MAINTEXT2"/>
+        <w:ind w:left="401"/>
+      </w:pPr>
+      <w:r>
+        <w:t xml:space="preserve">По построенной зависимости </w:t>
+      </w:r>
+      <w:r>
+        <w:rPr>
+          <w:lang w:val="en-US"/>
+        </w:rPr>
+        <w:t>WCSS</w:t>
+      </w:r>
+      <w:r>
+        <w:t xml:space="preserve"> от количества кластеров был выполнен анализ положения наиболее выраженного перегиба кривой. В результате оптимальным было принято значение </w:t>
+      </w:r>
+      <w:r>
+        <w:rPr>
+          <w:lang w:val="en-US"/>
+        </w:rPr>
+        <w:t>k</w:t>
+      </w:r>
+      <w:r>
+        <w:t xml:space="preserve"> = 7. Начиная с данного значения дальнейшее увеличение числа кластеров уже не обеспечивает существенного уменьшения </w:t>
+      </w:r>
+      <w:proofErr w:type="spellStart"/>
+      <w:r>
+        <w:t>внутрикластерного</w:t>
+      </w:r>
+      <w:proofErr w:type="spellEnd"/>
+      <w:r>
+        <w:t xml:space="preserve"> разброса. График, использованный для выбора значения </w:t>
+      </w:r>
+      <w:r>
+        <w:rPr>
+          <w:lang w:val="en-US"/>
+        </w:rPr>
+        <w:t>k</w:t>
+      </w:r>
+      <w:r>
+        <w:t>, представлен на рисунке 3.</w:t>
+      </w:r>
+    </w:p>
+    <w:p>
+      <w:pPr>
         <w:pStyle w:val="PICTURE"/>
       </w:pPr>
       <w:r>
+        <w:lastRenderedPageBreak/>
         <w:drawing>
-          <wp:inline distT="0" distB="0" distL="0" distR="0" wp14:anchorId="5A33EBB1" wp14:editId="482AE763">
-            <wp:extent cx="5245599" cy="2223345"/>
-            <wp:effectExtent l="0" t="0" r="0" b="5715"/>
-            <wp:docPr id="6" name="Graphic 1"/>
+          <wp:inline distT="0" distB="0" distL="0" distR="0" wp14:anchorId="4066EA21" wp14:editId="36C52AA5">
+            <wp:extent cx="5059908" cy="4259580"/>
+            <wp:effectExtent l="0" t="0" r="7620" b="7620"/>
+            <wp:docPr id="1906735107" name="Graphic 1" descr="A screenshot of a computer&#10;&#10;Description automatically generated"/>
             <wp:cNvGraphicFramePr>
               <a:graphicFrameLocks xmlns:a="http://schemas.openxmlformats.org/drawingml/2006/main" noChangeAspect="1"/>
             </wp:cNvGraphicFramePr>
@@ -1164,11 +1577,11 @@
               <a:graphicData uri="http://schemas.openxmlformats.org/drawingml/2006/picture">
                 <pic:pic xmlns:pic="http://schemas.openxmlformats.org/drawingml/2006/picture">
                   <pic:nvPicPr>
-                    <pic:cNvPr id="6" name="Graphic 1"/>
+                    <pic:cNvPr id="1906735107" name="Graphic 1" descr="A screenshot of a computer&#10;&#10;Description automatically generated"/>
                     <pic:cNvPicPr/>
                   </pic:nvPicPr>
                   <pic:blipFill>
-                    <a:blip r:embed="rId10"/>
+                    <a:blip r:embed="rId9"/>
                     <a:stretch>
                       <a:fillRect/>
                     </a:stretch>
@@ -1176,7 +1589,7 @@
                   <pic:spPr>
                     <a:xfrm>
                       <a:off x="0" y="0"/>
-                      <a:ext cx="5245599" cy="2223345"/>
+                      <a:ext cx="5072993" cy="4270595"/>
                     </a:xfrm>
                     <a:prstGeom prst="rect">
                       <a:avLst/>
@@ -1192,9 +1605,6 @@
     <w:p>
       <w:pPr>
         <w:pStyle w:val="PICTURECAPTION"/>
-        <w:rPr>
-          <w:lang w:val="en-US"/>
-        </w:rPr>
       </w:pPr>
       <w:r>
         <w:t xml:space="preserve">Рисунок </w:t>
@@ -1230,7 +1640,7 @@
         <w:t xml:space="preserve"> </w:t>
       </w:r>
       <w:r>
-        <w:t>Аналитический сценарий</w:t>
+        <w:t>Таблица итераций</w:t>
       </w:r>
     </w:p>
     <w:p>
@@ -1238,12 +1648,11 @@
         <w:pStyle w:val="PICTURE"/>
       </w:pPr>
       <w:r>
-        <w:lastRenderedPageBreak/>
         <w:drawing>
-          <wp:inline distT="0" distB="0" distL="0" distR="0" wp14:anchorId="0C296795" wp14:editId="3C017B74">
-            <wp:extent cx="5245599" cy="3819846"/>
-            <wp:effectExtent l="0" t="0" r="0" b="0"/>
-            <wp:docPr id="7" name="Graphic 1"/>
+          <wp:inline distT="0" distB="0" distL="0" distR="0" wp14:anchorId="68FD742A" wp14:editId="6620A7F8">
+            <wp:extent cx="5059908" cy="4259580"/>
+            <wp:effectExtent l="0" t="0" r="7620" b="7620"/>
+            <wp:docPr id="1647445834" name="Graphic 1" descr="A screenshot of a computer&#10;&#10;Description automatically generated"/>
             <wp:cNvGraphicFramePr>
               <a:graphicFrameLocks xmlns:a="http://schemas.openxmlformats.org/drawingml/2006/main" noChangeAspect="1"/>
             </wp:cNvGraphicFramePr>
@@ -1251,11 +1660,11 @@
               <a:graphicData uri="http://schemas.openxmlformats.org/drawingml/2006/picture">
                 <pic:pic xmlns:pic="http://schemas.openxmlformats.org/drawingml/2006/picture">
                   <pic:nvPicPr>
-                    <pic:cNvPr id="7" name="Graphic 1"/>
+                    <pic:cNvPr id="1647445834" name="Graphic 1" descr="A screenshot of a computer&#10;&#10;Description automatically generated"/>
                     <pic:cNvPicPr/>
                   </pic:nvPicPr>
                   <pic:blipFill>
-                    <a:blip r:embed="rId11"/>
+                    <a:blip r:embed="rId9"/>
                     <a:stretch>
                       <a:fillRect/>
                     </a:stretch>
@@ -1263,7 +1672,7 @@
                   <pic:spPr>
                     <a:xfrm>
                       <a:off x="0" y="0"/>
-                      <a:ext cx="5245599" cy="3819846"/>
+                      <a:ext cx="5072993" cy="4270595"/>
                     </a:xfrm>
                     <a:prstGeom prst="rect">
                       <a:avLst/>
@@ -1279,11 +1688,9 @@
     <w:p>
       <w:pPr>
         <w:pStyle w:val="PICTURECAPTION"/>
-        <w:rPr>
-          <w:lang w:val="en-US"/>
-        </w:rPr>
-      </w:pPr>
-      <w:r>
+      </w:pPr>
+      <w:r>
+        <w:lastRenderedPageBreak/>
         <w:t xml:space="preserve">Рисунок </w:t>
       </w:r>
       <w:r>
@@ -1317,19 +1724,145 @@
         <w:t xml:space="preserve"> </w:t>
       </w:r>
       <w:r>
-        <w:t>Аналитический сценарий</w:t>
+        <w:t>Диаграмма для определения оптимального числа кластеров</w:t>
       </w:r>
     </w:p>
     <w:p>
       <w:pPr>
+        <w:pStyle w:val="DIV2"/>
+        <w:rPr>
+          <w:lang w:val="en-US"/>
+        </w:rPr>
+      </w:pPr>
+      <w:r>
+        <w:t>Кластеризация алгоритмом k-</w:t>
+      </w:r>
+      <w:proofErr w:type="spellStart"/>
+      <w:r>
+        <w:t>means</w:t>
+      </w:r>
+      <w:proofErr w:type="spellEnd"/>
+    </w:p>
+    <w:p>
+      <w:pPr>
+        <w:pStyle w:val="MAINTEXT2"/>
+        <w:ind w:left="401"/>
+      </w:pPr>
+      <w:r>
+        <w:t xml:space="preserve">Одним из используемых в работе методов являлся алгоритм </w:t>
+      </w:r>
+      <w:r>
+        <w:rPr>
+          <w:lang w:val="en-US"/>
+        </w:rPr>
+        <w:t>k</w:t>
+      </w:r>
+      <w:r>
+        <w:t>-</w:t>
+      </w:r>
+      <w:r>
+        <w:rPr>
+          <w:lang w:val="en-US"/>
+        </w:rPr>
+        <w:t>means</w:t>
+      </w:r>
+      <w:r>
+        <w:t xml:space="preserve">. Его задача заключается в разделении исходного множества объектов на заранее заданное количество кластеров таким образом, чтобы объекты внутри одного кластера были максимально похожи друг на друга, а расстояние от объектов до соответствующих </w:t>
+      </w:r>
+      <w:proofErr w:type="spellStart"/>
+      <w:r>
+        <w:t>центроидов</w:t>
+      </w:r>
+      <w:proofErr w:type="spellEnd"/>
+      <w:r>
+        <w:t xml:space="preserve"> было минимальным.</w:t>
+      </w:r>
+    </w:p>
+    <w:p>
+      <w:pPr>
+        <w:pStyle w:val="MAINTEXT2"/>
+        <w:ind w:left="401"/>
+      </w:pPr>
+      <w:r>
+        <w:t xml:space="preserve">После выполнения предобработки и нормализации наборы данных «Высшее образование» и «Здравоохранение» были переданы на вход компонента «Кластеризация </w:t>
+      </w:r>
+      <w:r>
+        <w:rPr>
+          <w:lang w:val="en-US"/>
+        </w:rPr>
+        <w:t>k</w:t>
+      </w:r>
+      <w:r>
+        <w:t>-</w:t>
+      </w:r>
+      <w:r>
+        <w:rPr>
+          <w:lang w:val="en-US"/>
+        </w:rPr>
+        <w:t>means</w:t>
+      </w:r>
+      <w:r>
+        <w:t>». Количество кластеров было установлено равным 7 в соответствии с результатами, полученными методом «локтя».</w:t>
+      </w:r>
+    </w:p>
+    <w:p>
+      <w:pPr>
+        <w:pStyle w:val="MAINTEXT2"/>
+        <w:ind w:left="401"/>
+      </w:pPr>
+      <w:r>
+        <w:t xml:space="preserve">В результате работы алгоритма каждой записи исходного набора данных был присвоен номер соответствующего кластера. Кроме того, </w:t>
+      </w:r>
+      <w:proofErr w:type="spellStart"/>
+      <w:r>
+        <w:rPr>
+          <w:lang w:val="en-US"/>
+        </w:rPr>
+        <w:t>Loginom</w:t>
+      </w:r>
+      <w:proofErr w:type="spellEnd"/>
+      <w:r>
+        <w:t xml:space="preserve"> сформировал характеристики полученных групп, позволяющие сравнивать их между собой и анализировать особенности объектов, вошедших в каждый кластер.</w:t>
+      </w:r>
+    </w:p>
+    <w:p>
+      <w:pPr>
+        <w:pStyle w:val="MAINTEXT2"/>
+        <w:ind w:left="401"/>
+      </w:pPr>
+      <w:r>
+        <w:t xml:space="preserve">Результат разбиения данных алгоритмом </w:t>
+      </w:r>
+      <w:r>
+        <w:rPr>
+          <w:lang w:val="en-US"/>
+        </w:rPr>
+        <w:t>k</w:t>
+      </w:r>
+      <w:r>
+        <w:t>-</w:t>
+      </w:r>
+      <w:r>
+        <w:rPr>
+          <w:lang w:val="en-US"/>
+        </w:rPr>
+        <w:t>means</w:t>
+      </w:r>
+      <w:r>
+        <w:t xml:space="preserve"> представлен на рисунке 4.</w:t>
+      </w:r>
+    </w:p>
+    <w:p>
+      <w:pPr>
         <w:pStyle w:val="PICTURE"/>
       </w:pPr>
       <w:r>
+        <w:lastRenderedPageBreak/>
         <w:drawing>
-          <wp:inline distT="0" distB="0" distL="0" distR="0" wp14:anchorId="3F2E17FC" wp14:editId="74794E1F">
-            <wp:extent cx="5245599" cy="3416294"/>
-            <wp:effectExtent l="0" t="0" r="0" b="0"/>
-            <wp:docPr id="8" name="Graphic 1"/>
+          <wp:inline distT="0" distB="0" distL="0" distR="0" wp14:anchorId="762A9993" wp14:editId="0B8B1545">
+            <wp:extent cx="5059908" cy="4259580"/>
+            <wp:effectExtent l="0" t="0" r="7620" b="7620"/>
+            <wp:docPr id="1585482234" name="Graphic 1" descr="A screenshot of a computer&#10;&#10;Description automatically generated"/>
             <wp:cNvGraphicFramePr>
               <a:graphicFrameLocks xmlns:a="http://schemas.openxmlformats.org/drawingml/2006/main" noChangeAspect="1"/>
             </wp:cNvGraphicFramePr>
@@ -1337,11 +1870,11 @@
               <a:graphicData uri="http://schemas.openxmlformats.org/drawingml/2006/picture">
                 <pic:pic xmlns:pic="http://schemas.openxmlformats.org/drawingml/2006/picture">
                   <pic:nvPicPr>
-                    <pic:cNvPr id="8" name="Graphic 1"/>
+                    <pic:cNvPr id="1585482234" name="Graphic 1" descr="A screenshot of a computer&#10;&#10;Description automatically generated"/>
                     <pic:cNvPicPr/>
                   </pic:nvPicPr>
                   <pic:blipFill>
-                    <a:blip r:embed="rId12"/>
+                    <a:blip r:embed="rId9"/>
                     <a:stretch>
                       <a:fillRect/>
                     </a:stretch>
@@ -1349,7 +1882,7 @@
                   <pic:spPr>
                     <a:xfrm>
                       <a:off x="0" y="0"/>
-                      <a:ext cx="5245599" cy="3416294"/>
+                      <a:ext cx="5072993" cy="4270595"/>
                     </a:xfrm>
                     <a:prstGeom prst="rect">
                       <a:avLst/>
@@ -1365,9 +1898,6 @@
     <w:p>
       <w:pPr>
         <w:pStyle w:val="PICTURECAPTION"/>
-        <w:rPr>
-          <w:lang w:val="en-US"/>
-        </w:rPr>
       </w:pPr>
       <w:r>
         <w:t xml:space="preserve">Рисунок </w:t>
@@ -1403,20 +1933,198 @@
         <w:t xml:space="preserve"> </w:t>
       </w:r>
       <w:r>
-        <w:t>Аналитический сценарий</w:t>
+        <w:t>Таблица разбиения на кластеры</w:t>
       </w:r>
     </w:p>
     <w:p>
       <w:pPr>
+        <w:pStyle w:val="DIV2"/>
+        <w:rPr>
+          <w:lang w:val="en-US"/>
+        </w:rPr>
+      </w:pPr>
+      <w:r>
+        <w:t>Кластеризация алгоритмом g-</w:t>
+      </w:r>
+      <w:proofErr w:type="spellStart"/>
+      <w:r>
+        <w:t>means</w:t>
+      </w:r>
+      <w:proofErr w:type="spellEnd"/>
+    </w:p>
+    <w:p>
+      <w:pPr>
+        <w:pStyle w:val="MAINTEXT2"/>
+        <w:ind w:left="401"/>
+      </w:pPr>
+      <w:r>
+        <w:t xml:space="preserve">Вторым рассмотренным алгоритмом являлся </w:t>
+      </w:r>
+      <w:r>
+        <w:rPr>
+          <w:lang w:val="en-US"/>
+        </w:rPr>
+        <w:t>g</w:t>
+      </w:r>
+      <w:r>
+        <w:t>-</w:t>
+      </w:r>
+      <w:r>
+        <w:rPr>
+          <w:lang w:val="en-US"/>
+        </w:rPr>
+        <w:t>means</w:t>
+      </w:r>
+      <w:r>
+        <w:t xml:space="preserve">. В отличие от классического </w:t>
+      </w:r>
+      <w:r>
+        <w:rPr>
+          <w:lang w:val="en-US"/>
+        </w:rPr>
+        <w:t>k</w:t>
+      </w:r>
+      <w:r>
+        <w:t>-</w:t>
+      </w:r>
+      <w:r>
+        <w:rPr>
+          <w:lang w:val="en-US"/>
+        </w:rPr>
+        <w:t>means</w:t>
+      </w:r>
+      <w:r>
+        <w:t>, данный метод способен автоматически определять необходимое количество кластеров в процессе обработки данных.</w:t>
+      </w:r>
+    </w:p>
+    <w:p>
+      <w:pPr>
+        <w:pStyle w:val="MAINTEXT2"/>
+        <w:ind w:left="401"/>
+      </w:pPr>
+      <w:r>
+        <w:t>Работа алгоритма начинается с относительно небольшого количества групп. Далее для каждого полученного кластера анализируется распределение содержащихся в нем объектов. Если оно не соответствует заданным статистическим критериям, кластер разделяется на несколько новых групп. Процесс продолжается до тех пор, пока дальнейшее разделение не перестает быть обоснованным.</w:t>
+      </w:r>
+    </w:p>
+    <w:p>
+      <w:pPr>
+        <w:pStyle w:val="MAINTEXT2"/>
+        <w:ind w:left="401"/>
+      </w:pPr>
+      <w:r>
+        <w:t xml:space="preserve">Для выполнения кластеризации нормализованные данные из наборов «Высшее образование» и «Здравоохранение» были переданы в компонент «Кластеризация </w:t>
+      </w:r>
+      <w:r>
+        <w:rPr>
+          <w:lang w:val="en-US"/>
+        </w:rPr>
+        <w:t>g</w:t>
+      </w:r>
+      <w:r>
+        <w:t>-</w:t>
+      </w:r>
+      <w:r>
+        <w:rPr>
+          <w:lang w:val="en-US"/>
+        </w:rPr>
+        <w:t>means</w:t>
+      </w:r>
+      <w:r>
+        <w:t xml:space="preserve">». В отличие от </w:t>
+      </w:r>
+      <w:r>
+        <w:rPr>
+          <w:lang w:val="en-US"/>
+        </w:rPr>
+        <w:t>k</w:t>
+      </w:r>
+      <w:r>
+        <w:t>-</w:t>
+      </w:r>
+      <w:r>
+        <w:rPr>
+          <w:lang w:val="en-US"/>
+        </w:rPr>
+        <w:t>means</w:t>
+      </w:r>
+      <w:r>
+        <w:t>, вручную задавать итоговое количество кластеров для этого алгоритма не требовалось.</w:t>
+      </w:r>
+    </w:p>
+    <w:p>
+      <w:pPr>
+        <w:pStyle w:val="MAINTEXT2"/>
+        <w:ind w:left="401"/>
+      </w:pPr>
+      <w:r>
+        <w:t xml:space="preserve">Структура части сценария, содержащей компоненты </w:t>
+      </w:r>
+      <w:r>
+        <w:rPr>
+          <w:lang w:val="en-US"/>
+        </w:rPr>
+        <w:t>g</w:t>
+      </w:r>
+      <w:r>
+        <w:t>-</w:t>
+      </w:r>
+      <w:r>
+        <w:rPr>
+          <w:lang w:val="en-US"/>
+        </w:rPr>
+        <w:t>means</w:t>
+      </w:r>
+      <w:r>
+        <w:t xml:space="preserve"> и </w:t>
+      </w:r>
+      <w:r>
+        <w:rPr>
+          <w:lang w:val="en-US"/>
+        </w:rPr>
+        <w:t>k</w:t>
+      </w:r>
+      <w:r>
+        <w:t>-</w:t>
+      </w:r>
+      <w:r>
+        <w:rPr>
+          <w:lang w:val="en-US"/>
+        </w:rPr>
+        <w:lastRenderedPageBreak/>
+        <w:t>means</w:t>
+      </w:r>
+      <w:r>
+        <w:t xml:space="preserve">, представлена на рисунке 5. Полученные результаты кластеризации методом </w:t>
+      </w:r>
+      <w:r>
+        <w:rPr>
+          <w:lang w:val="en-US"/>
+        </w:rPr>
+        <w:t>g</w:t>
+      </w:r>
+      <w:r>
+        <w:t>-</w:t>
+      </w:r>
+      <w:r>
+        <w:rPr>
+          <w:lang w:val="en-US"/>
+        </w:rPr>
+        <w:t>means</w:t>
+      </w:r>
+      <w:r>
+        <w:t xml:space="preserve"> приведены на рисунке 6.</w:t>
+      </w:r>
+    </w:p>
+    <w:p>
+      <w:pPr>
         <w:pStyle w:val="PICTURE"/>
       </w:pPr>
       <w:r>
-        <w:lastRenderedPageBreak/>
         <w:drawing>
-          <wp:inline distT="0" distB="0" distL="0" distR="0" wp14:anchorId="7351D120" wp14:editId="22A39310">
-            <wp:extent cx="5245599" cy="2619454"/>
-            <wp:effectExtent l="0" t="0" r="0" b="0"/>
-            <wp:docPr id="9" name="Graphic 1"/>
+          <wp:inline distT="0" distB="0" distL="0" distR="0" wp14:anchorId="5FDA3110" wp14:editId="1DA37085">
+            <wp:extent cx="5059908" cy="4259580"/>
+            <wp:effectExtent l="0" t="0" r="7620" b="7620"/>
+            <wp:docPr id="948755267" name="Graphic 1" descr="A screenshot of a computer&#10;&#10;Description automatically generated"/>
             <wp:cNvGraphicFramePr>
               <a:graphicFrameLocks xmlns:a="http://schemas.openxmlformats.org/drawingml/2006/main" noChangeAspect="1"/>
             </wp:cNvGraphicFramePr>
@@ -1424,11 +2132,11 @@
               <a:graphicData uri="http://schemas.openxmlformats.org/drawingml/2006/picture">
                 <pic:pic xmlns:pic="http://schemas.openxmlformats.org/drawingml/2006/picture">
                   <pic:nvPicPr>
-                    <pic:cNvPr id="9" name="Graphic 1"/>
+                    <pic:cNvPr id="948755267" name="Graphic 1" descr="A screenshot of a computer&#10;&#10;Description automatically generated"/>
                     <pic:cNvPicPr/>
                   </pic:nvPicPr>
                   <pic:blipFill>
-                    <a:blip r:embed="rId13"/>
+                    <a:blip r:embed="rId9"/>
                     <a:stretch>
                       <a:fillRect/>
                     </a:stretch>
@@ -1436,7 +2144,7 @@
                   <pic:spPr>
                     <a:xfrm>
                       <a:off x="0" y="0"/>
-                      <a:ext cx="5245599" cy="2619454"/>
+                      <a:ext cx="5072993" cy="4270595"/>
                     </a:xfrm>
                     <a:prstGeom prst="rect">
                       <a:avLst/>
@@ -1452,9 +2160,6 @@
     <w:p>
       <w:pPr>
         <w:pStyle w:val="PICTURECAPTION"/>
-        <w:rPr>
-          <w:lang w:val="en-US"/>
-        </w:rPr>
       </w:pPr>
       <w:r>
         <w:t xml:space="preserve">Рисунок </w:t>
@@ -1490,19 +2195,33 @@
         <w:t xml:space="preserve"> </w:t>
       </w:r>
       <w:r>
-        <w:t>Аналитический сценарий</w:t>
-      </w:r>
+        <w:t xml:space="preserve">Сценарий для </w:t>
+      </w:r>
+      <w:proofErr w:type="spellStart"/>
+      <w:r>
+        <w:t>g_means</w:t>
+      </w:r>
+      <w:proofErr w:type="spellEnd"/>
+      <w:r>
+        <w:t xml:space="preserve"> и </w:t>
+      </w:r>
+      <w:proofErr w:type="spellStart"/>
+      <w:r>
+        <w:t>k_means</w:t>
+      </w:r>
+      <w:proofErr w:type="spellEnd"/>
     </w:p>
     <w:p>
       <w:pPr>
         <w:pStyle w:val="PICTURE"/>
       </w:pPr>
       <w:r>
+        <w:lastRenderedPageBreak/>
         <w:drawing>
-          <wp:inline distT="0" distB="0" distL="0" distR="0" wp14:anchorId="32298BD8" wp14:editId="05281A35">
-            <wp:extent cx="5245599" cy="2447723"/>
-            <wp:effectExtent l="0" t="0" r="0" b="0"/>
-            <wp:docPr id="10" name="Graphic 1"/>
+          <wp:inline distT="0" distB="0" distL="0" distR="0" wp14:anchorId="3DC7DD40" wp14:editId="3943DF57">
+            <wp:extent cx="5059908" cy="4259580"/>
+            <wp:effectExtent l="0" t="0" r="7620" b="7620"/>
+            <wp:docPr id="1607174101" name="Graphic 1" descr="A screenshot of a computer&#10;&#10;Description automatically generated"/>
             <wp:cNvGraphicFramePr>
               <a:graphicFrameLocks xmlns:a="http://schemas.openxmlformats.org/drawingml/2006/main" noChangeAspect="1"/>
             </wp:cNvGraphicFramePr>
@@ -1510,11 +2229,11 @@
               <a:graphicData uri="http://schemas.openxmlformats.org/drawingml/2006/picture">
                 <pic:pic xmlns:pic="http://schemas.openxmlformats.org/drawingml/2006/picture">
                   <pic:nvPicPr>
-                    <pic:cNvPr id="10" name="Graphic 1"/>
+                    <pic:cNvPr id="1607174101" name="Graphic 1" descr="A screenshot of a computer&#10;&#10;Description automatically generated"/>
                     <pic:cNvPicPr/>
                   </pic:nvPicPr>
                   <pic:blipFill>
-                    <a:blip r:embed="rId14"/>
+                    <a:blip r:embed="rId9"/>
                     <a:stretch>
                       <a:fillRect/>
                     </a:stretch>
@@ -1522,7 +2241,7 @@
                   <pic:spPr>
                     <a:xfrm>
                       <a:off x="0" y="0"/>
-                      <a:ext cx="5245599" cy="2447723"/>
+                      <a:ext cx="5072993" cy="4270595"/>
                     </a:xfrm>
                     <a:prstGeom prst="rect">
                       <a:avLst/>
@@ -1538,9 +2257,6 @@
     <w:p>
       <w:pPr>
         <w:pStyle w:val="PICTURECAPTION"/>
-        <w:rPr>
-          <w:lang w:val="en-US"/>
-        </w:rPr>
       </w:pPr>
       <w:r>
         <w:t xml:space="preserve">Рисунок </w:t>
@@ -1576,19 +2292,260 @@
         <w:t xml:space="preserve"> </w:t>
       </w:r>
       <w:r>
-        <w:t>Аналитический сценарий</w:t>
-      </w:r>
+        <w:t xml:space="preserve">Таблица </w:t>
+      </w:r>
+      <w:proofErr w:type="spellStart"/>
+      <w:r>
+        <w:t>g_means</w:t>
+      </w:r>
+      <w:proofErr w:type="spellEnd"/>
     </w:p>
     <w:p>
       <w:pPr>
+        <w:pStyle w:val="DIV2"/>
+        <w:rPr>
+          <w:lang w:val="en-US"/>
+        </w:rPr>
+      </w:pPr>
+      <w:r>
+        <w:t>Кластеризация алгоритмом EM</w:t>
+      </w:r>
+    </w:p>
+    <w:p>
+      <w:pPr>
+        <w:pStyle w:val="MAINTEXT2"/>
+        <w:ind w:left="401"/>
+      </w:pPr>
+      <w:r>
+        <w:t xml:space="preserve">В рамках работы также рассматривался алгоритм </w:t>
+      </w:r>
+      <w:r>
+        <w:rPr>
+          <w:lang w:val="en-US"/>
+        </w:rPr>
+        <w:t>EM</w:t>
+      </w:r>
+      <w:r>
+        <w:t xml:space="preserve"> (</w:t>
+      </w:r>
+      <w:r>
+        <w:rPr>
+          <w:lang w:val="en-US"/>
+        </w:rPr>
+        <w:t>Expectation</w:t>
+      </w:r>
+      <w:r>
+        <w:t>-</w:t>
+      </w:r>
+      <w:r>
+        <w:rPr>
+          <w:lang w:val="en-US"/>
+        </w:rPr>
+        <w:t>Maximization</w:t>
+      </w:r>
+      <w:r>
+        <w:t xml:space="preserve">). В отличие от </w:t>
+      </w:r>
+      <w:r>
+        <w:rPr>
+          <w:lang w:val="en-US"/>
+        </w:rPr>
+        <w:t>k</w:t>
+      </w:r>
+      <w:r>
+        <w:t>-</w:t>
+      </w:r>
+      <w:r>
+        <w:rPr>
+          <w:lang w:val="en-US"/>
+        </w:rPr>
+        <w:t>means</w:t>
+      </w:r>
+      <w:r>
+        <w:t xml:space="preserve">, который выполняет жесткое разбиение объектов на кластеры, </w:t>
+      </w:r>
+      <w:r>
+        <w:rPr>
+          <w:lang w:val="en-US"/>
+        </w:rPr>
+        <w:t>EM</w:t>
+      </w:r>
+      <w:r>
+        <w:t xml:space="preserve"> использует вероятностный подход. Для каждого объекта может быть определена вероятность его принадлежности к той или иной группе.</w:t>
+      </w:r>
+    </w:p>
+    <w:p>
+      <w:pPr>
+        <w:pStyle w:val="MAINTEXT2"/>
+        <w:ind w:left="401"/>
+      </w:pPr>
+      <w:r>
+        <w:t>Алгоритм выполняется итерационно и состоит из двух основных этапов. На первом этапе производится оценка вероятности принадлежности объектов к имеющимся кластерам. На втором этапе на основании полученных вероятностей уточняются параметры распределений кластеров. Итерации продолжаются до стабилизации полученной модели.</w:t>
+      </w:r>
+    </w:p>
+    <w:p>
+      <w:pPr>
+        <w:pStyle w:val="MAINTEXT2"/>
+        <w:ind w:left="401"/>
+      </w:pPr>
+      <w:r>
+        <w:t xml:space="preserve">Таким образом, </w:t>
+      </w:r>
+      <w:r>
+        <w:rPr>
+          <w:lang w:val="en-US"/>
+        </w:rPr>
+        <w:t>EM</w:t>
+      </w:r>
+      <w:r>
+        <w:t xml:space="preserve"> позволяет учитывать случаи, когда границы между группами выражены недостаточно четко, а объекты могут иметь признаки сразу нескольких кластеров.</w:t>
+      </w:r>
+    </w:p>
+    <w:p>
+      <w:pPr>
+        <w:pStyle w:val="MAINTEXT2"/>
+        <w:ind w:left="401"/>
+      </w:pPr>
+      <w:r>
+        <w:lastRenderedPageBreak/>
+        <w:t>Помимо числовых наборов данных, в работе использовался транзакционный набор «</w:t>
+      </w:r>
+      <w:r>
+        <w:rPr>
+          <w:lang w:val="en-US"/>
+        </w:rPr>
+        <w:t>transactions</w:t>
+      </w:r>
+      <w:r>
+        <w:t>_</w:t>
+      </w:r>
+      <w:proofErr w:type="spellStart"/>
+      <w:r>
+        <w:rPr>
+          <w:lang w:val="en-US"/>
+        </w:rPr>
+        <w:t>diy</w:t>
+      </w:r>
+      <w:proofErr w:type="spellEnd"/>
+      <w:r>
+        <w:t>.</w:t>
+      </w:r>
+      <w:proofErr w:type="spellStart"/>
+      <w:r>
+        <w:rPr>
+          <w:lang w:val="en-US"/>
+        </w:rPr>
+        <w:t>lgd</w:t>
+      </w:r>
+      <w:proofErr w:type="spellEnd"/>
+      <w:r>
+        <w:t xml:space="preserve">». Для него применялся алгоритм </w:t>
+      </w:r>
+      <w:r>
+        <w:rPr>
+          <w:lang w:val="en-US"/>
+        </w:rPr>
+        <w:t>CLOPE</w:t>
+      </w:r>
+      <w:r>
+        <w:t>, предназначенный специально для кластеризации транзакционных и категориальных данных.</w:t>
+      </w:r>
+    </w:p>
+    <w:p>
+      <w:pPr>
+        <w:pStyle w:val="MAINTEXT2"/>
+        <w:ind w:left="401"/>
+      </w:pPr>
+      <w:r>
+        <w:t>Файл «</w:t>
+      </w:r>
+      <w:r>
+        <w:rPr>
+          <w:lang w:val="en-US"/>
+        </w:rPr>
+        <w:t>transactions</w:t>
+      </w:r>
+      <w:r>
+        <w:t>_</w:t>
+      </w:r>
+      <w:proofErr w:type="spellStart"/>
+      <w:r>
+        <w:rPr>
+          <w:lang w:val="en-US"/>
+        </w:rPr>
+        <w:t>diy</w:t>
+      </w:r>
+      <w:proofErr w:type="spellEnd"/>
+      <w:r>
+        <w:t>.</w:t>
+      </w:r>
+      <w:proofErr w:type="spellStart"/>
+      <w:r>
+        <w:rPr>
+          <w:lang w:val="en-US"/>
+        </w:rPr>
+        <w:t>lgd</w:t>
+      </w:r>
+      <w:proofErr w:type="spellEnd"/>
+      <w:r>
+        <w:t xml:space="preserve">» был подключен непосредственно к компоненту </w:t>
+      </w:r>
+      <w:r>
+        <w:rPr>
+          <w:lang w:val="en-US"/>
+        </w:rPr>
+        <w:t>CLOPE</w:t>
+      </w:r>
+      <w:r>
+        <w:t>. При настройке полей столбцу «Чек» было назначено назначение «Транзакция», а столбцу «Товарная группа» — назначение «Элемент», как показано на рисунке 7.</w:t>
+      </w:r>
+    </w:p>
+    <w:p>
+      <w:pPr>
+        <w:pStyle w:val="MAINTEXT2"/>
+        <w:ind w:left="401"/>
+      </w:pPr>
+      <w:r>
+        <w:t xml:space="preserve">Такое представление позволяет алгоритму рассматривать каждый чек как отдельную транзакцию, состоящую из набора товарных групп. На основании повторяющихся сочетаний товаров </w:t>
+      </w:r>
+      <w:r>
+        <w:rPr>
+          <w:lang w:val="en-US"/>
+        </w:rPr>
+        <w:t>CLOPE</w:t>
+      </w:r>
+      <w:r>
+        <w:t xml:space="preserve"> объединяет похожие транзакции в кластеры и позволяет выявлять характерные модели покупательского поведения.</w:t>
+      </w:r>
+    </w:p>
+    <w:p>
+      <w:pPr>
+        <w:pStyle w:val="MAINTEXT2"/>
+        <w:ind w:left="401"/>
+      </w:pPr>
+      <w:r>
+        <w:t xml:space="preserve">Настройка входных данных представлена на рисунке 7, а результаты работы алгоритма </w:t>
+      </w:r>
+      <w:r>
+        <w:rPr>
+          <w:lang w:val="en-US"/>
+        </w:rPr>
+        <w:t>CLOPE</w:t>
+      </w:r>
+      <w:r>
+        <w:t xml:space="preserve"> — на рисунке 8.</w:t>
+      </w:r>
+    </w:p>
+    <w:p>
+      <w:pPr>
         <w:pStyle w:val="PICTURE"/>
       </w:pPr>
       <w:r>
         <w:drawing>
-          <wp:inline distT="0" distB="0" distL="0" distR="0" wp14:anchorId="31D06DC0" wp14:editId="706033A9">
-            <wp:extent cx="4893350" cy="2619454"/>
-            <wp:effectExtent l="0" t="0" r="2540" b="9525"/>
-            <wp:docPr id="11" name="Graphic 1"/>
+          <wp:inline distT="0" distB="0" distL="0" distR="0" wp14:anchorId="61FC40C1" wp14:editId="19543783">
+            <wp:extent cx="5059908" cy="4259580"/>
+            <wp:effectExtent l="0" t="0" r="7620" b="7620"/>
+            <wp:docPr id="1347305838" name="Graphic 1" descr="A screenshot of a computer&#10;&#10;Description automatically generated"/>
             <wp:cNvGraphicFramePr>
               <a:graphicFrameLocks xmlns:a="http://schemas.openxmlformats.org/drawingml/2006/main" noChangeAspect="1"/>
             </wp:cNvGraphicFramePr>
@@ -1596,11 +2553,11 @@
               <a:graphicData uri="http://schemas.openxmlformats.org/drawingml/2006/picture">
                 <pic:pic xmlns:pic="http://schemas.openxmlformats.org/drawingml/2006/picture">
                   <pic:nvPicPr>
-                    <pic:cNvPr id="11" name="Graphic 1"/>
+                    <pic:cNvPr id="1347305838" name="Graphic 1" descr="A screenshot of a computer&#10;&#10;Description automatically generated"/>
                     <pic:cNvPicPr/>
                   </pic:nvPicPr>
                   <pic:blipFill>
-                    <a:blip r:embed="rId15"/>
+                    <a:blip r:embed="rId9"/>
                     <a:stretch>
                       <a:fillRect/>
                     </a:stretch>
@@ -1608,7 +2565,7 @@
                   <pic:spPr>
                     <a:xfrm>
                       <a:off x="0" y="0"/>
-                      <a:ext cx="4893350" cy="2619454"/>
+                      <a:ext cx="5072993" cy="4270595"/>
                     </a:xfrm>
                     <a:prstGeom prst="rect">
                       <a:avLst/>
@@ -1624,9 +2581,6 @@
     <w:p>
       <w:pPr>
         <w:pStyle w:val="PICTURECAPTION"/>
-        <w:rPr>
-          <w:lang w:val="en-US"/>
-        </w:rPr>
       </w:pPr>
       <w:r>
         <w:t xml:space="preserve">Рисунок </w:t>
@@ -1662,7 +2616,7 @@
         <w:t xml:space="preserve"> </w:t>
       </w:r>
       <w:r>
-        <w:t>Аналитический сценарий</w:t>
+        <w:t>Настройка столбцов CLOPE</w:t>
       </w:r>
     </w:p>
     <w:p>
@@ -1672,10 +2626,10 @@
       <w:r>
         <w:lastRenderedPageBreak/>
         <w:drawing>
-          <wp:inline distT="0" distB="0" distL="0" distR="0" wp14:anchorId="1ED63F16" wp14:editId="6AC2A869">
-            <wp:extent cx="4073087" cy="2619454"/>
-            <wp:effectExtent l="0" t="0" r="3810" b="0"/>
-            <wp:docPr id="12" name="Graphic 1"/>
+          <wp:inline distT="0" distB="0" distL="0" distR="0" wp14:anchorId="3B30373C" wp14:editId="4B603E48">
+            <wp:extent cx="5059908" cy="4259580"/>
+            <wp:effectExtent l="0" t="0" r="7620" b="7620"/>
+            <wp:docPr id="1316045927" name="Graphic 1" descr="A screenshot of a computer&#10;&#10;Description automatically generated"/>
             <wp:cNvGraphicFramePr>
               <a:graphicFrameLocks xmlns:a="http://schemas.openxmlformats.org/drawingml/2006/main" noChangeAspect="1"/>
             </wp:cNvGraphicFramePr>
@@ -1683,11 +2637,11 @@
               <a:graphicData uri="http://schemas.openxmlformats.org/drawingml/2006/picture">
                 <pic:pic xmlns:pic="http://schemas.openxmlformats.org/drawingml/2006/picture">
                   <pic:nvPicPr>
-                    <pic:cNvPr id="12" name="Graphic 1"/>
+                    <pic:cNvPr id="1316045927" name="Graphic 1" descr="A screenshot of a computer&#10;&#10;Description automatically generated"/>
                     <pic:cNvPicPr/>
                   </pic:nvPicPr>
                   <pic:blipFill>
-                    <a:blip r:embed="rId16"/>
+                    <a:blip r:embed="rId9"/>
                     <a:stretch>
                       <a:fillRect/>
                     </a:stretch>
@@ -1695,7 +2649,7 @@
                   <pic:spPr>
                     <a:xfrm>
                       <a:off x="0" y="0"/>
-                      <a:ext cx="4073087" cy="2619454"/>
+                      <a:ext cx="5072993" cy="4270595"/>
                     </a:xfrm>
                     <a:prstGeom prst="rect">
                       <a:avLst/>
@@ -1711,9 +2665,6 @@
     <w:p>
       <w:pPr>
         <w:pStyle w:val="PICTURECAPTION"/>
-        <w:rPr>
-          <w:lang w:val="en-US"/>
-        </w:rPr>
       </w:pPr>
       <w:r>
         <w:t xml:space="preserve">Рисунок </w:t>
@@ -1749,19 +2700,249 @@
         <w:t xml:space="preserve"> </w:t>
       </w:r>
       <w:r>
-        <w:t>Аналитический сценарий</w:t>
+        <w:t>Результат кластеризации CLOPE</w:t>
       </w:r>
     </w:p>
     <w:p>
       <w:pPr>
+        <w:pStyle w:val="DIV2"/>
+        <w:rPr>
+          <w:lang w:val="en-US"/>
+        </w:rPr>
+      </w:pPr>
+      <w:r>
+        <w:t>Оценка качества кластеризации</w:t>
+      </w:r>
+    </w:p>
+    <w:p>
+      <w:pPr>
+        <w:pStyle w:val="MAINTEXT2"/>
+        <w:ind w:left="401"/>
+      </w:pPr>
+      <w:r>
+        <w:t xml:space="preserve">После получения результатов кластеризации была выполнена оценка качества сформированных групп. Для этого использовался компонент </w:t>
+      </w:r>
+      <w:r>
+        <w:rPr>
+          <w:lang w:val="en-US"/>
+        </w:rPr>
+        <w:t>meta</w:t>
+      </w:r>
+      <w:r>
+        <w:t>-</w:t>
+      </w:r>
+      <w:r>
+        <w:rPr>
+          <w:lang w:val="en-US"/>
+        </w:rPr>
+        <w:t>silhouettes</w:t>
+      </w:r>
+      <w:r>
+        <w:t xml:space="preserve"> из библиотеки </w:t>
+      </w:r>
+      <w:proofErr w:type="spellStart"/>
+      <w:r>
+        <w:rPr>
+          <w:lang w:val="en-US"/>
+        </w:rPr>
+        <w:t>loginom</w:t>
+      </w:r>
+      <w:proofErr w:type="spellEnd"/>
+      <w:r>
+        <w:t>_</w:t>
+      </w:r>
+      <w:proofErr w:type="spellStart"/>
+      <w:r>
+        <w:rPr>
+          <w:lang w:val="en-US"/>
+        </w:rPr>
+        <w:t>sklearn</w:t>
+      </w:r>
+      <w:proofErr w:type="spellEnd"/>
+      <w:r>
+        <w:t>_</w:t>
+      </w:r>
+      <w:r>
+        <w:rPr>
+          <w:lang w:val="en-US"/>
+        </w:rPr>
+        <w:t>meta</w:t>
+      </w:r>
+      <w:r>
+        <w:t>.</w:t>
+      </w:r>
+    </w:p>
+    <w:p>
+      <w:pPr>
+        <w:pStyle w:val="MAINTEXT2"/>
+        <w:ind w:left="401"/>
+      </w:pPr>
+      <w:r>
+        <w:t>Основным показателем являлся коэффициент силуэта. Он характеризует одновременно компактность объектов внутри собственного кластера и степень их отделенности от объектов соседних кластеров.</w:t>
+      </w:r>
+    </w:p>
+    <w:p>
+      <w:pPr>
+        <w:pStyle w:val="MAINTEXT2"/>
+        <w:ind w:left="401"/>
+      </w:pPr>
+      <w:r>
+        <w:t>Значение коэффициента силуэта изменяется в диапазоне от -1 до 1. Значения, близкие к 1, означают, что объект хорошо соответствует своему кластеру и значительно удален от соседних кластеров. Значение около 0 указывает на нахождение объекта вблизи границы между двумя группами. Отрицательное значение может свидетельствовать о том, что объект потенциально был отнесен не к наиболее подходящему кластеру.</w:t>
+      </w:r>
+    </w:p>
+    <w:p>
+      <w:pPr>
+        <w:pStyle w:val="MAINTEXT2"/>
+        <w:ind w:left="401"/>
+      </w:pPr>
+      <w:r>
+        <w:t xml:space="preserve">Для использования компонента </w:t>
+      </w:r>
+      <w:r>
+        <w:rPr>
+          <w:lang w:val="en-US"/>
+        </w:rPr>
+        <w:t>meta</w:t>
+      </w:r>
+      <w:r>
+        <w:t>-</w:t>
+      </w:r>
+      <w:r>
+        <w:rPr>
+          <w:lang w:val="en-US"/>
+        </w:rPr>
+        <w:t>silhouettes</w:t>
+      </w:r>
+      <w:r>
+        <w:t xml:space="preserve"> в сценарий предварительно была подключена библиотека </w:t>
+      </w:r>
+      <w:proofErr w:type="spellStart"/>
+      <w:r>
+        <w:rPr>
+          <w:lang w:val="en-US"/>
+        </w:rPr>
+        <w:t>loginom</w:t>
+      </w:r>
+      <w:proofErr w:type="spellEnd"/>
+      <w:r>
+        <w:t>_</w:t>
+      </w:r>
+      <w:proofErr w:type="spellStart"/>
+      <w:r>
+        <w:rPr>
+          <w:lang w:val="en-US"/>
+        </w:rPr>
+        <w:t>sklearn</w:t>
+      </w:r>
+      <w:proofErr w:type="spellEnd"/>
+      <w:r>
+        <w:t>_</w:t>
+      </w:r>
+      <w:r>
+        <w:rPr>
+          <w:lang w:val="en-US"/>
+        </w:rPr>
+        <w:t>meta</w:t>
+      </w:r>
+      <w:r>
+        <w:t xml:space="preserve">. Затем </w:t>
+      </w:r>
+      <w:r>
+        <w:lastRenderedPageBreak/>
+        <w:t xml:space="preserve">с помощью узла «Параметры полей» из результатов кластеризации выделялось поле «Номер кластера». Для обеспечения совместимости с компонентом оно преобразовывалось в текстовый тип и передавалось на соответствующий вход </w:t>
+      </w:r>
+      <w:r>
+        <w:rPr>
+          <w:lang w:val="en-US"/>
+        </w:rPr>
+        <w:t>meta</w:t>
+      </w:r>
+      <w:r>
+        <w:t>-</w:t>
+      </w:r>
+      <w:r>
+        <w:rPr>
+          <w:lang w:val="en-US"/>
+        </w:rPr>
+        <w:t>silhouettes</w:t>
+      </w:r>
+      <w:r>
+        <w:t>.</w:t>
+      </w:r>
+    </w:p>
+    <w:p>
+      <w:pPr>
+        <w:pStyle w:val="MAINTEXT2"/>
+        <w:ind w:left="401"/>
+      </w:pPr>
+      <w:r>
+        <w:t xml:space="preserve">Одинаковая процедура оценки применялась к результатам обработки наборов «Высшее образование» и «Здравоохранение». Для каждого набора анализировались результаты, полученные алгоритмами </w:t>
+      </w:r>
+      <w:r>
+        <w:rPr>
+          <w:lang w:val="en-US"/>
+        </w:rPr>
+        <w:t>EM</w:t>
+      </w:r>
+      <w:r>
+        <w:t xml:space="preserve">, </w:t>
+      </w:r>
+      <w:r>
+        <w:rPr>
+          <w:lang w:val="en-US"/>
+        </w:rPr>
+        <w:t>k</w:t>
+      </w:r>
+      <w:r>
+        <w:t>-</w:t>
+      </w:r>
+      <w:r>
+        <w:rPr>
+          <w:lang w:val="en-US"/>
+        </w:rPr>
+        <w:t>means</w:t>
+      </w:r>
+      <w:r>
+        <w:t xml:space="preserve"> и </w:t>
+      </w:r>
+      <w:r>
+        <w:rPr>
+          <w:lang w:val="en-US"/>
+        </w:rPr>
+        <w:t>g</w:t>
+      </w:r>
+      <w:r>
+        <w:t>-</w:t>
+      </w:r>
+      <w:r>
+        <w:rPr>
+          <w:lang w:val="en-US"/>
+        </w:rPr>
+        <w:t>means</w:t>
+      </w:r>
+      <w:r>
+        <w:t>.</w:t>
+      </w:r>
+    </w:p>
+    <w:p>
+      <w:pPr>
+        <w:pStyle w:val="MAINTEXT2"/>
+        <w:ind w:left="401"/>
+      </w:pPr>
+      <w:r>
+        <w:t>Графическое представление кластерных силуэтов для алгоритмов и наборов данных приведено на рисунках 9-14. По ним можно визуально оценить, насколько хорошо сформированы отдельные кластеры и присутствуют ли объекты, расположенные в пограничных областях.</w:t>
+      </w:r>
+    </w:p>
+    <w:p>
+      <w:pPr>
         <w:pStyle w:val="PICTURE"/>
       </w:pPr>
       <w:r>
         <w:drawing>
-          <wp:inline distT="0" distB="0" distL="0" distR="0" wp14:anchorId="35FBFDDD" wp14:editId="18AF6340">
-            <wp:extent cx="4784951" cy="2619454"/>
-            <wp:effectExtent l="0" t="0" r="0" b="0"/>
-            <wp:docPr id="13" name="Graphic 1"/>
+          <wp:inline distT="0" distB="0" distL="0" distR="0" wp14:anchorId="0EA4B090" wp14:editId="75862E19">
+            <wp:extent cx="5059908" cy="4259580"/>
+            <wp:effectExtent l="0" t="0" r="7620" b="7620"/>
+            <wp:docPr id="1611909745" name="Graphic 1" descr="A screenshot of a computer&#10;&#10;Description automatically generated"/>
             <wp:cNvGraphicFramePr>
               <a:graphicFrameLocks xmlns:a="http://schemas.openxmlformats.org/drawingml/2006/main" noChangeAspect="1"/>
             </wp:cNvGraphicFramePr>
@@ -1769,11 +2950,11 @@
               <a:graphicData uri="http://schemas.openxmlformats.org/drawingml/2006/picture">
                 <pic:pic xmlns:pic="http://schemas.openxmlformats.org/drawingml/2006/picture">
                   <pic:nvPicPr>
-                    <pic:cNvPr id="13" name="Graphic 1"/>
+                    <pic:cNvPr id="1611909745" name="Graphic 1" descr="A screenshot of a computer&#10;&#10;Description automatically generated"/>
                     <pic:cNvPicPr/>
                   </pic:nvPicPr>
                   <pic:blipFill>
-                    <a:blip r:embed="rId17"/>
+                    <a:blip r:embed="rId9"/>
                     <a:stretch>
                       <a:fillRect/>
                     </a:stretch>
@@ -1781,7 +2962,7 @@
                   <pic:spPr>
                     <a:xfrm>
                       <a:off x="0" y="0"/>
-                      <a:ext cx="4784951" cy="2619454"/>
+                      <a:ext cx="5072993" cy="4270595"/>
                     </a:xfrm>
                     <a:prstGeom prst="rect">
                       <a:avLst/>
@@ -1797,9 +2978,6 @@
     <w:p>
       <w:pPr>
         <w:pStyle w:val="PICTURECAPTION"/>
-        <w:rPr>
-          <w:lang w:val="en-US"/>
-        </w:rPr>
       </w:pPr>
       <w:r>
         <w:t xml:space="preserve">Рисунок </w:t>
@@ -1835,7 +3013,16 @@
         <w:t xml:space="preserve"> </w:t>
       </w:r>
       <w:r>
-        <w:t>Аналитический сценарий</w:t>
+        <w:t xml:space="preserve">Проверка EM кластеризации для таблицы </w:t>
+      </w:r>
+      <w:r>
+        <w:t>«В</w:t>
+      </w:r>
+      <w:r>
+        <w:t>ысшее образование</w:t>
+      </w:r>
+      <w:r>
+        <w:t>»</w:t>
       </w:r>
     </w:p>
     <w:p>
@@ -1843,11 +3030,12 @@
         <w:pStyle w:val="PICTURE"/>
       </w:pPr>
       <w:r>
+        <w:lastRenderedPageBreak/>
         <w:drawing>
-          <wp:inline distT="0" distB="0" distL="0" distR="0" wp14:anchorId="5B6F19DE" wp14:editId="68984DB1">
-            <wp:extent cx="3733550" cy="2619454"/>
-            <wp:effectExtent l="0" t="0" r="635" b="0"/>
-            <wp:docPr id="14" name="Graphic 1"/>
+          <wp:inline distT="0" distB="0" distL="0" distR="0" wp14:anchorId="32D6E111" wp14:editId="2219961E">
+            <wp:extent cx="5059908" cy="4259580"/>
+            <wp:effectExtent l="0" t="0" r="7620" b="7620"/>
+            <wp:docPr id="733559205" name="Graphic 1" descr="A screenshot of a computer&#10;&#10;Description automatically generated"/>
             <wp:cNvGraphicFramePr>
               <a:graphicFrameLocks xmlns:a="http://schemas.openxmlformats.org/drawingml/2006/main" noChangeAspect="1"/>
             </wp:cNvGraphicFramePr>
@@ -1855,11 +3043,11 @@
               <a:graphicData uri="http://schemas.openxmlformats.org/drawingml/2006/picture">
                 <pic:pic xmlns:pic="http://schemas.openxmlformats.org/drawingml/2006/picture">
                   <pic:nvPicPr>
-                    <pic:cNvPr id="14" name="Graphic 1"/>
+                    <pic:cNvPr id="733559205" name="Graphic 1" descr="A screenshot of a computer&#10;&#10;Description automatically generated"/>
                     <pic:cNvPicPr/>
                   </pic:nvPicPr>
                   <pic:blipFill>
-                    <a:blip r:embed="rId18"/>
+                    <a:blip r:embed="rId9"/>
                     <a:stretch>
                       <a:fillRect/>
                     </a:stretch>
@@ -1867,7 +3055,7 @@
                   <pic:spPr>
                     <a:xfrm>
                       <a:off x="0" y="0"/>
-                      <a:ext cx="3733550" cy="2619454"/>
+                      <a:ext cx="5072993" cy="4270595"/>
                     </a:xfrm>
                     <a:prstGeom prst="rect">
                       <a:avLst/>
@@ -1883,9 +3071,6 @@
     <w:p>
       <w:pPr>
         <w:pStyle w:val="PICTURECAPTION"/>
-        <w:rPr>
-          <w:lang w:val="en-US"/>
-        </w:rPr>
       </w:pPr>
       <w:r>
         <w:t xml:space="preserve">Рисунок </w:t>
@@ -1921,7 +3106,24 @@
         <w:t xml:space="preserve"> </w:t>
       </w:r>
       <w:r>
-        <w:t>Аналитический сценарий</w:t>
+        <w:t xml:space="preserve">Проверка кластеризации </w:t>
+      </w:r>
+      <w:proofErr w:type="spellStart"/>
+      <w:r>
+        <w:t>k_means</w:t>
+      </w:r>
+      <w:proofErr w:type="spellEnd"/>
+      <w:r>
+        <w:t xml:space="preserve"> для таблицы </w:t>
+      </w:r>
+      <w:r>
+        <w:t>«В</w:t>
+      </w:r>
+      <w:r>
+        <w:t>ысшее образование</w:t>
+      </w:r>
+      <w:r>
+        <w:t>»</w:t>
       </w:r>
     </w:p>
     <w:p>
@@ -1931,10 +3133,10 @@
       <w:r>
         <w:lastRenderedPageBreak/>
         <w:drawing>
-          <wp:inline distT="0" distB="0" distL="0" distR="0" wp14:anchorId="75923599" wp14:editId="5CD0D2DB">
-            <wp:extent cx="3535680" cy="3692128"/>
-            <wp:effectExtent l="0" t="0" r="7620" b="3810"/>
-            <wp:docPr id="15" name="Graphic 1"/>
+          <wp:inline distT="0" distB="0" distL="0" distR="0" wp14:anchorId="700A4EA0" wp14:editId="37C4F58C">
+            <wp:extent cx="5059908" cy="4259580"/>
+            <wp:effectExtent l="0" t="0" r="7620" b="7620"/>
+            <wp:docPr id="621638666" name="Graphic 1" descr="A screenshot of a computer&#10;&#10;Description automatically generated"/>
             <wp:cNvGraphicFramePr>
               <a:graphicFrameLocks xmlns:a="http://schemas.openxmlformats.org/drawingml/2006/main" noChangeAspect="1"/>
             </wp:cNvGraphicFramePr>
@@ -1942,11 +3144,11 @@
               <a:graphicData uri="http://schemas.openxmlformats.org/drawingml/2006/picture">
                 <pic:pic xmlns:pic="http://schemas.openxmlformats.org/drawingml/2006/picture">
                   <pic:nvPicPr>
-                    <pic:cNvPr id="15" name="Graphic 1"/>
+                    <pic:cNvPr id="621638666" name="Graphic 1" descr="A screenshot of a computer&#10;&#10;Description automatically generated"/>
                     <pic:cNvPicPr/>
                   </pic:nvPicPr>
                   <pic:blipFill>
-                    <a:blip r:embed="rId19"/>
+                    <a:blip r:embed="rId9"/>
                     <a:stretch>
                       <a:fillRect/>
                     </a:stretch>
@@ -1954,7 +3156,7 @@
                   <pic:spPr>
                     <a:xfrm>
                       <a:off x="0" y="0"/>
-                      <a:ext cx="3539019" cy="3695615"/>
+                      <a:ext cx="5072993" cy="4270595"/>
                     </a:xfrm>
                     <a:prstGeom prst="rect">
                       <a:avLst/>
@@ -1970,9 +3172,6 @@
     <w:p>
       <w:pPr>
         <w:pStyle w:val="PICTURECAPTION"/>
-        <w:rPr>
-          <w:lang w:val="en-US"/>
-        </w:rPr>
       </w:pPr>
       <w:r>
         <w:t xml:space="preserve">Рисунок </w:t>
@@ -2008,56 +3207,592 @@
         <w:t xml:space="preserve"> </w:t>
       </w:r>
       <w:r>
-        <w:t>Аналитический сценарий</w:t>
+        <w:t xml:space="preserve">Проверка кластеризации </w:t>
+      </w:r>
+      <w:proofErr w:type="spellStart"/>
+      <w:r>
+        <w:t>g_means</w:t>
+      </w:r>
+      <w:proofErr w:type="spellEnd"/>
+      <w:r>
+        <w:t xml:space="preserve"> для таблицы </w:t>
+      </w:r>
+      <w:r>
+        <w:t>«В</w:t>
+      </w:r>
+      <w:r>
+        <w:t>ысшее образование</w:t>
+      </w:r>
+      <w:r>
+        <w:t>»</w:t>
       </w:r>
     </w:p>
     <w:p>
       <w:pPr>
-        <w:pStyle w:val="MAINTEXT1"/>
-      </w:pPr>
+        <w:pStyle w:val="PICTURE"/>
+      </w:pPr>
+      <w:r>
+        <w:lastRenderedPageBreak/>
+        <w:drawing>
+          <wp:inline distT="0" distB="0" distL="0" distR="0" wp14:anchorId="6CEFB683" wp14:editId="16FBBD77">
+            <wp:extent cx="5059908" cy="4259580"/>
+            <wp:effectExtent l="0" t="0" r="7620" b="7620"/>
+            <wp:docPr id="177052164" name="Graphic 1" descr="A screenshot of a computer&#10;&#10;Description automatically generated"/>
+            <wp:cNvGraphicFramePr>
+              <a:graphicFrameLocks xmlns:a="http://schemas.openxmlformats.org/drawingml/2006/main" noChangeAspect="1"/>
+            </wp:cNvGraphicFramePr>
+            <a:graphic xmlns:a="http://schemas.openxmlformats.org/drawingml/2006/main">
+              <a:graphicData uri="http://schemas.openxmlformats.org/drawingml/2006/picture">
+                <pic:pic xmlns:pic="http://schemas.openxmlformats.org/drawingml/2006/picture">
+                  <pic:nvPicPr>
+                    <pic:cNvPr id="177052164" name="Graphic 1" descr="A screenshot of a computer&#10;&#10;Description automatically generated"/>
+                    <pic:cNvPicPr/>
+                  </pic:nvPicPr>
+                  <pic:blipFill>
+                    <a:blip r:embed="rId9"/>
+                    <a:stretch>
+                      <a:fillRect/>
+                    </a:stretch>
+                  </pic:blipFill>
+                  <pic:spPr>
+                    <a:xfrm>
+                      <a:off x="0" y="0"/>
+                      <a:ext cx="5072993" cy="4270595"/>
+                    </a:xfrm>
+                    <a:prstGeom prst="rect">
+                      <a:avLst/>
+                    </a:prstGeom>
+                  </pic:spPr>
+                </pic:pic>
+              </a:graphicData>
+            </a:graphic>
+          </wp:inline>
+        </w:drawing>
+      </w:r>
     </w:p>
     <w:p>
       <w:pPr>
-        <w:pStyle w:val="DIV1"/>
-      </w:pPr>
-      <w:r>
-        <w:t>Выводы</w:t>
+        <w:pStyle w:val="PICTURECAPTION"/>
+      </w:pPr>
+      <w:r>
+        <w:t xml:space="preserve">Рисунок </w:t>
+      </w:r>
+      <w:r>
+        <w:fldChar w:fldCharType="begin"/>
+      </w:r>
+      <w:r>
+        <w:instrText xml:space="preserve"> SEQ Рисунок \* ARABIC </w:instrText>
+      </w:r>
+      <w:r>
+        <w:fldChar w:fldCharType="separate"/>
+      </w:r>
+      <w:r>
+        <w:rPr>
+          <w:noProof/>
+        </w:rPr>
+        <w:t>12</w:t>
+      </w:r>
+      <w:r>
+        <w:rPr>
+          <w:noProof/>
+        </w:rPr>
+        <w:fldChar w:fldCharType="end"/>
+      </w:r>
+      <w:r>
+        <w:t xml:space="preserve"> </w:t>
+      </w:r>
+      <w:r>
+        <w:t>—</w:t>
+      </w:r>
+      <w:r>
+        <w:t xml:space="preserve"> </w:t>
+      </w:r>
+      <w:r>
+        <w:t xml:space="preserve">Проверка EM кластеризации для таблицы </w:t>
+      </w:r>
+      <w:r>
+        <w:t>«З</w:t>
+      </w:r>
+      <w:r>
+        <w:t>дравоохранение</w:t>
+      </w:r>
+      <w:r>
+        <w:t>»</w:t>
       </w:r>
     </w:p>
     <w:p>
       <w:pPr>
-        <w:pStyle w:val="MAINTEXT1"/>
-      </w:pPr>
-      <w:r>
-        <w:t>В ходе выполнения лабораторной работы были рассмотрены методы подготовки признаков, применяемые при анализе данных. Были выполнены операции обработки пропущенных значений, обнаружения и обработки выбросов, масштабирования числовых признаков, а также корреляционного анализа для оценки взаимосвязи переменных.</w:t>
+        <w:pStyle w:val="PICTURE"/>
+      </w:pPr>
+      <w:r>
+        <w:drawing>
+          <wp:inline distT="0" distB="0" distL="0" distR="0" wp14:anchorId="5C146DFA" wp14:editId="2700D361">
+            <wp:extent cx="5059908" cy="4259580"/>
+            <wp:effectExtent l="0" t="0" r="7620" b="7620"/>
+            <wp:docPr id="589862986" name="Graphic 1" descr="A screenshot of a computer&#10;&#10;Description automatically generated"/>
+            <wp:cNvGraphicFramePr>
+              <a:graphicFrameLocks xmlns:a="http://schemas.openxmlformats.org/drawingml/2006/main" noChangeAspect="1"/>
+            </wp:cNvGraphicFramePr>
+            <a:graphic xmlns:a="http://schemas.openxmlformats.org/drawingml/2006/main">
+              <a:graphicData uri="http://schemas.openxmlformats.org/drawingml/2006/picture">
+                <pic:pic xmlns:pic="http://schemas.openxmlformats.org/drawingml/2006/picture">
+                  <pic:nvPicPr>
+                    <pic:cNvPr id="589862986" name="Graphic 1" descr="A screenshot of a computer&#10;&#10;Description automatically generated"/>
+                    <pic:cNvPicPr/>
+                  </pic:nvPicPr>
+                  <pic:blipFill>
+                    <a:blip r:embed="rId9"/>
+                    <a:stretch>
+                      <a:fillRect/>
+                    </a:stretch>
+                  </pic:blipFill>
+                  <pic:spPr>
+                    <a:xfrm>
+                      <a:off x="0" y="0"/>
+                      <a:ext cx="5072993" cy="4270595"/>
+                    </a:xfrm>
+                    <a:prstGeom prst="rect">
+                      <a:avLst/>
+                    </a:prstGeom>
+                  </pic:spPr>
+                </pic:pic>
+              </a:graphicData>
+            </a:graphic>
+          </wp:inline>
+        </w:drawing>
       </w:r>
     </w:p>
     <w:p>
       <w:pPr>
-        <w:pStyle w:val="MAINTEXT1"/>
-      </w:pPr>
-      <w:r>
-        <w:t>Практическая часть показала, что платформа Loginom предоставляет удобные визуальные инструменты для выполнения основных операций предобработки данных. Использование встроенных компонентов позволяет быстро реализовывать типовые этапы подготовки данных без необходимости написания кода, что упрощает разработку и ускоряет создание аналитических сценариев.</w:t>
+        <w:pStyle w:val="PICTURECAPTION"/>
+      </w:pPr>
+      <w:r>
+        <w:lastRenderedPageBreak/>
+        <w:t xml:space="preserve">Рисунок </w:t>
+      </w:r>
+      <w:r>
+        <w:fldChar w:fldCharType="begin"/>
+      </w:r>
+      <w:r>
+        <w:instrText xml:space="preserve"> SEQ Рисунок \* ARABIC </w:instrText>
+      </w:r>
+      <w:r>
+        <w:fldChar w:fldCharType="separate"/>
+      </w:r>
+      <w:r>
+        <w:rPr>
+          <w:noProof/>
+        </w:rPr>
+        <w:t>13</w:t>
+      </w:r>
+      <w:r>
+        <w:rPr>
+          <w:noProof/>
+        </w:rPr>
+        <w:fldChar w:fldCharType="end"/>
+      </w:r>
+      <w:r>
+        <w:t xml:space="preserve"> </w:t>
+      </w:r>
+      <w:r>
+        <w:t>—</w:t>
+      </w:r>
+      <w:r>
+        <w:t xml:space="preserve"> </w:t>
+      </w:r>
+      <w:r>
+        <w:t xml:space="preserve">Проверка кластеризации </w:t>
+      </w:r>
+      <w:proofErr w:type="spellStart"/>
+      <w:r>
+        <w:t>k_means</w:t>
+      </w:r>
+      <w:proofErr w:type="spellEnd"/>
+      <w:r>
+        <w:t xml:space="preserve"> для таблицы </w:t>
+      </w:r>
+      <w:r>
+        <w:t>«З</w:t>
+      </w:r>
+      <w:r>
+        <w:t>дравоохранение</w:t>
+      </w:r>
+      <w:r>
+        <w:t>»</w:t>
       </w:r>
     </w:p>
     <w:p>
       <w:pPr>
-        <w:pStyle w:val="MAINTEXT1"/>
-      </w:pPr>
-      <w:r>
-        <w:t xml:space="preserve">Одновременно применение узла Python расширяет возможности обработки данных. Программный подход позволяет более гибко управлять логикой преобразования данных, реализовывать нестандартные методы </w:t>
-      </w:r>
-      <w:r>
-        <w:lastRenderedPageBreak/>
-        <w:t>обработки и комбинировать различные алгоритмы анализа.</w:t>
+        <w:pStyle w:val="PICTURE"/>
+      </w:pPr>
+      <w:r>
+        <w:drawing>
+          <wp:inline distT="0" distB="0" distL="0" distR="0" wp14:anchorId="4C347E1A" wp14:editId="068D1EA2">
+            <wp:extent cx="5059908" cy="4259580"/>
+            <wp:effectExtent l="0" t="0" r="7620" b="7620"/>
+            <wp:docPr id="955705994" name="Graphic 1" descr="A screenshot of a computer&#10;&#10;Description automatically generated"/>
+            <wp:cNvGraphicFramePr>
+              <a:graphicFrameLocks xmlns:a="http://schemas.openxmlformats.org/drawingml/2006/main" noChangeAspect="1"/>
+            </wp:cNvGraphicFramePr>
+            <a:graphic xmlns:a="http://schemas.openxmlformats.org/drawingml/2006/main">
+              <a:graphicData uri="http://schemas.openxmlformats.org/drawingml/2006/picture">
+                <pic:pic xmlns:pic="http://schemas.openxmlformats.org/drawingml/2006/picture">
+                  <pic:nvPicPr>
+                    <pic:cNvPr id="955705994" name="Graphic 1" descr="A screenshot of a computer&#10;&#10;Description automatically generated"/>
+                    <pic:cNvPicPr/>
+                  </pic:nvPicPr>
+                  <pic:blipFill>
+                    <a:blip r:embed="rId9"/>
+                    <a:stretch>
+                      <a:fillRect/>
+                    </a:stretch>
+                  </pic:blipFill>
+                  <pic:spPr>
+                    <a:xfrm>
+                      <a:off x="0" y="0"/>
+                      <a:ext cx="5072993" cy="4270595"/>
+                    </a:xfrm>
+                    <a:prstGeom prst="rect">
+                      <a:avLst/>
+                    </a:prstGeom>
+                  </pic:spPr>
+                </pic:pic>
+              </a:graphicData>
+            </a:graphic>
+          </wp:inline>
+        </w:drawing>
       </w:r>
     </w:p>
     <w:p>
       <w:pPr>
+        <w:pStyle w:val="PICTURECAPTION"/>
+      </w:pPr>
+      <w:r>
+        <w:t xml:space="preserve">Рисунок </w:t>
+      </w:r>
+      <w:r>
+        <w:fldChar w:fldCharType="begin"/>
+      </w:r>
+      <w:r>
+        <w:instrText xml:space="preserve"> SEQ Рисунок \* ARABIC </w:instrText>
+      </w:r>
+      <w:r>
+        <w:fldChar w:fldCharType="separate"/>
+      </w:r>
+      <w:r>
+        <w:rPr>
+          <w:noProof/>
+        </w:rPr>
+        <w:t>14</w:t>
+      </w:r>
+      <w:r>
+        <w:rPr>
+          <w:noProof/>
+        </w:rPr>
+        <w:fldChar w:fldCharType="end"/>
+      </w:r>
+      <w:r>
+        <w:t xml:space="preserve"> </w:t>
+      </w:r>
+      <w:r>
+        <w:t>—</w:t>
+      </w:r>
+      <w:r>
+        <w:t xml:space="preserve"> </w:t>
+      </w:r>
+      <w:r>
+        <w:t xml:space="preserve">Проверка кластеризации </w:t>
+      </w:r>
+      <w:proofErr w:type="spellStart"/>
+      <w:r>
+        <w:t>g_means</w:t>
+      </w:r>
+      <w:proofErr w:type="spellEnd"/>
+      <w:r>
+        <w:t xml:space="preserve"> для таблицы </w:t>
+      </w:r>
+      <w:r>
+        <w:t>«З</w:t>
+      </w:r>
+      <w:r>
+        <w:t>дравоохранение</w:t>
+      </w:r>
+      <w:r>
+        <w:t>»</w:t>
+      </w:r>
+    </w:p>
+    <w:p>
+      <w:pPr>
+        <w:pStyle w:val="DIV1"/>
+        <w:rPr>
+          <w:lang w:val="en-US"/>
+        </w:rPr>
+      </w:pPr>
+      <w:r>
+        <w:t>Выводы</w:t>
+      </w:r>
+    </w:p>
+    <w:p>
+      <w:pPr>
         <w:pStyle w:val="MAINTEXT1"/>
       </w:pPr>
       <w:r>
-        <w:t>Таким образом, использование визуальных инструментов платформы для базовых операций и программирования на Python для более сложных задач позволяет эффективно выполнять подготовку признаков и повышает гибкость процесса анализа данных.</w:t>
+        <w:t xml:space="preserve">В ходе выполнения лабораторной работы были изучены основные методы кластерного анализа и способы оценки полученных результатов в среде </w:t>
+      </w:r>
+      <w:proofErr w:type="spellStart"/>
+      <w:r>
+        <w:rPr>
+          <w:lang w:val="en-US"/>
+        </w:rPr>
+        <w:t>Loginom</w:t>
+      </w:r>
+      <w:proofErr w:type="spellEnd"/>
+      <w:r>
+        <w:t>.</w:t>
+      </w:r>
+    </w:p>
+    <w:p>
+      <w:pPr>
+        <w:pStyle w:val="MAINTEXT1"/>
+      </w:pPr>
+      <w:r>
+        <w:t xml:space="preserve">На этапе подготовки данных были обработаны наборы «Высшее образование» и «Здравоохранение». Из исходных таблиц были исключены некорректные для дальнейшего анализа значения, после чего числовые признаки были нормализованы методом </w:t>
+      </w:r>
+      <w:r>
+        <w:rPr>
+          <w:lang w:val="en-US"/>
+        </w:rPr>
+        <w:t>Min</w:t>
+      </w:r>
+      <w:r>
+        <w:t>-</w:t>
+      </w:r>
+      <w:r>
+        <w:rPr>
+          <w:lang w:val="en-US"/>
+        </w:rPr>
+        <w:t>Max</w:t>
+      </w:r>
+      <w:r>
+        <w:t>. Это позволило привести характеристики объектов к сопоставимому масштабу и уменьшить влияние различий в диапазонах значений признаков.</w:t>
+      </w:r>
+    </w:p>
+    <w:p>
+      <w:pPr>
+        <w:pStyle w:val="MAINTEXT1"/>
+      </w:pPr>
+      <w:r>
+        <w:t xml:space="preserve">Для определения количества кластеров был использован метод «локтя». </w:t>
+      </w:r>
+      <w:r>
+        <w:lastRenderedPageBreak/>
+        <w:t xml:space="preserve">В ходе нескольких итераций вычислялось значение </w:t>
+      </w:r>
+      <w:proofErr w:type="spellStart"/>
+      <w:r>
+        <w:t>внутрикластерной</w:t>
+      </w:r>
+      <w:proofErr w:type="spellEnd"/>
+      <w:r>
+        <w:t xml:space="preserve"> суммы квадратов </w:t>
+      </w:r>
+      <w:r>
+        <w:rPr>
+          <w:lang w:val="en-US"/>
+        </w:rPr>
+        <w:t>WCSS</w:t>
+      </w:r>
+      <w:r>
+        <w:t xml:space="preserve"> при различном числе кластеров. На основании полученной зависимости было выбрано значение </w:t>
+      </w:r>
+      <w:r>
+        <w:rPr>
+          <w:lang w:val="en-US"/>
+        </w:rPr>
+        <w:t>k</w:t>
+      </w:r>
+      <w:r>
+        <w:t xml:space="preserve"> = 7.</w:t>
+      </w:r>
+    </w:p>
+    <w:p>
+      <w:pPr>
+        <w:pStyle w:val="MAINTEXT1"/>
+      </w:pPr>
+      <w:r>
+        <w:t xml:space="preserve">Далее данные были обработаны с применением алгоритмов </w:t>
+      </w:r>
+      <w:r>
+        <w:rPr>
+          <w:lang w:val="en-US"/>
+        </w:rPr>
+        <w:t>k</w:t>
+      </w:r>
+      <w:r>
+        <w:t>-</w:t>
+      </w:r>
+      <w:r>
+        <w:rPr>
+          <w:lang w:val="en-US"/>
+        </w:rPr>
+        <w:t>means</w:t>
+      </w:r>
+      <w:r>
+        <w:t xml:space="preserve">, </w:t>
+      </w:r>
+      <w:r>
+        <w:rPr>
+          <w:lang w:val="en-US"/>
+        </w:rPr>
+        <w:t>g</w:t>
+      </w:r>
+      <w:r>
+        <w:t>-</w:t>
+      </w:r>
+      <w:r>
+        <w:rPr>
+          <w:lang w:val="en-US"/>
+        </w:rPr>
+        <w:t>means</w:t>
+      </w:r>
+      <w:r>
+        <w:t xml:space="preserve"> и </w:t>
+      </w:r>
+      <w:r>
+        <w:rPr>
+          <w:lang w:val="en-US"/>
+        </w:rPr>
+        <w:t>EM</w:t>
+      </w:r>
+      <w:r>
+        <w:t xml:space="preserve">. Алгоритм </w:t>
+      </w:r>
+      <w:r>
+        <w:rPr>
+          <w:lang w:val="en-US"/>
+        </w:rPr>
+        <w:t>k</w:t>
+      </w:r>
+      <w:r>
+        <w:t>-</w:t>
+      </w:r>
+      <w:r>
+        <w:rPr>
+          <w:lang w:val="en-US"/>
+        </w:rPr>
+        <w:t>means</w:t>
+      </w:r>
+      <w:r>
+        <w:t xml:space="preserve"> выполнял разделение объектов на заранее заданное число кластеров. </w:t>
+      </w:r>
+      <w:r>
+        <w:rPr>
+          <w:lang w:val="en-US"/>
+        </w:rPr>
+        <w:t>G</w:t>
+      </w:r>
+      <w:r>
+        <w:t>-</w:t>
+      </w:r>
+      <w:r>
+        <w:rPr>
+          <w:lang w:val="en-US"/>
+        </w:rPr>
+        <w:t>means</w:t>
+      </w:r>
+      <w:r>
+        <w:t xml:space="preserve"> позволил автоматически уточнять количество групп в зависимости от распределения объектов. </w:t>
+      </w:r>
+      <w:r>
+        <w:rPr>
+          <w:lang w:val="en-US"/>
+        </w:rPr>
+        <w:t>EM</w:t>
+      </w:r>
+      <w:r>
+        <w:t xml:space="preserve"> использовал вероятностный подход, благодаря чему принадлежность объекта к кластеру могла рассматриваться не только как однозначная, но и с учетом соответствующих вероятностей.</w:t>
+      </w:r>
+    </w:p>
+    <w:p>
+      <w:pPr>
+        <w:pStyle w:val="MAINTEXT1"/>
+      </w:pPr>
+      <w:r>
+        <w:t>Для набора «</w:t>
+      </w:r>
+      <w:r>
+        <w:rPr>
+          <w:lang w:val="en-US"/>
+        </w:rPr>
+        <w:t>transactions</w:t>
+      </w:r>
+      <w:r>
+        <w:t>_</w:t>
+      </w:r>
+      <w:proofErr w:type="spellStart"/>
+      <w:r>
+        <w:rPr>
+          <w:lang w:val="en-US"/>
+        </w:rPr>
+        <w:t>diy</w:t>
+      </w:r>
+      <w:proofErr w:type="spellEnd"/>
+      <w:r>
+        <w:t>.</w:t>
+      </w:r>
+      <w:proofErr w:type="spellStart"/>
+      <w:r>
+        <w:rPr>
+          <w:lang w:val="en-US"/>
+        </w:rPr>
+        <w:t>lgd</w:t>
+      </w:r>
+      <w:proofErr w:type="spellEnd"/>
+      <w:r>
+        <w:t xml:space="preserve">», содержащего транзакционные данные, был применен алгоритм </w:t>
+      </w:r>
+      <w:r>
+        <w:rPr>
+          <w:lang w:val="en-US"/>
+        </w:rPr>
+        <w:t>CLOPE</w:t>
+      </w:r>
+      <w:r>
+        <w:t>. С его помощью транзакции были объединены в группы на основании сходства содержащихся в них товарных категорий.</w:t>
+      </w:r>
+    </w:p>
+    <w:p>
+      <w:pPr>
+        <w:pStyle w:val="MAINTEXT1"/>
+      </w:pPr>
+      <w:r>
+        <w:t xml:space="preserve">Качество кластеризации было дополнительно проанализировано с использованием коэффициента силуэта и компонента </w:t>
+      </w:r>
+      <w:r>
+        <w:rPr>
+          <w:lang w:val="en-US"/>
+        </w:rPr>
+        <w:t>meta</w:t>
+      </w:r>
+      <w:r>
+        <w:t>-</w:t>
+      </w:r>
+      <w:r>
+        <w:rPr>
+          <w:lang w:val="en-US"/>
+        </w:rPr>
+        <w:t>silhouettes</w:t>
+      </w:r>
+      <w:r>
+        <w:t>. Полученные диаграммы позволили оценить компактность сформированных кластеров и степень их отделенности друг от друга.</w:t>
+      </w:r>
+    </w:p>
+    <w:p>
+      <w:pPr>
+        <w:pStyle w:val="MAINTEXT1"/>
+      </w:pPr>
+      <w:r>
+        <w:t>Таким образом, в процессе лабораторной работы были практически освоены процедуры подготовки данных, выбора количества кластеров, применения различных алгоритмов кластеризации и оценки качества полученного разбиения. Полученные результаты также позволяют выполнить дальнейшую содержательную интерпретацию сформированных групп и выявить характерные особенности объектов каждого кластера.</w:t>
       </w:r>
     </w:p>
     <w:sectPr>
@@ -2072,7 +3807,7 @@
 </file>
 
 <file path=word/endnotes.xml><?xml version="1.0" encoding="utf-8"?>
-<w:endnotes xmlns:wpc="http://schemas.microsoft.com/office/word/2010/wordprocessingCanvas" xmlns:cx="http://schemas.microsoft.com/office/drawing/2014/chartex" xmlns:cx1="http://schemas.microsoft.com/office/drawing/2015/9/8/chartex" xmlns:cx2="http://schemas.microsoft.com/office/drawing/2015/10/21/chartex" xmlns:cx3="http://schemas.microsoft.com/office/drawing/2016/5/9/chartex" xmlns:cx4="http://schemas.microsoft.com/office/drawing/2016/5/10/chartex" xmlns:cx5="http://schemas.microsoft.com/office/drawing/2016/5/11/chartex" xmlns:cx6="http://schemas.microsoft.com/office/drawing/2016/5/12/chartex" xmlns:cx7="http://schemas.microsoft.com/office/drawing/2016/5/13/chartex" xmlns:cx8="http://schemas.microsoft.com/office/drawing/2016/5/14/chartex" xmlns:mc="http://schemas.openxmlformats.org/markup-compatibility/2006" xmlns:aink="http://schemas.microsoft.com/office/drawing/2016/ink" xmlns:am3d="http://schemas.microsoft.com/office/drawing/2017/model3d" xmlns:o="urn:schemas-microsoft-com:office:office" xmlns:r="http://schemas.openxmlformats.org/officeDocument/2006/relationships" xmlns:m="http://schemas.openxmlformats.org/officeDocument/2006/math" xmlns:v="urn:schemas-microsoft-com:vml" xmlns:wp14="http://schemas.microsoft.com/office/word/2010/wordprocessingDrawing" xmlns:wp="http://schemas.openxmlformats.org/drawingml/2006/wordprocessingDrawing" xmlns:w10="urn:schemas-microsoft-com:office:word" xmlns:w="http://schemas.openxmlformats.org/wordprocessingml/2006/main" xmlns:w14="http://schemas.microsoft.com/office/word/2010/wordml" xmlns:w15="http://schemas.microsoft.com/office/word/2012/wordml" xmlns:w16cex="http://schemas.microsoft.com/office/word/2018/wordml/cex" xmlns:w16cid="http://schemas.microsoft.com/office/word/2016/wordml/cid" xmlns:w16="http://schemas.microsoft.com/office/word/2018/wordml" xmlns:w16sdtdh="http://schemas.microsoft.com/office/word/2020/wordml/sdtdatahash" xmlns:w16se="http://schemas.microsoft.com/office/word/2015/wordml/symex" xmlns:wpg="http://schemas.microsoft.com/office/word/2010/wordprocessingGroup" xmlns:wpi="http://schemas.microsoft.com/office/word/2010/wordprocessingInk" xmlns:wne="http://schemas.microsoft.com/office/word/2006/wordml" xmlns:wps="http://schemas.microsoft.com/office/word/2010/wordprocessingShape" mc:Ignorable="w14 w15 w16se w16cid w16 w16cex w16sdtdh wp14">
+<w:endnotes xmlns:wpc="http://schemas.microsoft.com/office/word/2010/wordprocessingCanvas" xmlns:cx="http://schemas.microsoft.com/office/drawing/2014/chartex" xmlns:cx1="http://schemas.microsoft.com/office/drawing/2015/9/8/chartex" xmlns:cx2="http://schemas.microsoft.com/office/drawing/2015/10/21/chartex" xmlns:cx3="http://schemas.microsoft.com/office/drawing/2016/5/9/chartex" xmlns:cx4="http://schemas.microsoft.com/office/drawing/2016/5/10/chartex" xmlns:cx5="http://schemas.microsoft.com/office/drawing/2016/5/11/chartex" xmlns:cx6="http://schemas.microsoft.com/office/drawing/2016/5/12/chartex" xmlns:cx7="http://schemas.microsoft.com/office/drawing/2016/5/13/chartex" xmlns:cx8="http://schemas.microsoft.com/office/drawing/2016/5/14/chartex" xmlns:mc="http://schemas.openxmlformats.org/markup-compatibility/2006" xmlns:aink="http://schemas.microsoft.com/office/drawing/2016/ink" xmlns:am3d="http://schemas.microsoft.com/office/drawing/2017/model3d" xmlns:o="urn:schemas-microsoft-com:office:office" xmlns:oel="http://schemas.microsoft.com/office/2019/extlst" xmlns:r="http://schemas.openxmlformats.org/officeDocument/2006/relationships" xmlns:m="http://schemas.openxmlformats.org/officeDocument/2006/math" xmlns:v="urn:schemas-microsoft-com:vml" xmlns:wp14="http://schemas.microsoft.com/office/word/2010/wordprocessingDrawing" xmlns:wp="http://schemas.openxmlformats.org/drawingml/2006/wordprocessingDrawing" xmlns:w10="urn:schemas-microsoft-com:office:word" xmlns:w="http://schemas.openxmlformats.org/wordprocessingml/2006/main" xmlns:w14="http://schemas.microsoft.com/office/word/2010/wordml" xmlns:w15="http://schemas.microsoft.com/office/word/2012/wordml" xmlns:w16cex="http://schemas.microsoft.com/office/word/2018/wordml/cex" xmlns:w16cid="http://schemas.microsoft.com/office/word/2016/wordml/cid" xmlns:w16="http://schemas.microsoft.com/office/word/2018/wordml" xmlns:w16du="http://schemas.microsoft.com/office/word/2023/wordml/word16du" xmlns:w16sdtdh="http://schemas.microsoft.com/office/word/2020/wordml/sdtdatahash" xmlns:w16se="http://schemas.microsoft.com/office/word/2015/wordml/symex" xmlns:wpg="http://schemas.microsoft.com/office/word/2010/wordprocessingGroup" xmlns:wpi="http://schemas.microsoft.com/office/word/2010/wordprocessingInk" xmlns:wne="http://schemas.microsoft.com/office/word/2006/wordml" xmlns:wps="http://schemas.microsoft.com/office/word/2010/wordprocessingShape" mc:Ignorable="w14 w15 w16se w16cid w16 w16cex w16sdtdh w16du wp14">
   <w:endnote w:type="separator" w:id="-1">
     <w:p>
       <w:r>
@@ -2091,7 +3826,7 @@
 </file>
 
 <file path=word/footer1.xml><?xml version="1.0" encoding="utf-8"?>
-<w:ftr xmlns:wpc="http://schemas.microsoft.com/office/word/2010/wordprocessingCanvas" xmlns:cx="http://schemas.microsoft.com/office/drawing/2014/chartex" xmlns:cx1="http://schemas.microsoft.com/office/drawing/2015/9/8/chartex" xmlns:cx2="http://schemas.microsoft.com/office/drawing/2015/10/21/chartex" xmlns:cx3="http://schemas.microsoft.com/office/drawing/2016/5/9/chartex" xmlns:cx4="http://schemas.microsoft.com/office/drawing/2016/5/10/chartex" xmlns:cx5="http://schemas.microsoft.com/office/drawing/2016/5/11/chartex" xmlns:cx6="http://schemas.microsoft.com/office/drawing/2016/5/12/chartex" xmlns:cx7="http://schemas.microsoft.com/office/drawing/2016/5/13/chartex" xmlns:cx8="http://schemas.microsoft.com/office/drawing/2016/5/14/chartex" xmlns:mc="http://schemas.openxmlformats.org/markup-compatibility/2006" xmlns:aink="http://schemas.microsoft.com/office/drawing/2016/ink" xmlns:am3d="http://schemas.microsoft.com/office/drawing/2017/model3d" xmlns:o="urn:schemas-microsoft-com:office:office" xmlns:r="http://schemas.openxmlformats.org/officeDocument/2006/relationships" xmlns:m="http://schemas.openxmlformats.org/officeDocument/2006/math" xmlns:v="urn:schemas-microsoft-com:vml" xmlns:wp14="http://schemas.microsoft.com/office/word/2010/wordprocessingDrawing" xmlns:wp="http://schemas.openxmlformats.org/drawingml/2006/wordprocessingDrawing" xmlns:w10="urn:schemas-microsoft-com:office:word" xmlns:w="http://schemas.openxmlformats.org/wordprocessingml/2006/main" xmlns:w14="http://schemas.microsoft.com/office/word/2010/wordml" xmlns:w15="http://schemas.microsoft.com/office/word/2012/wordml" xmlns:w16cex="http://schemas.microsoft.com/office/word/2018/wordml/cex" xmlns:w16cid="http://schemas.microsoft.com/office/word/2016/wordml/cid" xmlns:w16="http://schemas.microsoft.com/office/word/2018/wordml" xmlns:w16sdtdh="http://schemas.microsoft.com/office/word/2020/wordml/sdtdatahash" xmlns:w16se="http://schemas.microsoft.com/office/word/2015/wordml/symex" xmlns:wpg="http://schemas.microsoft.com/office/word/2010/wordprocessingGroup" xmlns:wpi="http://schemas.microsoft.com/office/word/2010/wordprocessingInk" xmlns:wne="http://schemas.microsoft.com/office/word/2006/wordml" xmlns:wps="http://schemas.microsoft.com/office/word/2010/wordprocessingShape" mc:Ignorable="w14 w15 w16se w16cid w16 w16cex w16sdtdh wp14">
+<w:ftr xmlns:wpc="http://schemas.microsoft.com/office/word/2010/wordprocessingCanvas" xmlns:cx="http://schemas.microsoft.com/office/drawing/2014/chartex" xmlns:cx1="http://schemas.microsoft.com/office/drawing/2015/9/8/chartex" xmlns:cx2="http://schemas.microsoft.com/office/drawing/2015/10/21/chartex" xmlns:cx3="http://schemas.microsoft.com/office/drawing/2016/5/9/chartex" xmlns:cx4="http://schemas.microsoft.com/office/drawing/2016/5/10/chartex" xmlns:cx5="http://schemas.microsoft.com/office/drawing/2016/5/11/chartex" xmlns:cx6="http://schemas.microsoft.com/office/drawing/2016/5/12/chartex" xmlns:cx7="http://schemas.microsoft.com/office/drawing/2016/5/13/chartex" xmlns:cx8="http://schemas.microsoft.com/office/drawing/2016/5/14/chartex" xmlns:mc="http://schemas.openxmlformats.org/markup-compatibility/2006" xmlns:aink="http://schemas.microsoft.com/office/drawing/2016/ink" xmlns:am3d="http://schemas.microsoft.com/office/drawing/2017/model3d" xmlns:o="urn:schemas-microsoft-com:office:office" xmlns:oel="http://schemas.microsoft.com/office/2019/extlst" xmlns:r="http://schemas.openxmlformats.org/officeDocument/2006/relationships" xmlns:m="http://schemas.openxmlformats.org/officeDocument/2006/math" xmlns:v="urn:schemas-microsoft-com:vml" xmlns:wp14="http://schemas.microsoft.com/office/word/2010/wordprocessingDrawing" xmlns:wp="http://schemas.openxmlformats.org/drawingml/2006/wordprocessingDrawing" xmlns:w10="urn:schemas-microsoft-com:office:word" xmlns:w="http://schemas.openxmlformats.org/wordprocessingml/2006/main" xmlns:w14="http://schemas.microsoft.com/office/word/2010/wordml" xmlns:w15="http://schemas.microsoft.com/office/word/2012/wordml" xmlns:w16cex="http://schemas.microsoft.com/office/word/2018/wordml/cex" xmlns:w16cid="http://schemas.microsoft.com/office/word/2016/wordml/cid" xmlns:w16="http://schemas.microsoft.com/office/word/2018/wordml" xmlns:w16du="http://schemas.microsoft.com/office/word/2023/wordml/word16du" xmlns:w16sdtdh="http://schemas.microsoft.com/office/word/2020/wordml/sdtdatahash" xmlns:w16se="http://schemas.microsoft.com/office/word/2015/wordml/symex" xmlns:wpg="http://schemas.microsoft.com/office/word/2010/wordprocessingGroup" xmlns:wpi="http://schemas.microsoft.com/office/word/2010/wordprocessingInk" xmlns:wne="http://schemas.microsoft.com/office/word/2006/wordml" xmlns:wps="http://schemas.microsoft.com/office/word/2010/wordprocessingShape" mc:Ignorable="w14 w15 w16se w16cid w16 w16cex w16sdtdh w16du wp14">
   <w:sdt>
     <w:sdtPr>
       <w:id w:val="-1419641891"/>
@@ -2109,7 +3844,7 @@
     <w:sdtContent>
       <w:p>
         <w:pPr>
-          <w:pStyle w:val="a9"/>
+          <w:pStyle w:val="Footer"/>
           <w:widowControl w:val="0"/>
           <w:jc w:val="center"/>
           <w:rPr>
@@ -2159,7 +3894,7 @@
 </file>
 
 <file path=word/footnotes.xml><?xml version="1.0" encoding="utf-8"?>
-<w:footnotes xmlns:wpc="http://schemas.microsoft.com/office/word/2010/wordprocessingCanvas" xmlns:cx="http://schemas.microsoft.com/office/drawing/2014/chartex" xmlns:cx1="http://schemas.microsoft.com/office/drawing/2015/9/8/chartex" xmlns:cx2="http://schemas.microsoft.com/office/drawing/2015/10/21/chartex" xmlns:cx3="http://schemas.microsoft.com/office/drawing/2016/5/9/chartex" xmlns:cx4="http://schemas.microsoft.com/office/drawing/2016/5/10/chartex" xmlns:cx5="http://schemas.microsoft.com/office/drawing/2016/5/11/chartex" xmlns:cx6="http://schemas.microsoft.com/office/drawing/2016/5/12/chartex" xmlns:cx7="http://schemas.microsoft.com/office/drawing/2016/5/13/chartex" xmlns:cx8="http://schemas.microsoft.com/office/drawing/2016/5/14/chartex" xmlns:mc="http://schemas.openxmlformats.org/markup-compatibility/2006" xmlns:aink="http://schemas.microsoft.com/office/drawing/2016/ink" xmlns:am3d="http://schemas.microsoft.com/office/drawing/2017/model3d" xmlns:o="urn:schemas-microsoft-com:office:office" xmlns:r="http://schemas.openxmlformats.org/officeDocument/2006/relationships" xmlns:m="http://schemas.openxmlformats.org/officeDocument/2006/math" xmlns:v="urn:schemas-microsoft-com:vml" xmlns:wp14="http://schemas.microsoft.com/office/word/2010/wordprocessingDrawing" xmlns:wp="http://schemas.openxmlformats.org/drawingml/2006/wordprocessingDrawing" xmlns:w10="urn:schemas-microsoft-com:office:word" xmlns:w="http://schemas.openxmlformats.org/wordprocessingml/2006/main" xmlns:w14="http://schemas.microsoft.com/office/word/2010/wordml" xmlns:w15="http://schemas.microsoft.com/office/word/2012/wordml" xmlns:w16cex="http://schemas.microsoft.com/office/word/2018/wordml/cex" xmlns:w16cid="http://schemas.microsoft.com/office/word/2016/wordml/cid" xmlns:w16="http://schemas.microsoft.com/office/word/2018/wordml" xmlns:w16sdtdh="http://schemas.microsoft.com/office/word/2020/wordml/sdtdatahash" xmlns:w16se="http://schemas.microsoft.com/office/word/2015/wordml/symex" xmlns:wpg="http://schemas.microsoft.com/office/word/2010/wordprocessingGroup" xmlns:wpi="http://schemas.microsoft.com/office/word/2010/wordprocessingInk" xmlns:wne="http://schemas.microsoft.com/office/word/2006/wordml" xmlns:wps="http://schemas.microsoft.com/office/word/2010/wordprocessingShape" mc:Ignorable="w14 w15 w16se w16cid w16 w16cex w16sdtdh wp14">
+<w:footnotes xmlns:wpc="http://schemas.microsoft.com/office/word/2010/wordprocessingCanvas" xmlns:cx="http://schemas.microsoft.com/office/drawing/2014/chartex" xmlns:cx1="http://schemas.microsoft.com/office/drawing/2015/9/8/chartex" xmlns:cx2="http://schemas.microsoft.com/office/drawing/2015/10/21/chartex" xmlns:cx3="http://schemas.microsoft.com/office/drawing/2016/5/9/chartex" xmlns:cx4="http://schemas.microsoft.com/office/drawing/2016/5/10/chartex" xmlns:cx5="http://schemas.microsoft.com/office/drawing/2016/5/11/chartex" xmlns:cx6="http://schemas.microsoft.com/office/drawing/2016/5/12/chartex" xmlns:cx7="http://schemas.microsoft.com/office/drawing/2016/5/13/chartex" xmlns:cx8="http://schemas.microsoft.com/office/drawing/2016/5/14/chartex" xmlns:mc="http://schemas.openxmlformats.org/markup-compatibility/2006" xmlns:aink="http://schemas.microsoft.com/office/drawing/2016/ink" xmlns:am3d="http://schemas.microsoft.com/office/drawing/2017/model3d" xmlns:o="urn:schemas-microsoft-com:office:office" xmlns:oel="http://schemas.microsoft.com/office/2019/extlst" xmlns:r="http://schemas.openxmlformats.org/officeDocument/2006/relationships" xmlns:m="http://schemas.openxmlformats.org/officeDocument/2006/math" xmlns:v="urn:schemas-microsoft-com:vml" xmlns:wp14="http://schemas.microsoft.com/office/word/2010/wordprocessingDrawing" xmlns:wp="http://schemas.openxmlformats.org/drawingml/2006/wordprocessingDrawing" xmlns:w10="urn:schemas-microsoft-com:office:word" xmlns:w="http://schemas.openxmlformats.org/wordprocessingml/2006/main" xmlns:w14="http://schemas.microsoft.com/office/word/2010/wordml" xmlns:w15="http://schemas.microsoft.com/office/word/2012/wordml" xmlns:w16cex="http://schemas.microsoft.com/office/word/2018/wordml/cex" xmlns:w16cid="http://schemas.microsoft.com/office/word/2016/wordml/cid" xmlns:w16="http://schemas.microsoft.com/office/word/2018/wordml" xmlns:w16du="http://schemas.microsoft.com/office/word/2023/wordml/word16du" xmlns:w16sdtdh="http://schemas.microsoft.com/office/word/2020/wordml/sdtdatahash" xmlns:w16se="http://schemas.microsoft.com/office/word/2015/wordml/symex" xmlns:wpg="http://schemas.microsoft.com/office/word/2010/wordprocessingGroup" xmlns:wpi="http://schemas.microsoft.com/office/word/2010/wordprocessingInk" xmlns:wne="http://schemas.microsoft.com/office/word/2006/wordml" xmlns:wps="http://schemas.microsoft.com/office/word/2010/wordprocessingShape" mc:Ignorable="w14 w15 w16se w16cid w16 w16cex w16sdtdh w16du wp14">
   <w:footnote w:type="separator" w:id="-1">
     <w:p>
       <w:r>
@@ -2178,7 +3913,7 @@
 </file>
 
 <file path=word/numbering.xml><?xml version="1.0" encoding="utf-8"?>
-<w:numbering xmlns:wpc="http://schemas.microsoft.com/office/word/2010/wordprocessingCanvas" xmlns:cx="http://schemas.microsoft.com/office/drawing/2014/chartex" xmlns:cx1="http://schemas.microsoft.com/office/drawing/2015/9/8/chartex" xmlns:cx2="http://schemas.microsoft.com/office/drawing/2015/10/21/chartex" xmlns:cx3="http://schemas.microsoft.com/office/drawing/2016/5/9/chartex" xmlns:cx4="http://schemas.microsoft.com/office/drawing/2016/5/10/chartex" xmlns:cx5="http://schemas.microsoft.com/office/drawing/2016/5/11/chartex" xmlns:cx6="http://schemas.microsoft.com/office/drawing/2016/5/12/chartex" xmlns:cx7="http://schemas.microsoft.com/office/drawing/2016/5/13/chartex" xmlns:cx8="http://schemas.microsoft.com/office/drawing/2016/5/14/chartex" xmlns:mc="http://schemas.openxmlformats.org/markup-compatibility/2006" xmlns:aink="http://schemas.microsoft.com/office/drawing/2016/ink" xmlns:am3d="http://schemas.microsoft.com/office/drawing/2017/model3d" xmlns:o="urn:schemas-microsoft-com:office:office" xmlns:r="http://schemas.openxmlformats.org/officeDocument/2006/relationships" xmlns:m="http://schemas.openxmlformats.org/officeDocument/2006/math" xmlns:v="urn:schemas-microsoft-com:vml" xmlns:wp14="http://schemas.microsoft.com/office/word/2010/wordprocessingDrawing" xmlns:wp="http://schemas.openxmlformats.org/drawingml/2006/wordprocessingDrawing" xmlns:w10="urn:schemas-microsoft-com:office:word" xmlns:w="http://schemas.openxmlformats.org/wordprocessingml/2006/main" xmlns:w14="http://schemas.microsoft.com/office/word/2010/wordml" xmlns:w15="http://schemas.microsoft.com/office/word/2012/wordml" xmlns:w16cex="http://schemas.microsoft.com/office/word/2018/wordml/cex" xmlns:w16cid="http://schemas.microsoft.com/office/word/2016/wordml/cid" xmlns:w16="http://schemas.microsoft.com/office/word/2018/wordml" xmlns:w16sdtdh="http://schemas.microsoft.com/office/word/2020/wordml/sdtdatahash" xmlns:w16se="http://schemas.microsoft.com/office/word/2015/wordml/symex" xmlns:wpg="http://schemas.microsoft.com/office/word/2010/wordprocessingGroup" xmlns:wpi="http://schemas.microsoft.com/office/word/2010/wordprocessingInk" xmlns:wne="http://schemas.microsoft.com/office/word/2006/wordml" xmlns:wps="http://schemas.microsoft.com/office/word/2010/wordprocessingShape" mc:Ignorable="w14 w15 w16se w16cid w16 w16cex w16sdtdh wp14">
+<w:numbering xmlns:wpc="http://schemas.microsoft.com/office/word/2010/wordprocessingCanvas" xmlns:cx="http://schemas.microsoft.com/office/drawing/2014/chartex" xmlns:cx1="http://schemas.microsoft.com/office/drawing/2015/9/8/chartex" xmlns:cx2="http://schemas.microsoft.com/office/drawing/2015/10/21/chartex" xmlns:cx3="http://schemas.microsoft.com/office/drawing/2016/5/9/chartex" xmlns:cx4="http://schemas.microsoft.com/office/drawing/2016/5/10/chartex" xmlns:cx5="http://schemas.microsoft.com/office/drawing/2016/5/11/chartex" xmlns:cx6="http://schemas.microsoft.com/office/drawing/2016/5/12/chartex" xmlns:cx7="http://schemas.microsoft.com/office/drawing/2016/5/13/chartex" xmlns:cx8="http://schemas.microsoft.com/office/drawing/2016/5/14/chartex" xmlns:mc="http://schemas.openxmlformats.org/markup-compatibility/2006" xmlns:aink="http://schemas.microsoft.com/office/drawing/2016/ink" xmlns:am3d="http://schemas.microsoft.com/office/drawing/2017/model3d" xmlns:o="urn:schemas-microsoft-com:office:office" xmlns:oel="http://schemas.microsoft.com/office/2019/extlst" xmlns:r="http://schemas.openxmlformats.org/officeDocument/2006/relationships" xmlns:m="http://schemas.openxmlformats.org/officeDocument/2006/math" xmlns:v="urn:schemas-microsoft-com:vml" xmlns:wp14="http://schemas.microsoft.com/office/word/2010/wordprocessingDrawing" xmlns:wp="http://schemas.openxmlformats.org/drawingml/2006/wordprocessingDrawing" xmlns:w10="urn:schemas-microsoft-com:office:word" xmlns:w="http://schemas.openxmlformats.org/wordprocessingml/2006/main" xmlns:w14="http://schemas.microsoft.com/office/word/2010/wordml" xmlns:w15="http://schemas.microsoft.com/office/word/2012/wordml" xmlns:w16cex="http://schemas.microsoft.com/office/word/2018/wordml/cex" xmlns:w16cid="http://schemas.microsoft.com/office/word/2016/wordml/cid" xmlns:w16="http://schemas.microsoft.com/office/word/2018/wordml" xmlns:w16du="http://schemas.microsoft.com/office/word/2023/wordml/word16du" xmlns:w16sdtdh="http://schemas.microsoft.com/office/word/2020/wordml/sdtdatahash" xmlns:w16se="http://schemas.microsoft.com/office/word/2015/wordml/symex" xmlns:wpg="http://schemas.microsoft.com/office/word/2010/wordprocessingGroup" xmlns:wpi="http://schemas.microsoft.com/office/word/2010/wordprocessingInk" xmlns:wne="http://schemas.microsoft.com/office/word/2006/wordml" xmlns:wps="http://schemas.microsoft.com/office/word/2010/wordprocessingShape" mc:Ignorable="w14 w15 w16se w16cid w16 w16cex w16sdtdh w16du wp14">
   <w:abstractNum w:abstractNumId="0" w15:restartNumberingAfterBreak="0">
     <w:nsid w:val="0421186D"/>
     <w:multiLevelType w:val="multilevel"/>
@@ -7479,142 +9214,142 @@
       </w:rPr>
     </w:lvl>
   </w:abstractNum>
-  <w:num w:numId="1">
+  <w:num w:numId="1" w16cid:durableId="1570916309">
     <w:abstractNumId w:val="3"/>
   </w:num>
-  <w:num w:numId="2">
+  <w:num w:numId="2" w16cid:durableId="1745106556">
     <w:abstractNumId w:val="20"/>
   </w:num>
-  <w:num w:numId="3">
+  <w:num w:numId="3" w16cid:durableId="715393635">
     <w:abstractNumId w:val="18"/>
   </w:num>
-  <w:num w:numId="4">
+  <w:num w:numId="4" w16cid:durableId="1358116674">
     <w:abstractNumId w:val="17"/>
   </w:num>
-  <w:num w:numId="5">
+  <w:num w:numId="5" w16cid:durableId="204220094">
     <w:abstractNumId w:val="5"/>
   </w:num>
-  <w:num w:numId="6">
+  <w:num w:numId="6" w16cid:durableId="1401488410">
     <w:abstractNumId w:val="22"/>
   </w:num>
-  <w:num w:numId="7">
+  <w:num w:numId="7" w16cid:durableId="977567147">
     <w:abstractNumId w:val="26"/>
   </w:num>
-  <w:num w:numId="8">
+  <w:num w:numId="8" w16cid:durableId="1270313139">
     <w:abstractNumId w:val="35"/>
   </w:num>
-  <w:num w:numId="9">
+  <w:num w:numId="9" w16cid:durableId="1771197777">
     <w:abstractNumId w:val="8"/>
   </w:num>
-  <w:num w:numId="10">
+  <w:num w:numId="10" w16cid:durableId="387149561">
     <w:abstractNumId w:val="33"/>
   </w:num>
-  <w:num w:numId="11">
+  <w:num w:numId="11" w16cid:durableId="1572085171">
     <w:abstractNumId w:val="13"/>
   </w:num>
-  <w:num w:numId="12">
+  <w:num w:numId="12" w16cid:durableId="388460352">
     <w:abstractNumId w:val="12"/>
   </w:num>
-  <w:num w:numId="13">
+  <w:num w:numId="13" w16cid:durableId="568077577">
     <w:abstractNumId w:val="4"/>
   </w:num>
-  <w:num w:numId="14">
+  <w:num w:numId="14" w16cid:durableId="1101678859">
     <w:abstractNumId w:val="44"/>
   </w:num>
-  <w:num w:numId="15">
+  <w:num w:numId="15" w16cid:durableId="793790226">
     <w:abstractNumId w:val="19"/>
   </w:num>
-  <w:num w:numId="16">
+  <w:num w:numId="16" w16cid:durableId="1163817143">
     <w:abstractNumId w:val="6"/>
   </w:num>
-  <w:num w:numId="17">
+  <w:num w:numId="17" w16cid:durableId="1401637369">
     <w:abstractNumId w:val="16"/>
   </w:num>
-  <w:num w:numId="18">
+  <w:num w:numId="18" w16cid:durableId="1343971616">
     <w:abstractNumId w:val="31"/>
   </w:num>
-  <w:num w:numId="19">
+  <w:num w:numId="19" w16cid:durableId="313486090">
     <w:abstractNumId w:val="25"/>
   </w:num>
-  <w:num w:numId="20">
+  <w:num w:numId="20" w16cid:durableId="1846242789">
     <w:abstractNumId w:val="21"/>
   </w:num>
-  <w:num w:numId="21">
+  <w:num w:numId="21" w16cid:durableId="828136471">
     <w:abstractNumId w:val="38"/>
   </w:num>
-  <w:num w:numId="22">
+  <w:num w:numId="22" w16cid:durableId="1361855160">
     <w:abstractNumId w:val="40"/>
   </w:num>
-  <w:num w:numId="23">
+  <w:num w:numId="23" w16cid:durableId="1615818799">
     <w:abstractNumId w:val="10"/>
   </w:num>
-  <w:num w:numId="24">
+  <w:num w:numId="24" w16cid:durableId="487671112">
     <w:abstractNumId w:val="36"/>
   </w:num>
-  <w:num w:numId="25">
+  <w:num w:numId="25" w16cid:durableId="1321926922">
     <w:abstractNumId w:val="30"/>
   </w:num>
-  <w:num w:numId="26">
+  <w:num w:numId="26" w16cid:durableId="2112897112">
     <w:abstractNumId w:val="0"/>
   </w:num>
-  <w:num w:numId="27">
+  <w:num w:numId="27" w16cid:durableId="990140550">
     <w:abstractNumId w:val="23"/>
   </w:num>
-  <w:num w:numId="28">
+  <w:num w:numId="28" w16cid:durableId="495538229">
     <w:abstractNumId w:val="27"/>
   </w:num>
-  <w:num w:numId="29">
+  <w:num w:numId="29" w16cid:durableId="1255438682">
     <w:abstractNumId w:val="29"/>
   </w:num>
-  <w:num w:numId="30">
+  <w:num w:numId="30" w16cid:durableId="352802057">
     <w:abstractNumId w:val="28"/>
   </w:num>
-  <w:num w:numId="31">
+  <w:num w:numId="31" w16cid:durableId="449982151">
     <w:abstractNumId w:val="42"/>
   </w:num>
-  <w:num w:numId="32">
+  <w:num w:numId="32" w16cid:durableId="758217522">
     <w:abstractNumId w:val="9"/>
   </w:num>
-  <w:num w:numId="33">
+  <w:num w:numId="33" w16cid:durableId="990983992">
     <w:abstractNumId w:val="15"/>
   </w:num>
-  <w:num w:numId="34">
+  <w:num w:numId="34" w16cid:durableId="644511826">
     <w:abstractNumId w:val="7"/>
   </w:num>
-  <w:num w:numId="35">
+  <w:num w:numId="35" w16cid:durableId="8879218">
     <w:abstractNumId w:val="34"/>
   </w:num>
-  <w:num w:numId="36">
+  <w:num w:numId="36" w16cid:durableId="1154836909">
     <w:abstractNumId w:val="45"/>
   </w:num>
-  <w:num w:numId="37">
+  <w:num w:numId="37" w16cid:durableId="611590207">
     <w:abstractNumId w:val="43"/>
   </w:num>
-  <w:num w:numId="38">
+  <w:num w:numId="38" w16cid:durableId="335495533">
     <w:abstractNumId w:val="2"/>
   </w:num>
-  <w:num w:numId="39">
+  <w:num w:numId="39" w16cid:durableId="2119182175">
     <w:abstractNumId w:val="41"/>
   </w:num>
-  <w:num w:numId="40">
+  <w:num w:numId="40" w16cid:durableId="752818976">
     <w:abstractNumId w:val="1"/>
   </w:num>
-  <w:num w:numId="41">
+  <w:num w:numId="41" w16cid:durableId="1106197172">
     <w:abstractNumId w:val="37"/>
   </w:num>
-  <w:num w:numId="42">
+  <w:num w:numId="42" w16cid:durableId="363210509">
     <w:abstractNumId w:val="32"/>
   </w:num>
-  <w:num w:numId="43">
+  <w:num w:numId="43" w16cid:durableId="1874538469">
     <w:abstractNumId w:val="39"/>
   </w:num>
-  <w:num w:numId="44">
+  <w:num w:numId="44" w16cid:durableId="1835532379">
     <w:abstractNumId w:val="24"/>
   </w:num>
-  <w:num w:numId="45">
+  <w:num w:numId="45" w16cid:durableId="1439179829">
     <w:abstractNumId w:val="11"/>
   </w:num>
-  <w:num w:numId="46">
+  <w:num w:numId="46" w16cid:durableId="1858226098">
     <w:abstractNumId w:val="14"/>
   </w:num>
   <w:numIdMacAtCleanup w:val="46"/>
@@ -7622,7 +9357,7 @@
 </file>
 
 <file path=word/styles.xml><?xml version="1.0" encoding="utf-8"?>
-<w:styles xmlns:mc="http://schemas.openxmlformats.org/markup-compatibility/2006" xmlns:r="http://schemas.openxmlformats.org/officeDocument/2006/relationships" xmlns:w="http://schemas.openxmlformats.org/wordprocessingml/2006/main" xmlns:w14="http://schemas.microsoft.com/office/word/2010/wordml" xmlns:w15="http://schemas.microsoft.com/office/word/2012/wordml" xmlns:w16cex="http://schemas.microsoft.com/office/word/2018/wordml/cex" xmlns:w16cid="http://schemas.microsoft.com/office/word/2016/wordml/cid" xmlns:w16="http://schemas.microsoft.com/office/word/2018/wordml" xmlns:w16sdtdh="http://schemas.microsoft.com/office/word/2020/wordml/sdtdatahash" xmlns:w16se="http://schemas.microsoft.com/office/word/2015/wordml/symex" mc:Ignorable="w14 w15 w16se w16cid w16 w16cex w16sdtdh">
+<w:styles xmlns:mc="http://schemas.openxmlformats.org/markup-compatibility/2006" xmlns:r="http://schemas.openxmlformats.org/officeDocument/2006/relationships" xmlns:w="http://schemas.openxmlformats.org/wordprocessingml/2006/main" xmlns:w14="http://schemas.microsoft.com/office/word/2010/wordml" xmlns:w15="http://schemas.microsoft.com/office/word/2012/wordml" xmlns:w16cex="http://schemas.microsoft.com/office/word/2018/wordml/cex" xmlns:w16cid="http://schemas.microsoft.com/office/word/2016/wordml/cid" xmlns:w16="http://schemas.microsoft.com/office/word/2018/wordml" xmlns:w16du="http://schemas.microsoft.com/office/word/2023/wordml/word16du" xmlns:w16sdtdh="http://schemas.microsoft.com/office/word/2020/wordml/sdtdatahash" xmlns:w16se="http://schemas.microsoft.com/office/word/2015/wordml/symex" mc:Ignorable="w14 w15 w16se w16cid w16 w16cex w16sdtdh w16du">
   <w:docDefaults>
     <w:rPrDefault>
       <w:rPr>
@@ -8016,7 +9751,7 @@
     <w:lsdException w:name="Unresolved Mention" w:semiHidden="1" w:unhideWhenUsed="1"/>
     <w:lsdException w:name="Smart Link" w:semiHidden="1" w:unhideWhenUsed="1"/>
   </w:latentStyles>
-  <w:style w:type="paragraph" w:default="1" w:styleId="a">
+  <w:style w:type="paragraph" w:default="1" w:styleId="Normal">
     <w:name w:val="Normal"/>
     <w:qFormat/>
     <w:rsid w:val="005A2A15"/>
@@ -8028,11 +9763,11 @@
       <w:szCs w:val="24"/>
     </w:rPr>
   </w:style>
-  <w:style w:type="paragraph" w:styleId="1">
+  <w:style w:type="paragraph" w:styleId="Heading1">
     <w:name w:val="heading 1"/>
-    <w:basedOn w:val="a"/>
-    <w:next w:val="a"/>
-    <w:link w:val="10"/>
+    <w:basedOn w:val="Normal"/>
+    <w:next w:val="Normal"/>
+    <w:link w:val="Heading1Char"/>
     <w:uiPriority w:val="99"/>
     <w:qFormat/>
     <w:rsid w:val="005A2A15"/>
@@ -8052,11 +9787,11 @@
       <w:szCs w:val="28"/>
     </w:rPr>
   </w:style>
-  <w:style w:type="paragraph" w:styleId="2">
+  <w:style w:type="paragraph" w:styleId="Heading2">
     <w:name w:val="heading 2"/>
-    <w:basedOn w:val="a"/>
-    <w:next w:val="a"/>
-    <w:link w:val="20"/>
+    <w:basedOn w:val="Normal"/>
+    <w:next w:val="Normal"/>
+    <w:link w:val="Heading2Char"/>
     <w:uiPriority w:val="99"/>
     <w:qFormat/>
     <w:rsid w:val="005A2A15"/>
@@ -8076,11 +9811,11 @@
       <w:szCs w:val="20"/>
     </w:rPr>
   </w:style>
-  <w:style w:type="paragraph" w:styleId="3">
+  <w:style w:type="paragraph" w:styleId="Heading3">
     <w:name w:val="heading 3"/>
-    <w:basedOn w:val="a"/>
-    <w:next w:val="a"/>
-    <w:link w:val="30"/>
+    <w:basedOn w:val="Normal"/>
+    <w:next w:val="Normal"/>
+    <w:link w:val="Heading3Char"/>
     <w:uiPriority w:val="99"/>
     <w:qFormat/>
     <w:rsid w:val="005A2A15"/>
@@ -8100,11 +9835,11 @@
       <w:lang w:val="en-US"/>
     </w:rPr>
   </w:style>
-  <w:style w:type="paragraph" w:styleId="4">
+  <w:style w:type="paragraph" w:styleId="Heading4">
     <w:name w:val="heading 4"/>
-    <w:basedOn w:val="a"/>
-    <w:next w:val="a"/>
-    <w:link w:val="40"/>
+    <w:basedOn w:val="Normal"/>
+    <w:next w:val="Normal"/>
+    <w:link w:val="Heading4Char"/>
     <w:uiPriority w:val="99"/>
     <w:qFormat/>
     <w:rsid w:val="005A2A15"/>
@@ -8124,13 +9859,13 @@
       <w:szCs w:val="32"/>
     </w:rPr>
   </w:style>
-  <w:style w:type="character" w:default="1" w:styleId="a0">
+  <w:style w:type="character" w:default="1" w:styleId="DefaultParagraphFont">
     <w:name w:val="Default Paragraph Font"/>
     <w:uiPriority w:val="1"/>
     <w:semiHidden/>
     <w:unhideWhenUsed/>
   </w:style>
-  <w:style w:type="table" w:default="1" w:styleId="a1">
+  <w:style w:type="table" w:default="1" w:styleId="TableNormal">
     <w:name w:val="Normal Table"/>
     <w:uiPriority w:val="99"/>
     <w:semiHidden/>
@@ -8145,16 +9880,16 @@
       </w:tblCellMar>
     </w:tblPr>
   </w:style>
-  <w:style w:type="numbering" w:default="1" w:styleId="a2">
+  <w:style w:type="numbering" w:default="1" w:styleId="NoList">
     <w:name w:val="No List"/>
     <w:uiPriority w:val="99"/>
     <w:semiHidden/>
     <w:unhideWhenUsed/>
   </w:style>
-  <w:style w:type="character" w:customStyle="1" w:styleId="10">
-    <w:name w:val="Заголовок 1 Знак"/>
-    <w:basedOn w:val="a0"/>
-    <w:link w:val="1"/>
+  <w:style w:type="character" w:customStyle="1" w:styleId="Heading1Char">
+    <w:name w:val="Heading 1 Char"/>
+    <w:basedOn w:val="DefaultParagraphFont"/>
+    <w:link w:val="Heading1"/>
     <w:uiPriority w:val="99"/>
     <w:locked/>
     <w:rsid w:val="005A2A15"/>
@@ -8167,10 +9902,10 @@
       <w:szCs w:val="32"/>
     </w:rPr>
   </w:style>
-  <w:style w:type="character" w:customStyle="1" w:styleId="20">
-    <w:name w:val="Заголовок 2 Знак"/>
-    <w:basedOn w:val="a0"/>
-    <w:link w:val="2"/>
+  <w:style w:type="character" w:customStyle="1" w:styleId="Heading2Char">
+    <w:name w:val="Heading 2 Char"/>
+    <w:basedOn w:val="DefaultParagraphFont"/>
+    <w:link w:val="Heading2"/>
     <w:uiPriority w:val="99"/>
     <w:semiHidden/>
     <w:locked/>
@@ -8185,10 +9920,10 @@
       <w:szCs w:val="28"/>
     </w:rPr>
   </w:style>
-  <w:style w:type="character" w:customStyle="1" w:styleId="30">
-    <w:name w:val="Заголовок 3 Знак"/>
-    <w:basedOn w:val="a0"/>
-    <w:link w:val="3"/>
+  <w:style w:type="character" w:customStyle="1" w:styleId="Heading3Char">
+    <w:name w:val="Heading 3 Char"/>
+    <w:basedOn w:val="DefaultParagraphFont"/>
+    <w:link w:val="Heading3"/>
     <w:uiPriority w:val="99"/>
     <w:semiHidden/>
     <w:locked/>
@@ -8201,10 +9936,10 @@
       <w:szCs w:val="26"/>
     </w:rPr>
   </w:style>
-  <w:style w:type="character" w:customStyle="1" w:styleId="40">
-    <w:name w:val="Заголовок 4 Знак"/>
-    <w:basedOn w:val="a0"/>
-    <w:link w:val="4"/>
+  <w:style w:type="character" w:customStyle="1" w:styleId="Heading4Char">
+    <w:name w:val="Heading 4 Char"/>
+    <w:basedOn w:val="DefaultParagraphFont"/>
+    <w:link w:val="Heading4"/>
     <w:uiPriority w:val="99"/>
     <w:semiHidden/>
     <w:locked/>
@@ -8217,10 +9952,10 @@
       <w:szCs w:val="28"/>
     </w:rPr>
   </w:style>
-  <w:style w:type="paragraph" w:styleId="a3">
+  <w:style w:type="paragraph" w:styleId="Title">
     <w:name w:val="Title"/>
-    <w:basedOn w:val="a"/>
-    <w:link w:val="a4"/>
+    <w:basedOn w:val="Normal"/>
+    <w:link w:val="TitleChar"/>
     <w:uiPriority w:val="99"/>
     <w:qFormat/>
     <w:rsid w:val="005A2A15"/>
@@ -8238,10 +9973,10 @@
       <w:szCs w:val="20"/>
     </w:rPr>
   </w:style>
-  <w:style w:type="character" w:customStyle="1" w:styleId="a4">
-    <w:name w:val="Заголовок Знак"/>
-    <w:basedOn w:val="a0"/>
-    <w:link w:val="a3"/>
+  <w:style w:type="character" w:customStyle="1" w:styleId="TitleChar">
+    <w:name w:val="Title Char"/>
+    <w:basedOn w:val="DefaultParagraphFont"/>
+    <w:link w:val="Title"/>
     <w:uiPriority w:val="99"/>
     <w:locked/>
     <w:rsid w:val="005A2A15"/>
@@ -8254,10 +9989,10 @@
       <w:szCs w:val="32"/>
     </w:rPr>
   </w:style>
-  <w:style w:type="paragraph" w:styleId="a5">
+  <w:style w:type="paragraph" w:styleId="BodyText">
     <w:name w:val="Body Text"/>
-    <w:basedOn w:val="a"/>
-    <w:link w:val="a6"/>
+    <w:basedOn w:val="Normal"/>
+    <w:link w:val="BodyTextChar"/>
     <w:uiPriority w:val="99"/>
     <w:rsid w:val="005A2A15"/>
     <w:pPr>
@@ -8273,10 +10008,10 @@
       <w:szCs w:val="28"/>
     </w:rPr>
   </w:style>
-  <w:style w:type="character" w:customStyle="1" w:styleId="a6">
-    <w:name w:val="Основной текст Знак"/>
-    <w:basedOn w:val="a0"/>
-    <w:link w:val="a5"/>
+  <w:style w:type="character" w:customStyle="1" w:styleId="BodyTextChar">
+    <w:name w:val="Body Text Char"/>
+    <w:basedOn w:val="DefaultParagraphFont"/>
+    <w:link w:val="BodyText"/>
     <w:uiPriority w:val="99"/>
     <w:semiHidden/>
     <w:locked/>
@@ -8289,7 +10024,7 @@
   </w:style>
   <w:style w:type="paragraph" w:customStyle="1" w:styleId="H1">
     <w:name w:val="H1"/>
-    <w:basedOn w:val="a"/>
+    <w:basedOn w:val="Normal"/>
     <w:next w:val="MAINTEXT1"/>
     <w:link w:val="H10"/>
     <w:qFormat/>
@@ -8328,7 +10063,7 @@
   </w:style>
   <w:style w:type="character" w:customStyle="1" w:styleId="H10">
     <w:name w:val="H1 Знак"/>
-    <w:basedOn w:val="a0"/>
+    <w:basedOn w:val="DefaultParagraphFont"/>
     <w:link w:val="H1"/>
     <w:rsid w:val="00F26346"/>
     <w:rPr>
@@ -8350,10 +10085,10 @@
       <w:szCs w:val="28"/>
     </w:rPr>
   </w:style>
-  <w:style w:type="paragraph" w:styleId="a7">
+  <w:style w:type="paragraph" w:styleId="Header">
     <w:name w:val="header"/>
-    <w:basedOn w:val="a"/>
-    <w:link w:val="a8"/>
+    <w:basedOn w:val="Normal"/>
+    <w:link w:val="HeaderChar"/>
     <w:uiPriority w:val="99"/>
     <w:unhideWhenUsed/>
     <w:rsid w:val="0002180F"/>
@@ -8364,10 +10099,10 @@
       </w:tabs>
     </w:pPr>
   </w:style>
-  <w:style w:type="character" w:customStyle="1" w:styleId="a8">
-    <w:name w:val="Верхний колонтитул Знак"/>
-    <w:basedOn w:val="a0"/>
-    <w:link w:val="a7"/>
+  <w:style w:type="character" w:customStyle="1" w:styleId="HeaderChar">
+    <w:name w:val="Header Char"/>
+    <w:basedOn w:val="DefaultParagraphFont"/>
+    <w:link w:val="Header"/>
     <w:uiPriority w:val="99"/>
     <w:rsid w:val="0002180F"/>
     <w:rPr>
@@ -8375,10 +10110,10 @@
       <w:szCs w:val="24"/>
     </w:rPr>
   </w:style>
-  <w:style w:type="paragraph" w:styleId="a9">
+  <w:style w:type="paragraph" w:styleId="Footer">
     <w:name w:val="footer"/>
-    <w:basedOn w:val="a"/>
-    <w:link w:val="aa"/>
+    <w:basedOn w:val="Normal"/>
+    <w:link w:val="FooterChar"/>
     <w:uiPriority w:val="99"/>
     <w:unhideWhenUsed/>
     <w:rsid w:val="0002180F"/>
@@ -8389,10 +10124,10 @@
       </w:tabs>
     </w:pPr>
   </w:style>
-  <w:style w:type="character" w:customStyle="1" w:styleId="aa">
-    <w:name w:val="Нижний колонтитул Знак"/>
-    <w:basedOn w:val="a0"/>
-    <w:link w:val="a9"/>
+  <w:style w:type="character" w:customStyle="1" w:styleId="FooterChar">
+    <w:name w:val="Footer Char"/>
+    <w:basedOn w:val="DefaultParagraphFont"/>
+    <w:link w:val="Footer"/>
     <w:uiPriority w:val="99"/>
     <w:rsid w:val="0002180F"/>
     <w:rPr>
@@ -8402,7 +10137,7 @@
   </w:style>
   <w:style w:type="paragraph" w:customStyle="1" w:styleId="DIV1">
     <w:name w:val="DIV1"/>
-    <w:basedOn w:val="ab"/>
+    <w:basedOn w:val="ListParagraph"/>
     <w:next w:val="MAINTEXT1"/>
     <w:qFormat/>
     <w:rsid w:val="00C72183"/>
@@ -8420,9 +10155,9 @@
       <w:sz w:val="28"/>
     </w:rPr>
   </w:style>
-  <w:style w:type="paragraph" w:styleId="ab">
+  <w:style w:type="paragraph" w:styleId="ListParagraph">
     <w:name w:val="List Paragraph"/>
-    <w:basedOn w:val="a"/>
+    <w:basedOn w:val="Normal"/>
     <w:uiPriority w:val="34"/>
     <w:qFormat/>
     <w:rsid w:val="008331DB"/>
@@ -8431,17 +10166,17 @@
       <w:contextualSpacing/>
     </w:pPr>
   </w:style>
-  <w:style w:type="paragraph" w:styleId="ac">
+  <w:style w:type="paragraph" w:styleId="Bibliography">
     <w:name w:val="Bibliography"/>
-    <w:basedOn w:val="a"/>
-    <w:next w:val="a"/>
+    <w:basedOn w:val="Normal"/>
+    <w:next w:val="Normal"/>
     <w:uiPriority w:val="37"/>
     <w:unhideWhenUsed/>
     <w:rsid w:val="00EE1F7E"/>
   </w:style>
   <w:style w:type="paragraph" w:customStyle="1" w:styleId="DIV2">
     <w:name w:val="DIV2"/>
-    <w:basedOn w:val="ab"/>
+    <w:basedOn w:val="ListParagraph"/>
     <w:next w:val="MAINTEXT2"/>
     <w:qFormat/>
     <w:rsid w:val="00C72183"/>
@@ -8460,10 +10195,10 @@
       <w:sz w:val="28"/>
     </w:rPr>
   </w:style>
-  <w:style w:type="paragraph" w:styleId="31">
+  <w:style w:type="paragraph" w:styleId="TOC3">
     <w:name w:val="toc 3"/>
-    <w:basedOn w:val="a"/>
-    <w:next w:val="a"/>
+    <w:basedOn w:val="Normal"/>
+    <w:next w:val="Normal"/>
     <w:autoRedefine/>
     <w:uiPriority w:val="39"/>
     <w:locked/>
@@ -8476,10 +10211,10 @@
       <w:sz w:val="28"/>
     </w:rPr>
   </w:style>
-  <w:style w:type="paragraph" w:styleId="11">
+  <w:style w:type="paragraph" w:styleId="TOC1">
     <w:name w:val="toc 1"/>
-    <w:basedOn w:val="a"/>
-    <w:next w:val="a"/>
+    <w:basedOn w:val="Normal"/>
+    <w:next w:val="Normal"/>
     <w:autoRedefine/>
     <w:uiPriority w:val="39"/>
     <w:locked/>
@@ -8495,10 +10230,10 @@
       <w:sz w:val="28"/>
     </w:rPr>
   </w:style>
-  <w:style w:type="paragraph" w:styleId="21">
+  <w:style w:type="paragraph" w:styleId="TOC2">
     <w:name w:val="toc 2"/>
-    <w:basedOn w:val="a"/>
-    <w:next w:val="a"/>
+    <w:basedOn w:val="Normal"/>
+    <w:next w:val="Normal"/>
     <w:autoRedefine/>
     <w:uiPriority w:val="39"/>
     <w:locked/>
@@ -8517,9 +10252,9 @@
       <w:szCs w:val="28"/>
     </w:rPr>
   </w:style>
-  <w:style w:type="character" w:styleId="ad">
+  <w:style w:type="character" w:styleId="Hyperlink">
     <w:name w:val="Hyperlink"/>
-    <w:basedOn w:val="a0"/>
+    <w:basedOn w:val="DefaultParagraphFont"/>
     <w:uiPriority w:val="99"/>
     <w:unhideWhenUsed/>
     <w:rsid w:val="00C03BE7"/>
@@ -8538,9 +10273,9 @@
       <w:outlineLvl w:val="9"/>
     </w:pPr>
   </w:style>
-  <w:style w:type="character" w:styleId="ae">
+  <w:style w:type="character" w:styleId="PlaceholderText">
     <w:name w:val="Placeholder Text"/>
-    <w:basedOn w:val="a0"/>
+    <w:basedOn w:val="DefaultParagraphFont"/>
     <w:uiPriority w:val="99"/>
     <w:semiHidden/>
     <w:rsid w:val="00ED438A"/>
@@ -8548,9 +10283,9 @@
       <w:color w:val="808080"/>
     </w:rPr>
   </w:style>
-  <w:style w:type="table" w:styleId="af">
+  <w:style w:type="table" w:styleId="TableGrid">
     <w:name w:val="Table Grid"/>
-    <w:basedOn w:val="a1"/>
+    <w:basedOn w:val="TableNormal"/>
     <w:locked/>
     <w:rsid w:val="007151DF"/>
     <w:pPr>
@@ -8567,10 +10302,10 @@
       </w:tblBorders>
     </w:tblPr>
   </w:style>
-  <w:style w:type="paragraph" w:styleId="af0">
+  <w:style w:type="paragraph" w:styleId="Caption">
     <w:name w:val="caption"/>
-    <w:basedOn w:val="a"/>
-    <w:next w:val="a"/>
+    <w:basedOn w:val="Normal"/>
+    <w:next w:val="Normal"/>
     <w:unhideWhenUsed/>
     <w:locked/>
     <w:rsid w:val="000214A2"/>
@@ -8586,10 +10321,10 @@
       <w:szCs w:val="28"/>
     </w:rPr>
   </w:style>
-  <w:style w:type="paragraph" w:styleId="41">
+  <w:style w:type="paragraph" w:styleId="TOC4">
     <w:name w:val="toc 4"/>
-    <w:basedOn w:val="a"/>
-    <w:next w:val="a"/>
+    <w:basedOn w:val="Normal"/>
+    <w:next w:val="Normal"/>
     <w:autoRedefine/>
     <w:locked/>
     <w:rsid w:val="00CA1852"/>
@@ -8662,7 +10397,7 @@
   </w:style>
   <w:style w:type="paragraph" w:customStyle="1" w:styleId="TABLECAPTION">
     <w:name w:val="TABLE CAPTION"/>
-    <w:basedOn w:val="af0"/>
+    <w:basedOn w:val="Caption"/>
     <w:qFormat/>
     <w:rsid w:val="00C72183"/>
     <w:pPr>
@@ -8704,7 +10439,7 @@
   </w:style>
   <w:style w:type="paragraph" w:customStyle="1" w:styleId="PICTURECAPTION">
     <w:name w:val="PICTURE CAPTION"/>
-    <w:basedOn w:val="af0"/>
+    <w:basedOn w:val="Caption"/>
     <w:qFormat/>
     <w:rsid w:val="00C72183"/>
     <w:pPr>
@@ -9131,9 +10866,9 @@
       <w:jc w:val="left"/>
     </w:pPr>
   </w:style>
-  <w:style w:type="paragraph" w:styleId="af1">
+  <w:style w:type="paragraph" w:styleId="NormalWeb">
     <w:name w:val="Normal (Web)"/>
-    <w:basedOn w:val="a"/>
+    <w:basedOn w:val="Normal"/>
     <w:uiPriority w:val="99"/>
     <w:semiHidden/>
     <w:unhideWhenUsed/>

--- a/big-data/lab04/lab04.docx
+++ b/big-data/lab04/lab04.docx
@@ -1,6 +1,6 @@
 
 <file path=word/document.xml><?xml version="1.0" encoding="utf-8"?>
-<w:document xmlns:wpc="http://schemas.microsoft.com/office/word/2010/wordprocessingCanvas" xmlns:cx="http://schemas.microsoft.com/office/drawing/2014/chartex" xmlns:cx1="http://schemas.microsoft.com/office/drawing/2015/9/8/chartex" xmlns:cx2="http://schemas.microsoft.com/office/drawing/2015/10/21/chartex" xmlns:cx3="http://schemas.microsoft.com/office/drawing/2016/5/9/chartex" xmlns:cx4="http://schemas.microsoft.com/office/drawing/2016/5/10/chartex" xmlns:cx5="http://schemas.microsoft.com/office/drawing/2016/5/11/chartex" xmlns:cx6="http://schemas.microsoft.com/office/drawing/2016/5/12/chartex" xmlns:cx7="http://schemas.microsoft.com/office/drawing/2016/5/13/chartex" xmlns:cx8="http://schemas.microsoft.com/office/drawing/2016/5/14/chartex" xmlns:mc="http://schemas.openxmlformats.org/markup-compatibility/2006" xmlns:aink="http://schemas.microsoft.com/office/drawing/2016/ink" xmlns:am3d="http://schemas.microsoft.com/office/drawing/2017/model3d" xmlns:o="urn:schemas-microsoft-com:office:office" xmlns:oel="http://schemas.microsoft.com/office/2019/extlst" xmlns:r="http://schemas.openxmlformats.org/officeDocument/2006/relationships" xmlns:m="http://schemas.openxmlformats.org/officeDocument/2006/math" xmlns:v="urn:schemas-microsoft-com:vml" xmlns:wp14="http://schemas.microsoft.com/office/word/2010/wordprocessingDrawing" xmlns:wp="http://schemas.openxmlformats.org/drawingml/2006/wordprocessingDrawing" xmlns:w10="urn:schemas-microsoft-com:office:word" xmlns:w="http://schemas.openxmlformats.org/wordprocessingml/2006/main" xmlns:w14="http://schemas.microsoft.com/office/word/2010/wordml" xmlns:w15="http://schemas.microsoft.com/office/word/2012/wordml" xmlns:w16cex="http://schemas.microsoft.com/office/word/2018/wordml/cex" xmlns:w16cid="http://schemas.microsoft.com/office/word/2016/wordml/cid" xmlns:w16="http://schemas.microsoft.com/office/word/2018/wordml" xmlns:w16du="http://schemas.microsoft.com/office/word/2023/wordml/word16du" xmlns:w16sdtdh="http://schemas.microsoft.com/office/word/2020/wordml/sdtdatahash" xmlns:w16se="http://schemas.microsoft.com/office/word/2015/wordml/symex" xmlns:wpg="http://schemas.microsoft.com/office/word/2010/wordprocessingGroup" xmlns:wpi="http://schemas.microsoft.com/office/word/2010/wordprocessingInk" xmlns:wne="http://schemas.microsoft.com/office/word/2006/wordml" xmlns:wps="http://schemas.microsoft.com/office/word/2010/wordprocessingShape" mc:Ignorable="w14 w15 w16se w16cid w16 w16cex w16sdtdh w16du wp14">
+<w:document xmlns:wpc="http://schemas.microsoft.com/office/word/2010/wordprocessingCanvas" xmlns:cx="http://schemas.microsoft.com/office/drawing/2014/chartex" xmlns:cx1="http://schemas.microsoft.com/office/drawing/2015/9/8/chartex" xmlns:cx2="http://schemas.microsoft.com/office/drawing/2015/10/21/chartex" xmlns:cx3="http://schemas.microsoft.com/office/drawing/2016/5/9/chartex" xmlns:cx4="http://schemas.microsoft.com/office/drawing/2016/5/10/chartex" xmlns:cx5="http://schemas.microsoft.com/office/drawing/2016/5/11/chartex" xmlns:cx6="http://schemas.microsoft.com/office/drawing/2016/5/12/chartex" xmlns:cx7="http://schemas.microsoft.com/office/drawing/2016/5/13/chartex" xmlns:cx8="http://schemas.microsoft.com/office/drawing/2016/5/14/chartex" xmlns:mc="http://schemas.openxmlformats.org/markup-compatibility/2006" xmlns:aink="http://schemas.microsoft.com/office/drawing/2016/ink" xmlns:am3d="http://schemas.microsoft.com/office/drawing/2017/model3d" xmlns:o="urn:schemas-microsoft-com:office:office" xmlns:r="http://schemas.openxmlformats.org/officeDocument/2006/relationships" xmlns:m="http://schemas.openxmlformats.org/officeDocument/2006/math" xmlns:v="urn:schemas-microsoft-com:vml" xmlns:wp14="http://schemas.microsoft.com/office/word/2010/wordprocessingDrawing" xmlns:wp="http://schemas.openxmlformats.org/drawingml/2006/wordprocessingDrawing" xmlns:w10="urn:schemas-microsoft-com:office:word" xmlns:w="http://schemas.openxmlformats.org/wordprocessingml/2006/main" xmlns:w14="http://schemas.microsoft.com/office/word/2010/wordml" xmlns:w15="http://schemas.microsoft.com/office/word/2012/wordml" xmlns:w16cex="http://schemas.microsoft.com/office/word/2018/wordml/cex" xmlns:w16cid="http://schemas.microsoft.com/office/word/2016/wordml/cid" xmlns:w16="http://schemas.microsoft.com/office/word/2018/wordml" xmlns:w16sdtdh="http://schemas.microsoft.com/office/word/2020/wordml/sdtdatahash" xmlns:w16se="http://schemas.microsoft.com/office/word/2015/wordml/symex" xmlns:wpg="http://schemas.microsoft.com/office/word/2010/wordprocessingGroup" xmlns:wpi="http://schemas.microsoft.com/office/word/2010/wordprocessingInk" xmlns:wne="http://schemas.microsoft.com/office/word/2006/wordml" xmlns:wps="http://schemas.microsoft.com/office/word/2010/wordprocessingShape" mc:Ignorable="w14 w15 w16se w16cid w16 w16cex w16sdtdh wp14">
   <w:body>
     <w:p>
       <w:pPr>
@@ -412,7 +412,7 @@
     </w:tbl>
     <w:p>
       <w:pPr>
-        <w:pStyle w:val="BodyText"/>
+        <w:pStyle w:val="a5"/>
         <w:spacing w:before="0"/>
       </w:pPr>
     </w:p>
@@ -438,7 +438,7 @@
           </w:tcPr>
           <w:p>
             <w:pPr>
-              <w:pStyle w:val="BodyText"/>
+              <w:pStyle w:val="a5"/>
               <w:spacing w:before="960"/>
               <w:rPr>
                 <w:lang w:val="en-US"/>
@@ -469,7 +469,7 @@
           </w:tcPr>
           <w:p>
             <w:pPr>
-              <w:pStyle w:val="Heading1"/>
+              <w:pStyle w:val="1"/>
               <w:keepNext w:val="0"/>
               <w:spacing w:before="720" w:after="720"/>
               <w:rPr>
@@ -500,7 +500,7 @@
           </w:tcPr>
           <w:p>
             <w:pPr>
-              <w:pStyle w:val="Heading3"/>
+              <w:pStyle w:val="3"/>
               <w:keepNext w:val="0"/>
               <w:spacing w:before="120"/>
               <w:rPr>
@@ -532,7 +532,7 @@
           </w:tcPr>
           <w:p>
             <w:pPr>
-              <w:pStyle w:val="Heading3"/>
+              <w:pStyle w:val="3"/>
               <w:keepNext w:val="0"/>
               <w:spacing w:before="240"/>
               <w:rPr>
@@ -1047,7 +1047,13 @@
         <w:pStyle w:val="LIST1"/>
       </w:pPr>
       <w:r>
-        <w:t>Для двух наборов данных «Высшее образование.xlsx» и «Здравоохранение.xlsx» - реализовать кластеризацию алгоритмами EM, k-</w:t>
+        <w:t xml:space="preserve">Для двух наборов данных «Высшее образование.xlsx» и «Здравоохранение.xlsx» </w:t>
+      </w:r>
+      <w:r>
+        <w:t>—</w:t>
+      </w:r>
+      <w:r>
+        <w:t xml:space="preserve"> реализовать кластеризацию алгоритмами EM, k-</w:t>
       </w:r>
       <w:proofErr w:type="spellStart"/>
       <w:r>
@@ -1087,13 +1093,31 @@
         <w:pStyle w:val="LIST1"/>
       </w:pPr>
       <w:r>
-        <w:t xml:space="preserve">Выполнить оценку качества всех полученных моделей с использованием компонента </w:t>
+        <w:t>Выполнить оценку качества всех полученных моделей с использованием компонента</w:t>
+      </w:r>
+      <w:r>
+        <w:t xml:space="preserve"> «</w:t>
+      </w:r>
+      <w:r>
+        <w:t>Кластерные силуэты</w:t>
+      </w:r>
+      <w:r>
+        <w:t>»</w:t>
+      </w:r>
+      <w:r>
+        <w:t xml:space="preserve"> </w:t>
+      </w:r>
+      <w:r>
+        <w:t>(«</w:t>
       </w:r>
       <w:proofErr w:type="spellStart"/>
       <w:r>
         <w:t>meta-silhouettes</w:t>
       </w:r>
       <w:proofErr w:type="spellEnd"/>
+      <w:r>
+        <w:t>»)</w:t>
+      </w:r>
       <w:r>
         <w:t xml:space="preserve"> из библиотеки </w:t>
       </w:r>
@@ -1299,10 +1323,10 @@
       </w:pPr>
       <w:r>
         <w:drawing>
-          <wp:inline distT="0" distB="0" distL="0" distR="0" wp14:anchorId="032F4C69" wp14:editId="4A689900">
-            <wp:extent cx="5059908" cy="4259580"/>
-            <wp:effectExtent l="0" t="0" r="7620" b="7620"/>
-            <wp:docPr id="2" name="Graphic 1" descr="A screenshot of a computer&#10;&#10;Description automatically generated"/>
+          <wp:inline distT="0" distB="0" distL="0" distR="0" wp14:anchorId="032F4C69" wp14:editId="11AF7821">
+            <wp:extent cx="3938855" cy="4270595"/>
+            <wp:effectExtent l="0" t="0" r="5080" b="0"/>
+            <wp:docPr id="2" name="Graphic 1"/>
             <wp:cNvGraphicFramePr>
               <a:graphicFrameLocks xmlns:a="http://schemas.openxmlformats.org/drawingml/2006/main" noChangeAspect="1"/>
             </wp:cNvGraphicFramePr>
@@ -1310,7 +1334,7 @@
               <a:graphicData uri="http://schemas.openxmlformats.org/drawingml/2006/picture">
                 <pic:pic xmlns:pic="http://schemas.openxmlformats.org/drawingml/2006/picture">
                   <pic:nvPicPr>
-                    <pic:cNvPr id="2" name="Graphic 1" descr="A screenshot of a computer&#10;&#10;Description automatically generated"/>
+                    <pic:cNvPr id="2" name="Graphic 1"/>
                     <pic:cNvPicPr/>
                   </pic:nvPicPr>
                   <pic:blipFill>
@@ -1322,7 +1346,7 @@
                   <pic:spPr>
                     <a:xfrm>
                       <a:off x="0" y="0"/>
-                      <a:ext cx="5072993" cy="4270595"/>
+                      <a:ext cx="3938855" cy="4270595"/>
                     </a:xfrm>
                     <a:prstGeom prst="rect">
                       <a:avLst/>
@@ -1342,27 +1366,14 @@
       <w:r>
         <w:t xml:space="preserve">Рисунок </w:t>
       </w:r>
-      <w:r>
-        <w:fldChar w:fldCharType="begin"/>
-      </w:r>
-      <w:r>
-        <w:instrText xml:space="preserve"> SEQ Рисунок \* ARABIC </w:instrText>
-      </w:r>
-      <w:r>
-        <w:fldChar w:fldCharType="separate"/>
-      </w:r>
-      <w:r>
-        <w:rPr>
-          <w:noProof/>
-        </w:rPr>
-        <w:t>1</w:t>
-      </w:r>
-      <w:r>
-        <w:rPr>
-          <w:noProof/>
-        </w:rPr>
-        <w:fldChar w:fldCharType="end"/>
-      </w:r>
+      <w:fldSimple w:instr=" SEQ Рисунок \* ARABIC ">
+        <w:r>
+          <w:rPr>
+            <w:noProof/>
+          </w:rPr>
+          <w:t>1</w:t>
+        </w:r>
+      </w:fldSimple>
       <w:r>
         <w:t xml:space="preserve"> </w:t>
       </w:r>
@@ -1388,6 +1399,9 @@
       <w:pPr>
         <w:pStyle w:val="MAINTEXT2"/>
         <w:ind w:left="401"/>
+        <w:rPr>
+          <w:lang w:val="en-US"/>
+        </w:rPr>
       </w:pPr>
       <w:r>
         <w:t xml:space="preserve">Для выбора подходящего количества кластеров был применен метод </w:t>
@@ -1566,10 +1580,10 @@
       <w:r>
         <w:lastRenderedPageBreak/>
         <w:drawing>
-          <wp:inline distT="0" distB="0" distL="0" distR="0" wp14:anchorId="4066EA21" wp14:editId="36C52AA5">
-            <wp:extent cx="5059908" cy="4259580"/>
-            <wp:effectExtent l="0" t="0" r="7620" b="7620"/>
-            <wp:docPr id="1906735107" name="Graphic 1" descr="A screenshot of a computer&#10;&#10;Description automatically generated"/>
+          <wp:inline distT="0" distB="0" distL="0" distR="0" wp14:anchorId="4066EA21" wp14:editId="737C01A1">
+            <wp:extent cx="1938279" cy="2964180"/>
+            <wp:effectExtent l="0" t="0" r="5080" b="7620"/>
+            <wp:docPr id="1906735107" name="Graphic 1"/>
             <wp:cNvGraphicFramePr>
               <a:graphicFrameLocks xmlns:a="http://schemas.openxmlformats.org/drawingml/2006/main" noChangeAspect="1"/>
             </wp:cNvGraphicFramePr>
@@ -1577,11 +1591,11 @@
               <a:graphicData uri="http://schemas.openxmlformats.org/drawingml/2006/picture">
                 <pic:pic xmlns:pic="http://schemas.openxmlformats.org/drawingml/2006/picture">
                   <pic:nvPicPr>
-                    <pic:cNvPr id="1906735107" name="Graphic 1" descr="A screenshot of a computer&#10;&#10;Description automatically generated"/>
+                    <pic:cNvPr id="1906735107" name="Graphic 1"/>
                     <pic:cNvPicPr/>
                   </pic:nvPicPr>
                   <pic:blipFill>
-                    <a:blip r:embed="rId9"/>
+                    <a:blip r:embed="rId10"/>
                     <a:stretch>
                       <a:fillRect/>
                     </a:stretch>
@@ -1589,7 +1603,7 @@
                   <pic:spPr>
                     <a:xfrm>
                       <a:off x="0" y="0"/>
-                      <a:ext cx="5072993" cy="4270595"/>
+                      <a:ext cx="1940763" cy="2967979"/>
                     </a:xfrm>
                     <a:prstGeom prst="rect">
                       <a:avLst/>
@@ -1609,27 +1623,14 @@
       <w:r>
         <w:t xml:space="preserve">Рисунок </w:t>
       </w:r>
-      <w:r>
-        <w:fldChar w:fldCharType="begin"/>
-      </w:r>
-      <w:r>
-        <w:instrText xml:space="preserve"> SEQ Рисунок \* ARABIC </w:instrText>
-      </w:r>
-      <w:r>
-        <w:fldChar w:fldCharType="separate"/>
-      </w:r>
-      <w:r>
-        <w:rPr>
-          <w:noProof/>
-        </w:rPr>
-        <w:t>2</w:t>
-      </w:r>
-      <w:r>
-        <w:rPr>
-          <w:noProof/>
-        </w:rPr>
-        <w:fldChar w:fldCharType="end"/>
-      </w:r>
+      <w:fldSimple w:instr=" SEQ Рисунок \* ARABIC ">
+        <w:r>
+          <w:rPr>
+            <w:noProof/>
+          </w:rPr>
+          <w:t>2</w:t>
+        </w:r>
+      </w:fldSimple>
       <w:r>
         <w:t xml:space="preserve"> </w:t>
       </w:r>
@@ -1649,10 +1650,10 @@
       </w:pPr>
       <w:r>
         <w:drawing>
-          <wp:inline distT="0" distB="0" distL="0" distR="0" wp14:anchorId="68FD742A" wp14:editId="6620A7F8">
-            <wp:extent cx="5059908" cy="4259580"/>
-            <wp:effectExtent l="0" t="0" r="7620" b="7620"/>
-            <wp:docPr id="1647445834" name="Graphic 1" descr="A screenshot of a computer&#10;&#10;Description automatically generated"/>
+          <wp:inline distT="0" distB="0" distL="0" distR="0" wp14:anchorId="68FD742A" wp14:editId="2C12EE36">
+            <wp:extent cx="3178803" cy="4270595"/>
+            <wp:effectExtent l="0" t="0" r="3175" b="0"/>
+            <wp:docPr id="1647445834" name="Graphic 1"/>
             <wp:cNvGraphicFramePr>
               <a:graphicFrameLocks xmlns:a="http://schemas.openxmlformats.org/drawingml/2006/main" noChangeAspect="1"/>
             </wp:cNvGraphicFramePr>
@@ -1660,11 +1661,11 @@
               <a:graphicData uri="http://schemas.openxmlformats.org/drawingml/2006/picture">
                 <pic:pic xmlns:pic="http://schemas.openxmlformats.org/drawingml/2006/picture">
                   <pic:nvPicPr>
-                    <pic:cNvPr id="1647445834" name="Graphic 1" descr="A screenshot of a computer&#10;&#10;Description automatically generated"/>
+                    <pic:cNvPr id="1647445834" name="Graphic 1"/>
                     <pic:cNvPicPr/>
                   </pic:nvPicPr>
                   <pic:blipFill>
-                    <a:blip r:embed="rId9"/>
+                    <a:blip r:embed="rId11"/>
                     <a:stretch>
                       <a:fillRect/>
                     </a:stretch>
@@ -1672,7 +1673,7 @@
                   <pic:spPr>
                     <a:xfrm>
                       <a:off x="0" y="0"/>
-                      <a:ext cx="5072993" cy="4270595"/>
+                      <a:ext cx="3178803" cy="4270595"/>
                     </a:xfrm>
                     <a:prstGeom prst="rect">
                       <a:avLst/>
@@ -1690,30 +1691,16 @@
         <w:pStyle w:val="PICTURECAPTION"/>
       </w:pPr>
       <w:r>
-        <w:lastRenderedPageBreak/>
         <w:t xml:space="preserve">Рисунок </w:t>
       </w:r>
-      <w:r>
-        <w:fldChar w:fldCharType="begin"/>
-      </w:r>
-      <w:r>
-        <w:instrText xml:space="preserve"> SEQ Рисунок \* ARABIC </w:instrText>
-      </w:r>
-      <w:r>
-        <w:fldChar w:fldCharType="separate"/>
-      </w:r>
-      <w:r>
-        <w:rPr>
-          <w:noProof/>
-        </w:rPr>
-        <w:t>3</w:t>
-      </w:r>
-      <w:r>
-        <w:rPr>
-          <w:noProof/>
-        </w:rPr>
-        <w:fldChar w:fldCharType="end"/>
-      </w:r>
+      <w:fldSimple w:instr=" SEQ Рисунок \* ARABIC ">
+        <w:r>
+          <w:rPr>
+            <w:noProof/>
+          </w:rPr>
+          <w:t>3</w:t>
+        </w:r>
+      </w:fldSimple>
       <w:r>
         <w:t xml:space="preserve"> </w:t>
       </w:r>
@@ -1767,7 +1754,11 @@
         <w:t>means</w:t>
       </w:r>
       <w:r>
-        <w:t xml:space="preserve">. Его задача заключается в разделении исходного множества объектов на заранее заданное количество кластеров таким образом, чтобы объекты внутри одного кластера были максимально похожи друг на друга, а расстояние от объектов до соответствующих </w:t>
+        <w:t xml:space="preserve">. Его задача заключается в разделении исходного множества объектов на </w:t>
+      </w:r>
+      <w:r>
+        <w:lastRenderedPageBreak/>
+        <w:t xml:space="preserve">заранее заданное количество кластеров таким образом, чтобы объекты внутри одного кластера были максимально похожи друг на друга, а расстояние от объектов до соответствующих </w:t>
       </w:r>
       <w:proofErr w:type="spellStart"/>
       <w:r>
@@ -1857,12 +1848,11 @@
         <w:pStyle w:val="PICTURE"/>
       </w:pPr>
       <w:r>
-        <w:lastRenderedPageBreak/>
         <w:drawing>
-          <wp:inline distT="0" distB="0" distL="0" distR="0" wp14:anchorId="762A9993" wp14:editId="0B8B1545">
-            <wp:extent cx="5059908" cy="4259580"/>
-            <wp:effectExtent l="0" t="0" r="7620" b="7620"/>
-            <wp:docPr id="1585482234" name="Graphic 1" descr="A screenshot of a computer&#10;&#10;Description automatically generated"/>
+          <wp:inline distT="0" distB="0" distL="0" distR="0" wp14:anchorId="762A9993" wp14:editId="0FA3C580">
+            <wp:extent cx="5072993" cy="3205655"/>
+            <wp:effectExtent l="0" t="0" r="0" b="0"/>
+            <wp:docPr id="1585482234" name="Graphic 1"/>
             <wp:cNvGraphicFramePr>
               <a:graphicFrameLocks xmlns:a="http://schemas.openxmlformats.org/drawingml/2006/main" noChangeAspect="1"/>
             </wp:cNvGraphicFramePr>
@@ -1870,11 +1860,11 @@
               <a:graphicData uri="http://schemas.openxmlformats.org/drawingml/2006/picture">
                 <pic:pic xmlns:pic="http://schemas.openxmlformats.org/drawingml/2006/picture">
                   <pic:nvPicPr>
-                    <pic:cNvPr id="1585482234" name="Graphic 1" descr="A screenshot of a computer&#10;&#10;Description automatically generated"/>
+                    <pic:cNvPr id="1585482234" name="Graphic 1"/>
                     <pic:cNvPicPr/>
                   </pic:nvPicPr>
                   <pic:blipFill>
-                    <a:blip r:embed="rId9"/>
+                    <a:blip r:embed="rId12"/>
                     <a:stretch>
                       <a:fillRect/>
                     </a:stretch>
@@ -1882,7 +1872,7 @@
                   <pic:spPr>
                     <a:xfrm>
                       <a:off x="0" y="0"/>
-                      <a:ext cx="5072993" cy="4270595"/>
+                      <a:ext cx="5072993" cy="3205655"/>
                     </a:xfrm>
                     <a:prstGeom prst="rect">
                       <a:avLst/>
@@ -1902,27 +1892,14 @@
       <w:r>
         <w:t xml:space="preserve">Рисунок </w:t>
       </w:r>
-      <w:r>
-        <w:fldChar w:fldCharType="begin"/>
-      </w:r>
-      <w:r>
-        <w:instrText xml:space="preserve"> SEQ Рисунок \* ARABIC </w:instrText>
-      </w:r>
-      <w:r>
-        <w:fldChar w:fldCharType="separate"/>
-      </w:r>
-      <w:r>
-        <w:rPr>
-          <w:noProof/>
-        </w:rPr>
-        <w:t>4</w:t>
-      </w:r>
-      <w:r>
-        <w:rPr>
-          <w:noProof/>
-        </w:rPr>
-        <w:fldChar w:fldCharType="end"/>
-      </w:r>
+      <w:fldSimple w:instr=" SEQ Рисунок \* ARABIC ">
+        <w:r>
+          <w:rPr>
+            <w:noProof/>
+          </w:rPr>
+          <w:t>4</w:t>
+        </w:r>
+      </w:fldSimple>
       <w:r>
         <w:t xml:space="preserve"> </w:t>
       </w:r>
@@ -1933,7 +1910,22 @@
         <w:t xml:space="preserve"> </w:t>
       </w:r>
       <w:r>
-        <w:t>Таблица разбиения на кластеры</w:t>
+        <w:t xml:space="preserve">Профили кластеров </w:t>
+      </w:r>
+      <w:r>
+        <w:rPr>
+          <w:lang w:val="en-US"/>
+        </w:rPr>
+        <w:t>k</w:t>
+      </w:r>
+      <w:r>
+        <w:t>-</w:t>
+      </w:r>
+      <w:r>
+        <w:rPr>
+          <w:lang w:val="en-US"/>
+        </w:rPr>
+        <w:t>means</w:t>
       </w:r>
     </w:p>
     <w:p>
@@ -1976,7 +1968,11 @@
         <w:t>means</w:t>
       </w:r>
       <w:r>
-        <w:t xml:space="preserve">. В отличие от классического </w:t>
+        <w:t xml:space="preserve">. В отличие от </w:t>
+      </w:r>
+      <w:r>
+        <w:lastRenderedPageBreak/>
+        <w:t xml:space="preserve">классического </w:t>
       </w:r>
       <w:r>
         <w:rPr>
@@ -2090,7 +2086,6 @@
         <w:rPr>
           <w:lang w:val="en-US"/>
         </w:rPr>
-        <w:lastRenderedPageBreak/>
         <w:t>means</w:t>
       </w:r>
       <w:r>
@@ -2121,10 +2116,10 @@
       </w:pPr>
       <w:r>
         <w:drawing>
-          <wp:inline distT="0" distB="0" distL="0" distR="0" wp14:anchorId="5FDA3110" wp14:editId="1DA37085">
-            <wp:extent cx="5059908" cy="4259580"/>
-            <wp:effectExtent l="0" t="0" r="7620" b="7620"/>
-            <wp:docPr id="948755267" name="Graphic 1" descr="A screenshot of a computer&#10;&#10;Description automatically generated"/>
+          <wp:inline distT="0" distB="0" distL="0" distR="0" wp14:anchorId="5FDA3110" wp14:editId="6C82E2AA">
+            <wp:extent cx="3802380" cy="2937411"/>
+            <wp:effectExtent l="0" t="0" r="7620" b="0"/>
+            <wp:docPr id="948755267" name="Graphic 1"/>
             <wp:cNvGraphicFramePr>
               <a:graphicFrameLocks xmlns:a="http://schemas.openxmlformats.org/drawingml/2006/main" noChangeAspect="1"/>
             </wp:cNvGraphicFramePr>
@@ -2132,11 +2127,11 @@
               <a:graphicData uri="http://schemas.openxmlformats.org/drawingml/2006/picture">
                 <pic:pic xmlns:pic="http://schemas.openxmlformats.org/drawingml/2006/picture">
                   <pic:nvPicPr>
-                    <pic:cNvPr id="948755267" name="Graphic 1" descr="A screenshot of a computer&#10;&#10;Description automatically generated"/>
+                    <pic:cNvPr id="948755267" name="Graphic 1"/>
                     <pic:cNvPicPr/>
                   </pic:nvPicPr>
                   <pic:blipFill>
-                    <a:blip r:embed="rId9"/>
+                    <a:blip r:embed="rId13"/>
                     <a:stretch>
                       <a:fillRect/>
                     </a:stretch>
@@ -2144,7 +2139,7 @@
                   <pic:spPr>
                     <a:xfrm>
                       <a:off x="0" y="0"/>
-                      <a:ext cx="5072993" cy="4270595"/>
+                      <a:ext cx="3814927" cy="2947104"/>
                     </a:xfrm>
                     <a:prstGeom prst="rect">
                       <a:avLst/>
@@ -2164,27 +2159,14 @@
       <w:r>
         <w:t xml:space="preserve">Рисунок </w:t>
       </w:r>
-      <w:r>
-        <w:fldChar w:fldCharType="begin"/>
-      </w:r>
-      <w:r>
-        <w:instrText xml:space="preserve"> SEQ Рисунок \* ARABIC </w:instrText>
-      </w:r>
-      <w:r>
-        <w:fldChar w:fldCharType="separate"/>
-      </w:r>
-      <w:r>
-        <w:rPr>
-          <w:noProof/>
-        </w:rPr>
-        <w:t>5</w:t>
-      </w:r>
-      <w:r>
-        <w:rPr>
-          <w:noProof/>
-        </w:rPr>
-        <w:fldChar w:fldCharType="end"/>
-      </w:r>
+      <w:fldSimple w:instr=" SEQ Рисунок \* ARABIC ">
+        <w:r>
+          <w:rPr>
+            <w:noProof/>
+          </w:rPr>
+          <w:t>5</w:t>
+        </w:r>
+      </w:fldSimple>
       <w:r>
         <w:t xml:space="preserve"> </w:t>
       </w:r>
@@ -2195,19 +2177,34 @@
         <w:t xml:space="preserve"> </w:t>
       </w:r>
       <w:r>
-        <w:t xml:space="preserve">Сценарий для </w:t>
+        <w:t>Фрагмент с</w:t>
+      </w:r>
+      <w:r>
+        <w:t>ценари</w:t>
+      </w:r>
+      <w:r>
+        <w:t>я</w:t>
+      </w:r>
+      <w:r>
+        <w:t xml:space="preserve"> для g</w:t>
+      </w:r>
+      <w:r>
+        <w:t>-</w:t>
       </w:r>
       <w:proofErr w:type="spellStart"/>
       <w:r>
-        <w:t>g_means</w:t>
+        <w:t>means</w:t>
       </w:r>
       <w:proofErr w:type="spellEnd"/>
       <w:r>
-        <w:t xml:space="preserve"> и </w:t>
+        <w:t xml:space="preserve"> и k</w:t>
+      </w:r>
+      <w:r>
+        <w:t>-</w:t>
       </w:r>
       <w:proofErr w:type="spellStart"/>
       <w:r>
-        <w:t>k_means</w:t>
+        <w:t>means</w:t>
       </w:r>
       <w:proofErr w:type="spellEnd"/>
     </w:p>
@@ -2218,10 +2215,10 @@
       <w:r>
         <w:lastRenderedPageBreak/>
         <w:drawing>
-          <wp:inline distT="0" distB="0" distL="0" distR="0" wp14:anchorId="3DC7DD40" wp14:editId="3943DF57">
-            <wp:extent cx="5059908" cy="4259580"/>
-            <wp:effectExtent l="0" t="0" r="7620" b="7620"/>
-            <wp:docPr id="1607174101" name="Graphic 1" descr="A screenshot of a computer&#10;&#10;Description automatically generated"/>
+          <wp:inline distT="0" distB="0" distL="0" distR="0" wp14:anchorId="3DC7DD40" wp14:editId="31F360F7">
+            <wp:extent cx="5072993" cy="3146455"/>
+            <wp:effectExtent l="0" t="0" r="0" b="0"/>
+            <wp:docPr id="1607174101" name="Graphic 1"/>
             <wp:cNvGraphicFramePr>
               <a:graphicFrameLocks xmlns:a="http://schemas.openxmlformats.org/drawingml/2006/main" noChangeAspect="1"/>
             </wp:cNvGraphicFramePr>
@@ -2229,11 +2226,11 @@
               <a:graphicData uri="http://schemas.openxmlformats.org/drawingml/2006/picture">
                 <pic:pic xmlns:pic="http://schemas.openxmlformats.org/drawingml/2006/picture">
                   <pic:nvPicPr>
-                    <pic:cNvPr id="1607174101" name="Graphic 1" descr="A screenshot of a computer&#10;&#10;Description automatically generated"/>
+                    <pic:cNvPr id="1607174101" name="Graphic 1"/>
                     <pic:cNvPicPr/>
                   </pic:nvPicPr>
                   <pic:blipFill>
-                    <a:blip r:embed="rId9"/>
+                    <a:blip r:embed="rId14"/>
                     <a:stretch>
                       <a:fillRect/>
                     </a:stretch>
@@ -2241,7 +2238,7 @@
                   <pic:spPr>
                     <a:xfrm>
                       <a:off x="0" y="0"/>
-                      <a:ext cx="5072993" cy="4270595"/>
+                      <a:ext cx="5072993" cy="3146455"/>
                     </a:xfrm>
                     <a:prstGeom prst="rect">
                       <a:avLst/>
@@ -2261,27 +2258,14 @@
       <w:r>
         <w:t xml:space="preserve">Рисунок </w:t>
       </w:r>
-      <w:r>
-        <w:fldChar w:fldCharType="begin"/>
-      </w:r>
-      <w:r>
-        <w:instrText xml:space="preserve"> SEQ Рисунок \* ARABIC </w:instrText>
-      </w:r>
-      <w:r>
-        <w:fldChar w:fldCharType="separate"/>
-      </w:r>
-      <w:r>
-        <w:rPr>
-          <w:noProof/>
-        </w:rPr>
-        <w:t>6</w:t>
-      </w:r>
-      <w:r>
-        <w:rPr>
-          <w:noProof/>
-        </w:rPr>
-        <w:fldChar w:fldCharType="end"/>
-      </w:r>
+      <w:fldSimple w:instr=" SEQ Рисунок \* ARABIC ">
+        <w:r>
+          <w:rPr>
+            <w:noProof/>
+          </w:rPr>
+          <w:t>6</w:t>
+        </w:r>
+      </w:fldSimple>
       <w:r>
         <w:t xml:space="preserve"> </w:t>
       </w:r>
@@ -2292,27 +2276,58 @@
         <w:t xml:space="preserve"> </w:t>
       </w:r>
       <w:r>
-        <w:t xml:space="preserve">Таблица </w:t>
+        <w:t>Профили кластеров</w:t>
+      </w:r>
+      <w:r>
+        <w:t xml:space="preserve"> g</w:t>
+      </w:r>
+      <w:r>
+        <w:t>-</w:t>
       </w:r>
       <w:proofErr w:type="spellStart"/>
       <w:r>
-        <w:t>g_means</w:t>
+        <w:t>means</w:t>
       </w:r>
       <w:proofErr w:type="spellEnd"/>
+      <w:r>
+        <w:t xml:space="preserve"> для таблицы «Высшее образование»</w:t>
+      </w:r>
     </w:p>
     <w:p>
       <w:pPr>
-        <w:pStyle w:val="DIV2"/>
-        <w:rPr>
-          <w:lang w:val="en-US"/>
-        </w:rPr>
-      </w:pPr>
-      <w:r>
-        <w:t>Кластеризация алгоритмом EM</w:t>
+        <w:pStyle w:val="MAINTEXT1"/>
+      </w:pPr>
+      <w:r>
+        <w:t>По результатам кластеризации методом g-</w:t>
+      </w:r>
+      <w:proofErr w:type="spellStart"/>
+      <w:r>
+        <w:t>means</w:t>
+      </w:r>
+      <w:proofErr w:type="spellEnd"/>
+      <w:r>
+        <w:t xml:space="preserve"> было сформировано три кластера регионов. Наиболее многочисленным является кластер 2, включающий 49% объектов. Для него характерны значения показателей высшего образования несколько выше среднего уровня, поэтому данный кластер можно охарактеризовать как регионы с развитой системой высшего образования. Кластер 1 включает 4</w:t>
+      </w:r>
+      <w:r>
+        <w:t>8</w:t>
+      </w:r>
+      <w:r>
+        <w:t>% регионов и характеризуется пониженными значениями числа образовательных организаций, численности студентов, приема и выпуска, что позволяет отнести его к регионам с относительно низким уровнем развития высшего образования. Кластер 0 является наиболее малочисленным и включает 3,7% регионов. Для него характерны существенно более высокие значения практически всех рассматриваемых показателей, особенно численности студентов, приема, выпуска и обеспеченности преподавательским персоналом. Данный кластер соответствует крупнейшим образовательным центрам с высокой концентрацией организаций и студентов.</w:t>
       </w:r>
     </w:p>
     <w:p>
       <w:pPr>
+        <w:pStyle w:val="DIV2"/>
+        <w:rPr>
+          <w:lang w:val="en-US"/>
+        </w:rPr>
+      </w:pPr>
+      <w:r>
+        <w:t>Кластеризация алгоритмом EM</w:t>
+      </w:r>
+    </w:p>
+    <w:p>
+      <w:pPr>
         <w:pStyle w:val="MAINTEXT2"/>
         <w:ind w:left="401"/>
       </w:pPr>
@@ -2341,6 +2356,7 @@
         <w:rPr>
           <w:lang w:val="en-US"/>
         </w:rPr>
+        <w:lastRenderedPageBreak/>
         <w:t>Maximization</w:t>
       </w:r>
       <w:r>
@@ -2389,7 +2405,7 @@
         <w:ind w:left="401"/>
       </w:pPr>
       <w:r>
-        <w:t xml:space="preserve">Таким образом, </w:t>
+        <w:t xml:space="preserve">Результат </w:t>
       </w:r>
       <w:r>
         <w:rPr>
@@ -2398,154 +2414,22 @@
         <w:t>EM</w:t>
       </w:r>
       <w:r>
-        <w:t xml:space="preserve"> позволяет учитывать случаи, когда границы между группами выражены недостаточно четко, а объекты могут иметь признаки сразу нескольких кластеров.</w:t>
+        <w:t>-</w:t>
+      </w:r>
+      <w:r>
+        <w:t>кластеризации представлен на рисунке 7.</w:t>
       </w:r>
     </w:p>
     <w:p>
       <w:pPr>
-        <w:pStyle w:val="MAINTEXT2"/>
-        <w:ind w:left="401"/>
-      </w:pPr>
-      <w:r>
-        <w:lastRenderedPageBreak/>
-        <w:t>Помимо числовых наборов данных, в работе использовался транзакционный набор «</w:t>
-      </w:r>
-      <w:r>
-        <w:rPr>
-          <w:lang w:val="en-US"/>
-        </w:rPr>
-        <w:t>transactions</w:t>
-      </w:r>
-      <w:r>
-        <w:t>_</w:t>
-      </w:r>
-      <w:proofErr w:type="spellStart"/>
-      <w:r>
-        <w:rPr>
-          <w:lang w:val="en-US"/>
-        </w:rPr>
-        <w:t>diy</w:t>
-      </w:r>
-      <w:proofErr w:type="spellEnd"/>
-      <w:r>
-        <w:t>.</w:t>
-      </w:r>
-      <w:proofErr w:type="spellStart"/>
-      <w:r>
-        <w:rPr>
-          <w:lang w:val="en-US"/>
-        </w:rPr>
-        <w:t>lgd</w:t>
-      </w:r>
-      <w:proofErr w:type="spellEnd"/>
-      <w:r>
-        <w:t xml:space="preserve">». Для него применялся алгоритм </w:t>
-      </w:r>
-      <w:r>
-        <w:rPr>
-          <w:lang w:val="en-US"/>
-        </w:rPr>
-        <w:t>CLOPE</w:t>
-      </w:r>
-      <w:r>
-        <w:t>, предназначенный специально для кластеризации транзакционных и категориальных данных.</w:t>
-      </w:r>
-    </w:p>
-    <w:p>
-      <w:pPr>
-        <w:pStyle w:val="MAINTEXT2"/>
-        <w:ind w:left="401"/>
-      </w:pPr>
-      <w:r>
-        <w:t>Файл «</w:t>
-      </w:r>
-      <w:r>
-        <w:rPr>
-          <w:lang w:val="en-US"/>
-        </w:rPr>
-        <w:t>transactions</w:t>
-      </w:r>
-      <w:r>
-        <w:t>_</w:t>
-      </w:r>
-      <w:proofErr w:type="spellStart"/>
-      <w:r>
-        <w:rPr>
-          <w:lang w:val="en-US"/>
-        </w:rPr>
-        <w:t>diy</w:t>
-      </w:r>
-      <w:proofErr w:type="spellEnd"/>
-      <w:r>
-        <w:t>.</w:t>
-      </w:r>
-      <w:proofErr w:type="spellStart"/>
-      <w:r>
-        <w:rPr>
-          <w:lang w:val="en-US"/>
-        </w:rPr>
-        <w:t>lgd</w:t>
-      </w:r>
-      <w:proofErr w:type="spellEnd"/>
-      <w:r>
-        <w:t xml:space="preserve">» был подключен непосредственно к компоненту </w:t>
-      </w:r>
-      <w:r>
-        <w:rPr>
-          <w:lang w:val="en-US"/>
-        </w:rPr>
-        <w:t>CLOPE</w:t>
-      </w:r>
-      <w:r>
-        <w:t>. При настройке полей столбцу «Чек» было назначено назначение «Транзакция», а столбцу «Товарная группа» — назначение «Элемент», как показано на рисунке 7.</w:t>
-      </w:r>
-    </w:p>
-    <w:p>
-      <w:pPr>
-        <w:pStyle w:val="MAINTEXT2"/>
-        <w:ind w:left="401"/>
-      </w:pPr>
-      <w:r>
-        <w:t xml:space="preserve">Такое представление позволяет алгоритму рассматривать каждый чек как отдельную транзакцию, состоящую из набора товарных групп. На основании повторяющихся сочетаний товаров </w:t>
-      </w:r>
-      <w:r>
-        <w:rPr>
-          <w:lang w:val="en-US"/>
-        </w:rPr>
-        <w:t>CLOPE</w:t>
-      </w:r>
-      <w:r>
-        <w:t xml:space="preserve"> объединяет похожие транзакции в кластеры и позволяет выявлять характерные модели покупательского поведения.</w:t>
-      </w:r>
-    </w:p>
-    <w:p>
-      <w:pPr>
-        <w:pStyle w:val="MAINTEXT2"/>
-        <w:ind w:left="401"/>
-      </w:pPr>
-      <w:r>
-        <w:t xml:space="preserve">Настройка входных данных представлена на рисунке 7, а результаты работы алгоритма </w:t>
-      </w:r>
-      <w:r>
-        <w:rPr>
-          <w:lang w:val="en-US"/>
-        </w:rPr>
-        <w:t>CLOPE</w:t>
-      </w:r>
-      <w:r>
-        <w:t xml:space="preserve"> — на рисунке 8.</w:t>
-      </w:r>
-    </w:p>
-    <w:p>
-      <w:pPr>
         <w:pStyle w:val="PICTURE"/>
       </w:pPr>
       <w:r>
         <w:drawing>
-          <wp:inline distT="0" distB="0" distL="0" distR="0" wp14:anchorId="61FC40C1" wp14:editId="19543783">
-            <wp:extent cx="5059908" cy="4259580"/>
-            <wp:effectExtent l="0" t="0" r="7620" b="7620"/>
-            <wp:docPr id="1347305838" name="Graphic 1" descr="A screenshot of a computer&#10;&#10;Description automatically generated"/>
+          <wp:inline distT="0" distB="0" distL="0" distR="0" wp14:anchorId="5895B22D" wp14:editId="767E1063">
+            <wp:extent cx="5011777" cy="3158392"/>
+            <wp:effectExtent l="0" t="0" r="0" b="4445"/>
+            <wp:docPr id="1" name="Graphic 1"/>
             <wp:cNvGraphicFramePr>
               <a:graphicFrameLocks xmlns:a="http://schemas.openxmlformats.org/drawingml/2006/main" noChangeAspect="1"/>
             </wp:cNvGraphicFramePr>
@@ -2553,11 +2437,11 @@
               <a:graphicData uri="http://schemas.openxmlformats.org/drawingml/2006/picture">
                 <pic:pic xmlns:pic="http://schemas.openxmlformats.org/drawingml/2006/picture">
                   <pic:nvPicPr>
-                    <pic:cNvPr id="1347305838" name="Graphic 1" descr="A screenshot of a computer&#10;&#10;Description automatically generated"/>
+                    <pic:cNvPr id="1" name="Graphic 1"/>
                     <pic:cNvPicPr/>
                   </pic:nvPicPr>
                   <pic:blipFill>
-                    <a:blip r:embed="rId9"/>
+                    <a:blip r:embed="rId15"/>
                     <a:stretch>
                       <a:fillRect/>
                     </a:stretch>
@@ -2565,7 +2449,7 @@
                   <pic:spPr>
                     <a:xfrm>
                       <a:off x="0" y="0"/>
-                      <a:ext cx="5072993" cy="4270595"/>
+                      <a:ext cx="5011777" cy="3158392"/>
                     </a:xfrm>
                     <a:prstGeom prst="rect">
                       <a:avLst/>
@@ -2616,20 +2500,222 @@
         <w:t xml:space="preserve"> </w:t>
       </w:r>
       <w:r>
-        <w:t>Настройка столбцов CLOPE</w:t>
+        <w:t xml:space="preserve">Профили </w:t>
+      </w:r>
+      <w:r>
+        <w:rPr>
+          <w:lang w:val="en-US"/>
+        </w:rPr>
+        <w:t>EM</w:t>
+      </w:r>
+      <w:r>
+        <w:t>-</w:t>
+      </w:r>
+      <w:r>
+        <w:t>кластеров</w:t>
       </w:r>
     </w:p>
     <w:p>
       <w:pPr>
+        <w:pStyle w:val="MAINTEXT2"/>
+        <w:ind w:left="401"/>
+      </w:pPr>
+      <w:r>
+        <w:t xml:space="preserve">Таким образом, </w:t>
+      </w:r>
+      <w:r>
+        <w:rPr>
+          <w:lang w:val="en-US"/>
+        </w:rPr>
+        <w:t>EM</w:t>
+      </w:r>
+      <w:r>
+        <w:t xml:space="preserve"> позволяет учитывать случаи, когда границы между группами выражены недостаточно четко, а объекты могут иметь признаки сразу нескольких кластеров.</w:t>
+      </w:r>
+    </w:p>
+    <w:p>
+      <w:pPr>
+        <w:pStyle w:val="DIV2"/>
+        <w:rPr>
+          <w:lang w:val="en-US"/>
+        </w:rPr>
+      </w:pPr>
+      <w:r>
+        <w:t xml:space="preserve">Кластеризация алгоритмом </w:t>
+      </w:r>
+      <w:r>
+        <w:rPr>
+          <w:lang w:val="en-US"/>
+        </w:rPr>
+        <w:t>CLOPE</w:t>
+      </w:r>
+    </w:p>
+    <w:p>
+      <w:pPr>
+        <w:pStyle w:val="MAINTEXT2"/>
+        <w:ind w:left="401"/>
+      </w:pPr>
+      <w:r>
+        <w:t>Помимо числовых наборов данных, в работе использовался транзакционный набор «</w:t>
+      </w:r>
+      <w:r>
+        <w:rPr>
+          <w:lang w:val="en-US"/>
+        </w:rPr>
+        <w:t>transactions</w:t>
+      </w:r>
+      <w:r>
+        <w:t>_</w:t>
+      </w:r>
+      <w:proofErr w:type="spellStart"/>
+      <w:r>
+        <w:rPr>
+          <w:lang w:val="en-US"/>
+        </w:rPr>
+        <w:t>diy</w:t>
+      </w:r>
+      <w:proofErr w:type="spellEnd"/>
+      <w:r>
+        <w:t>.</w:t>
+      </w:r>
+      <w:proofErr w:type="spellStart"/>
+      <w:r>
+        <w:rPr>
+          <w:lang w:val="en-US"/>
+        </w:rPr>
+        <w:t>lgd</w:t>
+      </w:r>
+      <w:proofErr w:type="spellEnd"/>
+      <w:r>
+        <w:t xml:space="preserve">». Для него применялся алгоритм </w:t>
+      </w:r>
+      <w:r>
+        <w:rPr>
+          <w:lang w:val="en-US"/>
+        </w:rPr>
+        <w:t>CLOPE</w:t>
+      </w:r>
+      <w:r>
+        <w:t xml:space="preserve">, предназначенный специально для кластеризации </w:t>
+      </w:r>
+      <w:r>
+        <w:lastRenderedPageBreak/>
+        <w:t>транзакционных и категориальных данных.</w:t>
+      </w:r>
+    </w:p>
+    <w:p>
+      <w:pPr>
+        <w:pStyle w:val="MAINTEXT2"/>
+        <w:ind w:left="401"/>
+      </w:pPr>
+      <w:r>
+        <w:t>Файл «</w:t>
+      </w:r>
+      <w:r>
+        <w:rPr>
+          <w:lang w:val="en-US"/>
+        </w:rPr>
+        <w:t>transactions</w:t>
+      </w:r>
+      <w:r>
+        <w:t>_</w:t>
+      </w:r>
+      <w:proofErr w:type="spellStart"/>
+      <w:r>
+        <w:rPr>
+          <w:lang w:val="en-US"/>
+        </w:rPr>
+        <w:t>diy</w:t>
+      </w:r>
+      <w:proofErr w:type="spellEnd"/>
+      <w:r>
+        <w:t>.</w:t>
+      </w:r>
+      <w:proofErr w:type="spellStart"/>
+      <w:r>
+        <w:rPr>
+          <w:lang w:val="en-US"/>
+        </w:rPr>
+        <w:t>lgd</w:t>
+      </w:r>
+      <w:proofErr w:type="spellEnd"/>
+      <w:r>
+        <w:t xml:space="preserve">» был подключен непосредственно к компоненту </w:t>
+      </w:r>
+      <w:r>
+        <w:rPr>
+          <w:lang w:val="en-US"/>
+        </w:rPr>
+        <w:t>CLOPE</w:t>
+      </w:r>
+      <w:r>
+        <w:t xml:space="preserve">. При настройке полей столбцу «Чек» было назначено назначение «Транзакция», а столбцу «Товарная группа» — назначение «Элемент», как показано на рисунке </w:t>
+      </w:r>
+      <w:r>
+        <w:t>8</w:t>
+      </w:r>
+      <w:r>
+        <w:t>.</w:t>
+      </w:r>
+    </w:p>
+    <w:p>
+      <w:pPr>
+        <w:pStyle w:val="MAINTEXT2"/>
+        <w:ind w:left="401"/>
+      </w:pPr>
+      <w:r>
+        <w:t xml:space="preserve">Такое представление позволяет алгоритму рассматривать каждый чек как отдельную транзакцию, состоящую из набора товарных групп. На основании повторяющихся сочетаний товаров </w:t>
+      </w:r>
+      <w:r>
+        <w:rPr>
+          <w:lang w:val="en-US"/>
+        </w:rPr>
+        <w:t>CLOPE</w:t>
+      </w:r>
+      <w:r>
+        <w:t xml:space="preserve"> объединяет похожие транзакции в кластеры и позволяет выявлять характерные модели покупательского поведения.</w:t>
+      </w:r>
+    </w:p>
+    <w:p>
+      <w:pPr>
+        <w:pStyle w:val="MAINTEXT2"/>
+        <w:ind w:left="401"/>
+      </w:pPr>
+      <w:r>
+        <w:t xml:space="preserve">Настройка входных данных представлена на рисунке </w:t>
+      </w:r>
+      <w:r>
+        <w:t>8</w:t>
+      </w:r>
+      <w:r>
+        <w:t xml:space="preserve">, а результаты работы алгоритма </w:t>
+      </w:r>
+      <w:r>
+        <w:rPr>
+          <w:lang w:val="en-US"/>
+        </w:rPr>
+        <w:t>CLOPE</w:t>
+      </w:r>
+      <w:r>
+        <w:t xml:space="preserve"> — на рисунке </w:t>
+      </w:r>
+      <w:r>
+        <w:t>9</w:t>
+      </w:r>
+      <w:r>
+        <w:t>.</w:t>
+      </w:r>
+    </w:p>
+    <w:p>
+      <w:pPr>
         <w:pStyle w:val="PICTURE"/>
       </w:pPr>
       <w:r>
-        <w:lastRenderedPageBreak/>
         <w:drawing>
-          <wp:inline distT="0" distB="0" distL="0" distR="0" wp14:anchorId="3B30373C" wp14:editId="4B603E48">
-            <wp:extent cx="5059908" cy="4259580"/>
-            <wp:effectExtent l="0" t="0" r="7620" b="7620"/>
-            <wp:docPr id="1316045927" name="Graphic 1" descr="A screenshot of a computer&#10;&#10;Description automatically generated"/>
+          <wp:inline distT="0" distB="0" distL="0" distR="0" wp14:anchorId="61FC40C1" wp14:editId="3A8D9297">
+            <wp:extent cx="5072993" cy="1682069"/>
+            <wp:effectExtent l="0" t="0" r="0" b="0"/>
+            <wp:docPr id="1347305838" name="Graphic 1"/>
             <wp:cNvGraphicFramePr>
               <a:graphicFrameLocks xmlns:a="http://schemas.openxmlformats.org/drawingml/2006/main" noChangeAspect="1"/>
             </wp:cNvGraphicFramePr>
@@ -2637,11 +2723,11 @@
               <a:graphicData uri="http://schemas.openxmlformats.org/drawingml/2006/picture">
                 <pic:pic xmlns:pic="http://schemas.openxmlformats.org/drawingml/2006/picture">
                   <pic:nvPicPr>
-                    <pic:cNvPr id="1316045927" name="Graphic 1" descr="A screenshot of a computer&#10;&#10;Description automatically generated"/>
+                    <pic:cNvPr id="1347305838" name="Graphic 1"/>
                     <pic:cNvPicPr/>
                   </pic:nvPicPr>
                   <pic:blipFill>
-                    <a:blip r:embed="rId9"/>
+                    <a:blip r:embed="rId16"/>
                     <a:stretch>
                       <a:fillRect/>
                     </a:stretch>
@@ -2649,7 +2735,7 @@
                   <pic:spPr>
                     <a:xfrm>
                       <a:off x="0" y="0"/>
-                      <a:ext cx="5072993" cy="4270595"/>
+                      <a:ext cx="5072993" cy="1682069"/>
                     </a:xfrm>
                     <a:prstGeom prst="rect">
                       <a:avLst/>
@@ -2669,27 +2755,14 @@
       <w:r>
         <w:t xml:space="preserve">Рисунок </w:t>
       </w:r>
-      <w:r>
-        <w:fldChar w:fldCharType="begin"/>
-      </w:r>
-      <w:r>
-        <w:instrText xml:space="preserve"> SEQ Рисунок \* ARABIC </w:instrText>
-      </w:r>
-      <w:r>
-        <w:fldChar w:fldCharType="separate"/>
-      </w:r>
-      <w:r>
-        <w:rPr>
-          <w:noProof/>
-        </w:rPr>
-        <w:t>8</w:t>
-      </w:r>
-      <w:r>
-        <w:rPr>
-          <w:noProof/>
-        </w:rPr>
-        <w:fldChar w:fldCharType="end"/>
-      </w:r>
+      <w:fldSimple w:instr=" SEQ Рисунок \* ARABIC ">
+        <w:r>
+          <w:rPr>
+            <w:noProof/>
+          </w:rPr>
+          <w:t>8</w:t>
+        </w:r>
+      </w:fldSimple>
       <w:r>
         <w:t xml:space="preserve"> </w:t>
       </w:r>
@@ -2700,249 +2773,19 @@
         <w:t xml:space="preserve"> </w:t>
       </w:r>
       <w:r>
-        <w:t>Результат кластеризации CLOPE</w:t>
+        <w:t>Настройка столбцов CLOPE</w:t>
       </w:r>
     </w:p>
     <w:p>
       <w:pPr>
-        <w:pStyle w:val="DIV2"/>
-        <w:rPr>
-          <w:lang w:val="en-US"/>
-        </w:rPr>
-      </w:pPr>
-      <w:r>
-        <w:t>Оценка качества кластеризации</w:t>
-      </w:r>
-    </w:p>
-    <w:p>
-      <w:pPr>
-        <w:pStyle w:val="MAINTEXT2"/>
-        <w:ind w:left="401"/>
-      </w:pPr>
-      <w:r>
-        <w:t xml:space="preserve">После получения результатов кластеризации была выполнена оценка качества сформированных групп. Для этого использовался компонент </w:t>
-      </w:r>
-      <w:r>
-        <w:rPr>
-          <w:lang w:val="en-US"/>
-        </w:rPr>
-        <w:t>meta</w:t>
-      </w:r>
-      <w:r>
-        <w:t>-</w:t>
-      </w:r>
-      <w:r>
-        <w:rPr>
-          <w:lang w:val="en-US"/>
-        </w:rPr>
-        <w:t>silhouettes</w:t>
-      </w:r>
-      <w:r>
-        <w:t xml:space="preserve"> из библиотеки </w:t>
-      </w:r>
-      <w:proofErr w:type="spellStart"/>
-      <w:r>
-        <w:rPr>
-          <w:lang w:val="en-US"/>
-        </w:rPr>
-        <w:t>loginom</w:t>
-      </w:r>
-      <w:proofErr w:type="spellEnd"/>
-      <w:r>
-        <w:t>_</w:t>
-      </w:r>
-      <w:proofErr w:type="spellStart"/>
-      <w:r>
-        <w:rPr>
-          <w:lang w:val="en-US"/>
-        </w:rPr>
-        <w:t>sklearn</w:t>
-      </w:r>
-      <w:proofErr w:type="spellEnd"/>
-      <w:r>
-        <w:t>_</w:t>
-      </w:r>
-      <w:r>
-        <w:rPr>
-          <w:lang w:val="en-US"/>
-        </w:rPr>
-        <w:t>meta</w:t>
-      </w:r>
-      <w:r>
-        <w:t>.</w:t>
-      </w:r>
-    </w:p>
-    <w:p>
-      <w:pPr>
-        <w:pStyle w:val="MAINTEXT2"/>
-        <w:ind w:left="401"/>
-      </w:pPr>
-      <w:r>
-        <w:t>Основным показателем являлся коэффициент силуэта. Он характеризует одновременно компактность объектов внутри собственного кластера и степень их отделенности от объектов соседних кластеров.</w:t>
-      </w:r>
-    </w:p>
-    <w:p>
-      <w:pPr>
-        <w:pStyle w:val="MAINTEXT2"/>
-        <w:ind w:left="401"/>
-      </w:pPr>
-      <w:r>
-        <w:t>Значение коэффициента силуэта изменяется в диапазоне от -1 до 1. Значения, близкие к 1, означают, что объект хорошо соответствует своему кластеру и значительно удален от соседних кластеров. Значение около 0 указывает на нахождение объекта вблизи границы между двумя группами. Отрицательное значение может свидетельствовать о том, что объект потенциально был отнесен не к наиболее подходящему кластеру.</w:t>
-      </w:r>
-    </w:p>
-    <w:p>
-      <w:pPr>
-        <w:pStyle w:val="MAINTEXT2"/>
-        <w:ind w:left="401"/>
-      </w:pPr>
-      <w:r>
-        <w:t xml:space="preserve">Для использования компонента </w:t>
-      </w:r>
-      <w:r>
-        <w:rPr>
-          <w:lang w:val="en-US"/>
-        </w:rPr>
-        <w:t>meta</w:t>
-      </w:r>
-      <w:r>
-        <w:t>-</w:t>
-      </w:r>
-      <w:r>
-        <w:rPr>
-          <w:lang w:val="en-US"/>
-        </w:rPr>
-        <w:t>silhouettes</w:t>
-      </w:r>
-      <w:r>
-        <w:t xml:space="preserve"> в сценарий предварительно была подключена библиотека </w:t>
-      </w:r>
-      <w:proofErr w:type="spellStart"/>
-      <w:r>
-        <w:rPr>
-          <w:lang w:val="en-US"/>
-        </w:rPr>
-        <w:t>loginom</w:t>
-      </w:r>
-      <w:proofErr w:type="spellEnd"/>
-      <w:r>
-        <w:t>_</w:t>
-      </w:r>
-      <w:proofErr w:type="spellStart"/>
-      <w:r>
-        <w:rPr>
-          <w:lang w:val="en-US"/>
-        </w:rPr>
-        <w:t>sklearn</w:t>
-      </w:r>
-      <w:proofErr w:type="spellEnd"/>
-      <w:r>
-        <w:t>_</w:t>
-      </w:r>
-      <w:r>
-        <w:rPr>
-          <w:lang w:val="en-US"/>
-        </w:rPr>
-        <w:t>meta</w:t>
-      </w:r>
-      <w:r>
-        <w:t xml:space="preserve">. Затем </w:t>
-      </w:r>
-      <w:r>
-        <w:lastRenderedPageBreak/>
-        <w:t xml:space="preserve">с помощью узла «Параметры полей» из результатов кластеризации выделялось поле «Номер кластера». Для обеспечения совместимости с компонентом оно преобразовывалось в текстовый тип и передавалось на соответствующий вход </w:t>
-      </w:r>
-      <w:r>
-        <w:rPr>
-          <w:lang w:val="en-US"/>
-        </w:rPr>
-        <w:t>meta</w:t>
-      </w:r>
-      <w:r>
-        <w:t>-</w:t>
-      </w:r>
-      <w:r>
-        <w:rPr>
-          <w:lang w:val="en-US"/>
-        </w:rPr>
-        <w:t>silhouettes</w:t>
-      </w:r>
-      <w:r>
-        <w:t>.</w:t>
-      </w:r>
-    </w:p>
-    <w:p>
-      <w:pPr>
-        <w:pStyle w:val="MAINTEXT2"/>
-        <w:ind w:left="401"/>
-      </w:pPr>
-      <w:r>
-        <w:t xml:space="preserve">Одинаковая процедура оценки применялась к результатам обработки наборов «Высшее образование» и «Здравоохранение». Для каждого набора анализировались результаты, полученные алгоритмами </w:t>
-      </w:r>
-      <w:r>
-        <w:rPr>
-          <w:lang w:val="en-US"/>
-        </w:rPr>
-        <w:t>EM</w:t>
-      </w:r>
-      <w:r>
-        <w:t xml:space="preserve">, </w:t>
-      </w:r>
-      <w:r>
-        <w:rPr>
-          <w:lang w:val="en-US"/>
-        </w:rPr>
-        <w:t>k</w:t>
-      </w:r>
-      <w:r>
-        <w:t>-</w:t>
-      </w:r>
-      <w:r>
-        <w:rPr>
-          <w:lang w:val="en-US"/>
-        </w:rPr>
-        <w:t>means</w:t>
-      </w:r>
-      <w:r>
-        <w:t xml:space="preserve"> и </w:t>
-      </w:r>
-      <w:r>
-        <w:rPr>
-          <w:lang w:val="en-US"/>
-        </w:rPr>
-        <w:t>g</w:t>
-      </w:r>
-      <w:r>
-        <w:t>-</w:t>
-      </w:r>
-      <w:r>
-        <w:rPr>
-          <w:lang w:val="en-US"/>
-        </w:rPr>
-        <w:t>means</w:t>
-      </w:r>
-      <w:r>
-        <w:t>.</w:t>
-      </w:r>
-    </w:p>
-    <w:p>
-      <w:pPr>
-        <w:pStyle w:val="MAINTEXT2"/>
-        <w:ind w:left="401"/>
-      </w:pPr>
-      <w:r>
-        <w:t>Графическое представление кластерных силуэтов для алгоритмов и наборов данных приведено на рисунках 9-14. По ним можно визуально оценить, насколько хорошо сформированы отдельные кластеры и присутствуют ли объекты, расположенные в пограничных областях.</w:t>
-      </w:r>
-    </w:p>
-    <w:p>
-      <w:pPr>
         <w:pStyle w:val="PICTURE"/>
       </w:pPr>
       <w:r>
         <w:drawing>
-          <wp:inline distT="0" distB="0" distL="0" distR="0" wp14:anchorId="0EA4B090" wp14:editId="75862E19">
-            <wp:extent cx="5059908" cy="4259580"/>
-            <wp:effectExtent l="0" t="0" r="7620" b="7620"/>
-            <wp:docPr id="1611909745" name="Graphic 1" descr="A screenshot of a computer&#10;&#10;Description automatically generated"/>
+          <wp:inline distT="0" distB="0" distL="0" distR="0" wp14:anchorId="3B30373C" wp14:editId="6E6C21C9">
+            <wp:extent cx="2373086" cy="1950720"/>
+            <wp:effectExtent l="0" t="0" r="8255" b="0"/>
+            <wp:docPr id="1316045927" name="Graphic 1"/>
             <wp:cNvGraphicFramePr>
               <a:graphicFrameLocks xmlns:a="http://schemas.openxmlformats.org/drawingml/2006/main" noChangeAspect="1"/>
             </wp:cNvGraphicFramePr>
@@ -2950,11 +2793,11 @@
               <a:graphicData uri="http://schemas.openxmlformats.org/drawingml/2006/picture">
                 <pic:pic xmlns:pic="http://schemas.openxmlformats.org/drawingml/2006/picture">
                   <pic:nvPicPr>
-                    <pic:cNvPr id="1611909745" name="Graphic 1" descr="A screenshot of a computer&#10;&#10;Description automatically generated"/>
+                    <pic:cNvPr id="1316045927" name="Graphic 1"/>
                     <pic:cNvPicPr/>
                   </pic:nvPicPr>
                   <pic:blipFill>
-                    <a:blip r:embed="rId9"/>
+                    <a:blip r:embed="rId17"/>
                     <a:stretch>
                       <a:fillRect/>
                     </a:stretch>
@@ -2962,7 +2805,7 @@
                   <pic:spPr>
                     <a:xfrm>
                       <a:off x="0" y="0"/>
-                      <a:ext cx="5072993" cy="4270595"/>
+                      <a:ext cx="2377622" cy="1954449"/>
                     </a:xfrm>
                     <a:prstGeom prst="rect">
                       <a:avLst/>
@@ -2974,68 +2817,12 @@
           </wp:inline>
         </w:drawing>
       </w:r>
-    </w:p>
-    <w:p>
-      <w:pPr>
-        <w:pStyle w:val="PICTURECAPTION"/>
-      </w:pPr>
-      <w:r>
-        <w:t xml:space="preserve">Рисунок </w:t>
-      </w:r>
-      <w:r>
-        <w:fldChar w:fldCharType="begin"/>
-      </w:r>
-      <w:r>
-        <w:instrText xml:space="preserve"> SEQ Рисунок \* ARABIC </w:instrText>
-      </w:r>
-      <w:r>
-        <w:fldChar w:fldCharType="separate"/>
-      </w:r>
-      <w:r>
-        <w:rPr>
-          <w:noProof/>
-        </w:rPr>
-        <w:t>9</w:t>
-      </w:r>
-      <w:r>
-        <w:rPr>
-          <w:noProof/>
-        </w:rPr>
-        <w:fldChar w:fldCharType="end"/>
-      </w:r>
-      <w:r>
-        <w:t xml:space="preserve"> </w:t>
-      </w:r>
-      <w:r>
-        <w:t>—</w:t>
-      </w:r>
-      <w:r>
-        <w:t xml:space="preserve"> </w:t>
-      </w:r>
-      <w:r>
-        <w:t xml:space="preserve">Проверка EM кластеризации для таблицы </w:t>
-      </w:r>
-      <w:r>
-        <w:t>«В</w:t>
-      </w:r>
-      <w:r>
-        <w:t>ысшее образование</w:t>
-      </w:r>
-      <w:r>
-        <w:t>»</w:t>
-      </w:r>
-    </w:p>
-    <w:p>
-      <w:pPr>
-        <w:pStyle w:val="PICTURE"/>
-      </w:pPr>
-      <w:r>
-        <w:lastRenderedPageBreak/>
+      <w:r>
         <w:drawing>
-          <wp:inline distT="0" distB="0" distL="0" distR="0" wp14:anchorId="32D6E111" wp14:editId="2219961E">
-            <wp:extent cx="5059908" cy="4259580"/>
-            <wp:effectExtent l="0" t="0" r="7620" b="7620"/>
-            <wp:docPr id="733559205" name="Graphic 1" descr="A screenshot of a computer&#10;&#10;Description automatically generated"/>
+          <wp:inline distT="0" distB="0" distL="0" distR="0" wp14:anchorId="61189145" wp14:editId="1E408F3A">
+            <wp:extent cx="1983138" cy="1954449"/>
+            <wp:effectExtent l="0" t="0" r="0" b="8255"/>
+            <wp:docPr id="3" name="Graphic 1"/>
             <wp:cNvGraphicFramePr>
               <a:graphicFrameLocks xmlns:a="http://schemas.openxmlformats.org/drawingml/2006/main" noChangeAspect="1"/>
             </wp:cNvGraphicFramePr>
@@ -3043,11 +2830,11 @@
               <a:graphicData uri="http://schemas.openxmlformats.org/drawingml/2006/picture">
                 <pic:pic xmlns:pic="http://schemas.openxmlformats.org/drawingml/2006/picture">
                   <pic:nvPicPr>
-                    <pic:cNvPr id="733559205" name="Graphic 1" descr="A screenshot of a computer&#10;&#10;Description automatically generated"/>
+                    <pic:cNvPr id="3" name="Graphic 1"/>
                     <pic:cNvPicPr/>
                   </pic:nvPicPr>
                   <pic:blipFill>
-                    <a:blip r:embed="rId9"/>
+                    <a:blip r:embed="rId18"/>
                     <a:stretch>
                       <a:fillRect/>
                     </a:stretch>
@@ -3055,7 +2842,7 @@
                   <pic:spPr>
                     <a:xfrm>
                       <a:off x="0" y="0"/>
-                      <a:ext cx="5072993" cy="4270595"/>
+                      <a:ext cx="1983138" cy="1954449"/>
                     </a:xfrm>
                     <a:prstGeom prst="rect">
                       <a:avLst/>
@@ -3075,27 +2862,14 @@
       <w:r>
         <w:t xml:space="preserve">Рисунок </w:t>
       </w:r>
-      <w:r>
-        <w:fldChar w:fldCharType="begin"/>
-      </w:r>
-      <w:r>
-        <w:instrText xml:space="preserve"> SEQ Рисунок \* ARABIC </w:instrText>
-      </w:r>
-      <w:r>
-        <w:fldChar w:fldCharType="separate"/>
-      </w:r>
-      <w:r>
-        <w:rPr>
-          <w:noProof/>
-        </w:rPr>
-        <w:t>10</w:t>
-      </w:r>
-      <w:r>
-        <w:rPr>
-          <w:noProof/>
-        </w:rPr>
-        <w:fldChar w:fldCharType="end"/>
-      </w:r>
+      <w:fldSimple w:instr=" SEQ Рисунок \* ARABIC ">
+        <w:r>
+          <w:rPr>
+            <w:noProof/>
+          </w:rPr>
+          <w:t>9</w:t>
+        </w:r>
+      </w:fldSimple>
       <w:r>
         <w:t xml:space="preserve"> </w:t>
       </w:r>
@@ -3106,37 +2880,262 @@
         <w:t xml:space="preserve"> </w:t>
       </w:r>
       <w:r>
-        <w:t xml:space="preserve">Проверка кластеризации </w:t>
-      </w:r>
-      <w:proofErr w:type="spellStart"/>
-      <w:r>
-        <w:t>k_means</w:t>
-      </w:r>
-      <w:proofErr w:type="spellEnd"/>
-      <w:r>
-        <w:t xml:space="preserve"> для таблицы </w:t>
-      </w:r>
-      <w:r>
-        <w:t>«В</w:t>
-      </w:r>
-      <w:r>
-        <w:t>ысшее образование</w:t>
-      </w:r>
-      <w:r>
-        <w:t>»</w:t>
+        <w:t>Результат кластеризации CLOPE</w:t>
       </w:r>
     </w:p>
     <w:p>
       <w:pPr>
+        <w:pStyle w:val="DIV2"/>
+        <w:rPr>
+          <w:lang w:val="en-US"/>
+        </w:rPr>
+      </w:pPr>
+      <w:r>
+        <w:t>Оценка качества кластеризации</w:t>
+      </w:r>
+    </w:p>
+    <w:p>
+      <w:pPr>
+        <w:pStyle w:val="MAINTEXT2"/>
+        <w:ind w:left="401"/>
+      </w:pPr>
+      <w:r>
+        <w:t xml:space="preserve">После получения результатов кластеризации была выполнена оценка качества сформированных групп. Для этого использовался компонент </w:t>
+      </w:r>
+      <w:r>
+        <w:rPr>
+          <w:lang w:val="en-US"/>
+        </w:rPr>
+        <w:lastRenderedPageBreak/>
+        <w:t>meta</w:t>
+      </w:r>
+      <w:r>
+        <w:t>-</w:t>
+      </w:r>
+      <w:r>
+        <w:rPr>
+          <w:lang w:val="en-US"/>
+        </w:rPr>
+        <w:t>silhouettes</w:t>
+      </w:r>
+      <w:r>
+        <w:t xml:space="preserve"> из библиотеки </w:t>
+      </w:r>
+      <w:proofErr w:type="spellStart"/>
+      <w:r>
+        <w:rPr>
+          <w:lang w:val="en-US"/>
+        </w:rPr>
+        <w:t>loginom</w:t>
+      </w:r>
+      <w:proofErr w:type="spellEnd"/>
+      <w:r>
+        <w:t>_</w:t>
+      </w:r>
+      <w:proofErr w:type="spellStart"/>
+      <w:r>
+        <w:rPr>
+          <w:lang w:val="en-US"/>
+        </w:rPr>
+        <w:t>sklearn</w:t>
+      </w:r>
+      <w:proofErr w:type="spellEnd"/>
+      <w:r>
+        <w:t>_</w:t>
+      </w:r>
+      <w:r>
+        <w:rPr>
+          <w:lang w:val="en-US"/>
+        </w:rPr>
+        <w:t>meta</w:t>
+      </w:r>
+      <w:r>
+        <w:t>.</w:t>
+      </w:r>
+    </w:p>
+    <w:p>
+      <w:pPr>
+        <w:pStyle w:val="MAINTEXT2"/>
+        <w:ind w:left="401"/>
+      </w:pPr>
+      <w:r>
+        <w:t>Основным показателем являлся коэффициент силуэта. Он характеризует одновременно компактность объектов внутри собственного кластера и степень их отделенности от объектов соседних кластеров.</w:t>
+      </w:r>
+    </w:p>
+    <w:p>
+      <w:pPr>
+        <w:pStyle w:val="MAINTEXT2"/>
+        <w:ind w:left="401"/>
+      </w:pPr>
+      <w:r>
+        <w:t>Значение коэффициента силуэта изменяется в диапазоне от -1 до 1. Значения, близкие к 1, означают, что объект хорошо соответствует своему кластеру и значительно удален от соседних кластеров. Значение около 0 указывает на нахождение объекта вблизи границы между двумя группами. Отрицательное значение может свидетельствовать о том, что объект потенциально был отнесен не к наиболее подходящему кластеру.</w:t>
+      </w:r>
+    </w:p>
+    <w:p>
+      <w:pPr>
+        <w:pStyle w:val="MAINTEXT2"/>
+        <w:ind w:left="401"/>
+      </w:pPr>
+      <w:r>
+        <w:t xml:space="preserve">Для использования компонента </w:t>
+      </w:r>
+      <w:r>
+        <w:rPr>
+          <w:lang w:val="en-US"/>
+        </w:rPr>
+        <w:t>meta</w:t>
+      </w:r>
+      <w:r>
+        <w:t>-</w:t>
+      </w:r>
+      <w:r>
+        <w:rPr>
+          <w:lang w:val="en-US"/>
+        </w:rPr>
+        <w:t>silhouettes</w:t>
+      </w:r>
+      <w:r>
+        <w:t xml:space="preserve"> в сценарий предварительно была подключена библиотека </w:t>
+      </w:r>
+      <w:proofErr w:type="spellStart"/>
+      <w:r>
+        <w:rPr>
+          <w:lang w:val="en-US"/>
+        </w:rPr>
+        <w:t>loginom</w:t>
+      </w:r>
+      <w:proofErr w:type="spellEnd"/>
+      <w:r>
+        <w:t>_</w:t>
+      </w:r>
+      <w:proofErr w:type="spellStart"/>
+      <w:r>
+        <w:rPr>
+          <w:lang w:val="en-US"/>
+        </w:rPr>
+        <w:t>sklearn</w:t>
+      </w:r>
+      <w:proofErr w:type="spellEnd"/>
+      <w:r>
+        <w:t>_</w:t>
+      </w:r>
+      <w:r>
+        <w:rPr>
+          <w:lang w:val="en-US"/>
+        </w:rPr>
+        <w:t>meta</w:t>
+      </w:r>
+      <w:r>
+        <w:t xml:space="preserve">. Затем с помощью узла «Параметры полей» из результатов кластеризации выделялось поле «Номер кластера». Для обеспечения совместимости с компонентом оно преобразовывалось в текстовый тип и передавалось на соответствующий вход </w:t>
+      </w:r>
+      <w:r>
+        <w:rPr>
+          <w:lang w:val="en-US"/>
+        </w:rPr>
+        <w:t>meta</w:t>
+      </w:r>
+      <w:r>
+        <w:t>-</w:t>
+      </w:r>
+      <w:r>
+        <w:rPr>
+          <w:lang w:val="en-US"/>
+        </w:rPr>
+        <w:t>silhouettes</w:t>
+      </w:r>
+      <w:r>
+        <w:t>.</w:t>
+      </w:r>
+    </w:p>
+    <w:p>
+      <w:pPr>
+        <w:pStyle w:val="MAINTEXT2"/>
+        <w:ind w:left="401"/>
+      </w:pPr>
+      <w:r>
+        <w:t xml:space="preserve">Одинаковая процедура оценки применялась к результатам обработки наборов «Высшее образование» и «Здравоохранение». Для каждого набора анализировались результаты, полученные алгоритмами </w:t>
+      </w:r>
+      <w:r>
+        <w:rPr>
+          <w:lang w:val="en-US"/>
+        </w:rPr>
+        <w:t>EM</w:t>
+      </w:r>
+      <w:r>
+        <w:t xml:space="preserve">, </w:t>
+      </w:r>
+      <w:r>
+        <w:rPr>
+          <w:lang w:val="en-US"/>
+        </w:rPr>
+        <w:t>k</w:t>
+      </w:r>
+      <w:r>
+        <w:t>-</w:t>
+      </w:r>
+      <w:r>
+        <w:rPr>
+          <w:lang w:val="en-US"/>
+        </w:rPr>
+        <w:t>means</w:t>
+      </w:r>
+      <w:r>
+        <w:t xml:space="preserve"> и </w:t>
+      </w:r>
+      <w:r>
+        <w:rPr>
+          <w:lang w:val="en-US"/>
+        </w:rPr>
+        <w:t>g</w:t>
+      </w:r>
+      <w:r>
+        <w:t>-</w:t>
+      </w:r>
+      <w:r>
+        <w:rPr>
+          <w:lang w:val="en-US"/>
+        </w:rPr>
+        <w:t>means</w:t>
+      </w:r>
+      <w:r>
+        <w:t>.</w:t>
+      </w:r>
+    </w:p>
+    <w:p>
+      <w:pPr>
+        <w:pStyle w:val="MAINTEXT2"/>
+        <w:ind w:left="401"/>
+      </w:pPr>
+      <w:r>
+        <w:t xml:space="preserve">Графическое представление кластерных силуэтов для алгоритмов и наборов данных приведено на рисунках </w:t>
+      </w:r>
+      <w:r>
+        <w:t>10</w:t>
+      </w:r>
+      <w:r>
+        <w:t>–</w:t>
+      </w:r>
+      <w:r>
+        <w:t>1</w:t>
+      </w:r>
+      <w:r>
+        <w:t>5</w:t>
+      </w:r>
+      <w:r>
+        <w:t xml:space="preserve"> По ним можно визуально оценить, насколько хорошо сформированы отдельные кластеры и присутствуют ли объекты, расположенные в пограничных областях.</w:t>
+      </w:r>
+    </w:p>
+    <w:p>
+      <w:pPr>
         <w:pStyle w:val="PICTURE"/>
       </w:pPr>
       <w:r>
         <w:lastRenderedPageBreak/>
         <w:drawing>
-          <wp:inline distT="0" distB="0" distL="0" distR="0" wp14:anchorId="700A4EA0" wp14:editId="37C4F58C">
-            <wp:extent cx="5059908" cy="4259580"/>
-            <wp:effectExtent l="0" t="0" r="7620" b="7620"/>
-            <wp:docPr id="621638666" name="Graphic 1" descr="A screenshot of a computer&#10;&#10;Description automatically generated"/>
+          <wp:inline distT="0" distB="0" distL="0" distR="0" wp14:anchorId="0EA4B090" wp14:editId="31826A51">
+            <wp:extent cx="5072993" cy="3161886"/>
+            <wp:effectExtent l="0" t="0" r="0" b="635"/>
+            <wp:docPr id="1611909745" name="Graphic 1"/>
             <wp:cNvGraphicFramePr>
               <a:graphicFrameLocks xmlns:a="http://schemas.openxmlformats.org/drawingml/2006/main" noChangeAspect="1"/>
             </wp:cNvGraphicFramePr>
@@ -3144,11 +3143,11 @@
               <a:graphicData uri="http://schemas.openxmlformats.org/drawingml/2006/picture">
                 <pic:pic xmlns:pic="http://schemas.openxmlformats.org/drawingml/2006/picture">
                   <pic:nvPicPr>
-                    <pic:cNvPr id="621638666" name="Graphic 1" descr="A screenshot of a computer&#10;&#10;Description automatically generated"/>
+                    <pic:cNvPr id="1611909745" name="Graphic 1"/>
                     <pic:cNvPicPr/>
                   </pic:nvPicPr>
                   <pic:blipFill>
-                    <a:blip r:embed="rId9"/>
+                    <a:blip r:embed="rId19"/>
                     <a:stretch>
                       <a:fillRect/>
                     </a:stretch>
@@ -3156,7 +3155,7 @@
                   <pic:spPr>
                     <a:xfrm>
                       <a:off x="0" y="0"/>
-                      <a:ext cx="5072993" cy="4270595"/>
+                      <a:ext cx="5072993" cy="3161886"/>
                     </a:xfrm>
                     <a:prstGeom prst="rect">
                       <a:avLst/>
@@ -3176,27 +3175,14 @@
       <w:r>
         <w:t xml:space="preserve">Рисунок </w:t>
       </w:r>
-      <w:r>
-        <w:fldChar w:fldCharType="begin"/>
-      </w:r>
-      <w:r>
-        <w:instrText xml:space="preserve"> SEQ Рисунок \* ARABIC </w:instrText>
-      </w:r>
-      <w:r>
-        <w:fldChar w:fldCharType="separate"/>
-      </w:r>
-      <w:r>
-        <w:rPr>
-          <w:noProof/>
-        </w:rPr>
-        <w:t>11</w:t>
-      </w:r>
-      <w:r>
-        <w:rPr>
-          <w:noProof/>
-        </w:rPr>
-        <w:fldChar w:fldCharType="end"/>
-      </w:r>
+      <w:fldSimple w:instr=" SEQ Рисунок \* ARABIC ">
+        <w:r>
+          <w:rPr>
+            <w:noProof/>
+          </w:rPr>
+          <w:t>10</w:t>
+        </w:r>
+      </w:fldSimple>
       <w:r>
         <w:t xml:space="preserve"> </w:t>
       </w:r>
@@ -3207,15 +3193,7 @@
         <w:t xml:space="preserve"> </w:t>
       </w:r>
       <w:r>
-        <w:t xml:space="preserve">Проверка кластеризации </w:t>
-      </w:r>
-      <w:proofErr w:type="spellStart"/>
-      <w:r>
-        <w:t>g_means</w:t>
-      </w:r>
-      <w:proofErr w:type="spellEnd"/>
-      <w:r>
-        <w:t xml:space="preserve"> для таблицы </w:t>
+        <w:t xml:space="preserve">Проверка EM кластеризации для таблицы </w:t>
       </w:r>
       <w:r>
         <w:t>«В</w:t>
@@ -3232,12 +3210,11 @@
         <w:pStyle w:val="PICTURE"/>
       </w:pPr>
       <w:r>
-        <w:lastRenderedPageBreak/>
         <w:drawing>
-          <wp:inline distT="0" distB="0" distL="0" distR="0" wp14:anchorId="6CEFB683" wp14:editId="16FBBD77">
-            <wp:extent cx="5059908" cy="4259580"/>
-            <wp:effectExtent l="0" t="0" r="7620" b="7620"/>
-            <wp:docPr id="177052164" name="Graphic 1" descr="A screenshot of a computer&#10;&#10;Description automatically generated"/>
+          <wp:inline distT="0" distB="0" distL="0" distR="0" wp14:anchorId="32D6E111" wp14:editId="289EAE60">
+            <wp:extent cx="5072993" cy="3232380"/>
+            <wp:effectExtent l="0" t="0" r="0" b="6350"/>
+            <wp:docPr id="733559205" name="Graphic 1"/>
             <wp:cNvGraphicFramePr>
               <a:graphicFrameLocks xmlns:a="http://schemas.openxmlformats.org/drawingml/2006/main" noChangeAspect="1"/>
             </wp:cNvGraphicFramePr>
@@ -3245,11 +3222,11 @@
               <a:graphicData uri="http://schemas.openxmlformats.org/drawingml/2006/picture">
                 <pic:pic xmlns:pic="http://schemas.openxmlformats.org/drawingml/2006/picture">
                   <pic:nvPicPr>
-                    <pic:cNvPr id="177052164" name="Graphic 1" descr="A screenshot of a computer&#10;&#10;Description automatically generated"/>
+                    <pic:cNvPr id="733559205" name="Graphic 1"/>
                     <pic:cNvPicPr/>
                   </pic:nvPicPr>
                   <pic:blipFill>
-                    <a:blip r:embed="rId9"/>
+                    <a:blip r:embed="rId20"/>
                     <a:stretch>
                       <a:fillRect/>
                     </a:stretch>
@@ -3257,7 +3234,7 @@
                   <pic:spPr>
                     <a:xfrm>
                       <a:off x="0" y="0"/>
-                      <a:ext cx="5072993" cy="4270595"/>
+                      <a:ext cx="5072993" cy="3232380"/>
                     </a:xfrm>
                     <a:prstGeom prst="rect">
                       <a:avLst/>
@@ -3277,27 +3254,14 @@
       <w:r>
         <w:t xml:space="preserve">Рисунок </w:t>
       </w:r>
-      <w:r>
-        <w:fldChar w:fldCharType="begin"/>
-      </w:r>
-      <w:r>
-        <w:instrText xml:space="preserve"> SEQ Рисунок \* ARABIC </w:instrText>
-      </w:r>
-      <w:r>
-        <w:fldChar w:fldCharType="separate"/>
-      </w:r>
-      <w:r>
-        <w:rPr>
-          <w:noProof/>
-        </w:rPr>
-        <w:t>12</w:t>
-      </w:r>
-      <w:r>
-        <w:rPr>
-          <w:noProof/>
-        </w:rPr>
-        <w:fldChar w:fldCharType="end"/>
-      </w:r>
+      <w:fldSimple w:instr=" SEQ Рисунок \* ARABIC ">
+        <w:r>
+          <w:rPr>
+            <w:noProof/>
+          </w:rPr>
+          <w:t>11</w:t>
+        </w:r>
+      </w:fldSimple>
       <w:r>
         <w:t xml:space="preserve"> </w:t>
       </w:r>
@@ -3308,13 +3272,21 @@
         <w:t xml:space="preserve"> </w:t>
       </w:r>
       <w:r>
-        <w:t xml:space="preserve">Проверка EM кластеризации для таблицы </w:t>
-      </w:r>
-      <w:r>
-        <w:t>«З</w:t>
-      </w:r>
-      <w:r>
-        <w:t>дравоохранение</w:t>
+        <w:t xml:space="preserve">Проверка кластеризации </w:t>
+      </w:r>
+      <w:proofErr w:type="spellStart"/>
+      <w:r>
+        <w:t>k_means</w:t>
+      </w:r>
+      <w:proofErr w:type="spellEnd"/>
+      <w:r>
+        <w:t xml:space="preserve"> для таблицы </w:t>
+      </w:r>
+      <w:r>
+        <w:t>«В</w:t>
+      </w:r>
+      <w:r>
+        <w:t>ысшее образование</w:t>
       </w:r>
       <w:r>
         <w:t>»</w:t>
@@ -3325,11 +3297,12 @@
         <w:pStyle w:val="PICTURE"/>
       </w:pPr>
       <w:r>
+        <w:lastRenderedPageBreak/>
         <w:drawing>
-          <wp:inline distT="0" distB="0" distL="0" distR="0" wp14:anchorId="5C146DFA" wp14:editId="2700D361">
-            <wp:extent cx="5059908" cy="4259580"/>
-            <wp:effectExtent l="0" t="0" r="7620" b="7620"/>
-            <wp:docPr id="589862986" name="Graphic 1" descr="A screenshot of a computer&#10;&#10;Description automatically generated"/>
+          <wp:inline distT="0" distB="0" distL="0" distR="0" wp14:anchorId="700A4EA0" wp14:editId="51BE6198">
+            <wp:extent cx="5072993" cy="3262453"/>
+            <wp:effectExtent l="0" t="0" r="0" b="0"/>
+            <wp:docPr id="621638666" name="Graphic 1"/>
             <wp:cNvGraphicFramePr>
               <a:graphicFrameLocks xmlns:a="http://schemas.openxmlformats.org/drawingml/2006/main" noChangeAspect="1"/>
             </wp:cNvGraphicFramePr>
@@ -3337,11 +3310,11 @@
               <a:graphicData uri="http://schemas.openxmlformats.org/drawingml/2006/picture">
                 <pic:pic xmlns:pic="http://schemas.openxmlformats.org/drawingml/2006/picture">
                   <pic:nvPicPr>
-                    <pic:cNvPr id="589862986" name="Graphic 1" descr="A screenshot of a computer&#10;&#10;Description automatically generated"/>
+                    <pic:cNvPr id="621638666" name="Graphic 1"/>
                     <pic:cNvPicPr/>
                   </pic:nvPicPr>
                   <pic:blipFill>
-                    <a:blip r:embed="rId9"/>
+                    <a:blip r:embed="rId21"/>
                     <a:stretch>
                       <a:fillRect/>
                     </a:stretch>
@@ -3349,7 +3322,7 @@
                   <pic:spPr>
                     <a:xfrm>
                       <a:off x="0" y="0"/>
-                      <a:ext cx="5072993" cy="4270595"/>
+                      <a:ext cx="5072993" cy="3262453"/>
                     </a:xfrm>
                     <a:prstGeom prst="rect">
                       <a:avLst/>
@@ -3367,30 +3340,16 @@
         <w:pStyle w:val="PICTURECAPTION"/>
       </w:pPr>
       <w:r>
-        <w:lastRenderedPageBreak/>
         <w:t xml:space="preserve">Рисунок </w:t>
       </w:r>
-      <w:r>
-        <w:fldChar w:fldCharType="begin"/>
-      </w:r>
-      <w:r>
-        <w:instrText xml:space="preserve"> SEQ Рисунок \* ARABIC </w:instrText>
-      </w:r>
-      <w:r>
-        <w:fldChar w:fldCharType="separate"/>
-      </w:r>
-      <w:r>
-        <w:rPr>
-          <w:noProof/>
-        </w:rPr>
-        <w:t>13</w:t>
-      </w:r>
-      <w:r>
-        <w:rPr>
-          <w:noProof/>
-        </w:rPr>
-        <w:fldChar w:fldCharType="end"/>
-      </w:r>
+      <w:fldSimple w:instr=" SEQ Рисунок \* ARABIC ">
+        <w:r>
+          <w:rPr>
+            <w:noProof/>
+          </w:rPr>
+          <w:t>12</w:t>
+        </w:r>
+      </w:fldSimple>
       <w:r>
         <w:t xml:space="preserve"> </w:t>
       </w:r>
@@ -3405,17 +3364,17 @@
       </w:r>
       <w:proofErr w:type="spellStart"/>
       <w:r>
-        <w:t>k_means</w:t>
+        <w:t>g_means</w:t>
       </w:r>
       <w:proofErr w:type="spellEnd"/>
       <w:r>
         <w:t xml:space="preserve"> для таблицы </w:t>
       </w:r>
       <w:r>
-        <w:t>«З</w:t>
-      </w:r>
-      <w:r>
-        <w:t>дравоохранение</w:t>
+        <w:t>«В</w:t>
+      </w:r>
+      <w:r>
+        <w:t>ысшее образование</w:t>
       </w:r>
       <w:r>
         <w:t>»</w:t>
@@ -3427,10 +3386,10 @@
       </w:pPr>
       <w:r>
         <w:drawing>
-          <wp:inline distT="0" distB="0" distL="0" distR="0" wp14:anchorId="4C347E1A" wp14:editId="068D1EA2">
-            <wp:extent cx="5059908" cy="4259580"/>
-            <wp:effectExtent l="0" t="0" r="7620" b="7620"/>
-            <wp:docPr id="955705994" name="Graphic 1" descr="A screenshot of a computer&#10;&#10;Description automatically generated"/>
+          <wp:inline distT="0" distB="0" distL="0" distR="0" wp14:anchorId="6CEFB683" wp14:editId="4D8FDF91">
+            <wp:extent cx="5072993" cy="3151671"/>
+            <wp:effectExtent l="0" t="0" r="0" b="0"/>
+            <wp:docPr id="177052164" name="Graphic 1"/>
             <wp:cNvGraphicFramePr>
               <a:graphicFrameLocks xmlns:a="http://schemas.openxmlformats.org/drawingml/2006/main" noChangeAspect="1"/>
             </wp:cNvGraphicFramePr>
@@ -3438,11 +3397,11 @@
               <a:graphicData uri="http://schemas.openxmlformats.org/drawingml/2006/picture">
                 <pic:pic xmlns:pic="http://schemas.openxmlformats.org/drawingml/2006/picture">
                   <pic:nvPicPr>
-                    <pic:cNvPr id="955705994" name="Graphic 1" descr="A screenshot of a computer&#10;&#10;Description automatically generated"/>
+                    <pic:cNvPr id="177052164" name="Graphic 1"/>
                     <pic:cNvPicPr/>
                   </pic:nvPicPr>
                   <pic:blipFill>
-                    <a:blip r:embed="rId9"/>
+                    <a:blip r:embed="rId22"/>
                     <a:stretch>
                       <a:fillRect/>
                     </a:stretch>
@@ -3450,7 +3409,7 @@
                   <pic:spPr>
                     <a:xfrm>
                       <a:off x="0" y="0"/>
-                      <a:ext cx="5072993" cy="4270595"/>
+                      <a:ext cx="5072993" cy="3151671"/>
                     </a:xfrm>
                     <a:prstGeom prst="rect">
                       <a:avLst/>
@@ -3470,27 +3429,14 @@
       <w:r>
         <w:t xml:space="preserve">Рисунок </w:t>
       </w:r>
-      <w:r>
-        <w:fldChar w:fldCharType="begin"/>
-      </w:r>
-      <w:r>
-        <w:instrText xml:space="preserve"> SEQ Рисунок \* ARABIC </w:instrText>
-      </w:r>
-      <w:r>
-        <w:fldChar w:fldCharType="separate"/>
-      </w:r>
-      <w:r>
-        <w:rPr>
-          <w:noProof/>
-        </w:rPr>
-        <w:t>14</w:t>
-      </w:r>
-      <w:r>
-        <w:rPr>
-          <w:noProof/>
-        </w:rPr>
-        <w:fldChar w:fldCharType="end"/>
-      </w:r>
+      <w:fldSimple w:instr=" SEQ Рисунок \* ARABIC ">
+        <w:r>
+          <w:rPr>
+            <w:noProof/>
+          </w:rPr>
+          <w:t>13</w:t>
+        </w:r>
+      </w:fldSimple>
       <w:r>
         <w:t xml:space="preserve"> </w:t>
       </w:r>
@@ -3501,15 +3447,7 @@
         <w:t xml:space="preserve"> </w:t>
       </w:r>
       <w:r>
-        <w:t xml:space="preserve">Проверка кластеризации </w:t>
-      </w:r>
-      <w:proofErr w:type="spellStart"/>
-      <w:r>
-        <w:t>g_means</w:t>
-      </w:r>
-      <w:proofErr w:type="spellEnd"/>
-      <w:r>
-        <w:t xml:space="preserve"> для таблицы </w:t>
+        <w:t xml:space="preserve">Проверка EM кластеризации для таблицы </w:t>
       </w:r>
       <w:r>
         <w:t>«З</w:t>
@@ -3523,69 +3461,247 @@
     </w:p>
     <w:p>
       <w:pPr>
-        <w:pStyle w:val="DIV1"/>
-        <w:rPr>
-          <w:lang w:val="en-US"/>
-        </w:rPr>
-      </w:pPr>
-      <w:r>
-        <w:t>Выводы</w:t>
+        <w:pStyle w:val="PICTURE"/>
+      </w:pPr>
+      <w:r>
+        <w:lastRenderedPageBreak/>
+        <w:drawing>
+          <wp:inline distT="0" distB="0" distL="0" distR="0" wp14:anchorId="5C146DFA" wp14:editId="24284DD9">
+            <wp:extent cx="5072993" cy="3128872"/>
+            <wp:effectExtent l="0" t="0" r="0" b="0"/>
+            <wp:docPr id="589862986" name="Graphic 1"/>
+            <wp:cNvGraphicFramePr>
+              <a:graphicFrameLocks xmlns:a="http://schemas.openxmlformats.org/drawingml/2006/main" noChangeAspect="1"/>
+            </wp:cNvGraphicFramePr>
+            <a:graphic xmlns:a="http://schemas.openxmlformats.org/drawingml/2006/main">
+              <a:graphicData uri="http://schemas.openxmlformats.org/drawingml/2006/picture">
+                <pic:pic xmlns:pic="http://schemas.openxmlformats.org/drawingml/2006/picture">
+                  <pic:nvPicPr>
+                    <pic:cNvPr id="589862986" name="Graphic 1"/>
+                    <pic:cNvPicPr/>
+                  </pic:nvPicPr>
+                  <pic:blipFill>
+                    <a:blip r:embed="rId23"/>
+                    <a:stretch>
+                      <a:fillRect/>
+                    </a:stretch>
+                  </pic:blipFill>
+                  <pic:spPr>
+                    <a:xfrm>
+                      <a:off x="0" y="0"/>
+                      <a:ext cx="5072993" cy="3128872"/>
+                    </a:xfrm>
+                    <a:prstGeom prst="rect">
+                      <a:avLst/>
+                    </a:prstGeom>
+                  </pic:spPr>
+                </pic:pic>
+              </a:graphicData>
+            </a:graphic>
+          </wp:inline>
+        </w:drawing>
       </w:r>
     </w:p>
     <w:p>
       <w:pPr>
-        <w:pStyle w:val="MAINTEXT1"/>
-      </w:pPr>
-      <w:r>
-        <w:t xml:space="preserve">В ходе выполнения лабораторной работы были изучены основные методы кластерного анализа и способы оценки полученных результатов в среде </w:t>
+        <w:pStyle w:val="PICTURECAPTION"/>
+      </w:pPr>
+      <w:r>
+        <w:t xml:space="preserve">Рисунок </w:t>
+      </w:r>
+      <w:fldSimple w:instr=" SEQ Рисунок \* ARABIC ">
+        <w:r>
+          <w:rPr>
+            <w:noProof/>
+          </w:rPr>
+          <w:t>14</w:t>
+        </w:r>
+      </w:fldSimple>
+      <w:r>
+        <w:t xml:space="preserve"> </w:t>
+      </w:r>
+      <w:r>
+        <w:t>—</w:t>
+      </w:r>
+      <w:r>
+        <w:t xml:space="preserve"> </w:t>
+      </w:r>
+      <w:r>
+        <w:t xml:space="preserve">Проверка кластеризации </w:t>
       </w:r>
       <w:proofErr w:type="spellStart"/>
       <w:r>
-        <w:rPr>
-          <w:lang w:val="en-US"/>
-        </w:rPr>
-        <w:t>Loginom</w:t>
+        <w:t>k_means</w:t>
       </w:r>
       <w:proofErr w:type="spellEnd"/>
       <w:r>
-        <w:t>.</w:t>
+        <w:t xml:space="preserve"> для таблицы </w:t>
+      </w:r>
+      <w:r>
+        <w:t>«З</w:t>
+      </w:r>
+      <w:r>
+        <w:t>дравоохранение</w:t>
+      </w:r>
+      <w:r>
+        <w:t>»</w:t>
       </w:r>
     </w:p>
     <w:p>
       <w:pPr>
-        <w:pStyle w:val="MAINTEXT1"/>
-      </w:pPr>
-      <w:r>
-        <w:t xml:space="preserve">На этапе подготовки данных были обработаны наборы «Высшее образование» и «Здравоохранение». Из исходных таблиц были исключены некорректные для дальнейшего анализа значения, после чего числовые признаки были нормализованы методом </w:t>
-      </w:r>
-      <w:r>
-        <w:rPr>
-          <w:lang w:val="en-US"/>
-        </w:rPr>
-        <w:t>Min</w:t>
-      </w:r>
-      <w:r>
-        <w:t>-</w:t>
-      </w:r>
-      <w:r>
-        <w:rPr>
-          <w:lang w:val="en-US"/>
-        </w:rPr>
-        <w:t>Max</w:t>
-      </w:r>
-      <w:r>
-        <w:t>. Это позволило привести характеристики объектов к сопоставимому масштабу и уменьшить влияние различий в диапазонах значений признаков.</w:t>
+        <w:pStyle w:val="PICTURE"/>
+      </w:pPr>
+      <w:r>
+        <w:drawing>
+          <wp:inline distT="0" distB="0" distL="0" distR="0" wp14:anchorId="4C347E1A" wp14:editId="1DBEBDA4">
+            <wp:extent cx="5072993" cy="3147910"/>
+            <wp:effectExtent l="0" t="0" r="0" b="0"/>
+            <wp:docPr id="955705994" name="Graphic 1"/>
+            <wp:cNvGraphicFramePr>
+              <a:graphicFrameLocks xmlns:a="http://schemas.openxmlformats.org/drawingml/2006/main" noChangeAspect="1"/>
+            </wp:cNvGraphicFramePr>
+            <a:graphic xmlns:a="http://schemas.openxmlformats.org/drawingml/2006/main">
+              <a:graphicData uri="http://schemas.openxmlformats.org/drawingml/2006/picture">
+                <pic:pic xmlns:pic="http://schemas.openxmlformats.org/drawingml/2006/picture">
+                  <pic:nvPicPr>
+                    <pic:cNvPr id="955705994" name="Graphic 1"/>
+                    <pic:cNvPicPr/>
+                  </pic:nvPicPr>
+                  <pic:blipFill>
+                    <a:blip r:embed="rId24"/>
+                    <a:stretch>
+                      <a:fillRect/>
+                    </a:stretch>
+                  </pic:blipFill>
+                  <pic:spPr>
+                    <a:xfrm>
+                      <a:off x="0" y="0"/>
+                      <a:ext cx="5072993" cy="3147910"/>
+                    </a:xfrm>
+                    <a:prstGeom prst="rect">
+                      <a:avLst/>
+                    </a:prstGeom>
+                  </pic:spPr>
+                </pic:pic>
+              </a:graphicData>
+            </a:graphic>
+          </wp:inline>
+        </w:drawing>
       </w:r>
     </w:p>
     <w:p>
       <w:pPr>
+        <w:pStyle w:val="PICTURECAPTION"/>
+      </w:pPr>
+      <w:r>
+        <w:t xml:space="preserve">Рисунок </w:t>
+      </w:r>
+      <w:fldSimple w:instr=" SEQ Рисунок \* ARABIC ">
+        <w:r>
+          <w:rPr>
+            <w:noProof/>
+          </w:rPr>
+          <w:t>15</w:t>
+        </w:r>
+      </w:fldSimple>
+      <w:r>
+        <w:t xml:space="preserve"> </w:t>
+      </w:r>
+      <w:r>
+        <w:t>—</w:t>
+      </w:r>
+      <w:r>
+        <w:t xml:space="preserve"> </w:t>
+      </w:r>
+      <w:r>
+        <w:t xml:space="preserve">Проверка кластеризации </w:t>
+      </w:r>
+      <w:proofErr w:type="spellStart"/>
+      <w:r>
+        <w:t>g_means</w:t>
+      </w:r>
+      <w:proofErr w:type="spellEnd"/>
+      <w:r>
+        <w:t xml:space="preserve"> для таблицы </w:t>
+      </w:r>
+      <w:r>
+        <w:t>«З</w:t>
+      </w:r>
+      <w:r>
+        <w:t>дравоохранение</w:t>
+      </w:r>
+      <w:r>
+        <w:t>»</w:t>
+      </w:r>
+    </w:p>
+    <w:p>
+      <w:pPr>
+        <w:pStyle w:val="DIV1"/>
+        <w:rPr>
+          <w:lang w:val="en-US"/>
+        </w:rPr>
+      </w:pPr>
+      <w:r>
+        <w:t>Выводы</w:t>
+      </w:r>
+    </w:p>
+    <w:p>
+      <w:pPr>
         <w:pStyle w:val="MAINTEXT1"/>
       </w:pPr>
       <w:r>
+        <w:t xml:space="preserve">В ходе выполнения лабораторной работы были изучены основные методы кластерного анализа и способы оценки полученных результатов в среде </w:t>
+      </w:r>
+      <w:proofErr w:type="spellStart"/>
+      <w:r>
+        <w:rPr>
+          <w:lang w:val="en-US"/>
+        </w:rPr>
+        <w:t>Loginom</w:t>
+      </w:r>
+      <w:proofErr w:type="spellEnd"/>
+      <w:r>
+        <w:t>.</w:t>
+      </w:r>
+    </w:p>
+    <w:p>
+      <w:pPr>
+        <w:pStyle w:val="MAINTEXT1"/>
+      </w:pPr>
+      <w:r>
+        <w:t xml:space="preserve">На этапе подготовки данных были обработаны наборы «Высшее </w:t>
+      </w:r>
+      <w:r>
+        <w:lastRenderedPageBreak/>
+        <w:t xml:space="preserve">образование» и «Здравоохранение». Из исходных таблиц были исключены некорректные для дальнейшего анализа значения, после чего числовые признаки были нормализованы методом </w:t>
+      </w:r>
+      <w:r>
+        <w:rPr>
+          <w:lang w:val="en-US"/>
+        </w:rPr>
+        <w:t>Min</w:t>
+      </w:r>
+      <w:r>
+        <w:t>-</w:t>
+      </w:r>
+      <w:r>
+        <w:rPr>
+          <w:lang w:val="en-US"/>
+        </w:rPr>
+        <w:t>Max</w:t>
+      </w:r>
+      <w:r>
+        <w:t>. Это позволило привести характеристики объектов к сопоставимому масштабу и уменьшить влияние различий в диапазонах значений признаков.</w:t>
+      </w:r>
+    </w:p>
+    <w:p>
+      <w:pPr>
+        <w:pStyle w:val="MAINTEXT1"/>
+      </w:pPr>
+      <w:r>
         <w:t xml:space="preserve">Для определения количества кластеров был использован метод «локтя». </w:t>
       </w:r>
       <w:r>
-        <w:lastRenderedPageBreak/>
         <w:t xml:space="preserve">В ходе нескольких итераций вычислялось значение </w:t>
       </w:r>
       <w:proofErr w:type="spellStart"/>
@@ -3807,7 +3923,7 @@
 </file>
 
 <file path=word/endnotes.xml><?xml version="1.0" encoding="utf-8"?>
-<w:endnotes xmlns:wpc="http://schemas.microsoft.com/office/word/2010/wordprocessingCanvas" xmlns:cx="http://schemas.microsoft.com/office/drawing/2014/chartex" xmlns:cx1="http://schemas.microsoft.com/office/drawing/2015/9/8/chartex" xmlns:cx2="http://schemas.microsoft.com/office/drawing/2015/10/21/chartex" xmlns:cx3="http://schemas.microsoft.com/office/drawing/2016/5/9/chartex" xmlns:cx4="http://schemas.microsoft.com/office/drawing/2016/5/10/chartex" xmlns:cx5="http://schemas.microsoft.com/office/drawing/2016/5/11/chartex" xmlns:cx6="http://schemas.microsoft.com/office/drawing/2016/5/12/chartex" xmlns:cx7="http://schemas.microsoft.com/office/drawing/2016/5/13/chartex" xmlns:cx8="http://schemas.microsoft.com/office/drawing/2016/5/14/chartex" xmlns:mc="http://schemas.openxmlformats.org/markup-compatibility/2006" xmlns:aink="http://schemas.microsoft.com/office/drawing/2016/ink" xmlns:am3d="http://schemas.microsoft.com/office/drawing/2017/model3d" xmlns:o="urn:schemas-microsoft-com:office:office" xmlns:oel="http://schemas.microsoft.com/office/2019/extlst" xmlns:r="http://schemas.openxmlformats.org/officeDocument/2006/relationships" xmlns:m="http://schemas.openxmlformats.org/officeDocument/2006/math" xmlns:v="urn:schemas-microsoft-com:vml" xmlns:wp14="http://schemas.microsoft.com/office/word/2010/wordprocessingDrawing" xmlns:wp="http://schemas.openxmlformats.org/drawingml/2006/wordprocessingDrawing" xmlns:w10="urn:schemas-microsoft-com:office:word" xmlns:w="http://schemas.openxmlformats.org/wordprocessingml/2006/main" xmlns:w14="http://schemas.microsoft.com/office/word/2010/wordml" xmlns:w15="http://schemas.microsoft.com/office/word/2012/wordml" xmlns:w16cex="http://schemas.microsoft.com/office/word/2018/wordml/cex" xmlns:w16cid="http://schemas.microsoft.com/office/word/2016/wordml/cid" xmlns:w16="http://schemas.microsoft.com/office/word/2018/wordml" xmlns:w16du="http://schemas.microsoft.com/office/word/2023/wordml/word16du" xmlns:w16sdtdh="http://schemas.microsoft.com/office/word/2020/wordml/sdtdatahash" xmlns:w16se="http://schemas.microsoft.com/office/word/2015/wordml/symex" xmlns:wpg="http://schemas.microsoft.com/office/word/2010/wordprocessingGroup" xmlns:wpi="http://schemas.microsoft.com/office/word/2010/wordprocessingInk" xmlns:wne="http://schemas.microsoft.com/office/word/2006/wordml" xmlns:wps="http://schemas.microsoft.com/office/word/2010/wordprocessingShape" mc:Ignorable="w14 w15 w16se w16cid w16 w16cex w16sdtdh w16du wp14">
+<w:endnotes xmlns:wpc="http://schemas.microsoft.com/office/word/2010/wordprocessingCanvas" xmlns:cx="http://schemas.microsoft.com/office/drawing/2014/chartex" xmlns:cx1="http://schemas.microsoft.com/office/drawing/2015/9/8/chartex" xmlns:cx2="http://schemas.microsoft.com/office/drawing/2015/10/21/chartex" xmlns:cx3="http://schemas.microsoft.com/office/drawing/2016/5/9/chartex" xmlns:cx4="http://schemas.microsoft.com/office/drawing/2016/5/10/chartex" xmlns:cx5="http://schemas.microsoft.com/office/drawing/2016/5/11/chartex" xmlns:cx6="http://schemas.microsoft.com/office/drawing/2016/5/12/chartex" xmlns:cx7="http://schemas.microsoft.com/office/drawing/2016/5/13/chartex" xmlns:cx8="http://schemas.microsoft.com/office/drawing/2016/5/14/chartex" xmlns:mc="http://schemas.openxmlformats.org/markup-compatibility/2006" xmlns:aink="http://schemas.microsoft.com/office/drawing/2016/ink" xmlns:am3d="http://schemas.microsoft.com/office/drawing/2017/model3d" xmlns:o="urn:schemas-microsoft-com:office:office" xmlns:r="http://schemas.openxmlformats.org/officeDocument/2006/relationships" xmlns:m="http://schemas.openxmlformats.org/officeDocument/2006/math" xmlns:v="urn:schemas-microsoft-com:vml" xmlns:wp14="http://schemas.microsoft.com/office/word/2010/wordprocessingDrawing" xmlns:wp="http://schemas.openxmlformats.org/drawingml/2006/wordprocessingDrawing" xmlns:w10="urn:schemas-microsoft-com:office:word" xmlns:w="http://schemas.openxmlformats.org/wordprocessingml/2006/main" xmlns:w14="http://schemas.microsoft.com/office/word/2010/wordml" xmlns:w15="http://schemas.microsoft.com/office/word/2012/wordml" xmlns:w16cex="http://schemas.microsoft.com/office/word/2018/wordml/cex" xmlns:w16cid="http://schemas.microsoft.com/office/word/2016/wordml/cid" xmlns:w16="http://schemas.microsoft.com/office/word/2018/wordml" xmlns:w16sdtdh="http://schemas.microsoft.com/office/word/2020/wordml/sdtdatahash" xmlns:w16se="http://schemas.microsoft.com/office/word/2015/wordml/symex" xmlns:wpg="http://schemas.microsoft.com/office/word/2010/wordprocessingGroup" xmlns:wpi="http://schemas.microsoft.com/office/word/2010/wordprocessingInk" xmlns:wne="http://schemas.microsoft.com/office/word/2006/wordml" xmlns:wps="http://schemas.microsoft.com/office/word/2010/wordprocessingShape" mc:Ignorable="w14 w15 w16se w16cid w16 w16cex w16sdtdh wp14">
   <w:endnote w:type="separator" w:id="-1">
     <w:p>
       <w:r>
@@ -3826,7 +3942,7 @@
 </file>
 
 <file path=word/footer1.xml><?xml version="1.0" encoding="utf-8"?>
-<w:ftr xmlns:wpc="http://schemas.microsoft.com/office/word/2010/wordprocessingCanvas" xmlns:cx="http://schemas.microsoft.com/office/drawing/2014/chartex" xmlns:cx1="http://schemas.microsoft.com/office/drawing/2015/9/8/chartex" xmlns:cx2="http://schemas.microsoft.com/office/drawing/2015/10/21/chartex" xmlns:cx3="http://schemas.microsoft.com/office/drawing/2016/5/9/chartex" xmlns:cx4="http://schemas.microsoft.com/office/drawing/2016/5/10/chartex" xmlns:cx5="http://schemas.microsoft.com/office/drawing/2016/5/11/chartex" xmlns:cx6="http://schemas.microsoft.com/office/drawing/2016/5/12/chartex" xmlns:cx7="http://schemas.microsoft.com/office/drawing/2016/5/13/chartex" xmlns:cx8="http://schemas.microsoft.com/office/drawing/2016/5/14/chartex" xmlns:mc="http://schemas.openxmlformats.org/markup-compatibility/2006" xmlns:aink="http://schemas.microsoft.com/office/drawing/2016/ink" xmlns:am3d="http://schemas.microsoft.com/office/drawing/2017/model3d" xmlns:o="urn:schemas-microsoft-com:office:office" xmlns:oel="http://schemas.microsoft.com/office/2019/extlst" xmlns:r="http://schemas.openxmlformats.org/officeDocument/2006/relationships" xmlns:m="http://schemas.openxmlformats.org/officeDocument/2006/math" xmlns:v="urn:schemas-microsoft-com:vml" xmlns:wp14="http://schemas.microsoft.com/office/word/2010/wordprocessingDrawing" xmlns:wp="http://schemas.openxmlformats.org/drawingml/2006/wordprocessingDrawing" xmlns:w10="urn:schemas-microsoft-com:office:word" xmlns:w="http://schemas.openxmlformats.org/wordprocessingml/2006/main" xmlns:w14="http://schemas.microsoft.com/office/word/2010/wordml" xmlns:w15="http://schemas.microsoft.com/office/word/2012/wordml" xmlns:w16cex="http://schemas.microsoft.com/office/word/2018/wordml/cex" xmlns:w16cid="http://schemas.microsoft.com/office/word/2016/wordml/cid" xmlns:w16="http://schemas.microsoft.com/office/word/2018/wordml" xmlns:w16du="http://schemas.microsoft.com/office/word/2023/wordml/word16du" xmlns:w16sdtdh="http://schemas.microsoft.com/office/word/2020/wordml/sdtdatahash" xmlns:w16se="http://schemas.microsoft.com/office/word/2015/wordml/symex" xmlns:wpg="http://schemas.microsoft.com/office/word/2010/wordprocessingGroup" xmlns:wpi="http://schemas.microsoft.com/office/word/2010/wordprocessingInk" xmlns:wne="http://schemas.microsoft.com/office/word/2006/wordml" xmlns:wps="http://schemas.microsoft.com/office/word/2010/wordprocessingShape" mc:Ignorable="w14 w15 w16se w16cid w16 w16cex w16sdtdh w16du wp14">
+<w:ftr xmlns:wpc="http://schemas.microsoft.com/office/word/2010/wordprocessingCanvas" xmlns:cx="http://schemas.microsoft.com/office/drawing/2014/chartex" xmlns:cx1="http://schemas.microsoft.com/office/drawing/2015/9/8/chartex" xmlns:cx2="http://schemas.microsoft.com/office/drawing/2015/10/21/chartex" xmlns:cx3="http://schemas.microsoft.com/office/drawing/2016/5/9/chartex" xmlns:cx4="http://schemas.microsoft.com/office/drawing/2016/5/10/chartex" xmlns:cx5="http://schemas.microsoft.com/office/drawing/2016/5/11/chartex" xmlns:cx6="http://schemas.microsoft.com/office/drawing/2016/5/12/chartex" xmlns:cx7="http://schemas.microsoft.com/office/drawing/2016/5/13/chartex" xmlns:cx8="http://schemas.microsoft.com/office/drawing/2016/5/14/chartex" xmlns:mc="http://schemas.openxmlformats.org/markup-compatibility/2006" xmlns:aink="http://schemas.microsoft.com/office/drawing/2016/ink" xmlns:am3d="http://schemas.microsoft.com/office/drawing/2017/model3d" xmlns:o="urn:schemas-microsoft-com:office:office" xmlns:r="http://schemas.openxmlformats.org/officeDocument/2006/relationships" xmlns:m="http://schemas.openxmlformats.org/officeDocument/2006/math" xmlns:v="urn:schemas-microsoft-com:vml" xmlns:wp14="http://schemas.microsoft.com/office/word/2010/wordprocessingDrawing" xmlns:wp="http://schemas.openxmlformats.org/drawingml/2006/wordprocessingDrawing" xmlns:w10="urn:schemas-microsoft-com:office:word" xmlns:w="http://schemas.openxmlformats.org/wordprocessingml/2006/main" xmlns:w14="http://schemas.microsoft.com/office/word/2010/wordml" xmlns:w15="http://schemas.microsoft.com/office/word/2012/wordml" xmlns:w16cex="http://schemas.microsoft.com/office/word/2018/wordml/cex" xmlns:w16cid="http://schemas.microsoft.com/office/word/2016/wordml/cid" xmlns:w16="http://schemas.microsoft.com/office/word/2018/wordml" xmlns:w16sdtdh="http://schemas.microsoft.com/office/word/2020/wordml/sdtdatahash" xmlns:w16se="http://schemas.microsoft.com/office/word/2015/wordml/symex" xmlns:wpg="http://schemas.microsoft.com/office/word/2010/wordprocessingGroup" xmlns:wpi="http://schemas.microsoft.com/office/word/2010/wordprocessingInk" xmlns:wne="http://schemas.microsoft.com/office/word/2006/wordml" xmlns:wps="http://schemas.microsoft.com/office/word/2010/wordprocessingShape" mc:Ignorable="w14 w15 w16se w16cid w16 w16cex w16sdtdh wp14">
   <w:sdt>
     <w:sdtPr>
       <w:id w:val="-1419641891"/>
@@ -3844,7 +3960,7 @@
     <w:sdtContent>
       <w:p>
         <w:pPr>
-          <w:pStyle w:val="Footer"/>
+          <w:pStyle w:val="a9"/>
           <w:widowControl w:val="0"/>
           <w:jc w:val="center"/>
           <w:rPr>
@@ -3894,7 +4010,7 @@
 </file>
 
 <file path=word/footnotes.xml><?xml version="1.0" encoding="utf-8"?>
-<w:footnotes xmlns:wpc="http://schemas.microsoft.com/office/word/2010/wordprocessingCanvas" xmlns:cx="http://schemas.microsoft.com/office/drawing/2014/chartex" xmlns:cx1="http://schemas.microsoft.com/office/drawing/2015/9/8/chartex" xmlns:cx2="http://schemas.microsoft.com/office/drawing/2015/10/21/chartex" xmlns:cx3="http://schemas.microsoft.com/office/drawing/2016/5/9/chartex" xmlns:cx4="http://schemas.microsoft.com/office/drawing/2016/5/10/chartex" xmlns:cx5="http://schemas.microsoft.com/office/drawing/2016/5/11/chartex" xmlns:cx6="http://schemas.microsoft.com/office/drawing/2016/5/12/chartex" xmlns:cx7="http://schemas.microsoft.com/office/drawing/2016/5/13/chartex" xmlns:cx8="http://schemas.microsoft.com/office/drawing/2016/5/14/chartex" xmlns:mc="http://schemas.openxmlformats.org/markup-compatibility/2006" xmlns:aink="http://schemas.microsoft.com/office/drawing/2016/ink" xmlns:am3d="http://schemas.microsoft.com/office/drawing/2017/model3d" xmlns:o="urn:schemas-microsoft-com:office:office" xmlns:oel="http://schemas.microsoft.com/office/2019/extlst" xmlns:r="http://schemas.openxmlformats.org/officeDocument/2006/relationships" xmlns:m="http://schemas.openxmlformats.org/officeDocument/2006/math" xmlns:v="urn:schemas-microsoft-com:vml" xmlns:wp14="http://schemas.microsoft.com/office/word/2010/wordprocessingDrawing" xmlns:wp="http://schemas.openxmlformats.org/drawingml/2006/wordprocessingDrawing" xmlns:w10="urn:schemas-microsoft-com:office:word" xmlns:w="http://schemas.openxmlformats.org/wordprocessingml/2006/main" xmlns:w14="http://schemas.microsoft.com/office/word/2010/wordml" xmlns:w15="http://schemas.microsoft.com/office/word/2012/wordml" xmlns:w16cex="http://schemas.microsoft.com/office/word/2018/wordml/cex" xmlns:w16cid="http://schemas.microsoft.com/office/word/2016/wordml/cid" xmlns:w16="http://schemas.microsoft.com/office/word/2018/wordml" xmlns:w16du="http://schemas.microsoft.com/office/word/2023/wordml/word16du" xmlns:w16sdtdh="http://schemas.microsoft.com/office/word/2020/wordml/sdtdatahash" xmlns:w16se="http://schemas.microsoft.com/office/word/2015/wordml/symex" xmlns:wpg="http://schemas.microsoft.com/office/word/2010/wordprocessingGroup" xmlns:wpi="http://schemas.microsoft.com/office/word/2010/wordprocessingInk" xmlns:wne="http://schemas.microsoft.com/office/word/2006/wordml" xmlns:wps="http://schemas.microsoft.com/office/word/2010/wordprocessingShape" mc:Ignorable="w14 w15 w16se w16cid w16 w16cex w16sdtdh w16du wp14">
+<w:footnotes xmlns:wpc="http://schemas.microsoft.com/office/word/2010/wordprocessingCanvas" xmlns:cx="http://schemas.microsoft.com/office/drawing/2014/chartex" xmlns:cx1="http://schemas.microsoft.com/office/drawing/2015/9/8/chartex" xmlns:cx2="http://schemas.microsoft.com/office/drawing/2015/10/21/chartex" xmlns:cx3="http://schemas.microsoft.com/office/drawing/2016/5/9/chartex" xmlns:cx4="http://schemas.microsoft.com/office/drawing/2016/5/10/chartex" xmlns:cx5="http://schemas.microsoft.com/office/drawing/2016/5/11/chartex" xmlns:cx6="http://schemas.microsoft.com/office/drawing/2016/5/12/chartex" xmlns:cx7="http://schemas.microsoft.com/office/drawing/2016/5/13/chartex" xmlns:cx8="http://schemas.microsoft.com/office/drawing/2016/5/14/chartex" xmlns:mc="http://schemas.openxmlformats.org/markup-compatibility/2006" xmlns:aink="http://schemas.microsoft.com/office/drawing/2016/ink" xmlns:am3d="http://schemas.microsoft.com/office/drawing/2017/model3d" xmlns:o="urn:schemas-microsoft-com:office:office" xmlns:r="http://schemas.openxmlformats.org/officeDocument/2006/relationships" xmlns:m="http://schemas.openxmlformats.org/officeDocument/2006/math" xmlns:v="urn:schemas-microsoft-com:vml" xmlns:wp14="http://schemas.microsoft.com/office/word/2010/wordprocessingDrawing" xmlns:wp="http://schemas.openxmlformats.org/drawingml/2006/wordprocessingDrawing" xmlns:w10="urn:schemas-microsoft-com:office:word" xmlns:w="http://schemas.openxmlformats.org/wordprocessingml/2006/main" xmlns:w14="http://schemas.microsoft.com/office/word/2010/wordml" xmlns:w15="http://schemas.microsoft.com/office/word/2012/wordml" xmlns:w16cex="http://schemas.microsoft.com/office/word/2018/wordml/cex" xmlns:w16cid="http://schemas.microsoft.com/office/word/2016/wordml/cid" xmlns:w16="http://schemas.microsoft.com/office/word/2018/wordml" xmlns:w16sdtdh="http://schemas.microsoft.com/office/word/2020/wordml/sdtdatahash" xmlns:w16se="http://schemas.microsoft.com/office/word/2015/wordml/symex" xmlns:wpg="http://schemas.microsoft.com/office/word/2010/wordprocessingGroup" xmlns:wpi="http://schemas.microsoft.com/office/word/2010/wordprocessingInk" xmlns:wne="http://schemas.microsoft.com/office/word/2006/wordml" xmlns:wps="http://schemas.microsoft.com/office/word/2010/wordprocessingShape" mc:Ignorable="w14 w15 w16se w16cid w16 w16cex w16sdtdh wp14">
   <w:footnote w:type="separator" w:id="-1">
     <w:p>
       <w:r>
@@ -3913,7 +4029,7 @@
 </file>
 
 <file path=word/numbering.xml><?xml version="1.0" encoding="utf-8"?>
-<w:numbering xmlns:wpc="http://schemas.microsoft.com/office/word/2010/wordprocessingCanvas" xmlns:cx="http://schemas.microsoft.com/office/drawing/2014/chartex" xmlns:cx1="http://schemas.microsoft.com/office/drawing/2015/9/8/chartex" xmlns:cx2="http://schemas.microsoft.com/office/drawing/2015/10/21/chartex" xmlns:cx3="http://schemas.microsoft.com/office/drawing/2016/5/9/chartex" xmlns:cx4="http://schemas.microsoft.com/office/drawing/2016/5/10/chartex" xmlns:cx5="http://schemas.microsoft.com/office/drawing/2016/5/11/chartex" xmlns:cx6="http://schemas.microsoft.com/office/drawing/2016/5/12/chartex" xmlns:cx7="http://schemas.microsoft.com/office/drawing/2016/5/13/chartex" xmlns:cx8="http://schemas.microsoft.com/office/drawing/2016/5/14/chartex" xmlns:mc="http://schemas.openxmlformats.org/markup-compatibility/2006" xmlns:aink="http://schemas.microsoft.com/office/drawing/2016/ink" xmlns:am3d="http://schemas.microsoft.com/office/drawing/2017/model3d" xmlns:o="urn:schemas-microsoft-com:office:office" xmlns:oel="http://schemas.microsoft.com/office/2019/extlst" xmlns:r="http://schemas.openxmlformats.org/officeDocument/2006/relationships" xmlns:m="http://schemas.openxmlformats.org/officeDocument/2006/math" xmlns:v="urn:schemas-microsoft-com:vml" xmlns:wp14="http://schemas.microsoft.com/office/word/2010/wordprocessingDrawing" xmlns:wp="http://schemas.openxmlformats.org/drawingml/2006/wordprocessingDrawing" xmlns:w10="urn:schemas-microsoft-com:office:word" xmlns:w="http://schemas.openxmlformats.org/wordprocessingml/2006/main" xmlns:w14="http://schemas.microsoft.com/office/word/2010/wordml" xmlns:w15="http://schemas.microsoft.com/office/word/2012/wordml" xmlns:w16cex="http://schemas.microsoft.com/office/word/2018/wordml/cex" xmlns:w16cid="http://schemas.microsoft.com/office/word/2016/wordml/cid" xmlns:w16="http://schemas.microsoft.com/office/word/2018/wordml" xmlns:w16du="http://schemas.microsoft.com/office/word/2023/wordml/word16du" xmlns:w16sdtdh="http://schemas.microsoft.com/office/word/2020/wordml/sdtdatahash" xmlns:w16se="http://schemas.microsoft.com/office/word/2015/wordml/symex" xmlns:wpg="http://schemas.microsoft.com/office/word/2010/wordprocessingGroup" xmlns:wpi="http://schemas.microsoft.com/office/word/2010/wordprocessingInk" xmlns:wne="http://schemas.microsoft.com/office/word/2006/wordml" xmlns:wps="http://schemas.microsoft.com/office/word/2010/wordprocessingShape" mc:Ignorable="w14 w15 w16se w16cid w16 w16cex w16sdtdh w16du wp14">
+<w:numbering xmlns:wpc="http://schemas.microsoft.com/office/word/2010/wordprocessingCanvas" xmlns:cx="http://schemas.microsoft.com/office/drawing/2014/chartex" xmlns:cx1="http://schemas.microsoft.com/office/drawing/2015/9/8/chartex" xmlns:cx2="http://schemas.microsoft.com/office/drawing/2015/10/21/chartex" xmlns:cx3="http://schemas.microsoft.com/office/drawing/2016/5/9/chartex" xmlns:cx4="http://schemas.microsoft.com/office/drawing/2016/5/10/chartex" xmlns:cx5="http://schemas.microsoft.com/office/drawing/2016/5/11/chartex" xmlns:cx6="http://schemas.microsoft.com/office/drawing/2016/5/12/chartex" xmlns:cx7="http://schemas.microsoft.com/office/drawing/2016/5/13/chartex" xmlns:cx8="http://schemas.microsoft.com/office/drawing/2016/5/14/chartex" xmlns:mc="http://schemas.openxmlformats.org/markup-compatibility/2006" xmlns:aink="http://schemas.microsoft.com/office/drawing/2016/ink" xmlns:am3d="http://schemas.microsoft.com/office/drawing/2017/model3d" xmlns:o="urn:schemas-microsoft-com:office:office" xmlns:r="http://schemas.openxmlformats.org/officeDocument/2006/relationships" xmlns:m="http://schemas.openxmlformats.org/officeDocument/2006/math" xmlns:v="urn:schemas-microsoft-com:vml" xmlns:wp14="http://schemas.microsoft.com/office/word/2010/wordprocessingDrawing" xmlns:wp="http://schemas.openxmlformats.org/drawingml/2006/wordprocessingDrawing" xmlns:w10="urn:schemas-microsoft-com:office:word" xmlns:w="http://schemas.openxmlformats.org/wordprocessingml/2006/main" xmlns:w14="http://schemas.microsoft.com/office/word/2010/wordml" xmlns:w15="http://schemas.microsoft.com/office/word/2012/wordml" xmlns:w16cex="http://schemas.microsoft.com/office/word/2018/wordml/cex" xmlns:w16cid="http://schemas.microsoft.com/office/word/2016/wordml/cid" xmlns:w16="http://schemas.microsoft.com/office/word/2018/wordml" xmlns:w16sdtdh="http://schemas.microsoft.com/office/word/2020/wordml/sdtdatahash" xmlns:w16se="http://schemas.microsoft.com/office/word/2015/wordml/symex" xmlns:wpg="http://schemas.microsoft.com/office/word/2010/wordprocessingGroup" xmlns:wpi="http://schemas.microsoft.com/office/word/2010/wordprocessingInk" xmlns:wne="http://schemas.microsoft.com/office/word/2006/wordml" xmlns:wps="http://schemas.microsoft.com/office/word/2010/wordprocessingShape" mc:Ignorable="w14 w15 w16se w16cid w16 w16cex w16sdtdh wp14">
   <w:abstractNum w:abstractNumId="0" w15:restartNumberingAfterBreak="0">
     <w:nsid w:val="0421186D"/>
     <w:multiLevelType w:val="multilevel"/>
@@ -9214,142 +9330,142 @@
       </w:rPr>
     </w:lvl>
   </w:abstractNum>
-  <w:num w:numId="1" w16cid:durableId="1570916309">
+  <w:num w:numId="1">
     <w:abstractNumId w:val="3"/>
   </w:num>
-  <w:num w:numId="2" w16cid:durableId="1745106556">
+  <w:num w:numId="2">
     <w:abstractNumId w:val="20"/>
   </w:num>
-  <w:num w:numId="3" w16cid:durableId="715393635">
+  <w:num w:numId="3">
     <w:abstractNumId w:val="18"/>
   </w:num>
-  <w:num w:numId="4" w16cid:durableId="1358116674">
+  <w:num w:numId="4">
     <w:abstractNumId w:val="17"/>
   </w:num>
-  <w:num w:numId="5" w16cid:durableId="204220094">
+  <w:num w:numId="5">
     <w:abstractNumId w:val="5"/>
   </w:num>
-  <w:num w:numId="6" w16cid:durableId="1401488410">
+  <w:num w:numId="6">
     <w:abstractNumId w:val="22"/>
   </w:num>
-  <w:num w:numId="7" w16cid:durableId="977567147">
+  <w:num w:numId="7">
     <w:abstractNumId w:val="26"/>
   </w:num>
-  <w:num w:numId="8" w16cid:durableId="1270313139">
+  <w:num w:numId="8">
     <w:abstractNumId w:val="35"/>
   </w:num>
-  <w:num w:numId="9" w16cid:durableId="1771197777">
+  <w:num w:numId="9">
     <w:abstractNumId w:val="8"/>
   </w:num>
-  <w:num w:numId="10" w16cid:durableId="387149561">
+  <w:num w:numId="10">
     <w:abstractNumId w:val="33"/>
   </w:num>
-  <w:num w:numId="11" w16cid:durableId="1572085171">
+  <w:num w:numId="11">
     <w:abstractNumId w:val="13"/>
   </w:num>
-  <w:num w:numId="12" w16cid:durableId="388460352">
+  <w:num w:numId="12">
     <w:abstractNumId w:val="12"/>
   </w:num>
-  <w:num w:numId="13" w16cid:durableId="568077577">
+  <w:num w:numId="13">
     <w:abstractNumId w:val="4"/>
   </w:num>
-  <w:num w:numId="14" w16cid:durableId="1101678859">
+  <w:num w:numId="14">
     <w:abstractNumId w:val="44"/>
   </w:num>
-  <w:num w:numId="15" w16cid:durableId="793790226">
+  <w:num w:numId="15">
     <w:abstractNumId w:val="19"/>
   </w:num>
-  <w:num w:numId="16" w16cid:durableId="1163817143">
+  <w:num w:numId="16">
     <w:abstractNumId w:val="6"/>
   </w:num>
-  <w:num w:numId="17" w16cid:durableId="1401637369">
+  <w:num w:numId="17">
     <w:abstractNumId w:val="16"/>
   </w:num>
-  <w:num w:numId="18" w16cid:durableId="1343971616">
+  <w:num w:numId="18">
     <w:abstractNumId w:val="31"/>
   </w:num>
-  <w:num w:numId="19" w16cid:durableId="313486090">
+  <w:num w:numId="19">
     <w:abstractNumId w:val="25"/>
   </w:num>
-  <w:num w:numId="20" w16cid:durableId="1846242789">
+  <w:num w:numId="20">
     <w:abstractNumId w:val="21"/>
   </w:num>
-  <w:num w:numId="21" w16cid:durableId="828136471">
+  <w:num w:numId="21">
     <w:abstractNumId w:val="38"/>
   </w:num>
-  <w:num w:numId="22" w16cid:durableId="1361855160">
+  <w:num w:numId="22">
     <w:abstractNumId w:val="40"/>
   </w:num>
-  <w:num w:numId="23" w16cid:durableId="1615818799">
+  <w:num w:numId="23">
     <w:abstractNumId w:val="10"/>
   </w:num>
-  <w:num w:numId="24" w16cid:durableId="487671112">
+  <w:num w:numId="24">
     <w:abstractNumId w:val="36"/>
   </w:num>
-  <w:num w:numId="25" w16cid:durableId="1321926922">
+  <w:num w:numId="25">
     <w:abstractNumId w:val="30"/>
   </w:num>
-  <w:num w:numId="26" w16cid:durableId="2112897112">
+  <w:num w:numId="26">
     <w:abstractNumId w:val="0"/>
   </w:num>
-  <w:num w:numId="27" w16cid:durableId="990140550">
+  <w:num w:numId="27">
     <w:abstractNumId w:val="23"/>
   </w:num>
-  <w:num w:numId="28" w16cid:durableId="495538229">
+  <w:num w:numId="28">
     <w:abstractNumId w:val="27"/>
   </w:num>
-  <w:num w:numId="29" w16cid:durableId="1255438682">
+  <w:num w:numId="29">
     <w:abstractNumId w:val="29"/>
   </w:num>
-  <w:num w:numId="30" w16cid:durableId="352802057">
+  <w:num w:numId="30">
     <w:abstractNumId w:val="28"/>
   </w:num>
-  <w:num w:numId="31" w16cid:durableId="449982151">
+  <w:num w:numId="31">
     <w:abstractNumId w:val="42"/>
   </w:num>
-  <w:num w:numId="32" w16cid:durableId="758217522">
+  <w:num w:numId="32">
     <w:abstractNumId w:val="9"/>
   </w:num>
-  <w:num w:numId="33" w16cid:durableId="990983992">
+  <w:num w:numId="33">
     <w:abstractNumId w:val="15"/>
   </w:num>
-  <w:num w:numId="34" w16cid:durableId="644511826">
+  <w:num w:numId="34">
     <w:abstractNumId w:val="7"/>
   </w:num>
-  <w:num w:numId="35" w16cid:durableId="8879218">
+  <w:num w:numId="35">
     <w:abstractNumId w:val="34"/>
   </w:num>
-  <w:num w:numId="36" w16cid:durableId="1154836909">
+  <w:num w:numId="36">
     <w:abstractNumId w:val="45"/>
   </w:num>
-  <w:num w:numId="37" w16cid:durableId="611590207">
+  <w:num w:numId="37">
     <w:abstractNumId w:val="43"/>
   </w:num>
-  <w:num w:numId="38" w16cid:durableId="335495533">
+  <w:num w:numId="38">
     <w:abstractNumId w:val="2"/>
   </w:num>
-  <w:num w:numId="39" w16cid:durableId="2119182175">
+  <w:num w:numId="39">
     <w:abstractNumId w:val="41"/>
   </w:num>
-  <w:num w:numId="40" w16cid:durableId="752818976">
+  <w:num w:numId="40">
     <w:abstractNumId w:val="1"/>
   </w:num>
-  <w:num w:numId="41" w16cid:durableId="1106197172">
+  <w:num w:numId="41">
     <w:abstractNumId w:val="37"/>
   </w:num>
-  <w:num w:numId="42" w16cid:durableId="363210509">
+  <w:num w:numId="42">
     <w:abstractNumId w:val="32"/>
   </w:num>
-  <w:num w:numId="43" w16cid:durableId="1874538469">
+  <w:num w:numId="43">
     <w:abstractNumId w:val="39"/>
   </w:num>
-  <w:num w:numId="44" w16cid:durableId="1835532379">
+  <w:num w:numId="44">
     <w:abstractNumId w:val="24"/>
   </w:num>
-  <w:num w:numId="45" w16cid:durableId="1439179829">
+  <w:num w:numId="45">
     <w:abstractNumId w:val="11"/>
   </w:num>
-  <w:num w:numId="46" w16cid:durableId="1858226098">
+  <w:num w:numId="46">
     <w:abstractNumId w:val="14"/>
   </w:num>
   <w:numIdMacAtCleanup w:val="46"/>
@@ -9357,7 +9473,7 @@
 </file>
 
 <file path=word/styles.xml><?xml version="1.0" encoding="utf-8"?>
-<w:styles xmlns:mc="http://schemas.openxmlformats.org/markup-compatibility/2006" xmlns:r="http://schemas.openxmlformats.org/officeDocument/2006/relationships" xmlns:w="http://schemas.openxmlformats.org/wordprocessingml/2006/main" xmlns:w14="http://schemas.microsoft.com/office/word/2010/wordml" xmlns:w15="http://schemas.microsoft.com/office/word/2012/wordml" xmlns:w16cex="http://schemas.microsoft.com/office/word/2018/wordml/cex" xmlns:w16cid="http://schemas.microsoft.com/office/word/2016/wordml/cid" xmlns:w16="http://schemas.microsoft.com/office/word/2018/wordml" xmlns:w16du="http://schemas.microsoft.com/office/word/2023/wordml/word16du" xmlns:w16sdtdh="http://schemas.microsoft.com/office/word/2020/wordml/sdtdatahash" xmlns:w16se="http://schemas.microsoft.com/office/word/2015/wordml/symex" mc:Ignorable="w14 w15 w16se w16cid w16 w16cex w16sdtdh w16du">
+<w:styles xmlns:mc="http://schemas.openxmlformats.org/markup-compatibility/2006" xmlns:r="http://schemas.openxmlformats.org/officeDocument/2006/relationships" xmlns:w="http://schemas.openxmlformats.org/wordprocessingml/2006/main" xmlns:w14="http://schemas.microsoft.com/office/word/2010/wordml" xmlns:w15="http://schemas.microsoft.com/office/word/2012/wordml" xmlns:w16cex="http://schemas.microsoft.com/office/word/2018/wordml/cex" xmlns:w16cid="http://schemas.microsoft.com/office/word/2016/wordml/cid" xmlns:w16="http://schemas.microsoft.com/office/word/2018/wordml" xmlns:w16sdtdh="http://schemas.microsoft.com/office/word/2020/wordml/sdtdatahash" xmlns:w16se="http://schemas.microsoft.com/office/word/2015/wordml/symex" mc:Ignorable="w14 w15 w16se w16cid w16 w16cex w16sdtdh">
   <w:docDefaults>
     <w:rPrDefault>
       <w:rPr>
@@ -9751,7 +9867,7 @@
     <w:lsdException w:name="Unresolved Mention" w:semiHidden="1" w:unhideWhenUsed="1"/>
     <w:lsdException w:name="Smart Link" w:semiHidden="1" w:unhideWhenUsed="1"/>
   </w:latentStyles>
-  <w:style w:type="paragraph" w:default="1" w:styleId="Normal">
+  <w:style w:type="paragraph" w:default="1" w:styleId="a">
     <w:name w:val="Normal"/>
     <w:qFormat/>
     <w:rsid w:val="005A2A15"/>
@@ -9763,11 +9879,11 @@
       <w:szCs w:val="24"/>
     </w:rPr>
   </w:style>
-  <w:style w:type="paragraph" w:styleId="Heading1">
+  <w:style w:type="paragraph" w:styleId="1">
     <w:name w:val="heading 1"/>
-    <w:basedOn w:val="Normal"/>
-    <w:next w:val="Normal"/>
-    <w:link w:val="Heading1Char"/>
+    <w:basedOn w:val="a"/>
+    <w:next w:val="a"/>
+    <w:link w:val="10"/>
     <w:uiPriority w:val="99"/>
     <w:qFormat/>
     <w:rsid w:val="005A2A15"/>
@@ -9787,11 +9903,11 @@
       <w:szCs w:val="28"/>
     </w:rPr>
   </w:style>
-  <w:style w:type="paragraph" w:styleId="Heading2">
+  <w:style w:type="paragraph" w:styleId="2">
     <w:name w:val="heading 2"/>
-    <w:basedOn w:val="Normal"/>
-    <w:next w:val="Normal"/>
-    <w:link w:val="Heading2Char"/>
+    <w:basedOn w:val="a"/>
+    <w:next w:val="a"/>
+    <w:link w:val="20"/>
     <w:uiPriority w:val="99"/>
     <w:qFormat/>
     <w:rsid w:val="005A2A15"/>
@@ -9811,11 +9927,11 @@
       <w:szCs w:val="20"/>
     </w:rPr>
   </w:style>
-  <w:style w:type="paragraph" w:styleId="Heading3">
+  <w:style w:type="paragraph" w:styleId="3">
     <w:name w:val="heading 3"/>
-    <w:basedOn w:val="Normal"/>
-    <w:next w:val="Normal"/>
-    <w:link w:val="Heading3Char"/>
+    <w:basedOn w:val="a"/>
+    <w:next w:val="a"/>
+    <w:link w:val="30"/>
     <w:uiPriority w:val="99"/>
     <w:qFormat/>
     <w:rsid w:val="005A2A15"/>
@@ -9835,11 +9951,11 @@
       <w:lang w:val="en-US"/>
     </w:rPr>
   </w:style>
-  <w:style w:type="paragraph" w:styleId="Heading4">
+  <w:style w:type="paragraph" w:styleId="4">
     <w:name w:val="heading 4"/>
-    <w:basedOn w:val="Normal"/>
-    <w:next w:val="Normal"/>
-    <w:link w:val="Heading4Char"/>
+    <w:basedOn w:val="a"/>
+    <w:next w:val="a"/>
+    <w:link w:val="40"/>
     <w:uiPriority w:val="99"/>
     <w:qFormat/>
     <w:rsid w:val="005A2A15"/>
@@ -9859,13 +9975,13 @@
       <w:szCs w:val="32"/>
     </w:rPr>
   </w:style>
-  <w:style w:type="character" w:default="1" w:styleId="DefaultParagraphFont">
+  <w:style w:type="character" w:default="1" w:styleId="a0">
     <w:name w:val="Default Paragraph Font"/>
     <w:uiPriority w:val="1"/>
     <w:semiHidden/>
     <w:unhideWhenUsed/>
   </w:style>
-  <w:style w:type="table" w:default="1" w:styleId="TableNormal">
+  <w:style w:type="table" w:default="1" w:styleId="a1">
     <w:name w:val="Normal Table"/>
     <w:uiPriority w:val="99"/>
     <w:semiHidden/>
@@ -9880,16 +9996,16 @@
       </w:tblCellMar>
     </w:tblPr>
   </w:style>
-  <w:style w:type="numbering" w:default="1" w:styleId="NoList">
+  <w:style w:type="numbering" w:default="1" w:styleId="a2">
     <w:name w:val="No List"/>
     <w:uiPriority w:val="99"/>
     <w:semiHidden/>
     <w:unhideWhenUsed/>
   </w:style>
-  <w:style w:type="character" w:customStyle="1" w:styleId="Heading1Char">
-    <w:name w:val="Heading 1 Char"/>
-    <w:basedOn w:val="DefaultParagraphFont"/>
-    <w:link w:val="Heading1"/>
+  <w:style w:type="character" w:customStyle="1" w:styleId="10">
+    <w:name w:val="Заголовок 1 Знак"/>
+    <w:basedOn w:val="a0"/>
+    <w:link w:val="1"/>
     <w:uiPriority w:val="99"/>
     <w:locked/>
     <w:rsid w:val="005A2A15"/>
@@ -9902,10 +10018,10 @@
       <w:szCs w:val="32"/>
     </w:rPr>
   </w:style>
-  <w:style w:type="character" w:customStyle="1" w:styleId="Heading2Char">
-    <w:name w:val="Heading 2 Char"/>
-    <w:basedOn w:val="DefaultParagraphFont"/>
-    <w:link w:val="Heading2"/>
+  <w:style w:type="character" w:customStyle="1" w:styleId="20">
+    <w:name w:val="Заголовок 2 Знак"/>
+    <w:basedOn w:val="a0"/>
+    <w:link w:val="2"/>
     <w:uiPriority w:val="99"/>
     <w:semiHidden/>
     <w:locked/>
@@ -9920,10 +10036,10 @@
       <w:szCs w:val="28"/>
     </w:rPr>
   </w:style>
-  <w:style w:type="character" w:customStyle="1" w:styleId="Heading3Char">
-    <w:name w:val="Heading 3 Char"/>
-    <w:basedOn w:val="DefaultParagraphFont"/>
-    <w:link w:val="Heading3"/>
+  <w:style w:type="character" w:customStyle="1" w:styleId="30">
+    <w:name w:val="Заголовок 3 Знак"/>
+    <w:basedOn w:val="a0"/>
+    <w:link w:val="3"/>
     <w:uiPriority w:val="99"/>
     <w:semiHidden/>
     <w:locked/>
@@ -9936,10 +10052,10 @@
       <w:szCs w:val="26"/>
     </w:rPr>
   </w:style>
-  <w:style w:type="character" w:customStyle="1" w:styleId="Heading4Char">
-    <w:name w:val="Heading 4 Char"/>
-    <w:basedOn w:val="DefaultParagraphFont"/>
-    <w:link w:val="Heading4"/>
+  <w:style w:type="character" w:customStyle="1" w:styleId="40">
+    <w:name w:val="Заголовок 4 Знак"/>
+    <w:basedOn w:val="a0"/>
+    <w:link w:val="4"/>
     <w:uiPriority w:val="99"/>
     <w:semiHidden/>
     <w:locked/>
@@ -9952,10 +10068,10 @@
       <w:szCs w:val="28"/>
     </w:rPr>
   </w:style>
-  <w:style w:type="paragraph" w:styleId="Title">
+  <w:style w:type="paragraph" w:styleId="a3">
     <w:name w:val="Title"/>
-    <w:basedOn w:val="Normal"/>
-    <w:link w:val="TitleChar"/>
+    <w:basedOn w:val="a"/>
+    <w:link w:val="a4"/>
     <w:uiPriority w:val="99"/>
     <w:qFormat/>
     <w:rsid w:val="005A2A15"/>
@@ -9973,10 +10089,10 @@
       <w:szCs w:val="20"/>
     </w:rPr>
   </w:style>
-  <w:style w:type="character" w:customStyle="1" w:styleId="TitleChar">
-    <w:name w:val="Title Char"/>
-    <w:basedOn w:val="DefaultParagraphFont"/>
-    <w:link w:val="Title"/>
+  <w:style w:type="character" w:customStyle="1" w:styleId="a4">
+    <w:name w:val="Заголовок Знак"/>
+    <w:basedOn w:val="a0"/>
+    <w:link w:val="a3"/>
     <w:uiPriority w:val="99"/>
     <w:locked/>
     <w:rsid w:val="005A2A15"/>
@@ -9989,10 +10105,10 @@
       <w:szCs w:val="32"/>
     </w:rPr>
   </w:style>
-  <w:style w:type="paragraph" w:styleId="BodyText">
+  <w:style w:type="paragraph" w:styleId="a5">
     <w:name w:val="Body Text"/>
-    <w:basedOn w:val="Normal"/>
-    <w:link w:val="BodyTextChar"/>
+    <w:basedOn w:val="a"/>
+    <w:link w:val="a6"/>
     <w:uiPriority w:val="99"/>
     <w:rsid w:val="005A2A15"/>
     <w:pPr>
@@ -10008,10 +10124,10 @@
       <w:szCs w:val="28"/>
     </w:rPr>
   </w:style>
-  <w:style w:type="character" w:customStyle="1" w:styleId="BodyTextChar">
-    <w:name w:val="Body Text Char"/>
-    <w:basedOn w:val="DefaultParagraphFont"/>
-    <w:link w:val="BodyText"/>
+  <w:style w:type="character" w:customStyle="1" w:styleId="a6">
+    <w:name w:val="Основной текст Знак"/>
+    <w:basedOn w:val="a0"/>
+    <w:link w:val="a5"/>
     <w:uiPriority w:val="99"/>
     <w:semiHidden/>
     <w:locked/>
@@ -10024,7 +10140,7 @@
   </w:style>
   <w:style w:type="paragraph" w:customStyle="1" w:styleId="H1">
     <w:name w:val="H1"/>
-    <w:basedOn w:val="Normal"/>
+    <w:basedOn w:val="a"/>
     <w:next w:val="MAINTEXT1"/>
     <w:link w:val="H10"/>
     <w:qFormat/>
@@ -10063,7 +10179,7 @@
   </w:style>
   <w:style w:type="character" w:customStyle="1" w:styleId="H10">
     <w:name w:val="H1 Знак"/>
-    <w:basedOn w:val="DefaultParagraphFont"/>
+    <w:basedOn w:val="a0"/>
     <w:link w:val="H1"/>
     <w:rsid w:val="00F26346"/>
     <w:rPr>
@@ -10085,10 +10201,10 @@
       <w:szCs w:val="28"/>
     </w:rPr>
   </w:style>
-  <w:style w:type="paragraph" w:styleId="Header">
+  <w:style w:type="paragraph" w:styleId="a7">
     <w:name w:val="header"/>
-    <w:basedOn w:val="Normal"/>
-    <w:link w:val="HeaderChar"/>
+    <w:basedOn w:val="a"/>
+    <w:link w:val="a8"/>
     <w:uiPriority w:val="99"/>
     <w:unhideWhenUsed/>
     <w:rsid w:val="0002180F"/>
@@ -10099,10 +10215,10 @@
       </w:tabs>
     </w:pPr>
   </w:style>
-  <w:style w:type="character" w:customStyle="1" w:styleId="HeaderChar">
-    <w:name w:val="Header Char"/>
-    <w:basedOn w:val="DefaultParagraphFont"/>
-    <w:link w:val="Header"/>
+  <w:style w:type="character" w:customStyle="1" w:styleId="a8">
+    <w:name w:val="Верхний колонтитул Знак"/>
+    <w:basedOn w:val="a0"/>
+    <w:link w:val="a7"/>
     <w:uiPriority w:val="99"/>
     <w:rsid w:val="0002180F"/>
     <w:rPr>
@@ -10110,10 +10226,10 @@
       <w:szCs w:val="24"/>
     </w:rPr>
   </w:style>
-  <w:style w:type="paragraph" w:styleId="Footer">
+  <w:style w:type="paragraph" w:styleId="a9">
     <w:name w:val="footer"/>
-    <w:basedOn w:val="Normal"/>
-    <w:link w:val="FooterChar"/>
+    <w:basedOn w:val="a"/>
+    <w:link w:val="aa"/>
     <w:uiPriority w:val="99"/>
     <w:unhideWhenUsed/>
     <w:rsid w:val="0002180F"/>
@@ -10124,10 +10240,10 @@
       </w:tabs>
     </w:pPr>
   </w:style>
-  <w:style w:type="character" w:customStyle="1" w:styleId="FooterChar">
-    <w:name w:val="Footer Char"/>
-    <w:basedOn w:val="DefaultParagraphFont"/>
-    <w:link w:val="Footer"/>
+  <w:style w:type="character" w:customStyle="1" w:styleId="aa">
+    <w:name w:val="Нижний колонтитул Знак"/>
+    <w:basedOn w:val="a0"/>
+    <w:link w:val="a9"/>
     <w:uiPriority w:val="99"/>
     <w:rsid w:val="0002180F"/>
     <w:rPr>
@@ -10137,7 +10253,7 @@
   </w:style>
   <w:style w:type="paragraph" w:customStyle="1" w:styleId="DIV1">
     <w:name w:val="DIV1"/>
-    <w:basedOn w:val="ListParagraph"/>
+    <w:basedOn w:val="ab"/>
     <w:next w:val="MAINTEXT1"/>
     <w:qFormat/>
     <w:rsid w:val="00C72183"/>
@@ -10155,9 +10271,9 @@
       <w:sz w:val="28"/>
     </w:rPr>
   </w:style>
-  <w:style w:type="paragraph" w:styleId="ListParagraph">
+  <w:style w:type="paragraph" w:styleId="ab">
     <w:name w:val="List Paragraph"/>
-    <w:basedOn w:val="Normal"/>
+    <w:basedOn w:val="a"/>
     <w:uiPriority w:val="34"/>
     <w:qFormat/>
     <w:rsid w:val="008331DB"/>
@@ -10166,17 +10282,17 @@
       <w:contextualSpacing/>
     </w:pPr>
   </w:style>
-  <w:style w:type="paragraph" w:styleId="Bibliography">
+  <w:style w:type="paragraph" w:styleId="ac">
     <w:name w:val="Bibliography"/>
-    <w:basedOn w:val="Normal"/>
-    <w:next w:val="Normal"/>
+    <w:basedOn w:val="a"/>
+    <w:next w:val="a"/>
     <w:uiPriority w:val="37"/>
     <w:unhideWhenUsed/>
     <w:rsid w:val="00EE1F7E"/>
   </w:style>
   <w:style w:type="paragraph" w:customStyle="1" w:styleId="DIV2">
     <w:name w:val="DIV2"/>
-    <w:basedOn w:val="ListParagraph"/>
+    <w:basedOn w:val="ab"/>
     <w:next w:val="MAINTEXT2"/>
     <w:qFormat/>
     <w:rsid w:val="00C72183"/>
@@ -10195,10 +10311,10 @@
       <w:sz w:val="28"/>
     </w:rPr>
   </w:style>
-  <w:style w:type="paragraph" w:styleId="TOC3">
+  <w:style w:type="paragraph" w:styleId="31">
     <w:name w:val="toc 3"/>
-    <w:basedOn w:val="Normal"/>
-    <w:next w:val="Normal"/>
+    <w:basedOn w:val="a"/>
+    <w:next w:val="a"/>
     <w:autoRedefine/>
     <w:uiPriority w:val="39"/>
     <w:locked/>
@@ -10211,10 +10327,10 @@
       <w:sz w:val="28"/>
     </w:rPr>
   </w:style>
-  <w:style w:type="paragraph" w:styleId="TOC1">
+  <w:style w:type="paragraph" w:styleId="11">
     <w:name w:val="toc 1"/>
-    <w:basedOn w:val="Normal"/>
-    <w:next w:val="Normal"/>
+    <w:basedOn w:val="a"/>
+    <w:next w:val="a"/>
     <w:autoRedefine/>
     <w:uiPriority w:val="39"/>
     <w:locked/>
@@ -10230,10 +10346,10 @@
       <w:sz w:val="28"/>
     </w:rPr>
   </w:style>
-  <w:style w:type="paragraph" w:styleId="TOC2">
+  <w:style w:type="paragraph" w:styleId="21">
     <w:name w:val="toc 2"/>
-    <w:basedOn w:val="Normal"/>
-    <w:next w:val="Normal"/>
+    <w:basedOn w:val="a"/>
+    <w:next w:val="a"/>
     <w:autoRedefine/>
     <w:uiPriority w:val="39"/>
     <w:locked/>
@@ -10252,9 +10368,9 @@
       <w:szCs w:val="28"/>
     </w:rPr>
   </w:style>
-  <w:style w:type="character" w:styleId="Hyperlink">
+  <w:style w:type="character" w:styleId="ad">
     <w:name w:val="Hyperlink"/>
-    <w:basedOn w:val="DefaultParagraphFont"/>
+    <w:basedOn w:val="a0"/>
     <w:uiPriority w:val="99"/>
     <w:unhideWhenUsed/>
     <w:rsid w:val="00C03BE7"/>
@@ -10273,9 +10389,9 @@
       <w:outlineLvl w:val="9"/>
     </w:pPr>
   </w:style>
-  <w:style w:type="character" w:styleId="PlaceholderText">
+  <w:style w:type="character" w:styleId="ae">
     <w:name w:val="Placeholder Text"/>
-    <w:basedOn w:val="DefaultParagraphFont"/>
+    <w:basedOn w:val="a0"/>
     <w:uiPriority w:val="99"/>
     <w:semiHidden/>
     <w:rsid w:val="00ED438A"/>
@@ -10283,9 +10399,9 @@
       <w:color w:val="808080"/>
     </w:rPr>
   </w:style>
-  <w:style w:type="table" w:styleId="TableGrid">
+  <w:style w:type="table" w:styleId="af">
     <w:name w:val="Table Grid"/>
-    <w:basedOn w:val="TableNormal"/>
+    <w:basedOn w:val="a1"/>
     <w:locked/>
     <w:rsid w:val="007151DF"/>
     <w:pPr>
@@ -10302,10 +10418,10 @@
       </w:tblBorders>
     </w:tblPr>
   </w:style>
-  <w:style w:type="paragraph" w:styleId="Caption">
+  <w:style w:type="paragraph" w:styleId="af0">
     <w:name w:val="caption"/>
-    <w:basedOn w:val="Normal"/>
-    <w:next w:val="Normal"/>
+    <w:basedOn w:val="a"/>
+    <w:next w:val="a"/>
     <w:unhideWhenUsed/>
     <w:locked/>
     <w:rsid w:val="000214A2"/>
@@ -10321,10 +10437,10 @@
       <w:szCs w:val="28"/>
     </w:rPr>
   </w:style>
-  <w:style w:type="paragraph" w:styleId="TOC4">
+  <w:style w:type="paragraph" w:styleId="41">
     <w:name w:val="toc 4"/>
-    <w:basedOn w:val="Normal"/>
-    <w:next w:val="Normal"/>
+    <w:basedOn w:val="a"/>
+    <w:next w:val="a"/>
     <w:autoRedefine/>
     <w:locked/>
     <w:rsid w:val="00CA1852"/>
@@ -10397,7 +10513,7 @@
   </w:style>
   <w:style w:type="paragraph" w:customStyle="1" w:styleId="TABLECAPTION">
     <w:name w:val="TABLE CAPTION"/>
-    <w:basedOn w:val="Caption"/>
+    <w:basedOn w:val="af0"/>
     <w:qFormat/>
     <w:rsid w:val="00C72183"/>
     <w:pPr>
@@ -10439,7 +10555,7 @@
   </w:style>
   <w:style w:type="paragraph" w:customStyle="1" w:styleId="PICTURECAPTION">
     <w:name w:val="PICTURE CAPTION"/>
-    <w:basedOn w:val="Caption"/>
+    <w:basedOn w:val="af0"/>
     <w:qFormat/>
     <w:rsid w:val="00C72183"/>
     <w:pPr>
@@ -10866,9 +10982,9 @@
       <w:jc w:val="left"/>
     </w:pPr>
   </w:style>
-  <w:style w:type="paragraph" w:styleId="NormalWeb">
+  <w:style w:type="paragraph" w:styleId="af1">
     <w:name w:val="Normal (Web)"/>
-    <w:basedOn w:val="Normal"/>
+    <w:basedOn w:val="a"/>
     <w:uiPriority w:val="99"/>
     <w:semiHidden/>
     <w:unhideWhenUsed/>
